--- a/src/content/bios/Thomas-AA 2020.docx
+++ b/src/content/bios/Thomas-AA 2020.docx
@@ -1,6 +1,6 @@
 
 <file path=word/document.xml><?xml version="1.0" encoding="utf-8"?>
-<w:document xmlns:wpc="http://schemas.microsoft.com/office/word/2010/wordprocessingCanvas" xmlns:cx="http://schemas.microsoft.com/office/drawing/2014/chartex" xmlns:cx1="http://schemas.microsoft.com/office/drawing/2015/9/8/chartex" xmlns:cx2="http://schemas.microsoft.com/office/drawing/2015/10/21/chartex" xmlns:cx3="http://schemas.microsoft.com/office/drawing/2016/5/9/chartex" xmlns:cx4="http://schemas.microsoft.com/office/drawing/2016/5/10/chartex" xmlns:cx5="http://schemas.microsoft.com/office/drawing/2016/5/11/chartex" xmlns:cx6="http://schemas.microsoft.com/office/drawing/2016/5/12/chartex" xmlns:cx7="http://schemas.microsoft.com/office/drawing/2016/5/13/chartex" xmlns:cx8="http://schemas.microsoft.com/office/drawing/2016/5/14/chartex" xmlns:mc="http://schemas.openxmlformats.org/markup-compatibility/2006" xmlns:aink="http://schemas.microsoft.com/office/drawing/2016/ink" xmlns:am3d="http://schemas.microsoft.com/office/drawing/2017/model3d" xmlns:o="urn:schemas-microsoft-com:office:office" xmlns:oel="http://schemas.microsoft.com/office/2019/extlst" xmlns:r="http://schemas.openxmlformats.org/officeDocument/2006/relationships" xmlns:m="http://schemas.openxmlformats.org/officeDocument/2006/math" xmlns:v="urn:schemas-microsoft-com:vml" xmlns:wp14="http://schemas.microsoft.com/office/word/2010/wordprocessingDrawing" xmlns:wp="http://schemas.openxmlformats.org/drawingml/2006/wordprocessingDrawing" xmlns:w10="urn:schemas-microsoft-com:office:word" xmlns:w="http://schemas.openxmlformats.org/wordprocessingml/2006/main" xmlns:w14="http://schemas.microsoft.com/office/word/2010/wordml" xmlns:w15="http://schemas.microsoft.com/office/word/2012/wordml" xmlns:w16cex="http://schemas.microsoft.com/office/word/2018/wordml/cex" xmlns:w16cid="http://schemas.microsoft.com/office/word/2016/wordml/cid" xmlns:w16="http://schemas.microsoft.com/office/word/2018/wordml" xmlns:w16du="http://schemas.microsoft.com/office/word/2023/wordml/word16du" xmlns:w16sdtdh="http://schemas.microsoft.com/office/word/2020/wordml/sdtdatahash" xmlns:w16sdtfl="http://schemas.microsoft.com/office/word/2024/wordml/sdtformatlock" xmlns:w16se="http://schemas.microsoft.com/office/word/2015/wordml/symex" xmlns:wpg="http://schemas.microsoft.com/office/word/2010/wordprocessingGroup" xmlns:wpi="http://schemas.microsoft.com/office/word/2010/wordprocessingInk" xmlns:wne="http://schemas.microsoft.com/office/word/2006/wordml" xmlns:wps="http://schemas.microsoft.com/office/word/2010/wordprocessingShape" mc:Ignorable="w14 w15 w16se w16cid w16 w16cex w16sdtdh w16sdtfl w16du wp14">
+<w:document xmlns:wpc="http://schemas.microsoft.com/office/word/2010/wordprocessingCanvas" xmlns:cx="http://schemas.microsoft.com/office/drawing/2014/chartex" xmlns:cx1="http://schemas.microsoft.com/office/drawing/2015/9/8/chartex" xmlns:cx2="http://schemas.microsoft.com/office/drawing/2015/10/21/chartex" xmlns:cx3="http://schemas.microsoft.com/office/drawing/2016/5/9/chartex" xmlns:cx4="http://schemas.microsoft.com/office/drawing/2016/5/10/chartex" xmlns:cx5="http://schemas.microsoft.com/office/drawing/2016/5/11/chartex" xmlns:cx6="http://schemas.microsoft.com/office/drawing/2016/5/12/chartex" xmlns:cx7="http://schemas.microsoft.com/office/drawing/2016/5/13/chartex" xmlns:cx8="http://schemas.microsoft.com/office/drawing/2016/5/14/chartex" xmlns:mc="http://schemas.openxmlformats.org/markup-compatibility/2006" xmlns:m="http://schemas.openxmlformats.org/officeDocument/2006/math" xmlns:aink="http://schemas.microsoft.com/office/drawing/2016/ink" xmlns:am3d="http://schemas.microsoft.com/office/drawing/2017/model3d" xmlns:oel="http://schemas.microsoft.com/office/2019/extlst" xmlns:r="http://schemas.openxmlformats.org/officeDocument/2006/relationships" xmlns:wp14="http://schemas.microsoft.com/office/word/2010/wordprocessingDrawing" xmlns:wp="http://schemas.openxmlformats.org/drawingml/2006/wordprocessingDrawing" xmlns:wpg="http://schemas.microsoft.com/office/word/2010/wordprocessingGroup" xmlns:wpi="http://schemas.microsoft.com/office/word/2010/wordprocessingInk" xmlns:wps="http://schemas.microsoft.com/office/word/2010/wordprocessingShape" xmlns:o="urn:schemas-microsoft-com:office:office" xmlns:v="urn:schemas-microsoft-com:vml" xmlns:w10="urn:schemas-microsoft-com:office:word" xmlns:w="http://schemas.openxmlformats.org/wordprocessingml/2006/main" xmlns:w14="http://schemas.microsoft.com/office/word/2010/wordml" xmlns:w15="http://schemas.microsoft.com/office/word/2012/wordml" xmlns:w16cei="http://schemas.microsoft.com/office/word/2026/wordml/cei" xmlns:w16cex="http://schemas.microsoft.com/office/word/2018/wordml/cex" xmlns:w16cid="http://schemas.microsoft.com/office/word/2016/wordml/cid" xmlns:w16="http://schemas.microsoft.com/office/word/2018/wordml" xmlns:w16sdtdh="http://schemas.microsoft.com/office/word/2020/wordml/sdtdatahash" xmlns:w16sdtfl="http://schemas.microsoft.com/office/word/2024/wordml/sdtformatlock" xmlns:w16se="http://schemas.microsoft.com/office/word/2015/wordml/symex" xmlns:w16du="http://schemas.microsoft.com/office/word/2023/wordml/word16du" xmlns:wne="http://schemas.microsoft.com/office/word/2006/wordml" mc:Ignorable="w14 w15 w16se w16cid w16 w16cex w16sdtdh w16sdtfl w16du wp14">
   <w:body>
     <w:p>
       <w:pPr>
@@ -301,9 +301,8 @@
           <w:szCs w:val="24"/>
           <w:lang w:val="en-GB"/>
         </w:rPr>
-        <w:t xml:space="preserve">Clémence </w:t>
-      </w:r>
-      <w:proofErr w:type="spellStart"/>
+        <w:t xml:space="preserve">Clémence Malloire, baker. </w:t>
+      </w:r>
       <w:r>
         <w:rPr>
           <w:rFonts w:ascii="Times New Roman" w:hAnsi="Times New Roman" w:cs="Times New Roman"/>
@@ -313,9 +312,8 @@
           <w:szCs w:val="24"/>
           <w:lang w:val="en-GB"/>
         </w:rPr>
-        <w:t>Malloire</w:t>
-      </w:r>
-      <w:proofErr w:type="spellEnd"/>
+        <w:t>On 17 January 1905 h</w:t>
+      </w:r>
       <w:r>
         <w:rPr>
           <w:rFonts w:ascii="Times New Roman" w:hAnsi="Times New Roman" w:cs="Times New Roman"/>
@@ -325,53 +323,7 @@
           <w:szCs w:val="24"/>
           <w:lang w:val="en-GB"/>
         </w:rPr>
-        <w:t xml:space="preserve">, baker. </w:t>
-      </w:r>
-      <w:r>
-        <w:rPr>
-          <w:rFonts w:ascii="Times New Roman" w:hAnsi="Times New Roman" w:cs="Times New Roman"/>
-          <w:b/>
-          <w:bCs/>
-          <w:sz w:val="24"/>
-          <w:szCs w:val="24"/>
-          <w:lang w:val="en-GB"/>
-        </w:rPr>
-        <w:t>On 17 January 1905 h</w:t>
-      </w:r>
-      <w:r>
-        <w:rPr>
-          <w:rFonts w:ascii="Times New Roman" w:hAnsi="Times New Roman" w:cs="Times New Roman"/>
-          <w:b/>
-          <w:bCs/>
-          <w:sz w:val="24"/>
-          <w:szCs w:val="24"/>
-          <w:lang w:val="en-GB"/>
-        </w:rPr>
-        <w:t xml:space="preserve">e married Madeleine </w:t>
-      </w:r>
-      <w:proofErr w:type="spellStart"/>
-      <w:r>
-        <w:rPr>
-          <w:rFonts w:ascii="Times New Roman" w:hAnsi="Times New Roman" w:cs="Times New Roman"/>
-          <w:b/>
-          <w:bCs/>
-          <w:sz w:val="24"/>
-          <w:szCs w:val="24"/>
-          <w:lang w:val="en-GB"/>
-        </w:rPr>
-        <w:t>Chaufaille</w:t>
-      </w:r>
-      <w:proofErr w:type="spellEnd"/>
-      <w:r>
-        <w:rPr>
-          <w:rFonts w:ascii="Times New Roman" w:hAnsi="Times New Roman" w:cs="Times New Roman"/>
-          <w:b/>
-          <w:bCs/>
-          <w:sz w:val="24"/>
-          <w:szCs w:val="24"/>
-          <w:lang w:val="en-GB"/>
-        </w:rPr>
-        <w:t xml:space="preserve">, teacher. They had three </w:t>
+        <w:t xml:space="preserve">e married Madeleine Chaufaille, teacher. They had three </w:t>
       </w:r>
       <w:r>
         <w:rPr>
@@ -420,45 +372,26 @@
         </w:rPr>
       </w:pPr>
       <w:r>
-        <w:rPr>
-          <w:rFonts w:ascii="Times New Roman" w:hAnsi="Times New Roman" w:cs="Times New Roman"/>
-          <w:sz w:val="24"/>
-          <w:szCs w:val="24"/>
-          <w:lang w:val="en-GB"/>
-        </w:rPr>
+        <w:t xml:space="preserve"> </w:t>
+      </w:r>
+      <w:r>
         <w:fldChar w:fldCharType="begin"/>
       </w:r>
       <w:r>
-        <w:rPr>
-          <w:rFonts w:ascii="Times New Roman" w:hAnsi="Times New Roman" w:cs="Times New Roman"/>
-          <w:sz w:val="24"/>
-          <w:szCs w:val="24"/>
-          <w:lang w:val="en-GB"/>
-        </w:rPr>
-        <w:instrText xml:space="preserve"> INCLUDEPICTURE "/var/folders/9v/225tk7zx5sb9c4sf0kklp89h0000gn/T/com.microsoft.Word/WebArchiveCopyPasteTempFiles/9k=" \* MERGEFORMATINET </w:instrText>
-      </w:r>
-      <w:r>
-        <w:rPr>
-          <w:rFonts w:ascii="Times New Roman" w:hAnsi="Times New Roman" w:cs="Times New Roman"/>
-          <w:sz w:val="24"/>
-          <w:szCs w:val="24"/>
-          <w:lang w:val="en-GB"/>
-        </w:rPr>
+        <w:instrText xml:space="preserve"> INCLUDEPICTURE "/Users/bobreinalda/Library/Group Containers/UBF8T346G9.ms/WebArchiveCopyPasteTempFiles/com.microsoft.Word/albert_thomas.webp" \* MERGEFORMATINET </w:instrText>
+      </w:r>
+      <w:r>
         <w:fldChar w:fldCharType="separate"/>
       </w:r>
       <w:r>
         <w:rPr>
-          <w:rFonts w:ascii="Times New Roman" w:hAnsi="Times New Roman" w:cs="Times New Roman"/>
           <w:noProof/>
-          <w:sz w:val="24"/>
-          <w:szCs w:val="24"/>
-          <w:lang w:val="en-GB"/>
         </w:rPr>
         <w:drawing>
-          <wp:inline distT="0" distB="0" distL="0" distR="0" wp14:anchorId="62293B49" wp14:editId="51A11D59">
-            <wp:extent cx="2083640" cy="2218690"/>
-            <wp:effectExtent l="0" t="0" r="0" b="3810"/>
-            <wp:docPr id="1" name="Afbeelding 1" descr="Albert Thomas, 1st Director-General of the ILO. Undated.ILO Photo Gallery -  Department of Communication"/>
+          <wp:inline distT="0" distB="0" distL="0" distR="0" wp14:anchorId="434DED40" wp14:editId="17069F51">
+            <wp:extent cx="2923750" cy="1644650"/>
+            <wp:effectExtent l="0" t="0" r="0" b="0"/>
+            <wp:docPr id="959457787" name="Afbeelding 1"/>
             <wp:cNvGraphicFramePr>
               <a:graphicFrameLocks xmlns:a="http://schemas.openxmlformats.org/drawingml/2006/main" noChangeAspect="1"/>
             </wp:cNvGraphicFramePr>
@@ -466,26 +399,28 @@
               <a:graphicData uri="http://schemas.openxmlformats.org/drawingml/2006/picture">
                 <pic:pic xmlns:pic="http://schemas.openxmlformats.org/drawingml/2006/picture">
                   <pic:nvPicPr>
-                    <pic:cNvPr id="0" name="Picture 1" descr="Albert Thomas, 1st Director-General of the ILO. Undated.ILO Photo Gallery -  Department of Communication"/>
+                    <pic:cNvPr id="0" name="Picture 1"/>
                     <pic:cNvPicPr>
                       <a:picLocks noChangeAspect="1" noChangeArrowheads="1"/>
                     </pic:cNvPicPr>
                   </pic:nvPicPr>
-                  <pic:blipFill rotWithShape="1">
-                    <a:blip r:embed="rId6">
+                  <pic:blipFill>
+                    <a:blip r:embed="rId6" cstate="print">
                       <a:extLst>
                         <a:ext uri="{28A0092B-C50C-407E-A947-70E740481C1C}">
                           <a14:useLocalDpi xmlns:a14="http://schemas.microsoft.com/office/drawing/2010/main" val="0"/>
                         </a:ext>
                       </a:extLst>
                     </a:blip>
-                    <a:srcRect l="24532" t="6756" r="14794"/>
-                    <a:stretch/>
+                    <a:srcRect/>
+                    <a:stretch>
+                      <a:fillRect/>
+                    </a:stretch>
                   </pic:blipFill>
                   <pic:spPr bwMode="auto">
                     <a:xfrm>
                       <a:off x="0" y="0"/>
-                      <a:ext cx="2101107" cy="2237289"/>
+                      <a:ext cx="2969096" cy="1670158"/>
                     </a:xfrm>
                     <a:prstGeom prst="rect">
                       <a:avLst/>
@@ -494,11 +429,6 @@
                     <a:ln>
                       <a:noFill/>
                     </a:ln>
-                    <a:extLst>
-                      <a:ext uri="{53640926-AAD7-44D8-BBD7-CCE9431645EC}">
-                        <a14:shadowObscured xmlns:a14="http://schemas.microsoft.com/office/drawing/2010/main"/>
-                      </a:ext>
-                    </a:extLst>
                   </pic:spPr>
                 </pic:pic>
               </a:graphicData>
@@ -507,12 +437,6 @@
         </w:drawing>
       </w:r>
       <w:r>
-        <w:rPr>
-          <w:rFonts w:ascii="Times New Roman" w:hAnsi="Times New Roman" w:cs="Times New Roman"/>
-          <w:sz w:val="24"/>
-          <w:szCs w:val="24"/>
-          <w:lang w:val="en-GB"/>
-        </w:rPr>
         <w:fldChar w:fldCharType="end"/>
       </w:r>
     </w:p>
@@ -546,36 +470,41 @@
         </w:rPr>
         <w:t xml:space="preserve"> </w:t>
       </w:r>
-      <w:hyperlink r:id="rId7" w:history="1">
-        <w:r>
-          <w:rPr>
-            <w:rStyle w:val="Hyperlink"/>
-            <w:rFonts w:ascii="Times New Roman" w:hAnsi="Times New Roman" w:cs="Times New Roman"/>
-            <w:sz w:val="24"/>
-            <w:szCs w:val="24"/>
-            <w:u w:val="none"/>
-            <w:lang w:val="en-GB"/>
-          </w:rPr>
-          <w:t>www.ilo.org/dyn/media/mediasearch.fiche?p_id=19219&amp;p_lang=en</w:t>
-        </w:r>
-      </w:hyperlink>
-      <w:r>
-        <w:rPr>
-          <w:rFonts w:ascii="Times New Roman" w:hAnsi="Times New Roman" w:cs="Times New Roman"/>
-          <w:sz w:val="24"/>
-          <w:szCs w:val="24"/>
-          <w:lang w:val="en-GB"/>
-        </w:rPr>
-        <w:t xml:space="preserve"> </w:t>
-      </w:r>
-      <w:r>
-        <w:rPr>
-          <w:rFonts w:ascii="Times New Roman" w:hAnsi="Times New Roman" w:cs="Times New Roman"/>
-          <w:sz w:val="24"/>
-          <w:szCs w:val="24"/>
-          <w:lang w:val="en-GB"/>
-        </w:rPr>
-        <w:t xml:space="preserve"> </w:t>
+      <w:r>
+        <w:rPr>
+          <w:rFonts w:ascii="Times New Roman" w:hAnsi="Times New Roman" w:cs="Times New Roman"/>
+          <w:sz w:val="24"/>
+          <w:szCs w:val="24"/>
+          <w:lang w:val="en-GB"/>
+        </w:rPr>
+        <w:t xml:space="preserve">Thomas, </w:t>
+      </w:r>
+      <w:r>
+        <w:rPr>
+          <w:rFonts w:ascii="Times New Roman" w:hAnsi="Times New Roman" w:cs="Times New Roman"/>
+          <w:sz w:val="24"/>
+          <w:szCs w:val="24"/>
+          <w:lang w:val="en-GB"/>
+        </w:rPr>
+        <w:t>1923</w:t>
+      </w:r>
+      <w:r>
+        <w:rPr>
+          <w:rFonts w:ascii="Times New Roman" w:hAnsi="Times New Roman" w:cs="Times New Roman"/>
+          <w:sz w:val="24"/>
+          <w:szCs w:val="24"/>
+          <w:lang w:val="en-GB"/>
+        </w:rPr>
+        <w:t>, ILO</w:t>
+      </w:r>
+      <w:r>
+        <w:rPr>
+          <w:rFonts w:ascii="Times New Roman" w:hAnsi="Times New Roman" w:cs="Times New Roman"/>
+          <w:sz w:val="24"/>
+          <w:szCs w:val="24"/>
+          <w:lang w:val="en-GB"/>
+        </w:rPr>
+        <w:t xml:space="preserve"> Historical Archives </w:t>
       </w:r>
     </w:p>
     <w:p>
@@ -2237,225 +2166,235 @@
           <w:szCs w:val="24"/>
           <w:lang w:val="en-GB"/>
         </w:rPr>
+        <w:t>A</w:t>
+      </w:r>
+      <w:r>
+        <w:rPr>
+          <w:rFonts w:ascii="Times New Roman" w:hAnsi="Times New Roman" w:cs="Times New Roman"/>
+          <w:sz w:val="24"/>
+          <w:szCs w:val="24"/>
+          <w:lang w:val="en-GB"/>
+        </w:rPr>
+        <w:t xml:space="preserve">t the beginning of the </w:t>
+      </w:r>
+      <w:r>
+        <w:rPr>
+          <w:rFonts w:ascii="Times New Roman" w:hAnsi="Times New Roman" w:cs="Times New Roman"/>
+          <w:sz w:val="24"/>
+          <w:szCs w:val="24"/>
+          <w:lang w:val="en-GB"/>
+        </w:rPr>
+        <w:t>twentieth</w:t>
+      </w:r>
+      <w:r>
+        <w:rPr>
+          <w:rFonts w:ascii="Times New Roman" w:hAnsi="Times New Roman" w:cs="Times New Roman"/>
+          <w:sz w:val="24"/>
+          <w:szCs w:val="24"/>
+          <w:lang w:val="en-GB"/>
+        </w:rPr>
+        <w:t xml:space="preserve"> century </w:t>
+      </w:r>
+      <w:r>
+        <w:rPr>
+          <w:rFonts w:ascii="Times New Roman" w:hAnsi="Times New Roman" w:cs="Times New Roman"/>
+          <w:sz w:val="24"/>
+          <w:szCs w:val="24"/>
+          <w:lang w:val="en-GB"/>
+        </w:rPr>
+        <w:t xml:space="preserve">Thomas </w:t>
+      </w:r>
+      <w:r>
+        <w:rPr>
+          <w:rFonts w:ascii="Times New Roman" w:hAnsi="Times New Roman" w:cs="Times New Roman"/>
+          <w:sz w:val="24"/>
+          <w:szCs w:val="24"/>
+          <w:lang w:val="en-GB"/>
+        </w:rPr>
+        <w:t>began to socialize</w:t>
+      </w:r>
+      <w:r>
+        <w:rPr>
+          <w:rFonts w:ascii="Times New Roman" w:hAnsi="Times New Roman" w:cs="Times New Roman"/>
+          <w:sz w:val="24"/>
+          <w:szCs w:val="24"/>
+          <w:lang w:val="en-GB"/>
+        </w:rPr>
+        <w:t xml:space="preserve"> as part of</w:t>
+      </w:r>
+      <w:r>
+        <w:rPr>
+          <w:rFonts w:ascii="Times New Roman" w:hAnsi="Times New Roman" w:cs="Times New Roman"/>
+          <w:sz w:val="24"/>
+          <w:szCs w:val="24"/>
+          <w:lang w:val="en-GB"/>
+        </w:rPr>
+        <w:t xml:space="preserve"> numerous political circles </w:t>
+      </w:r>
+      <w:r>
+        <w:rPr>
+          <w:rFonts w:ascii="Times New Roman" w:hAnsi="Times New Roman" w:cs="Times New Roman"/>
+          <w:sz w:val="24"/>
+          <w:szCs w:val="24"/>
+          <w:lang w:val="en-GB"/>
+        </w:rPr>
+        <w:t>and</w:t>
+      </w:r>
+      <w:r>
+        <w:rPr>
+          <w:rFonts w:ascii="Times New Roman" w:hAnsi="Times New Roman" w:cs="Times New Roman"/>
+          <w:sz w:val="24"/>
+          <w:szCs w:val="24"/>
+          <w:lang w:val="en-GB"/>
+        </w:rPr>
+        <w:t xml:space="preserve"> led </w:t>
+      </w:r>
+      <w:r>
+        <w:rPr>
+          <w:rFonts w:ascii="Times New Roman" w:hAnsi="Times New Roman" w:cs="Times New Roman"/>
+          <w:sz w:val="24"/>
+          <w:szCs w:val="24"/>
+          <w:lang w:val="en-GB"/>
+        </w:rPr>
+        <w:t>seminars</w:t>
+      </w:r>
+      <w:r>
+        <w:rPr>
+          <w:rFonts w:ascii="Times New Roman" w:hAnsi="Times New Roman" w:cs="Times New Roman"/>
+          <w:sz w:val="24"/>
+          <w:szCs w:val="24"/>
+          <w:lang w:val="en-GB"/>
+        </w:rPr>
+        <w:t xml:space="preserve"> </w:t>
+      </w:r>
+      <w:r>
+        <w:rPr>
+          <w:rFonts w:ascii="Times New Roman" w:hAnsi="Times New Roman" w:cs="Times New Roman"/>
+          <w:sz w:val="24"/>
+          <w:szCs w:val="24"/>
+          <w:lang w:val="en-GB"/>
+        </w:rPr>
+        <w:t>at</w:t>
+      </w:r>
+      <w:r>
+        <w:rPr>
+          <w:rFonts w:ascii="Times New Roman" w:hAnsi="Times New Roman" w:cs="Times New Roman"/>
+          <w:sz w:val="24"/>
+          <w:szCs w:val="24"/>
+          <w:lang w:val="en-GB"/>
+        </w:rPr>
+        <w:t xml:space="preserve"> </w:t>
+      </w:r>
+      <w:r>
+        <w:rPr>
+          <w:rFonts w:ascii="Times New Roman" w:hAnsi="Times New Roman" w:cs="Times New Roman"/>
+          <w:sz w:val="24"/>
+          <w:szCs w:val="24"/>
+          <w:lang w:val="en-GB"/>
+        </w:rPr>
+        <w:t>so-called folk u</w:t>
+      </w:r>
+      <w:r>
+        <w:rPr>
+          <w:rFonts w:ascii="Times New Roman" w:hAnsi="Times New Roman" w:cs="Times New Roman"/>
+          <w:sz w:val="24"/>
+          <w:szCs w:val="24"/>
+          <w:lang w:val="en-GB"/>
+        </w:rPr>
+        <w:t xml:space="preserve">niversities in Paris. He met political figures such as </w:t>
+      </w:r>
+      <w:r>
+        <w:rPr>
+          <w:rFonts w:ascii="Times New Roman" w:hAnsi="Times New Roman" w:cs="Times New Roman"/>
+          <w:sz w:val="24"/>
+          <w:szCs w:val="24"/>
+          <w:lang w:val="en-GB"/>
+        </w:rPr>
+        <w:t xml:space="preserve">Radical Socialist </w:t>
+      </w:r>
+      <w:r>
+        <w:rPr>
+          <w:rFonts w:ascii="Times New Roman" w:hAnsi="Times New Roman" w:cs="Times New Roman"/>
+          <w:sz w:val="24"/>
+          <w:szCs w:val="24"/>
+          <w:lang w:val="en-GB"/>
+        </w:rPr>
+        <w:t>Georges Clemenceau</w:t>
+      </w:r>
+      <w:r>
+        <w:rPr>
+          <w:rFonts w:ascii="Times New Roman" w:hAnsi="Times New Roman" w:cs="Times New Roman"/>
+          <w:sz w:val="24"/>
+          <w:szCs w:val="24"/>
+          <w:lang w:val="en-GB"/>
+        </w:rPr>
+        <w:t xml:space="preserve"> and</w:t>
+      </w:r>
+      <w:r>
+        <w:rPr>
+          <w:rFonts w:ascii="Times New Roman" w:hAnsi="Times New Roman" w:cs="Times New Roman"/>
+          <w:sz w:val="24"/>
+          <w:szCs w:val="24"/>
+          <w:lang w:val="en-GB"/>
+        </w:rPr>
+        <w:t xml:space="preserve"> </w:t>
+      </w:r>
+      <w:r>
+        <w:rPr>
+          <w:rFonts w:ascii="Times New Roman" w:hAnsi="Times New Roman" w:cs="Times New Roman"/>
+          <w:sz w:val="24"/>
+          <w:szCs w:val="24"/>
+          <w:lang w:val="en-GB"/>
+        </w:rPr>
+        <w:t>the director of the French Labour Office</w:t>
+      </w:r>
+      <w:r>
+        <w:rPr>
+          <w:rFonts w:ascii="Times New Roman" w:hAnsi="Times New Roman" w:cs="Times New Roman"/>
+          <w:sz w:val="24"/>
+          <w:szCs w:val="24"/>
+          <w:lang w:val="en-GB"/>
+        </w:rPr>
+        <w:t xml:space="preserve">, </w:t>
+      </w:r>
+      <w:r>
+        <w:rPr>
+          <w:rFonts w:ascii="Times New Roman" w:hAnsi="Times New Roman" w:cs="Times New Roman"/>
+          <w:sz w:val="24"/>
+          <w:szCs w:val="24"/>
+          <w:lang w:val="en-GB"/>
+        </w:rPr>
+        <w:t>Arthur Fontaine</w:t>
+      </w:r>
+      <w:r>
+        <w:rPr>
+          <w:rFonts w:ascii="Times New Roman" w:hAnsi="Times New Roman" w:cs="Times New Roman"/>
+          <w:sz w:val="24"/>
+          <w:szCs w:val="24"/>
+          <w:lang w:val="en-GB"/>
+        </w:rPr>
+        <w:t xml:space="preserve">, who also </w:t>
+      </w:r>
+      <w:r>
+        <w:rPr>
+          <w:rFonts w:ascii="Times New Roman" w:hAnsi="Times New Roman" w:cs="Times New Roman"/>
+          <w:color w:val="000000" w:themeColor="text1"/>
+          <w:sz w:val="24"/>
+          <w:szCs w:val="24"/>
+          <w:lang w:val="en-GB"/>
+        </w:rPr>
+        <w:t xml:space="preserve">played an important role in the International Association of Labour </w:t>
+      </w:r>
+      <w:r>
+        <w:rPr>
+          <w:rFonts w:ascii="Times New Roman" w:hAnsi="Times New Roman" w:cs="Times New Roman"/>
+          <w:color w:val="000000" w:themeColor="text1"/>
+          <w:sz w:val="24"/>
+          <w:szCs w:val="24"/>
+          <w:lang w:val="en-GB"/>
+        </w:rPr>
         <w:lastRenderedPageBreak/>
-        <w:t>A</w:t>
-      </w:r>
-      <w:r>
-        <w:rPr>
-          <w:rFonts w:ascii="Times New Roman" w:hAnsi="Times New Roman" w:cs="Times New Roman"/>
-          <w:sz w:val="24"/>
-          <w:szCs w:val="24"/>
-          <w:lang w:val="en-GB"/>
-        </w:rPr>
-        <w:t xml:space="preserve">t the beginning of the </w:t>
-      </w:r>
-      <w:r>
-        <w:rPr>
-          <w:rFonts w:ascii="Times New Roman" w:hAnsi="Times New Roman" w:cs="Times New Roman"/>
-          <w:sz w:val="24"/>
-          <w:szCs w:val="24"/>
-          <w:lang w:val="en-GB"/>
-        </w:rPr>
-        <w:t>twentieth</w:t>
-      </w:r>
-      <w:r>
-        <w:rPr>
-          <w:rFonts w:ascii="Times New Roman" w:hAnsi="Times New Roman" w:cs="Times New Roman"/>
-          <w:sz w:val="24"/>
-          <w:szCs w:val="24"/>
-          <w:lang w:val="en-GB"/>
-        </w:rPr>
-        <w:t xml:space="preserve"> century </w:t>
-      </w:r>
-      <w:r>
-        <w:rPr>
-          <w:rFonts w:ascii="Times New Roman" w:hAnsi="Times New Roman" w:cs="Times New Roman"/>
-          <w:sz w:val="24"/>
-          <w:szCs w:val="24"/>
-          <w:lang w:val="en-GB"/>
-        </w:rPr>
-        <w:t xml:space="preserve">Thomas </w:t>
-      </w:r>
-      <w:r>
-        <w:rPr>
-          <w:rFonts w:ascii="Times New Roman" w:hAnsi="Times New Roman" w:cs="Times New Roman"/>
-          <w:sz w:val="24"/>
-          <w:szCs w:val="24"/>
-          <w:lang w:val="en-GB"/>
-        </w:rPr>
-        <w:t>began to socialize</w:t>
-      </w:r>
-      <w:r>
-        <w:rPr>
-          <w:rFonts w:ascii="Times New Roman" w:hAnsi="Times New Roman" w:cs="Times New Roman"/>
-          <w:sz w:val="24"/>
-          <w:szCs w:val="24"/>
-          <w:lang w:val="en-GB"/>
-        </w:rPr>
-        <w:t xml:space="preserve"> as part of</w:t>
-      </w:r>
-      <w:r>
-        <w:rPr>
-          <w:rFonts w:ascii="Times New Roman" w:hAnsi="Times New Roman" w:cs="Times New Roman"/>
-          <w:sz w:val="24"/>
-          <w:szCs w:val="24"/>
-          <w:lang w:val="en-GB"/>
-        </w:rPr>
-        <w:t xml:space="preserve"> numerous political circles </w:t>
-      </w:r>
-      <w:r>
-        <w:rPr>
-          <w:rFonts w:ascii="Times New Roman" w:hAnsi="Times New Roman" w:cs="Times New Roman"/>
-          <w:sz w:val="24"/>
-          <w:szCs w:val="24"/>
-          <w:lang w:val="en-GB"/>
-        </w:rPr>
-        <w:t>and</w:t>
-      </w:r>
-      <w:r>
-        <w:rPr>
-          <w:rFonts w:ascii="Times New Roman" w:hAnsi="Times New Roman" w:cs="Times New Roman"/>
-          <w:sz w:val="24"/>
-          <w:szCs w:val="24"/>
-          <w:lang w:val="en-GB"/>
-        </w:rPr>
-        <w:t xml:space="preserve"> led </w:t>
-      </w:r>
-      <w:r>
-        <w:rPr>
-          <w:rFonts w:ascii="Times New Roman" w:hAnsi="Times New Roman" w:cs="Times New Roman"/>
-          <w:sz w:val="24"/>
-          <w:szCs w:val="24"/>
-          <w:lang w:val="en-GB"/>
-        </w:rPr>
-        <w:t>seminars</w:t>
-      </w:r>
-      <w:r>
-        <w:rPr>
-          <w:rFonts w:ascii="Times New Roman" w:hAnsi="Times New Roman" w:cs="Times New Roman"/>
-          <w:sz w:val="24"/>
-          <w:szCs w:val="24"/>
-          <w:lang w:val="en-GB"/>
-        </w:rPr>
-        <w:t xml:space="preserve"> </w:t>
-      </w:r>
-      <w:r>
-        <w:rPr>
-          <w:rFonts w:ascii="Times New Roman" w:hAnsi="Times New Roman" w:cs="Times New Roman"/>
-          <w:sz w:val="24"/>
-          <w:szCs w:val="24"/>
-          <w:lang w:val="en-GB"/>
-        </w:rPr>
-        <w:t>at</w:t>
-      </w:r>
-      <w:r>
-        <w:rPr>
-          <w:rFonts w:ascii="Times New Roman" w:hAnsi="Times New Roman" w:cs="Times New Roman"/>
-          <w:sz w:val="24"/>
-          <w:szCs w:val="24"/>
-          <w:lang w:val="en-GB"/>
-        </w:rPr>
-        <w:t xml:space="preserve"> </w:t>
-      </w:r>
-      <w:r>
-        <w:rPr>
-          <w:rFonts w:ascii="Times New Roman" w:hAnsi="Times New Roman" w:cs="Times New Roman"/>
-          <w:sz w:val="24"/>
-          <w:szCs w:val="24"/>
-          <w:lang w:val="en-GB"/>
-        </w:rPr>
-        <w:t>so-called folk u</w:t>
-      </w:r>
-      <w:r>
-        <w:rPr>
-          <w:rFonts w:ascii="Times New Roman" w:hAnsi="Times New Roman" w:cs="Times New Roman"/>
-          <w:sz w:val="24"/>
-          <w:szCs w:val="24"/>
-          <w:lang w:val="en-GB"/>
-        </w:rPr>
-        <w:t xml:space="preserve">niversities in Paris. He met political figures such as </w:t>
-      </w:r>
-      <w:r>
-        <w:rPr>
-          <w:rFonts w:ascii="Times New Roman" w:hAnsi="Times New Roman" w:cs="Times New Roman"/>
-          <w:sz w:val="24"/>
-          <w:szCs w:val="24"/>
-          <w:lang w:val="en-GB"/>
-        </w:rPr>
-        <w:t xml:space="preserve">Radical Socialist </w:t>
-      </w:r>
-      <w:r>
-        <w:rPr>
-          <w:rFonts w:ascii="Times New Roman" w:hAnsi="Times New Roman" w:cs="Times New Roman"/>
-          <w:sz w:val="24"/>
-          <w:szCs w:val="24"/>
-          <w:lang w:val="en-GB"/>
-        </w:rPr>
-        <w:t>Georges Clemenceau</w:t>
-      </w:r>
-      <w:r>
-        <w:rPr>
-          <w:rFonts w:ascii="Times New Roman" w:hAnsi="Times New Roman" w:cs="Times New Roman"/>
-          <w:sz w:val="24"/>
-          <w:szCs w:val="24"/>
-          <w:lang w:val="en-GB"/>
-        </w:rPr>
-        <w:t xml:space="preserve"> and</w:t>
-      </w:r>
-      <w:r>
-        <w:rPr>
-          <w:rFonts w:ascii="Times New Roman" w:hAnsi="Times New Roman" w:cs="Times New Roman"/>
-          <w:sz w:val="24"/>
-          <w:szCs w:val="24"/>
-          <w:lang w:val="en-GB"/>
-        </w:rPr>
-        <w:t xml:space="preserve"> </w:t>
-      </w:r>
-      <w:r>
-        <w:rPr>
-          <w:rFonts w:ascii="Times New Roman" w:hAnsi="Times New Roman" w:cs="Times New Roman"/>
-          <w:sz w:val="24"/>
-          <w:szCs w:val="24"/>
-          <w:lang w:val="en-GB"/>
-        </w:rPr>
-        <w:t>the director of the French Labour Office</w:t>
-      </w:r>
-      <w:r>
-        <w:rPr>
-          <w:rFonts w:ascii="Times New Roman" w:hAnsi="Times New Roman" w:cs="Times New Roman"/>
-          <w:sz w:val="24"/>
-          <w:szCs w:val="24"/>
-          <w:lang w:val="en-GB"/>
-        </w:rPr>
-        <w:t xml:space="preserve">, </w:t>
-      </w:r>
-      <w:r>
-        <w:rPr>
-          <w:rFonts w:ascii="Times New Roman" w:hAnsi="Times New Roman" w:cs="Times New Roman"/>
-          <w:sz w:val="24"/>
-          <w:szCs w:val="24"/>
-          <w:lang w:val="en-GB"/>
-        </w:rPr>
-        <w:t>Arthur Fontaine</w:t>
-      </w:r>
-      <w:r>
-        <w:rPr>
-          <w:rFonts w:ascii="Times New Roman" w:hAnsi="Times New Roman" w:cs="Times New Roman"/>
-          <w:sz w:val="24"/>
-          <w:szCs w:val="24"/>
-          <w:lang w:val="en-GB"/>
-        </w:rPr>
-        <w:t xml:space="preserve">, who also </w:t>
-      </w:r>
-      <w:r>
-        <w:rPr>
-          <w:rFonts w:ascii="Times New Roman" w:hAnsi="Times New Roman" w:cs="Times New Roman"/>
-          <w:color w:val="000000" w:themeColor="text1"/>
-          <w:sz w:val="24"/>
-          <w:szCs w:val="24"/>
-          <w:lang w:val="en-GB"/>
-        </w:rPr>
-        <w:t>played an important role in the International Association of Labour Legislation, founded in 1900</w:t>
+        <w:t>Legislation, founded in 1900</w:t>
       </w:r>
       <w:r>
         <w:rPr>
@@ -5543,17 +5482,7 @@
           <w:szCs w:val="24"/>
           <w:lang w:val="en-GB"/>
         </w:rPr>
-        <w:t xml:space="preserve"> that </w:t>
-      </w:r>
-      <w:r>
-        <w:rPr>
-          <w:rFonts w:ascii="Times New Roman" w:hAnsi="Times New Roman" w:cs="Times New Roman"/>
-          <w:sz w:val="24"/>
-          <w:szCs w:val="24"/>
-          <w:lang w:val="en-GB"/>
-        </w:rPr>
-        <w:lastRenderedPageBreak/>
-        <w:t xml:space="preserve">would have slowed down industrial production, Thomas was also in </w:t>
+        <w:t xml:space="preserve"> that would have slowed down industrial production, Thomas was also in </w:t>
       </w:r>
       <w:r>
         <w:rPr>
@@ -5701,6 +5630,7 @@
           <w:szCs w:val="24"/>
           <w:lang w:val="en-GB"/>
         </w:rPr>
+        <w:lastRenderedPageBreak/>
         <w:t>Thomas paid special attention to inter-</w:t>
       </w:r>
       <w:r>
@@ -8475,7 +8405,69 @@
           <w:szCs w:val="24"/>
           <w:lang w:val="en-GB"/>
         </w:rPr>
-        <w:t xml:space="preserve">initiative </w:t>
+        <w:t>initiative in social policies</w:t>
+      </w:r>
+      <w:r>
+        <w:rPr>
+          <w:rFonts w:ascii="Times New Roman" w:hAnsi="Times New Roman" w:cs="Times New Roman"/>
+          <w:color w:val="000000" w:themeColor="text1"/>
+          <w:sz w:val="24"/>
+          <w:szCs w:val="24"/>
+          <w:lang w:val="en-GB"/>
+        </w:rPr>
+        <w:t xml:space="preserve"> and acted within the ILO’s bodies from a ‘position not unlike that of a minister introducing and defending his proposals in Parliament’ (</w:t>
+      </w:r>
+      <w:proofErr w:type="spellStart"/>
+      <w:r>
+        <w:rPr>
+          <w:rFonts w:ascii="Times New Roman" w:hAnsi="Times New Roman" w:cs="Times New Roman"/>
+          <w:color w:val="000000" w:themeColor="text1"/>
+          <w:sz w:val="24"/>
+          <w:szCs w:val="24"/>
+          <w:lang w:val="en-GB"/>
+        </w:rPr>
+        <w:t>Ghebali</w:t>
+      </w:r>
+      <w:proofErr w:type="spellEnd"/>
+      <w:r>
+        <w:rPr>
+          <w:rFonts w:ascii="Times New Roman" w:hAnsi="Times New Roman" w:cs="Times New Roman"/>
+          <w:color w:val="000000" w:themeColor="text1"/>
+          <w:sz w:val="24"/>
+          <w:szCs w:val="24"/>
+          <w:lang w:val="en-GB"/>
+        </w:rPr>
+        <w:t xml:space="preserve"> 1989: 12</w:t>
+      </w:r>
+      <w:r>
+        <w:rPr>
+          <w:rFonts w:ascii="Times New Roman" w:hAnsi="Times New Roman" w:cs="Times New Roman"/>
+          <w:color w:val="000000" w:themeColor="text1"/>
+          <w:sz w:val="24"/>
+          <w:szCs w:val="24"/>
+          <w:lang w:val="en-GB"/>
+        </w:rPr>
+        <w:t>).</w:t>
+      </w:r>
+      <w:r>
+        <w:rPr>
+          <w:rFonts w:ascii="Times New Roman" w:hAnsi="Times New Roman" w:cs="Times New Roman"/>
+          <w:color w:val="000000" w:themeColor="text1"/>
+          <w:sz w:val="24"/>
+          <w:szCs w:val="24"/>
+          <w:lang w:val="en-GB"/>
+        </w:rPr>
+        <w:t xml:space="preserve"> Both the trade unions and the employers’ organizations </w:t>
+      </w:r>
+      <w:r>
+        <w:rPr>
+          <w:rFonts w:ascii="Times New Roman" w:hAnsi="Times New Roman" w:cs="Times New Roman"/>
+          <w:color w:val="000000" w:themeColor="text1"/>
+          <w:sz w:val="24"/>
+          <w:szCs w:val="24"/>
+          <w:lang w:val="en-GB"/>
+        </w:rPr>
+        <w:t xml:space="preserve">joined together as blocs and discussed the issues on </w:t>
       </w:r>
       <w:r>
         <w:rPr>
@@ -8486,69 +8478,7 @@
           <w:lang w:val="en-GB"/>
         </w:rPr>
         <w:lastRenderedPageBreak/>
-        <w:t>in social policies</w:t>
-      </w:r>
-      <w:r>
-        <w:rPr>
-          <w:rFonts w:ascii="Times New Roman" w:hAnsi="Times New Roman" w:cs="Times New Roman"/>
-          <w:color w:val="000000" w:themeColor="text1"/>
-          <w:sz w:val="24"/>
-          <w:szCs w:val="24"/>
-          <w:lang w:val="en-GB"/>
-        </w:rPr>
-        <w:t xml:space="preserve"> and acted within the ILO’s bodies from a ‘position not unlike that of a minister introducing and defending his proposals in Parliament’ (</w:t>
-      </w:r>
-      <w:proofErr w:type="spellStart"/>
-      <w:r>
-        <w:rPr>
-          <w:rFonts w:ascii="Times New Roman" w:hAnsi="Times New Roman" w:cs="Times New Roman"/>
-          <w:color w:val="000000" w:themeColor="text1"/>
-          <w:sz w:val="24"/>
-          <w:szCs w:val="24"/>
-          <w:lang w:val="en-GB"/>
-        </w:rPr>
-        <w:t>Ghebali</w:t>
-      </w:r>
-      <w:proofErr w:type="spellEnd"/>
-      <w:r>
-        <w:rPr>
-          <w:rFonts w:ascii="Times New Roman" w:hAnsi="Times New Roman" w:cs="Times New Roman"/>
-          <w:color w:val="000000" w:themeColor="text1"/>
-          <w:sz w:val="24"/>
-          <w:szCs w:val="24"/>
-          <w:lang w:val="en-GB"/>
-        </w:rPr>
-        <w:t xml:space="preserve"> 1989: 12</w:t>
-      </w:r>
-      <w:r>
-        <w:rPr>
-          <w:rFonts w:ascii="Times New Roman" w:hAnsi="Times New Roman" w:cs="Times New Roman"/>
-          <w:color w:val="000000" w:themeColor="text1"/>
-          <w:sz w:val="24"/>
-          <w:szCs w:val="24"/>
-          <w:lang w:val="en-GB"/>
-        </w:rPr>
-        <w:t>).</w:t>
-      </w:r>
-      <w:r>
-        <w:rPr>
-          <w:rFonts w:ascii="Times New Roman" w:hAnsi="Times New Roman" w:cs="Times New Roman"/>
-          <w:color w:val="000000" w:themeColor="text1"/>
-          <w:sz w:val="24"/>
-          <w:szCs w:val="24"/>
-          <w:lang w:val="en-GB"/>
-        </w:rPr>
-        <w:t xml:space="preserve"> Both the trade unions and the employers’ organizations </w:t>
-      </w:r>
-      <w:r>
-        <w:rPr>
-          <w:rFonts w:ascii="Times New Roman" w:hAnsi="Times New Roman" w:cs="Times New Roman"/>
-          <w:color w:val="000000" w:themeColor="text1"/>
-          <w:sz w:val="24"/>
-          <w:szCs w:val="24"/>
-          <w:lang w:val="en-GB"/>
-        </w:rPr>
-        <w:t xml:space="preserve">joined together as blocs and discussed the issues on the agenda from a functional rather than national perspective, which enhanced </w:t>
+        <w:t xml:space="preserve">the agenda from a functional rather than national perspective, which enhanced </w:t>
       </w:r>
       <w:r>
         <w:rPr>
@@ -8967,29 +8897,7 @@
           <w:szCs w:val="24"/>
           <w:lang w:val="en-GB"/>
         </w:rPr>
-        <w:t xml:space="preserve">Adrien </w:t>
-      </w:r>
-      <w:proofErr w:type="spellStart"/>
-      <w:r>
-        <w:rPr>
-          <w:rFonts w:ascii="Times New Roman" w:hAnsi="Times New Roman" w:cs="Times New Roman"/>
-          <w:color w:val="000000" w:themeColor="text1"/>
-          <w:sz w:val="24"/>
-          <w:szCs w:val="24"/>
-          <w:lang w:val="en-GB"/>
-        </w:rPr>
-        <w:t>Tixier</w:t>
-      </w:r>
-      <w:proofErr w:type="spellEnd"/>
-      <w:r>
-        <w:rPr>
-          <w:rFonts w:ascii="Times New Roman" w:hAnsi="Times New Roman" w:cs="Times New Roman"/>
-          <w:color w:val="000000" w:themeColor="text1"/>
-          <w:sz w:val="24"/>
-          <w:szCs w:val="24"/>
-          <w:lang w:val="en-GB"/>
-        </w:rPr>
-        <w:t xml:space="preserve">, who was </w:t>
+        <w:t xml:space="preserve">Adrien Tixier, who was </w:t>
       </w:r>
       <w:r>
         <w:rPr>
@@ -9789,6 +9697,7 @@
         </w:rPr>
         <w:t xml:space="preserve"> </w:t>
       </w:r>
+      <w:proofErr w:type="gramStart"/>
       <w:r>
         <w:rPr>
           <w:rFonts w:ascii="Times New Roman" w:hAnsi="Times New Roman" w:cs="Times New Roman"/>
@@ -9798,6 +9707,7 @@
         </w:rPr>
         <w:t>with regard to</w:t>
       </w:r>
+      <w:proofErr w:type="gramEnd"/>
       <w:r>
         <w:rPr>
           <w:rFonts w:ascii="Times New Roman" w:hAnsi="Times New Roman" w:cs="Times New Roman"/>
@@ -10824,7 +10734,88 @@
           <w:szCs w:val="24"/>
           <w:lang w:val="en-GB"/>
         </w:rPr>
-        <w:t xml:space="preserve"> major industrialized </w:t>
+        <w:t xml:space="preserve"> major industrialized states challeng</w:t>
+      </w:r>
+      <w:r>
+        <w:rPr>
+          <w:rFonts w:ascii="Times New Roman" w:hAnsi="Times New Roman" w:cs="Times New Roman"/>
+          <w:sz w:val="24"/>
+          <w:szCs w:val="24"/>
+          <w:lang w:val="en-GB"/>
+        </w:rPr>
+        <w:t>ed</w:t>
+      </w:r>
+      <w:r>
+        <w:rPr>
+          <w:rFonts w:ascii="Times New Roman" w:hAnsi="Times New Roman" w:cs="Times New Roman"/>
+          <w:sz w:val="24"/>
+          <w:szCs w:val="24"/>
+          <w:lang w:val="en-GB"/>
+        </w:rPr>
+        <w:t xml:space="preserve"> its </w:t>
+      </w:r>
+      <w:r>
+        <w:rPr>
+          <w:rFonts w:ascii="Times New Roman" w:hAnsi="Times New Roman" w:cs="Times New Roman"/>
+          <w:sz w:val="24"/>
+          <w:szCs w:val="24"/>
+          <w:lang w:val="en-GB"/>
+        </w:rPr>
+        <w:t>principle</w:t>
+      </w:r>
+      <w:r>
+        <w:rPr>
+          <w:rFonts w:ascii="Times New Roman" w:hAnsi="Times New Roman" w:cs="Times New Roman"/>
+          <w:sz w:val="24"/>
+          <w:szCs w:val="24"/>
+          <w:lang w:val="en-GB"/>
+        </w:rPr>
+        <w:t xml:space="preserve">. </w:t>
+      </w:r>
+      <w:r>
+        <w:rPr>
+          <w:rFonts w:ascii="Times New Roman" w:hAnsi="Times New Roman" w:cs="Times New Roman"/>
+          <w:sz w:val="24"/>
+          <w:szCs w:val="24"/>
+          <w:lang w:val="en-GB"/>
+        </w:rPr>
+        <w:t xml:space="preserve">Thomas </w:t>
+      </w:r>
+      <w:r>
+        <w:rPr>
+          <w:rFonts w:ascii="Times New Roman" w:hAnsi="Times New Roman" w:cs="Times New Roman"/>
+          <w:sz w:val="24"/>
+          <w:szCs w:val="24"/>
+          <w:lang w:val="en-GB"/>
+        </w:rPr>
+        <w:t>focused on obtaining ratifications</w:t>
+      </w:r>
+      <w:r>
+        <w:rPr>
+          <w:rFonts w:ascii="Times New Roman" w:hAnsi="Times New Roman" w:cs="Times New Roman"/>
+          <w:sz w:val="24"/>
+          <w:szCs w:val="24"/>
+          <w:lang w:val="en-GB"/>
+        </w:rPr>
+        <w:t xml:space="preserve"> and</w:t>
+      </w:r>
+      <w:r>
+        <w:rPr>
+          <w:rFonts w:ascii="Times New Roman" w:hAnsi="Times New Roman" w:cs="Times New Roman"/>
+          <w:sz w:val="24"/>
+          <w:szCs w:val="24"/>
+          <w:lang w:val="en-GB"/>
+        </w:rPr>
+        <w:t xml:space="preserve"> found himself</w:t>
+      </w:r>
+      <w:r>
+        <w:rPr>
+          <w:rFonts w:ascii="Times New Roman" w:hAnsi="Times New Roman" w:cs="Times New Roman"/>
+          <w:sz w:val="24"/>
+          <w:szCs w:val="24"/>
+          <w:lang w:val="en-GB"/>
+        </w:rPr>
+        <w:t xml:space="preserve"> forced to develop new tools to adapt to the diversity of the political, economic and social </w:t>
       </w:r>
       <w:r>
         <w:rPr>
@@ -10834,88 +10825,7 @@
           <w:lang w:val="en-GB"/>
         </w:rPr>
         <w:lastRenderedPageBreak/>
-        <w:t>states challeng</w:t>
-      </w:r>
-      <w:r>
-        <w:rPr>
-          <w:rFonts w:ascii="Times New Roman" w:hAnsi="Times New Roman" w:cs="Times New Roman"/>
-          <w:sz w:val="24"/>
-          <w:szCs w:val="24"/>
-          <w:lang w:val="en-GB"/>
-        </w:rPr>
-        <w:t>ed</w:t>
-      </w:r>
-      <w:r>
-        <w:rPr>
-          <w:rFonts w:ascii="Times New Roman" w:hAnsi="Times New Roman" w:cs="Times New Roman"/>
-          <w:sz w:val="24"/>
-          <w:szCs w:val="24"/>
-          <w:lang w:val="en-GB"/>
-        </w:rPr>
-        <w:t xml:space="preserve"> its </w:t>
-      </w:r>
-      <w:r>
-        <w:rPr>
-          <w:rFonts w:ascii="Times New Roman" w:hAnsi="Times New Roman" w:cs="Times New Roman"/>
-          <w:sz w:val="24"/>
-          <w:szCs w:val="24"/>
-          <w:lang w:val="en-GB"/>
-        </w:rPr>
-        <w:t>principle</w:t>
-      </w:r>
-      <w:r>
-        <w:rPr>
-          <w:rFonts w:ascii="Times New Roman" w:hAnsi="Times New Roman" w:cs="Times New Roman"/>
-          <w:sz w:val="24"/>
-          <w:szCs w:val="24"/>
-          <w:lang w:val="en-GB"/>
-        </w:rPr>
-        <w:t xml:space="preserve">. </w:t>
-      </w:r>
-      <w:r>
-        <w:rPr>
-          <w:rFonts w:ascii="Times New Roman" w:hAnsi="Times New Roman" w:cs="Times New Roman"/>
-          <w:sz w:val="24"/>
-          <w:szCs w:val="24"/>
-          <w:lang w:val="en-GB"/>
-        </w:rPr>
-        <w:t xml:space="preserve">Thomas </w:t>
-      </w:r>
-      <w:r>
-        <w:rPr>
-          <w:rFonts w:ascii="Times New Roman" w:hAnsi="Times New Roman" w:cs="Times New Roman"/>
-          <w:sz w:val="24"/>
-          <w:szCs w:val="24"/>
-          <w:lang w:val="en-GB"/>
-        </w:rPr>
-        <w:t>focused on obtaining ratifications</w:t>
-      </w:r>
-      <w:r>
-        <w:rPr>
-          <w:rFonts w:ascii="Times New Roman" w:hAnsi="Times New Roman" w:cs="Times New Roman"/>
-          <w:sz w:val="24"/>
-          <w:szCs w:val="24"/>
-          <w:lang w:val="en-GB"/>
-        </w:rPr>
-        <w:t xml:space="preserve"> and</w:t>
-      </w:r>
-      <w:r>
-        <w:rPr>
-          <w:rFonts w:ascii="Times New Roman" w:hAnsi="Times New Roman" w:cs="Times New Roman"/>
-          <w:sz w:val="24"/>
-          <w:szCs w:val="24"/>
-          <w:lang w:val="en-GB"/>
-        </w:rPr>
-        <w:t xml:space="preserve"> found himself</w:t>
-      </w:r>
-      <w:r>
-        <w:rPr>
-          <w:rFonts w:ascii="Times New Roman" w:hAnsi="Times New Roman" w:cs="Times New Roman"/>
-          <w:sz w:val="24"/>
-          <w:szCs w:val="24"/>
-          <w:lang w:val="en-GB"/>
-        </w:rPr>
-        <w:t xml:space="preserve"> forced to develop new tools to adapt to the diversity of the political, economic and social contexts </w:t>
+        <w:t xml:space="preserve">contexts </w:t>
       </w:r>
       <w:r>
         <w:rPr>
@@ -12714,29 +12624,7 @@
           <w:szCs w:val="24"/>
           <w:lang w:val="en-GB"/>
         </w:rPr>
-        <w:t xml:space="preserve">rench National Archives in </w:t>
-      </w:r>
-      <w:proofErr w:type="spellStart"/>
-      <w:r>
-        <w:rPr>
-          <w:rFonts w:ascii="Times New Roman" w:hAnsi="Times New Roman" w:cs="Times New Roman"/>
-          <w:color w:val="000000" w:themeColor="text1"/>
-          <w:sz w:val="24"/>
-          <w:szCs w:val="24"/>
-          <w:lang w:val="en-GB"/>
-        </w:rPr>
-        <w:t>Pierrefitte</w:t>
-      </w:r>
-      <w:proofErr w:type="spellEnd"/>
-      <w:r>
-        <w:rPr>
-          <w:rFonts w:ascii="Times New Roman" w:hAnsi="Times New Roman" w:cs="Times New Roman"/>
-          <w:color w:val="000000" w:themeColor="text1"/>
-          <w:sz w:val="24"/>
-          <w:szCs w:val="24"/>
-          <w:lang w:val="en-GB"/>
-        </w:rPr>
-        <w:t>-sur-Seine</w:t>
+        <w:t>rench National Archives in Pierrefitte-sur-Seine</w:t>
       </w:r>
       <w:r>
         <w:rPr>
@@ -12748,7 +12636,7 @@
         </w:rPr>
         <w:t xml:space="preserve">, see </w:t>
       </w:r>
-      <w:hyperlink r:id="rId8" w:history="1">
+      <w:hyperlink r:id="rId7" w:history="1">
         <w:r>
           <w:rPr>
             <w:rStyle w:val="Hyperlink"/>
@@ -13201,559 +13089,1492 @@
           <w:szCs w:val="24"/>
           <w:lang w:val="en-GB"/>
         </w:rPr>
-        <w:t xml:space="preserve">, Volume XI, London 1909, </w:t>
-      </w:r>
-      <w:r>
-        <w:rPr>
-          <w:rFonts w:ascii="Times New Roman" w:hAnsi="Times New Roman" w:cs="Times New Roman"/>
-          <w:color w:val="000000" w:themeColor="text1"/>
+        <w:t>, Volume XI, London 1909, chapters X (</w:t>
+      </w:r>
+      <w:r>
+        <w:rPr>
+          <w:rFonts w:ascii="Times New Roman" w:hAnsi="Times New Roman" w:cs="Times New Roman"/>
+          <w:color w:val="000000" w:themeColor="text1"/>
+          <w:sz w:val="24"/>
+          <w:szCs w:val="24"/>
+          <w:lang w:val="en-GB"/>
+        </w:rPr>
+        <w:t>286-308</w:t>
+      </w:r>
+      <w:r>
+        <w:rPr>
+          <w:rFonts w:ascii="Times New Roman" w:hAnsi="Times New Roman" w:cs="Times New Roman"/>
+          <w:color w:val="000000" w:themeColor="text1"/>
+          <w:sz w:val="24"/>
+          <w:szCs w:val="24"/>
+          <w:lang w:val="en-GB"/>
+        </w:rPr>
+        <w:t>) and</w:t>
+      </w:r>
+      <w:r>
+        <w:rPr>
+          <w:rFonts w:ascii="Times New Roman" w:hAnsi="Times New Roman" w:cs="Times New Roman"/>
+          <w:sz w:val="24"/>
+          <w:szCs w:val="24"/>
+          <w:lang w:val="en-GB"/>
+        </w:rPr>
+        <w:t xml:space="preserve"> XVII (</w:t>
+      </w:r>
+      <w:r>
+        <w:rPr>
+          <w:rFonts w:ascii="Times New Roman" w:hAnsi="Times New Roman" w:cs="Times New Roman"/>
+          <w:color w:val="000000" w:themeColor="text1"/>
+          <w:sz w:val="24"/>
+          <w:szCs w:val="24"/>
+          <w:lang w:val="en-GB"/>
+        </w:rPr>
+        <w:t>467-506</w:t>
+      </w:r>
+      <w:r>
+        <w:rPr>
+          <w:rFonts w:ascii="Times New Roman" w:hAnsi="Times New Roman" w:cs="Times New Roman"/>
+          <w:color w:val="000000" w:themeColor="text1"/>
+          <w:sz w:val="24"/>
+          <w:szCs w:val="24"/>
+          <w:lang w:val="en-GB"/>
+        </w:rPr>
+        <w:t xml:space="preserve">); </w:t>
+      </w:r>
+      <w:r>
+        <w:rPr>
+          <w:rFonts w:ascii="Times New Roman" w:hAnsi="Times New Roman" w:cs="Times New Roman"/>
+          <w:i/>
+          <w:iCs/>
+          <w:sz w:val="24"/>
+          <w:szCs w:val="24"/>
+          <w:lang w:val="en-GB"/>
+        </w:rPr>
+        <w:t xml:space="preserve">La liberté de </w:t>
+      </w:r>
+      <w:proofErr w:type="spellStart"/>
+      <w:r>
+        <w:rPr>
+          <w:rFonts w:ascii="Times New Roman" w:hAnsi="Times New Roman" w:cs="Times New Roman"/>
+          <w:i/>
+          <w:iCs/>
+          <w:sz w:val="24"/>
+          <w:szCs w:val="24"/>
+          <w:lang w:val="en-GB"/>
+        </w:rPr>
+        <w:t>l</w:t>
+      </w:r>
+      <w:r>
+        <w:rPr>
+          <w:rFonts w:ascii="Times New Roman" w:hAnsi="Times New Roman" w:cs="Times New Roman"/>
+          <w:i/>
+          <w:iCs/>
+          <w:sz w:val="24"/>
+          <w:szCs w:val="24"/>
+          <w:lang w:val="en-GB"/>
+        </w:rPr>
+        <w:t>’</w:t>
+      </w:r>
+      <w:r>
+        <w:rPr>
+          <w:rFonts w:ascii="Times New Roman" w:hAnsi="Times New Roman" w:cs="Times New Roman"/>
+          <w:i/>
+          <w:iCs/>
+          <w:sz w:val="24"/>
+          <w:szCs w:val="24"/>
+          <w:lang w:val="en-GB"/>
+        </w:rPr>
+        <w:t>enseignement</w:t>
+      </w:r>
+      <w:proofErr w:type="spellEnd"/>
+      <w:r>
+        <w:rPr>
+          <w:rFonts w:ascii="Times New Roman" w:hAnsi="Times New Roman" w:cs="Times New Roman"/>
+          <w:i/>
+          <w:iCs/>
+          <w:sz w:val="24"/>
+          <w:szCs w:val="24"/>
+          <w:lang w:val="en-GB"/>
+        </w:rPr>
+        <w:t xml:space="preserve"> </w:t>
+      </w:r>
+      <w:proofErr w:type="spellStart"/>
+      <w:r>
+        <w:rPr>
+          <w:rFonts w:ascii="Times New Roman" w:hAnsi="Times New Roman" w:cs="Times New Roman"/>
+          <w:i/>
+          <w:iCs/>
+          <w:sz w:val="24"/>
+          <w:szCs w:val="24"/>
+          <w:lang w:val="en-GB"/>
+        </w:rPr>
+        <w:t>en</w:t>
+      </w:r>
+      <w:proofErr w:type="spellEnd"/>
+      <w:r>
+        <w:rPr>
+          <w:rFonts w:ascii="Times New Roman" w:hAnsi="Times New Roman" w:cs="Times New Roman"/>
+          <w:i/>
+          <w:iCs/>
+          <w:sz w:val="24"/>
+          <w:szCs w:val="24"/>
+          <w:lang w:val="en-GB"/>
+        </w:rPr>
+        <w:t xml:space="preserve"> France de 1789 à </w:t>
+      </w:r>
+      <w:proofErr w:type="spellStart"/>
+      <w:r>
+        <w:rPr>
+          <w:rFonts w:ascii="Times New Roman" w:hAnsi="Times New Roman" w:cs="Times New Roman"/>
+          <w:i/>
+          <w:iCs/>
+          <w:sz w:val="24"/>
+          <w:szCs w:val="24"/>
+          <w:lang w:val="en-GB"/>
+        </w:rPr>
+        <w:t>nos</w:t>
+      </w:r>
+      <w:proofErr w:type="spellEnd"/>
+      <w:r>
+        <w:rPr>
+          <w:rFonts w:ascii="Times New Roman" w:hAnsi="Times New Roman" w:cs="Times New Roman"/>
+          <w:i/>
+          <w:iCs/>
+          <w:sz w:val="24"/>
+          <w:szCs w:val="24"/>
+          <w:lang w:val="en-GB"/>
+        </w:rPr>
+        <w:t xml:space="preserve"> </w:t>
+      </w:r>
+      <w:proofErr w:type="spellStart"/>
+      <w:r>
+        <w:rPr>
+          <w:rFonts w:ascii="Times New Roman" w:hAnsi="Times New Roman" w:cs="Times New Roman"/>
+          <w:i/>
+          <w:iCs/>
+          <w:sz w:val="24"/>
+          <w:szCs w:val="24"/>
+          <w:lang w:val="en-GB"/>
+        </w:rPr>
+        <w:t>jours</w:t>
+      </w:r>
+      <w:proofErr w:type="spellEnd"/>
+      <w:r>
+        <w:rPr>
+          <w:rFonts w:ascii="Times New Roman" w:hAnsi="Times New Roman" w:cs="Times New Roman"/>
+          <w:sz w:val="24"/>
+          <w:szCs w:val="24"/>
+          <w:lang w:val="en-GB"/>
+        </w:rPr>
+        <w:t>, Paris 1911</w:t>
+      </w:r>
+      <w:r>
+        <w:rPr>
+          <w:rFonts w:ascii="Times New Roman" w:hAnsi="Times New Roman" w:cs="Times New Roman"/>
+          <w:sz w:val="24"/>
+          <w:szCs w:val="24"/>
+          <w:lang w:val="en-GB"/>
+        </w:rPr>
+        <w:t xml:space="preserve"> (dissertation)</w:t>
+      </w:r>
+      <w:r>
+        <w:rPr>
+          <w:rFonts w:ascii="Times New Roman" w:hAnsi="Times New Roman" w:cs="Times New Roman"/>
+          <w:sz w:val="24"/>
+          <w:szCs w:val="24"/>
+          <w:lang w:val="en-GB"/>
+        </w:rPr>
+        <w:t xml:space="preserve">; </w:t>
+      </w:r>
+      <w:r>
+        <w:rPr>
+          <w:rFonts w:ascii="Times New Roman" w:hAnsi="Times New Roman" w:cs="Times New Roman"/>
+          <w:i/>
+          <w:sz w:val="24"/>
+          <w:szCs w:val="24"/>
+          <w:lang w:val="en-GB"/>
+        </w:rPr>
+        <w:t xml:space="preserve">La politique </w:t>
+      </w:r>
+      <w:proofErr w:type="spellStart"/>
+      <w:r>
+        <w:rPr>
+          <w:rFonts w:ascii="Times New Roman" w:hAnsi="Times New Roman" w:cs="Times New Roman"/>
+          <w:i/>
+          <w:sz w:val="24"/>
+          <w:szCs w:val="24"/>
+          <w:lang w:val="en-GB"/>
+        </w:rPr>
+        <w:t>socialiste</w:t>
+      </w:r>
+      <w:proofErr w:type="spellEnd"/>
+      <w:r>
+        <w:rPr>
+          <w:rFonts w:ascii="Times New Roman" w:hAnsi="Times New Roman" w:cs="Times New Roman"/>
+          <w:sz w:val="24"/>
+          <w:szCs w:val="24"/>
+          <w:lang w:val="en-GB"/>
+        </w:rPr>
+        <w:t>, Paris 1913;</w:t>
+      </w:r>
+      <w:r>
+        <w:rPr>
+          <w:rFonts w:ascii="Times New Roman" w:hAnsi="Times New Roman" w:cs="Times New Roman"/>
+          <w:sz w:val="24"/>
+          <w:szCs w:val="24"/>
+          <w:lang w:val="en-GB"/>
+        </w:rPr>
+        <w:t xml:space="preserve"> </w:t>
+      </w:r>
+      <w:proofErr w:type="spellStart"/>
+      <w:r>
+        <w:rPr>
+          <w:rFonts w:ascii="Times New Roman" w:hAnsi="Times New Roman" w:cs="Times New Roman"/>
+          <w:i/>
+          <w:iCs/>
+          <w:sz w:val="24"/>
+          <w:szCs w:val="24"/>
+          <w:lang w:val="en-GB"/>
+        </w:rPr>
+        <w:t>L</w:t>
+      </w:r>
+      <w:r>
+        <w:rPr>
+          <w:rFonts w:ascii="Times New Roman" w:hAnsi="Times New Roman" w:cs="Times New Roman"/>
+          <w:i/>
+          <w:iCs/>
+          <w:sz w:val="24"/>
+          <w:szCs w:val="24"/>
+          <w:lang w:val="en-GB"/>
+        </w:rPr>
+        <w:t>’</w:t>
+      </w:r>
+      <w:r>
+        <w:rPr>
+          <w:rFonts w:ascii="Times New Roman" w:hAnsi="Times New Roman" w:cs="Times New Roman"/>
+          <w:i/>
+          <w:iCs/>
+          <w:sz w:val="24"/>
+          <w:szCs w:val="24"/>
+          <w:lang w:val="en-GB"/>
+        </w:rPr>
+        <w:t>État</w:t>
+      </w:r>
+      <w:proofErr w:type="spellEnd"/>
+      <w:r>
+        <w:rPr>
+          <w:rFonts w:ascii="Times New Roman" w:hAnsi="Times New Roman" w:cs="Times New Roman"/>
+          <w:i/>
+          <w:iCs/>
+          <w:sz w:val="24"/>
+          <w:szCs w:val="24"/>
+          <w:lang w:val="en-GB"/>
+        </w:rPr>
+        <w:t xml:space="preserve"> et les compagnies </w:t>
+      </w:r>
+      <w:r>
+        <w:rPr>
+          <w:rFonts w:ascii="Times New Roman" w:hAnsi="Times New Roman" w:cs="Times New Roman"/>
+          <w:i/>
+          <w:iCs/>
           <w:sz w:val="24"/>
           <w:szCs w:val="24"/>
           <w:lang w:val="en-GB"/>
         </w:rPr>
         <w:lastRenderedPageBreak/>
-        <w:t>chapters X (</w:t>
-      </w:r>
-      <w:r>
-        <w:rPr>
-          <w:rFonts w:ascii="Times New Roman" w:hAnsi="Times New Roman" w:cs="Times New Roman"/>
-          <w:color w:val="000000" w:themeColor="text1"/>
-          <w:sz w:val="24"/>
-          <w:szCs w:val="24"/>
-          <w:lang w:val="en-GB"/>
-        </w:rPr>
-        <w:t>286-308</w:t>
-      </w:r>
-      <w:r>
-        <w:rPr>
-          <w:rFonts w:ascii="Times New Roman" w:hAnsi="Times New Roman" w:cs="Times New Roman"/>
-          <w:color w:val="000000" w:themeColor="text1"/>
-          <w:sz w:val="24"/>
-          <w:szCs w:val="24"/>
-          <w:lang w:val="en-GB"/>
-        </w:rPr>
-        <w:t>) and</w:t>
-      </w:r>
-      <w:r>
-        <w:rPr>
-          <w:rFonts w:ascii="Times New Roman" w:hAnsi="Times New Roman" w:cs="Times New Roman"/>
-          <w:sz w:val="24"/>
-          <w:szCs w:val="24"/>
-          <w:lang w:val="en-GB"/>
-        </w:rPr>
-        <w:t xml:space="preserve"> XVII (</w:t>
-      </w:r>
-      <w:r>
-        <w:rPr>
-          <w:rFonts w:ascii="Times New Roman" w:hAnsi="Times New Roman" w:cs="Times New Roman"/>
-          <w:color w:val="000000" w:themeColor="text1"/>
-          <w:sz w:val="24"/>
-          <w:szCs w:val="24"/>
-          <w:lang w:val="en-GB"/>
-        </w:rPr>
-        <w:t>467-506</w:t>
-      </w:r>
-      <w:r>
-        <w:rPr>
-          <w:rFonts w:ascii="Times New Roman" w:hAnsi="Times New Roman" w:cs="Times New Roman"/>
-          <w:color w:val="000000" w:themeColor="text1"/>
-          <w:sz w:val="24"/>
-          <w:szCs w:val="24"/>
-          <w:lang w:val="en-GB"/>
-        </w:rPr>
-        <w:t xml:space="preserve">); </w:t>
-      </w:r>
-      <w:r>
-        <w:rPr>
-          <w:rFonts w:ascii="Times New Roman" w:hAnsi="Times New Roman" w:cs="Times New Roman"/>
+        <w:t>de chemins de fer</w:t>
+      </w:r>
+      <w:r>
+        <w:rPr>
+          <w:rFonts w:ascii="Times New Roman" w:hAnsi="Times New Roman" w:cs="Times New Roman"/>
+          <w:sz w:val="24"/>
+          <w:szCs w:val="24"/>
+          <w:lang w:val="en-GB"/>
+        </w:rPr>
+        <w:t xml:space="preserve">, Paris 1914; </w:t>
+      </w:r>
+      <w:r>
+        <w:rPr>
+          <w:rFonts w:ascii="Times New Roman" w:hAnsi="Times New Roman" w:cs="Times New Roman"/>
+          <w:i/>
+          <w:sz w:val="24"/>
+          <w:szCs w:val="24"/>
+          <w:lang w:val="en-GB"/>
+        </w:rPr>
+        <w:t xml:space="preserve">Les </w:t>
+      </w:r>
+      <w:proofErr w:type="spellStart"/>
+      <w:r>
+        <w:rPr>
+          <w:rFonts w:ascii="Times New Roman" w:hAnsi="Times New Roman" w:cs="Times New Roman"/>
+          <w:i/>
+          <w:sz w:val="24"/>
+          <w:szCs w:val="24"/>
+          <w:lang w:val="en-GB"/>
+        </w:rPr>
+        <w:t>socialistes</w:t>
+      </w:r>
+      <w:proofErr w:type="spellEnd"/>
+      <w:r>
+        <w:rPr>
+          <w:rFonts w:ascii="Times New Roman" w:hAnsi="Times New Roman" w:cs="Times New Roman"/>
+          <w:i/>
+          <w:sz w:val="24"/>
+          <w:szCs w:val="24"/>
+          <w:lang w:val="en-GB"/>
+        </w:rPr>
+        <w:t xml:space="preserve"> et les </w:t>
+      </w:r>
+      <w:proofErr w:type="spellStart"/>
+      <w:r>
+        <w:rPr>
+          <w:rFonts w:ascii="Times New Roman" w:hAnsi="Times New Roman" w:cs="Times New Roman"/>
+          <w:i/>
+          <w:sz w:val="24"/>
+          <w:szCs w:val="24"/>
+          <w:lang w:val="en-GB"/>
+        </w:rPr>
+        <w:t>crédits</w:t>
+      </w:r>
+      <w:proofErr w:type="spellEnd"/>
+      <w:r>
+        <w:rPr>
+          <w:rFonts w:ascii="Times New Roman" w:hAnsi="Times New Roman" w:cs="Times New Roman"/>
+          <w:i/>
+          <w:sz w:val="24"/>
+          <w:szCs w:val="24"/>
+          <w:lang w:val="en-GB"/>
+        </w:rPr>
+        <w:t xml:space="preserve"> </w:t>
+      </w:r>
+      <w:proofErr w:type="spellStart"/>
+      <w:r>
+        <w:rPr>
+          <w:rFonts w:ascii="Times New Roman" w:hAnsi="Times New Roman" w:cs="Times New Roman"/>
+          <w:i/>
+          <w:sz w:val="24"/>
+          <w:szCs w:val="24"/>
+          <w:lang w:val="en-GB"/>
+        </w:rPr>
+        <w:t>militaires</w:t>
+      </w:r>
+      <w:proofErr w:type="spellEnd"/>
+      <w:r>
+        <w:rPr>
+          <w:rFonts w:ascii="Times New Roman" w:hAnsi="Times New Roman" w:cs="Times New Roman"/>
+          <w:sz w:val="24"/>
+          <w:szCs w:val="24"/>
+          <w:lang w:val="en-GB"/>
+        </w:rPr>
+        <w:t>, Paris 1918;</w:t>
+      </w:r>
+      <w:r>
+        <w:rPr>
+          <w:rFonts w:ascii="Times New Roman" w:hAnsi="Times New Roman" w:cs="Times New Roman"/>
+          <w:sz w:val="24"/>
+          <w:szCs w:val="24"/>
+          <w:lang w:val="en-GB"/>
+        </w:rPr>
+        <w:t xml:space="preserve"> </w:t>
+      </w:r>
+      <w:r>
+        <w:rPr>
+          <w:rFonts w:ascii="Times New Roman" w:hAnsi="Times New Roman" w:cs="Times New Roman"/>
+          <w:i/>
+          <w:sz w:val="24"/>
+          <w:szCs w:val="24"/>
+          <w:lang w:val="en-GB"/>
+        </w:rPr>
+        <w:t xml:space="preserve">La </w:t>
+      </w:r>
+      <w:proofErr w:type="spellStart"/>
+      <w:r>
+        <w:rPr>
+          <w:rFonts w:ascii="Times New Roman" w:hAnsi="Times New Roman" w:cs="Times New Roman"/>
+          <w:i/>
+          <w:sz w:val="24"/>
+          <w:szCs w:val="24"/>
+          <w:lang w:val="en-GB"/>
+        </w:rPr>
+        <w:t>coop</w:t>
+      </w:r>
+      <w:r>
+        <w:rPr>
+          <w:rFonts w:ascii="Times New Roman" w:hAnsi="Times New Roman" w:cs="Times New Roman"/>
+          <w:i/>
+          <w:sz w:val="24"/>
+          <w:szCs w:val="24"/>
+          <w:lang w:val="en-GB"/>
+        </w:rPr>
+        <w:t>é</w:t>
+      </w:r>
+      <w:r>
+        <w:rPr>
+          <w:rFonts w:ascii="Times New Roman" w:hAnsi="Times New Roman" w:cs="Times New Roman"/>
+          <w:i/>
+          <w:sz w:val="24"/>
+          <w:szCs w:val="24"/>
+          <w:lang w:val="en-GB"/>
+        </w:rPr>
+        <w:t>ration</w:t>
+      </w:r>
+      <w:proofErr w:type="spellEnd"/>
+      <w:r>
+        <w:rPr>
+          <w:rFonts w:ascii="Times New Roman" w:hAnsi="Times New Roman" w:cs="Times New Roman"/>
+          <w:i/>
+          <w:sz w:val="24"/>
+          <w:szCs w:val="24"/>
+          <w:lang w:val="en-GB"/>
+        </w:rPr>
+        <w:t xml:space="preserve"> et les </w:t>
+      </w:r>
+      <w:proofErr w:type="spellStart"/>
+      <w:r>
+        <w:rPr>
+          <w:rFonts w:ascii="Times New Roman" w:hAnsi="Times New Roman" w:cs="Times New Roman"/>
+          <w:i/>
+          <w:sz w:val="24"/>
+          <w:szCs w:val="24"/>
+          <w:lang w:val="en-GB"/>
+        </w:rPr>
+        <w:t>usines</w:t>
+      </w:r>
+      <w:proofErr w:type="spellEnd"/>
+      <w:r>
+        <w:rPr>
+          <w:rFonts w:ascii="Times New Roman" w:hAnsi="Times New Roman" w:cs="Times New Roman"/>
+          <w:i/>
+          <w:sz w:val="24"/>
+          <w:szCs w:val="24"/>
+          <w:lang w:val="en-GB"/>
+        </w:rPr>
+        <w:t xml:space="preserve"> de guerre</w:t>
+      </w:r>
+      <w:r>
+        <w:rPr>
+          <w:rFonts w:ascii="Times New Roman" w:hAnsi="Times New Roman" w:cs="Times New Roman"/>
+          <w:sz w:val="24"/>
+          <w:szCs w:val="24"/>
+          <w:lang w:val="en-GB"/>
+        </w:rPr>
+        <w:t xml:space="preserve">, Paris 1919; </w:t>
+      </w:r>
+      <w:proofErr w:type="spellStart"/>
+      <w:r>
+        <w:rPr>
+          <w:rFonts w:ascii="Times New Roman" w:hAnsi="Times New Roman" w:cs="Times New Roman"/>
+          <w:i/>
+          <w:sz w:val="24"/>
+          <w:szCs w:val="24"/>
+          <w:lang w:val="en-GB"/>
+        </w:rPr>
+        <w:t>Bolchévisme</w:t>
+      </w:r>
+      <w:proofErr w:type="spellEnd"/>
+      <w:r>
+        <w:rPr>
+          <w:rFonts w:ascii="Times New Roman" w:hAnsi="Times New Roman" w:cs="Times New Roman"/>
+          <w:i/>
+          <w:sz w:val="24"/>
+          <w:szCs w:val="24"/>
+          <w:lang w:val="en-GB"/>
+        </w:rPr>
+        <w:t xml:space="preserve"> ou </w:t>
+      </w:r>
+      <w:proofErr w:type="spellStart"/>
+      <w:r>
+        <w:rPr>
+          <w:rFonts w:ascii="Times New Roman" w:hAnsi="Times New Roman" w:cs="Times New Roman"/>
+          <w:i/>
+          <w:sz w:val="24"/>
+          <w:szCs w:val="24"/>
+          <w:lang w:val="en-GB"/>
+        </w:rPr>
+        <w:t>socialisme</w:t>
+      </w:r>
+      <w:proofErr w:type="spellEnd"/>
+      <w:r>
+        <w:rPr>
+          <w:rFonts w:ascii="Times New Roman" w:hAnsi="Times New Roman" w:cs="Times New Roman"/>
+          <w:sz w:val="24"/>
+          <w:szCs w:val="24"/>
+          <w:lang w:val="en-GB"/>
+        </w:rPr>
+        <w:t>, Paris 1919</w:t>
+      </w:r>
+      <w:r>
+        <w:rPr>
+          <w:rFonts w:ascii="Times New Roman" w:hAnsi="Times New Roman" w:cs="Times New Roman"/>
+          <w:sz w:val="24"/>
+          <w:szCs w:val="24"/>
+          <w:lang w:val="en-GB"/>
+        </w:rPr>
+        <w:t xml:space="preserve">; </w:t>
+      </w:r>
+      <w:r>
+        <w:rPr>
+          <w:rFonts w:ascii="Times New Roman" w:eastAsia="Times New Roman" w:hAnsi="Times New Roman" w:cs="Times New Roman"/>
+          <w:sz w:val="24"/>
+          <w:szCs w:val="24"/>
+          <w:lang w:val="en-GB" w:eastAsia="fr-FR"/>
+        </w:rPr>
+        <w:t>‘</w:t>
+      </w:r>
+      <w:proofErr w:type="spellStart"/>
+      <w:r>
+        <w:rPr>
+          <w:rFonts w:ascii="Times New Roman" w:eastAsia="Times New Roman" w:hAnsi="Times New Roman" w:cs="Times New Roman"/>
+          <w:sz w:val="24"/>
+          <w:szCs w:val="24"/>
+          <w:lang w:val="en-GB" w:eastAsia="fr-FR"/>
+        </w:rPr>
+        <w:t>L</w:t>
+      </w:r>
+      <w:r>
+        <w:rPr>
+          <w:rFonts w:ascii="Times New Roman" w:eastAsia="Times New Roman" w:hAnsi="Times New Roman" w:cs="Times New Roman"/>
+          <w:sz w:val="24"/>
+          <w:szCs w:val="24"/>
+          <w:lang w:val="en-GB" w:eastAsia="fr-FR"/>
+        </w:rPr>
+        <w:t>’</w:t>
+      </w:r>
+      <w:r>
+        <w:rPr>
+          <w:rFonts w:ascii="Times New Roman" w:eastAsia="Times New Roman" w:hAnsi="Times New Roman" w:cs="Times New Roman"/>
+          <w:sz w:val="24"/>
+          <w:szCs w:val="24"/>
+          <w:lang w:val="en-GB" w:eastAsia="fr-FR"/>
+        </w:rPr>
+        <w:t>Organisation</w:t>
+      </w:r>
+      <w:proofErr w:type="spellEnd"/>
+      <w:r>
+        <w:rPr>
+          <w:rFonts w:ascii="Times New Roman" w:eastAsia="Times New Roman" w:hAnsi="Times New Roman" w:cs="Times New Roman"/>
+          <w:sz w:val="24"/>
+          <w:szCs w:val="24"/>
+          <w:lang w:val="en-GB" w:eastAsia="fr-FR"/>
+        </w:rPr>
+        <w:t xml:space="preserve"> </w:t>
+      </w:r>
+      <w:proofErr w:type="spellStart"/>
+      <w:r>
+        <w:rPr>
+          <w:rFonts w:ascii="Times New Roman" w:eastAsia="Times New Roman" w:hAnsi="Times New Roman" w:cs="Times New Roman"/>
+          <w:sz w:val="24"/>
+          <w:szCs w:val="24"/>
+          <w:lang w:val="en-GB" w:eastAsia="fr-FR"/>
+        </w:rPr>
+        <w:t>internationale</w:t>
+      </w:r>
+      <w:proofErr w:type="spellEnd"/>
+      <w:r>
+        <w:rPr>
+          <w:rFonts w:ascii="Times New Roman" w:eastAsia="Times New Roman" w:hAnsi="Times New Roman" w:cs="Times New Roman"/>
+          <w:sz w:val="24"/>
+          <w:szCs w:val="24"/>
+          <w:lang w:val="en-GB" w:eastAsia="fr-FR"/>
+        </w:rPr>
+        <w:t xml:space="preserve"> du travail: </w:t>
+      </w:r>
+      <w:r>
+        <w:rPr>
+          <w:rFonts w:ascii="Times New Roman" w:eastAsia="Times New Roman" w:hAnsi="Times New Roman" w:cs="Times New Roman"/>
+          <w:sz w:val="24"/>
+          <w:szCs w:val="24"/>
+          <w:lang w:val="en-GB" w:eastAsia="fr-FR"/>
+        </w:rPr>
+        <w:t>O</w:t>
+      </w:r>
+      <w:r>
+        <w:rPr>
+          <w:rFonts w:ascii="Times New Roman" w:eastAsia="Times New Roman" w:hAnsi="Times New Roman" w:cs="Times New Roman"/>
+          <w:sz w:val="24"/>
+          <w:szCs w:val="24"/>
+          <w:lang w:val="en-GB" w:eastAsia="fr-FR"/>
+        </w:rPr>
+        <w:t xml:space="preserve">rigine, </w:t>
+      </w:r>
+      <w:proofErr w:type="spellStart"/>
+      <w:r>
+        <w:rPr>
+          <w:rFonts w:ascii="Times New Roman" w:eastAsia="Times New Roman" w:hAnsi="Times New Roman" w:cs="Times New Roman"/>
+          <w:sz w:val="24"/>
+          <w:szCs w:val="24"/>
+          <w:lang w:val="en-GB" w:eastAsia="fr-FR"/>
+        </w:rPr>
+        <w:t>développement</w:t>
+      </w:r>
+      <w:proofErr w:type="spellEnd"/>
+      <w:r>
+        <w:rPr>
+          <w:rFonts w:ascii="Times New Roman" w:eastAsia="Times New Roman" w:hAnsi="Times New Roman" w:cs="Times New Roman"/>
+          <w:sz w:val="24"/>
+          <w:szCs w:val="24"/>
+          <w:lang w:val="en-GB" w:eastAsia="fr-FR"/>
+        </w:rPr>
+        <w:t>, avenir</w:t>
+      </w:r>
+      <w:r>
+        <w:rPr>
+          <w:rFonts w:ascii="Times New Roman" w:eastAsia="Times New Roman" w:hAnsi="Times New Roman" w:cs="Times New Roman"/>
+          <w:sz w:val="24"/>
+          <w:szCs w:val="24"/>
+          <w:lang w:val="en-GB" w:eastAsia="fr-FR"/>
+        </w:rPr>
+        <w:t>’</w:t>
+      </w:r>
+      <w:r>
+        <w:rPr>
+          <w:rFonts w:ascii="Times New Roman" w:eastAsia="Times New Roman" w:hAnsi="Times New Roman" w:cs="Times New Roman"/>
+          <w:sz w:val="24"/>
+          <w:szCs w:val="24"/>
+          <w:lang w:val="en-GB" w:eastAsia="fr-FR"/>
+        </w:rPr>
+        <w:t xml:space="preserve"> </w:t>
+      </w:r>
+      <w:r>
+        <w:rPr>
+          <w:rFonts w:ascii="Times New Roman" w:eastAsia="Times New Roman" w:hAnsi="Times New Roman" w:cs="Times New Roman"/>
+          <w:sz w:val="24"/>
+          <w:szCs w:val="24"/>
+          <w:lang w:val="en-GB" w:eastAsia="fr-FR"/>
+        </w:rPr>
+        <w:t xml:space="preserve">in </w:t>
+      </w:r>
+      <w:r>
+        <w:rPr>
+          <w:rFonts w:ascii="Times New Roman" w:eastAsia="Times New Roman" w:hAnsi="Times New Roman" w:cs="Times New Roman"/>
           <w:i/>
           <w:iCs/>
           <w:sz w:val="24"/>
           <w:szCs w:val="24"/>
-          <w:lang w:val="en-GB"/>
-        </w:rPr>
-        <w:t xml:space="preserve">La liberté de </w:t>
+          <w:lang w:val="en-GB" w:eastAsia="fr-FR"/>
+        </w:rPr>
+        <w:t xml:space="preserve">Revue </w:t>
       </w:r>
       <w:proofErr w:type="spellStart"/>
       <w:r>
         <w:rPr>
-          <w:rFonts w:ascii="Times New Roman" w:hAnsi="Times New Roman" w:cs="Times New Roman"/>
+          <w:rFonts w:ascii="Times New Roman" w:eastAsia="Times New Roman" w:hAnsi="Times New Roman" w:cs="Times New Roman"/>
           <w:i/>
           <w:iCs/>
           <w:sz w:val="24"/>
           <w:szCs w:val="24"/>
-          <w:lang w:val="en-GB"/>
-        </w:rPr>
-        <w:t>l</w:t>
-      </w:r>
-      <w:r>
-        <w:rPr>
-          <w:rFonts w:ascii="Times New Roman" w:hAnsi="Times New Roman" w:cs="Times New Roman"/>
+          <w:lang w:val="en-GB" w:eastAsia="fr-FR"/>
+        </w:rPr>
+        <w:t>internationale</w:t>
+      </w:r>
+      <w:proofErr w:type="spellEnd"/>
+      <w:r>
+        <w:rPr>
+          <w:rFonts w:ascii="Times New Roman" w:eastAsia="Times New Roman" w:hAnsi="Times New Roman" w:cs="Times New Roman"/>
           <w:i/>
           <w:iCs/>
           <w:sz w:val="24"/>
           <w:szCs w:val="24"/>
-          <w:lang w:val="en-GB"/>
+          <w:lang w:val="en-GB" w:eastAsia="fr-FR"/>
+        </w:rPr>
+        <w:t xml:space="preserve"> du travail</w:t>
+      </w:r>
+      <w:r>
+        <w:rPr>
+          <w:rFonts w:ascii="Times New Roman" w:eastAsia="Times New Roman" w:hAnsi="Times New Roman" w:cs="Times New Roman"/>
+          <w:sz w:val="24"/>
+          <w:szCs w:val="24"/>
+          <w:lang w:val="en-GB" w:eastAsia="fr-FR"/>
+        </w:rPr>
+        <w:t>, 1921</w:t>
+      </w:r>
+      <w:r>
+        <w:rPr>
+          <w:rFonts w:ascii="Times New Roman" w:eastAsia="Times New Roman" w:hAnsi="Times New Roman" w:cs="Times New Roman"/>
+          <w:sz w:val="24"/>
+          <w:szCs w:val="24"/>
+          <w:lang w:val="en-GB" w:eastAsia="fr-FR"/>
+        </w:rPr>
+        <w:t xml:space="preserve">, </w:t>
+      </w:r>
+      <w:r>
+        <w:rPr>
+          <w:rFonts w:ascii="Times New Roman" w:hAnsi="Times New Roman" w:cs="Times New Roman"/>
+          <w:color w:val="000000" w:themeColor="text1"/>
+          <w:sz w:val="24"/>
+          <w:szCs w:val="24"/>
+          <w:lang w:val="en-GB"/>
+        </w:rPr>
+        <w:t>5-22</w:t>
+      </w:r>
+      <w:r>
+        <w:rPr>
+          <w:rFonts w:ascii="Times New Roman" w:hAnsi="Times New Roman" w:cs="Times New Roman"/>
+          <w:color w:val="000000" w:themeColor="text1"/>
+          <w:sz w:val="24"/>
+          <w:szCs w:val="24"/>
+          <w:lang w:val="en-GB"/>
+        </w:rPr>
+        <w:t>;</w:t>
+      </w:r>
+      <w:r>
+        <w:rPr>
+          <w:rFonts w:ascii="Times New Roman" w:eastAsia="Times New Roman" w:hAnsi="Times New Roman" w:cs="Times New Roman"/>
+          <w:color w:val="000000" w:themeColor="text1"/>
+          <w:sz w:val="24"/>
+          <w:szCs w:val="24"/>
+          <w:lang w:val="en-GB" w:eastAsia="fr-FR"/>
+        </w:rPr>
+        <w:t xml:space="preserve"> </w:t>
+      </w:r>
+      <w:r>
+        <w:rPr>
+          <w:rFonts w:ascii="Times New Roman" w:eastAsia="Times New Roman" w:hAnsi="Times New Roman" w:cs="Times New Roman"/>
+          <w:i/>
+          <w:color w:val="000000" w:themeColor="text1"/>
+          <w:sz w:val="24"/>
+          <w:szCs w:val="24"/>
+          <w:lang w:val="en-GB" w:eastAsia="fr-FR"/>
+        </w:rPr>
+        <w:t xml:space="preserve">La </w:t>
+      </w:r>
+      <w:proofErr w:type="spellStart"/>
+      <w:r>
+        <w:rPr>
+          <w:rFonts w:ascii="Times New Roman" w:eastAsia="Times New Roman" w:hAnsi="Times New Roman" w:cs="Times New Roman"/>
+          <w:i/>
+          <w:color w:val="000000" w:themeColor="text1"/>
+          <w:sz w:val="24"/>
+          <w:szCs w:val="24"/>
+          <w:lang w:val="en-GB" w:eastAsia="fr-FR"/>
+        </w:rPr>
+        <w:t>lut</w:t>
+      </w:r>
+      <w:r>
+        <w:rPr>
+          <w:rFonts w:ascii="Times New Roman" w:eastAsia="Times New Roman" w:hAnsi="Times New Roman" w:cs="Times New Roman"/>
+          <w:i/>
+          <w:color w:val="000000" w:themeColor="text1"/>
+          <w:sz w:val="24"/>
+          <w:szCs w:val="24"/>
+          <w:lang w:val="en-GB" w:eastAsia="fr-FR"/>
+        </w:rPr>
+        <w:t>t</w:t>
+      </w:r>
+      <w:r>
+        <w:rPr>
+          <w:rFonts w:ascii="Times New Roman" w:eastAsia="Times New Roman" w:hAnsi="Times New Roman" w:cs="Times New Roman"/>
+          <w:i/>
+          <w:color w:val="000000" w:themeColor="text1"/>
+          <w:sz w:val="24"/>
+          <w:szCs w:val="24"/>
+          <w:lang w:val="en-GB" w:eastAsia="fr-FR"/>
+        </w:rPr>
+        <w:t>e</w:t>
+      </w:r>
+      <w:proofErr w:type="spellEnd"/>
+      <w:r>
+        <w:rPr>
+          <w:rFonts w:ascii="Times New Roman" w:eastAsia="Times New Roman" w:hAnsi="Times New Roman" w:cs="Times New Roman"/>
+          <w:i/>
+          <w:color w:val="000000" w:themeColor="text1"/>
+          <w:sz w:val="24"/>
+          <w:szCs w:val="24"/>
+          <w:lang w:val="en-GB" w:eastAsia="fr-FR"/>
+        </w:rPr>
+        <w:t xml:space="preserve"> </w:t>
+      </w:r>
+      <w:proofErr w:type="spellStart"/>
+      <w:r>
+        <w:rPr>
+          <w:rFonts w:ascii="Times New Roman" w:eastAsia="Times New Roman" w:hAnsi="Times New Roman" w:cs="Times New Roman"/>
+          <w:i/>
+          <w:color w:val="000000" w:themeColor="text1"/>
+          <w:sz w:val="24"/>
+          <w:szCs w:val="24"/>
+          <w:lang w:val="en-GB" w:eastAsia="fr-FR"/>
+        </w:rPr>
+        <w:t>contre</w:t>
+      </w:r>
+      <w:proofErr w:type="spellEnd"/>
+      <w:r>
+        <w:rPr>
+          <w:rFonts w:ascii="Times New Roman" w:eastAsia="Times New Roman" w:hAnsi="Times New Roman" w:cs="Times New Roman"/>
+          <w:i/>
+          <w:color w:val="000000" w:themeColor="text1"/>
+          <w:sz w:val="24"/>
+          <w:szCs w:val="24"/>
+          <w:lang w:val="en-GB" w:eastAsia="fr-FR"/>
+        </w:rPr>
+        <w:t xml:space="preserve"> le </w:t>
+      </w:r>
+      <w:proofErr w:type="spellStart"/>
+      <w:r>
+        <w:rPr>
+          <w:rFonts w:ascii="Times New Roman" w:eastAsia="Times New Roman" w:hAnsi="Times New Roman" w:cs="Times New Roman"/>
+          <w:i/>
+          <w:color w:val="000000" w:themeColor="text1"/>
+          <w:sz w:val="24"/>
+          <w:szCs w:val="24"/>
+          <w:lang w:val="en-GB" w:eastAsia="fr-FR"/>
+        </w:rPr>
+        <w:t>ch</w:t>
+      </w:r>
+      <w:r>
+        <w:rPr>
+          <w:rFonts w:ascii="Times New Roman" w:eastAsia="Times New Roman" w:hAnsi="Times New Roman" w:cs="Times New Roman"/>
+          <w:i/>
+          <w:color w:val="000000" w:themeColor="text1"/>
+          <w:sz w:val="24"/>
+          <w:szCs w:val="24"/>
+          <w:lang w:val="en-GB" w:eastAsia="fr-FR"/>
+        </w:rPr>
+        <w:t>ô</w:t>
+      </w:r>
+      <w:r>
+        <w:rPr>
+          <w:rFonts w:ascii="Times New Roman" w:eastAsia="Times New Roman" w:hAnsi="Times New Roman" w:cs="Times New Roman"/>
+          <w:i/>
+          <w:color w:val="000000" w:themeColor="text1"/>
+          <w:sz w:val="24"/>
+          <w:szCs w:val="24"/>
+          <w:lang w:val="en-GB" w:eastAsia="fr-FR"/>
+        </w:rPr>
+        <w:t>mage</w:t>
+      </w:r>
+      <w:proofErr w:type="spellEnd"/>
+      <w:r>
+        <w:rPr>
+          <w:rFonts w:ascii="Times New Roman" w:eastAsia="Times New Roman" w:hAnsi="Times New Roman" w:cs="Times New Roman"/>
+          <w:color w:val="000000" w:themeColor="text1"/>
+          <w:sz w:val="24"/>
+          <w:szCs w:val="24"/>
+          <w:lang w:val="en-GB" w:eastAsia="fr-FR"/>
+        </w:rPr>
+        <w:t>, Geneva 1923;</w:t>
+      </w:r>
+      <w:r>
+        <w:rPr>
+          <w:rFonts w:ascii="Times New Roman" w:hAnsi="Times New Roman" w:cs="Times New Roman"/>
+          <w:color w:val="000000" w:themeColor="text1"/>
+          <w:sz w:val="24"/>
+          <w:szCs w:val="24"/>
+          <w:lang w:val="en-GB"/>
+        </w:rPr>
+        <w:t xml:space="preserve"> </w:t>
+      </w:r>
+      <w:r>
+        <w:rPr>
+          <w:rFonts w:ascii="Times New Roman" w:eastAsia="Times New Roman" w:hAnsi="Times New Roman" w:cs="Times New Roman"/>
+          <w:color w:val="000000" w:themeColor="text1"/>
+          <w:sz w:val="24"/>
+          <w:szCs w:val="24"/>
+          <w:lang w:val="en-GB" w:eastAsia="fr-FR"/>
+        </w:rPr>
+        <w:t>‘</w:t>
+      </w:r>
+      <w:r>
+        <w:rPr>
+          <w:rFonts w:ascii="Times New Roman" w:eastAsia="Times New Roman" w:hAnsi="Times New Roman" w:cs="Times New Roman"/>
+          <w:color w:val="000000" w:themeColor="text1"/>
+          <w:sz w:val="24"/>
+          <w:szCs w:val="24"/>
+          <w:lang w:val="en-GB" w:eastAsia="fr-FR"/>
+        </w:rPr>
+        <w:t xml:space="preserve">Justice </w:t>
+      </w:r>
+      <w:proofErr w:type="spellStart"/>
+      <w:r>
+        <w:rPr>
+          <w:rFonts w:ascii="Times New Roman" w:eastAsia="Times New Roman" w:hAnsi="Times New Roman" w:cs="Times New Roman"/>
+          <w:color w:val="000000" w:themeColor="text1"/>
+          <w:sz w:val="24"/>
+          <w:szCs w:val="24"/>
+          <w:lang w:val="en-GB" w:eastAsia="fr-FR"/>
+        </w:rPr>
+        <w:t>sociale</w:t>
+      </w:r>
+      <w:proofErr w:type="spellEnd"/>
+      <w:r>
+        <w:rPr>
+          <w:rFonts w:ascii="Times New Roman" w:eastAsia="Times New Roman" w:hAnsi="Times New Roman" w:cs="Times New Roman"/>
+          <w:color w:val="000000" w:themeColor="text1"/>
+          <w:sz w:val="24"/>
+          <w:szCs w:val="24"/>
+          <w:lang w:val="en-GB" w:eastAsia="fr-FR"/>
+        </w:rPr>
+        <w:t xml:space="preserve"> et </w:t>
+      </w:r>
+      <w:proofErr w:type="spellStart"/>
+      <w:r>
+        <w:rPr>
+          <w:rFonts w:ascii="Times New Roman" w:eastAsia="Times New Roman" w:hAnsi="Times New Roman" w:cs="Times New Roman"/>
+          <w:color w:val="000000" w:themeColor="text1"/>
+          <w:sz w:val="24"/>
+          <w:szCs w:val="24"/>
+          <w:lang w:val="en-GB" w:eastAsia="fr-FR"/>
+        </w:rPr>
+        <w:t>paix</w:t>
+      </w:r>
+      <w:proofErr w:type="spellEnd"/>
+      <w:r>
+        <w:rPr>
+          <w:rFonts w:ascii="Times New Roman" w:eastAsia="Times New Roman" w:hAnsi="Times New Roman" w:cs="Times New Roman"/>
+          <w:color w:val="000000" w:themeColor="text1"/>
+          <w:sz w:val="24"/>
+          <w:szCs w:val="24"/>
+          <w:lang w:val="en-GB" w:eastAsia="fr-FR"/>
+        </w:rPr>
+        <w:t xml:space="preserve"> </w:t>
+      </w:r>
+      <w:proofErr w:type="spellStart"/>
+      <w:r>
+        <w:rPr>
+          <w:rFonts w:ascii="Times New Roman" w:eastAsia="Times New Roman" w:hAnsi="Times New Roman" w:cs="Times New Roman"/>
+          <w:color w:val="000000" w:themeColor="text1"/>
+          <w:sz w:val="24"/>
+          <w:szCs w:val="24"/>
+          <w:lang w:val="en-GB" w:eastAsia="fr-FR"/>
+        </w:rPr>
+        <w:t>universelle</w:t>
+      </w:r>
+      <w:proofErr w:type="spellEnd"/>
+      <w:r>
+        <w:rPr>
+          <w:rFonts w:ascii="Times New Roman" w:eastAsia="Times New Roman" w:hAnsi="Times New Roman" w:cs="Times New Roman"/>
+          <w:color w:val="000000" w:themeColor="text1"/>
+          <w:sz w:val="24"/>
+          <w:szCs w:val="24"/>
+          <w:lang w:val="en-GB" w:eastAsia="fr-FR"/>
+        </w:rPr>
+        <w:t xml:space="preserve">: </w:t>
+      </w:r>
+      <w:proofErr w:type="spellStart"/>
+      <w:r>
+        <w:rPr>
+          <w:rFonts w:ascii="Times New Roman" w:eastAsia="Times New Roman" w:hAnsi="Times New Roman" w:cs="Times New Roman"/>
+          <w:color w:val="000000" w:themeColor="text1"/>
+          <w:sz w:val="24"/>
+          <w:szCs w:val="24"/>
+          <w:lang w:val="en-GB" w:eastAsia="fr-FR"/>
+        </w:rPr>
+        <w:t>R</w:t>
+      </w:r>
+      <w:r>
+        <w:rPr>
+          <w:rFonts w:ascii="Times New Roman" w:eastAsia="Times New Roman" w:hAnsi="Times New Roman" w:cs="Times New Roman"/>
+          <w:color w:val="000000" w:themeColor="text1"/>
+          <w:sz w:val="24"/>
+          <w:szCs w:val="24"/>
+          <w:lang w:val="en-GB" w:eastAsia="fr-FR"/>
+        </w:rPr>
+        <w:t>éflexions</w:t>
+      </w:r>
+      <w:proofErr w:type="spellEnd"/>
+      <w:r>
+        <w:rPr>
+          <w:rFonts w:ascii="Times New Roman" w:eastAsia="Times New Roman" w:hAnsi="Times New Roman" w:cs="Times New Roman"/>
+          <w:color w:val="000000" w:themeColor="text1"/>
+          <w:sz w:val="24"/>
+          <w:szCs w:val="24"/>
+          <w:lang w:val="en-GB" w:eastAsia="fr-FR"/>
+        </w:rPr>
+        <w:t xml:space="preserve"> sur un </w:t>
+      </w:r>
+      <w:proofErr w:type="spellStart"/>
+      <w:r>
+        <w:rPr>
+          <w:rFonts w:ascii="Times New Roman" w:eastAsia="Times New Roman" w:hAnsi="Times New Roman" w:cs="Times New Roman"/>
+          <w:color w:val="000000" w:themeColor="text1"/>
+          <w:sz w:val="24"/>
+          <w:szCs w:val="24"/>
+          <w:lang w:val="en-GB" w:eastAsia="fr-FR"/>
+        </w:rPr>
+        <w:t>texte</w:t>
+      </w:r>
+      <w:proofErr w:type="spellEnd"/>
+      <w:r>
+        <w:rPr>
+          <w:rFonts w:ascii="Times New Roman" w:eastAsia="Times New Roman" w:hAnsi="Times New Roman" w:cs="Times New Roman"/>
+          <w:color w:val="000000" w:themeColor="text1"/>
+          <w:sz w:val="24"/>
+          <w:szCs w:val="24"/>
+          <w:lang w:val="en-GB" w:eastAsia="fr-FR"/>
         </w:rPr>
         <w:t>’</w:t>
       </w:r>
       <w:r>
         <w:rPr>
-          <w:rFonts w:ascii="Times New Roman" w:hAnsi="Times New Roman" w:cs="Times New Roman"/>
+          <w:rFonts w:ascii="Times New Roman" w:eastAsia="Times New Roman" w:hAnsi="Times New Roman" w:cs="Times New Roman"/>
+          <w:color w:val="000000" w:themeColor="text1"/>
+          <w:sz w:val="24"/>
+          <w:szCs w:val="24"/>
+          <w:lang w:val="en-GB" w:eastAsia="fr-FR"/>
+        </w:rPr>
+        <w:t xml:space="preserve"> in </w:t>
+      </w:r>
+      <w:r>
+        <w:rPr>
+          <w:rFonts w:ascii="Times New Roman" w:eastAsia="Times New Roman" w:hAnsi="Times New Roman" w:cs="Times New Roman"/>
           <w:i/>
           <w:iCs/>
-          <w:sz w:val="24"/>
-          <w:szCs w:val="24"/>
-          <w:lang w:val="en-GB"/>
-        </w:rPr>
-        <w:t>enseignement</w:t>
+          <w:color w:val="000000" w:themeColor="text1"/>
+          <w:sz w:val="24"/>
+          <w:szCs w:val="24"/>
+          <w:lang w:val="en-GB" w:eastAsia="fr-FR"/>
+        </w:rPr>
+        <w:t>Revue de Paris</w:t>
+      </w:r>
+      <w:r>
+        <w:rPr>
+          <w:rFonts w:ascii="Times New Roman" w:eastAsia="Times New Roman" w:hAnsi="Times New Roman" w:cs="Times New Roman"/>
+          <w:color w:val="000000" w:themeColor="text1"/>
+          <w:sz w:val="24"/>
+          <w:szCs w:val="24"/>
+          <w:lang w:val="en-GB" w:eastAsia="fr-FR"/>
+        </w:rPr>
+        <w:t xml:space="preserve">, </w:t>
+      </w:r>
+      <w:r>
+        <w:rPr>
+          <w:rFonts w:ascii="Times New Roman" w:eastAsia="Times New Roman" w:hAnsi="Times New Roman" w:cs="Times New Roman"/>
+          <w:color w:val="000000" w:themeColor="text1"/>
+          <w:sz w:val="24"/>
+          <w:szCs w:val="24"/>
+          <w:lang w:val="en-GB" w:eastAsia="fr-FR"/>
+        </w:rPr>
+        <w:t xml:space="preserve">31/2, </w:t>
+      </w:r>
+      <w:r>
+        <w:rPr>
+          <w:rFonts w:ascii="Times New Roman" w:eastAsia="Times New Roman" w:hAnsi="Times New Roman" w:cs="Times New Roman"/>
+          <w:color w:val="000000" w:themeColor="text1"/>
+          <w:sz w:val="24"/>
+          <w:szCs w:val="24"/>
+          <w:lang w:val="en-GB" w:eastAsia="fr-FR"/>
+        </w:rPr>
+        <w:t>1924</w:t>
+      </w:r>
+      <w:r>
+        <w:rPr>
+          <w:rFonts w:ascii="Times New Roman" w:eastAsia="Times New Roman" w:hAnsi="Times New Roman" w:cs="Times New Roman"/>
+          <w:color w:val="000000" w:themeColor="text1"/>
+          <w:sz w:val="24"/>
+          <w:szCs w:val="24"/>
+          <w:lang w:val="en-GB" w:eastAsia="fr-FR"/>
+        </w:rPr>
+        <w:t xml:space="preserve">, </w:t>
+      </w:r>
+      <w:r>
+        <w:rPr>
+          <w:rFonts w:ascii="Times New Roman" w:hAnsi="Times New Roman" w:cs="Times New Roman"/>
+          <w:color w:val="000000" w:themeColor="text1"/>
+          <w:sz w:val="24"/>
+          <w:szCs w:val="24"/>
+          <w:lang w:val="en-GB"/>
+        </w:rPr>
+        <w:t>241-261</w:t>
+      </w:r>
+      <w:r>
+        <w:rPr>
+          <w:rFonts w:ascii="Times New Roman" w:eastAsia="Times New Roman" w:hAnsi="Times New Roman" w:cs="Times New Roman"/>
+          <w:color w:val="000000" w:themeColor="text1"/>
+          <w:sz w:val="24"/>
+          <w:szCs w:val="24"/>
+          <w:lang w:val="en-GB" w:eastAsia="fr-FR"/>
+        </w:rPr>
+        <w:t>;</w:t>
+      </w:r>
+      <w:r>
+        <w:rPr>
+          <w:rFonts w:ascii="Times New Roman" w:eastAsia="Times New Roman" w:hAnsi="Times New Roman" w:cs="Times New Roman"/>
+          <w:color w:val="000000" w:themeColor="text1"/>
+          <w:sz w:val="24"/>
+          <w:szCs w:val="24"/>
+          <w:lang w:val="en-GB" w:eastAsia="fr-FR"/>
+        </w:rPr>
+        <w:t xml:space="preserve"> </w:t>
+      </w:r>
+      <w:r>
+        <w:rPr>
+          <w:rFonts w:ascii="Times New Roman" w:eastAsia="Times New Roman" w:hAnsi="Times New Roman" w:cs="Times New Roman"/>
+          <w:color w:val="000000" w:themeColor="text1"/>
+          <w:sz w:val="24"/>
+          <w:szCs w:val="24"/>
+          <w:lang w:val="en-GB" w:eastAsia="fr-FR"/>
+        </w:rPr>
+        <w:t>‘</w:t>
+      </w:r>
+      <w:r>
+        <w:rPr>
+          <w:rFonts w:ascii="Times New Roman" w:eastAsia="Times New Roman" w:hAnsi="Times New Roman" w:cs="Times New Roman"/>
+          <w:color w:val="000000" w:themeColor="text1"/>
+          <w:sz w:val="24"/>
+          <w:szCs w:val="24"/>
+          <w:lang w:val="en-GB" w:eastAsia="fr-FR"/>
+        </w:rPr>
+        <w:t xml:space="preserve">Pour </w:t>
+      </w:r>
+      <w:proofErr w:type="spellStart"/>
+      <w:r>
+        <w:rPr>
+          <w:rFonts w:ascii="Times New Roman" w:eastAsia="Times New Roman" w:hAnsi="Times New Roman" w:cs="Times New Roman"/>
+          <w:color w:val="000000" w:themeColor="text1"/>
+          <w:sz w:val="24"/>
+          <w:szCs w:val="24"/>
+          <w:lang w:val="en-GB" w:eastAsia="fr-FR"/>
+        </w:rPr>
+        <w:t>une</w:t>
       </w:r>
       <w:proofErr w:type="spellEnd"/>
       <w:r>
         <w:rPr>
-          <w:rFonts w:ascii="Times New Roman" w:hAnsi="Times New Roman" w:cs="Times New Roman"/>
+          <w:rFonts w:ascii="Times New Roman" w:eastAsia="Times New Roman" w:hAnsi="Times New Roman" w:cs="Times New Roman"/>
+          <w:color w:val="000000" w:themeColor="text1"/>
+          <w:sz w:val="24"/>
+          <w:szCs w:val="24"/>
+          <w:lang w:val="en-GB" w:eastAsia="fr-FR"/>
+        </w:rPr>
+        <w:t xml:space="preserve"> </w:t>
+      </w:r>
+      <w:proofErr w:type="spellStart"/>
+      <w:r>
+        <w:rPr>
+          <w:rFonts w:ascii="Times New Roman" w:eastAsia="Times New Roman" w:hAnsi="Times New Roman" w:cs="Times New Roman"/>
+          <w:color w:val="000000" w:themeColor="text1"/>
+          <w:sz w:val="24"/>
+          <w:szCs w:val="24"/>
+          <w:lang w:val="en-GB" w:eastAsia="fr-FR"/>
+        </w:rPr>
+        <w:t>conférence</w:t>
+      </w:r>
+      <w:proofErr w:type="spellEnd"/>
+      <w:r>
+        <w:rPr>
+          <w:rFonts w:ascii="Times New Roman" w:eastAsia="Times New Roman" w:hAnsi="Times New Roman" w:cs="Times New Roman"/>
+          <w:color w:val="000000" w:themeColor="text1"/>
+          <w:sz w:val="24"/>
+          <w:szCs w:val="24"/>
+          <w:lang w:val="en-GB" w:eastAsia="fr-FR"/>
+        </w:rPr>
+        <w:t xml:space="preserve"> économique: </w:t>
+      </w:r>
+      <w:r>
+        <w:rPr>
+          <w:rFonts w:ascii="Times New Roman" w:eastAsia="Times New Roman" w:hAnsi="Times New Roman" w:cs="Times New Roman"/>
+          <w:color w:val="000000" w:themeColor="text1"/>
+          <w:sz w:val="24"/>
+          <w:szCs w:val="24"/>
+          <w:lang w:val="en-GB" w:eastAsia="fr-FR"/>
+        </w:rPr>
+        <w:t>P</w:t>
+      </w:r>
+      <w:r>
+        <w:rPr>
+          <w:rFonts w:ascii="Times New Roman" w:eastAsia="Times New Roman" w:hAnsi="Times New Roman" w:cs="Times New Roman"/>
+          <w:color w:val="000000" w:themeColor="text1"/>
+          <w:sz w:val="24"/>
+          <w:szCs w:val="24"/>
+          <w:lang w:val="en-GB" w:eastAsia="fr-FR"/>
+        </w:rPr>
+        <w:t xml:space="preserve">our </w:t>
+      </w:r>
+      <w:proofErr w:type="spellStart"/>
+      <w:r>
+        <w:rPr>
+          <w:rFonts w:ascii="Times New Roman" w:eastAsia="Times New Roman" w:hAnsi="Times New Roman" w:cs="Times New Roman"/>
+          <w:color w:val="000000" w:themeColor="text1"/>
+          <w:sz w:val="24"/>
+          <w:szCs w:val="24"/>
+          <w:lang w:val="en-GB" w:eastAsia="fr-FR"/>
+        </w:rPr>
+        <w:t>que</w:t>
+      </w:r>
+      <w:proofErr w:type="spellEnd"/>
+      <w:r>
+        <w:rPr>
+          <w:rFonts w:ascii="Times New Roman" w:eastAsia="Times New Roman" w:hAnsi="Times New Roman" w:cs="Times New Roman"/>
+          <w:color w:val="000000" w:themeColor="text1"/>
+          <w:sz w:val="24"/>
+          <w:szCs w:val="24"/>
+          <w:lang w:val="en-GB" w:eastAsia="fr-FR"/>
+        </w:rPr>
+        <w:t xml:space="preserve"> la </w:t>
+      </w:r>
+      <w:proofErr w:type="spellStart"/>
+      <w:r>
+        <w:rPr>
+          <w:rFonts w:ascii="Times New Roman" w:eastAsia="Times New Roman" w:hAnsi="Times New Roman" w:cs="Times New Roman"/>
+          <w:color w:val="000000" w:themeColor="text1"/>
+          <w:sz w:val="24"/>
+          <w:szCs w:val="24"/>
+          <w:lang w:val="en-GB" w:eastAsia="fr-FR"/>
+        </w:rPr>
+        <w:t>Conférence</w:t>
+      </w:r>
+      <w:proofErr w:type="spellEnd"/>
+      <w:r>
+        <w:rPr>
+          <w:rFonts w:ascii="Times New Roman" w:eastAsia="Times New Roman" w:hAnsi="Times New Roman" w:cs="Times New Roman"/>
+          <w:color w:val="000000" w:themeColor="text1"/>
+          <w:sz w:val="24"/>
+          <w:szCs w:val="24"/>
+          <w:lang w:val="en-GB" w:eastAsia="fr-FR"/>
+        </w:rPr>
+        <w:t xml:space="preserve"> </w:t>
+      </w:r>
+      <w:proofErr w:type="spellStart"/>
+      <w:r>
+        <w:rPr>
+          <w:rFonts w:ascii="Times New Roman" w:eastAsia="Times New Roman" w:hAnsi="Times New Roman" w:cs="Times New Roman"/>
+          <w:color w:val="000000" w:themeColor="text1"/>
+          <w:sz w:val="24"/>
+          <w:szCs w:val="24"/>
+          <w:lang w:val="en-GB" w:eastAsia="fr-FR"/>
+        </w:rPr>
+        <w:t>internationale</w:t>
+      </w:r>
+      <w:proofErr w:type="spellEnd"/>
+      <w:r>
+        <w:rPr>
+          <w:rFonts w:ascii="Times New Roman" w:eastAsia="Times New Roman" w:hAnsi="Times New Roman" w:cs="Times New Roman"/>
+          <w:color w:val="000000" w:themeColor="text1"/>
+          <w:sz w:val="24"/>
+          <w:szCs w:val="24"/>
+          <w:lang w:val="en-GB" w:eastAsia="fr-FR"/>
+        </w:rPr>
+        <w:t xml:space="preserve"> </w:t>
+      </w:r>
+      <w:proofErr w:type="spellStart"/>
+      <w:r>
+        <w:rPr>
+          <w:rFonts w:ascii="Times New Roman" w:eastAsia="Times New Roman" w:hAnsi="Times New Roman" w:cs="Times New Roman"/>
+          <w:color w:val="000000" w:themeColor="text1"/>
+          <w:sz w:val="24"/>
+          <w:szCs w:val="24"/>
+          <w:lang w:val="en-GB" w:eastAsia="fr-FR"/>
+        </w:rPr>
+        <w:t>réussisse</w:t>
+      </w:r>
+      <w:proofErr w:type="spellEnd"/>
+      <w:r>
+        <w:rPr>
+          <w:rFonts w:ascii="Times New Roman" w:eastAsia="Times New Roman" w:hAnsi="Times New Roman" w:cs="Times New Roman"/>
+          <w:color w:val="000000" w:themeColor="text1"/>
+          <w:sz w:val="24"/>
+          <w:szCs w:val="24"/>
+          <w:lang w:val="en-GB" w:eastAsia="fr-FR"/>
+        </w:rPr>
+        <w:t>’</w:t>
+      </w:r>
+      <w:r>
+        <w:rPr>
+          <w:rFonts w:ascii="Times New Roman" w:eastAsia="Times New Roman" w:hAnsi="Times New Roman" w:cs="Times New Roman"/>
+          <w:color w:val="000000" w:themeColor="text1"/>
+          <w:sz w:val="24"/>
+          <w:szCs w:val="24"/>
+          <w:lang w:val="en-GB" w:eastAsia="fr-FR"/>
+        </w:rPr>
+        <w:t xml:space="preserve"> in </w:t>
+      </w:r>
+      <w:proofErr w:type="spellStart"/>
+      <w:r>
+        <w:rPr>
+          <w:rFonts w:ascii="Times New Roman" w:eastAsia="Times New Roman" w:hAnsi="Times New Roman" w:cs="Times New Roman"/>
           <w:i/>
           <w:iCs/>
+          <w:color w:val="000000" w:themeColor="text1"/>
+          <w:sz w:val="24"/>
+          <w:szCs w:val="24"/>
+          <w:lang w:val="en-GB" w:eastAsia="fr-FR"/>
+        </w:rPr>
+        <w:t>L</w:t>
+      </w:r>
+      <w:r>
+        <w:rPr>
+          <w:rFonts w:ascii="Times New Roman" w:eastAsia="Times New Roman" w:hAnsi="Times New Roman" w:cs="Times New Roman"/>
+          <w:i/>
+          <w:iCs/>
+          <w:color w:val="000000" w:themeColor="text1"/>
+          <w:sz w:val="24"/>
+          <w:szCs w:val="24"/>
+          <w:lang w:val="en-GB" w:eastAsia="fr-FR"/>
+        </w:rPr>
+        <w:t>’</w:t>
+      </w:r>
+      <w:r>
+        <w:rPr>
+          <w:rFonts w:ascii="Times New Roman" w:eastAsia="Times New Roman" w:hAnsi="Times New Roman" w:cs="Times New Roman"/>
+          <w:i/>
+          <w:iCs/>
+          <w:color w:val="000000" w:themeColor="text1"/>
+          <w:sz w:val="24"/>
+          <w:szCs w:val="24"/>
+          <w:lang w:val="en-GB" w:eastAsia="fr-FR"/>
+        </w:rPr>
+        <w:t>Europe</w:t>
+      </w:r>
+      <w:proofErr w:type="spellEnd"/>
+      <w:r>
+        <w:rPr>
+          <w:rFonts w:ascii="Times New Roman" w:eastAsia="Times New Roman" w:hAnsi="Times New Roman" w:cs="Times New Roman"/>
+          <w:i/>
+          <w:iCs/>
+          <w:color w:val="000000" w:themeColor="text1"/>
+          <w:sz w:val="24"/>
+          <w:szCs w:val="24"/>
+          <w:lang w:val="en-GB" w:eastAsia="fr-FR"/>
+        </w:rPr>
+        <w:t xml:space="preserve"> nouvelle</w:t>
+      </w:r>
+      <w:r>
+        <w:rPr>
+          <w:rFonts w:ascii="Times New Roman" w:eastAsia="Times New Roman" w:hAnsi="Times New Roman" w:cs="Times New Roman"/>
+          <w:color w:val="000000" w:themeColor="text1"/>
+          <w:sz w:val="24"/>
+          <w:szCs w:val="24"/>
+          <w:lang w:val="en-GB" w:eastAsia="fr-FR"/>
+        </w:rPr>
+        <w:t xml:space="preserve">, </w:t>
+      </w:r>
+      <w:r>
+        <w:rPr>
+          <w:rFonts w:ascii="Times New Roman" w:eastAsia="Times New Roman" w:hAnsi="Times New Roman" w:cs="Times New Roman"/>
+          <w:color w:val="000000" w:themeColor="text1"/>
+          <w:sz w:val="24"/>
+          <w:szCs w:val="24"/>
+          <w:lang w:val="en-GB" w:eastAsia="fr-FR"/>
+        </w:rPr>
+        <w:t xml:space="preserve">Nr. </w:t>
+      </w:r>
+      <w:r>
+        <w:rPr>
+          <w:rFonts w:ascii="Times New Roman" w:eastAsia="Times New Roman" w:hAnsi="Times New Roman" w:cs="Times New Roman"/>
+          <w:color w:val="000000" w:themeColor="text1"/>
+          <w:sz w:val="24"/>
+          <w:szCs w:val="24"/>
+          <w:lang w:val="en-GB" w:eastAsia="fr-FR"/>
+        </w:rPr>
+        <w:t>397</w:t>
+      </w:r>
+      <w:r>
+        <w:rPr>
+          <w:rFonts w:ascii="Times New Roman" w:eastAsia="Times New Roman" w:hAnsi="Times New Roman" w:cs="Times New Roman"/>
+          <w:color w:val="000000" w:themeColor="text1"/>
+          <w:sz w:val="24"/>
+          <w:szCs w:val="24"/>
+          <w:lang w:val="en-GB" w:eastAsia="fr-FR"/>
+        </w:rPr>
+        <w:t xml:space="preserve">, </w:t>
+      </w:r>
+      <w:r>
+        <w:rPr>
+          <w:rFonts w:ascii="Times New Roman" w:eastAsia="Times New Roman" w:hAnsi="Times New Roman" w:cs="Times New Roman"/>
+          <w:color w:val="000000" w:themeColor="text1"/>
+          <w:sz w:val="24"/>
+          <w:szCs w:val="24"/>
+          <w:lang w:val="en-GB" w:eastAsia="fr-FR"/>
+        </w:rPr>
+        <w:t>1925</w:t>
+      </w:r>
+      <w:r>
+        <w:rPr>
+          <w:rFonts w:ascii="Times New Roman" w:eastAsia="Times New Roman" w:hAnsi="Times New Roman" w:cs="Times New Roman"/>
+          <w:color w:val="000000" w:themeColor="text1"/>
+          <w:sz w:val="24"/>
+          <w:szCs w:val="24"/>
+          <w:lang w:val="en-GB" w:eastAsia="fr-FR"/>
+        </w:rPr>
+        <w:t xml:space="preserve">, </w:t>
+      </w:r>
+      <w:r>
+        <w:rPr>
+          <w:rFonts w:ascii="Times New Roman" w:hAnsi="Times New Roman" w:cs="Times New Roman"/>
+          <w:color w:val="000000" w:themeColor="text1"/>
+          <w:sz w:val="24"/>
+          <w:szCs w:val="24"/>
+          <w:lang w:val="en-GB"/>
+        </w:rPr>
+        <w:t>1275-1277</w:t>
+      </w:r>
+      <w:r>
+        <w:rPr>
+          <w:rFonts w:ascii="Times New Roman" w:hAnsi="Times New Roman" w:cs="Times New Roman"/>
+          <w:color w:val="000000" w:themeColor="text1"/>
+          <w:sz w:val="24"/>
+          <w:szCs w:val="24"/>
+          <w:lang w:val="en-GB"/>
+        </w:rPr>
+        <w:t>;</w:t>
+      </w:r>
+      <w:r>
+        <w:rPr>
+          <w:rFonts w:ascii="Times New Roman" w:hAnsi="Times New Roman" w:cs="Times New Roman"/>
+          <w:color w:val="000000" w:themeColor="text1"/>
           <w:sz w:val="24"/>
           <w:szCs w:val="24"/>
           <w:lang w:val="en-GB"/>
         </w:rPr>
         <w:t xml:space="preserve"> </w:t>
       </w:r>
+      <w:r>
+        <w:rPr>
+          <w:rFonts w:ascii="Times New Roman" w:eastAsia="Times New Roman" w:hAnsi="Times New Roman" w:cs="Times New Roman"/>
+          <w:color w:val="000000" w:themeColor="text1"/>
+          <w:sz w:val="24"/>
+          <w:szCs w:val="24"/>
+          <w:lang w:val="en-GB" w:eastAsia="fr-FR"/>
+        </w:rPr>
+        <w:t>‘</w:t>
+      </w:r>
+      <w:r>
+        <w:rPr>
+          <w:rFonts w:ascii="Times New Roman" w:eastAsia="Times New Roman" w:hAnsi="Times New Roman" w:cs="Times New Roman"/>
+          <w:sz w:val="24"/>
+          <w:szCs w:val="24"/>
+          <w:lang w:val="en-GB" w:eastAsia="fr-FR"/>
+        </w:rPr>
+        <w:t xml:space="preserve">Le voyage du </w:t>
+      </w:r>
       <w:proofErr w:type="spellStart"/>
       <w:r>
         <w:rPr>
-          <w:rFonts w:ascii="Times New Roman" w:hAnsi="Times New Roman" w:cs="Times New Roman"/>
-          <w:i/>
-          <w:iCs/>
-          <w:sz w:val="24"/>
-          <w:szCs w:val="24"/>
-          <w:lang w:val="en-GB"/>
+          <w:rFonts w:ascii="Times New Roman" w:eastAsia="Times New Roman" w:hAnsi="Times New Roman" w:cs="Times New Roman"/>
+          <w:sz w:val="24"/>
+          <w:szCs w:val="24"/>
+          <w:lang w:val="en-GB" w:eastAsia="fr-FR"/>
+        </w:rPr>
+        <w:t>directeur</w:t>
+      </w:r>
+      <w:proofErr w:type="spellEnd"/>
+      <w:r>
+        <w:rPr>
+          <w:rFonts w:ascii="Times New Roman" w:eastAsia="Times New Roman" w:hAnsi="Times New Roman" w:cs="Times New Roman"/>
+          <w:sz w:val="24"/>
+          <w:szCs w:val="24"/>
+          <w:lang w:val="en-GB" w:eastAsia="fr-FR"/>
+        </w:rPr>
+        <w:t xml:space="preserve"> du Bureau International du Travail </w:t>
+      </w:r>
+      <w:proofErr w:type="spellStart"/>
+      <w:r>
+        <w:rPr>
+          <w:rFonts w:ascii="Times New Roman" w:eastAsia="Times New Roman" w:hAnsi="Times New Roman" w:cs="Times New Roman"/>
+          <w:sz w:val="24"/>
+          <w:szCs w:val="24"/>
+          <w:lang w:val="en-GB" w:eastAsia="fr-FR"/>
         </w:rPr>
         <w:t>en</w:t>
       </w:r>
       <w:proofErr w:type="spellEnd"/>
       <w:r>
         <w:rPr>
-          <w:rFonts w:ascii="Times New Roman" w:hAnsi="Times New Roman" w:cs="Times New Roman"/>
-          <w:i/>
-          <w:iCs/>
-          <w:sz w:val="24"/>
-          <w:szCs w:val="24"/>
-          <w:lang w:val="en-GB"/>
-        </w:rPr>
-        <w:t xml:space="preserve"> France de 1789 à </w:t>
-      </w:r>
-      <w:proofErr w:type="spellStart"/>
-      <w:r>
-        <w:rPr>
-          <w:rFonts w:ascii="Times New Roman" w:hAnsi="Times New Roman" w:cs="Times New Roman"/>
-          <w:i/>
-          <w:iCs/>
-          <w:sz w:val="24"/>
-          <w:szCs w:val="24"/>
-          <w:lang w:val="en-GB"/>
-        </w:rPr>
-        <w:t>nos</w:t>
-      </w:r>
-      <w:proofErr w:type="spellEnd"/>
-      <w:r>
-        <w:rPr>
-          <w:rFonts w:ascii="Times New Roman" w:hAnsi="Times New Roman" w:cs="Times New Roman"/>
-          <w:i/>
-          <w:iCs/>
-          <w:sz w:val="24"/>
-          <w:szCs w:val="24"/>
-          <w:lang w:val="en-GB"/>
-        </w:rPr>
-        <w:t xml:space="preserve"> </w:t>
-      </w:r>
-      <w:proofErr w:type="spellStart"/>
-      <w:r>
-        <w:rPr>
-          <w:rFonts w:ascii="Times New Roman" w:hAnsi="Times New Roman" w:cs="Times New Roman"/>
-          <w:i/>
-          <w:iCs/>
-          <w:sz w:val="24"/>
-          <w:szCs w:val="24"/>
-          <w:lang w:val="en-GB"/>
-        </w:rPr>
-        <w:t>jours</w:t>
-      </w:r>
-      <w:proofErr w:type="spellEnd"/>
-      <w:r>
-        <w:rPr>
-          <w:rFonts w:ascii="Times New Roman" w:hAnsi="Times New Roman" w:cs="Times New Roman"/>
-          <w:sz w:val="24"/>
-          <w:szCs w:val="24"/>
-          <w:lang w:val="en-GB"/>
-        </w:rPr>
-        <w:t>, Paris 1911</w:t>
-      </w:r>
-      <w:r>
-        <w:rPr>
-          <w:rFonts w:ascii="Times New Roman" w:hAnsi="Times New Roman" w:cs="Times New Roman"/>
-          <w:sz w:val="24"/>
-          <w:szCs w:val="24"/>
-          <w:lang w:val="en-GB"/>
-        </w:rPr>
-        <w:t xml:space="preserve"> (dissertation)</w:t>
-      </w:r>
-      <w:r>
-        <w:rPr>
-          <w:rFonts w:ascii="Times New Roman" w:hAnsi="Times New Roman" w:cs="Times New Roman"/>
-          <w:sz w:val="24"/>
-          <w:szCs w:val="24"/>
-          <w:lang w:val="en-GB"/>
-        </w:rPr>
-        <w:t xml:space="preserve">; </w:t>
-      </w:r>
-      <w:r>
-        <w:rPr>
-          <w:rFonts w:ascii="Times New Roman" w:hAnsi="Times New Roman" w:cs="Times New Roman"/>
-          <w:i/>
-          <w:sz w:val="24"/>
-          <w:szCs w:val="24"/>
-          <w:lang w:val="en-GB"/>
-        </w:rPr>
-        <w:t xml:space="preserve">La politique </w:t>
-      </w:r>
-      <w:proofErr w:type="spellStart"/>
-      <w:r>
-        <w:rPr>
-          <w:rFonts w:ascii="Times New Roman" w:hAnsi="Times New Roman" w:cs="Times New Roman"/>
-          <w:i/>
-          <w:sz w:val="24"/>
-          <w:szCs w:val="24"/>
-          <w:lang w:val="en-GB"/>
-        </w:rPr>
-        <w:t>socialiste</w:t>
-      </w:r>
-      <w:proofErr w:type="spellEnd"/>
-      <w:r>
-        <w:rPr>
-          <w:rFonts w:ascii="Times New Roman" w:hAnsi="Times New Roman" w:cs="Times New Roman"/>
-          <w:sz w:val="24"/>
-          <w:szCs w:val="24"/>
-          <w:lang w:val="en-GB"/>
-        </w:rPr>
-        <w:t>, Paris 1913;</w:t>
-      </w:r>
-      <w:r>
-        <w:rPr>
-          <w:rFonts w:ascii="Times New Roman" w:hAnsi="Times New Roman" w:cs="Times New Roman"/>
-          <w:sz w:val="24"/>
-          <w:szCs w:val="24"/>
-          <w:lang w:val="en-GB"/>
-        </w:rPr>
-        <w:t xml:space="preserve"> </w:t>
-      </w:r>
-      <w:proofErr w:type="spellStart"/>
-      <w:r>
-        <w:rPr>
-          <w:rFonts w:ascii="Times New Roman" w:hAnsi="Times New Roman" w:cs="Times New Roman"/>
-          <w:i/>
-          <w:iCs/>
-          <w:sz w:val="24"/>
-          <w:szCs w:val="24"/>
-          <w:lang w:val="en-GB"/>
-        </w:rPr>
-        <w:t>L</w:t>
-      </w:r>
-      <w:r>
-        <w:rPr>
-          <w:rFonts w:ascii="Times New Roman" w:hAnsi="Times New Roman" w:cs="Times New Roman"/>
-          <w:i/>
-          <w:iCs/>
-          <w:sz w:val="24"/>
-          <w:szCs w:val="24"/>
-          <w:lang w:val="en-GB"/>
-        </w:rPr>
-        <w:t>’</w:t>
-      </w:r>
-      <w:r>
-        <w:rPr>
-          <w:rFonts w:ascii="Times New Roman" w:hAnsi="Times New Roman" w:cs="Times New Roman"/>
-          <w:i/>
-          <w:iCs/>
-          <w:sz w:val="24"/>
-          <w:szCs w:val="24"/>
-          <w:lang w:val="en-GB"/>
-        </w:rPr>
-        <w:t>État</w:t>
-      </w:r>
-      <w:proofErr w:type="spellEnd"/>
-      <w:r>
-        <w:rPr>
-          <w:rFonts w:ascii="Times New Roman" w:hAnsi="Times New Roman" w:cs="Times New Roman"/>
-          <w:i/>
-          <w:iCs/>
-          <w:sz w:val="24"/>
-          <w:szCs w:val="24"/>
-          <w:lang w:val="en-GB"/>
-        </w:rPr>
-        <w:t xml:space="preserve"> et les compagnies de chemins de fer</w:t>
-      </w:r>
-      <w:r>
-        <w:rPr>
-          <w:rFonts w:ascii="Times New Roman" w:hAnsi="Times New Roman" w:cs="Times New Roman"/>
-          <w:sz w:val="24"/>
-          <w:szCs w:val="24"/>
-          <w:lang w:val="en-GB"/>
-        </w:rPr>
-        <w:t xml:space="preserve">, Paris 1914; </w:t>
-      </w:r>
-      <w:r>
-        <w:rPr>
-          <w:rFonts w:ascii="Times New Roman" w:hAnsi="Times New Roman" w:cs="Times New Roman"/>
-          <w:i/>
-          <w:sz w:val="24"/>
-          <w:szCs w:val="24"/>
-          <w:lang w:val="en-GB"/>
-        </w:rPr>
-        <w:t xml:space="preserve">Les </w:t>
-      </w:r>
-      <w:proofErr w:type="spellStart"/>
-      <w:r>
-        <w:rPr>
-          <w:rFonts w:ascii="Times New Roman" w:hAnsi="Times New Roman" w:cs="Times New Roman"/>
-          <w:i/>
-          <w:sz w:val="24"/>
-          <w:szCs w:val="24"/>
-          <w:lang w:val="en-GB"/>
-        </w:rPr>
-        <w:t>socialistes</w:t>
-      </w:r>
-      <w:proofErr w:type="spellEnd"/>
-      <w:r>
-        <w:rPr>
-          <w:rFonts w:ascii="Times New Roman" w:hAnsi="Times New Roman" w:cs="Times New Roman"/>
-          <w:i/>
-          <w:sz w:val="24"/>
-          <w:szCs w:val="24"/>
-          <w:lang w:val="en-GB"/>
-        </w:rPr>
-        <w:t xml:space="preserve"> et les </w:t>
-      </w:r>
-      <w:proofErr w:type="spellStart"/>
-      <w:r>
-        <w:rPr>
-          <w:rFonts w:ascii="Times New Roman" w:hAnsi="Times New Roman" w:cs="Times New Roman"/>
-          <w:i/>
-          <w:sz w:val="24"/>
-          <w:szCs w:val="24"/>
-          <w:lang w:val="en-GB"/>
-        </w:rPr>
-        <w:t>crédits</w:t>
-      </w:r>
-      <w:proofErr w:type="spellEnd"/>
-      <w:r>
-        <w:rPr>
-          <w:rFonts w:ascii="Times New Roman" w:hAnsi="Times New Roman" w:cs="Times New Roman"/>
-          <w:i/>
-          <w:sz w:val="24"/>
-          <w:szCs w:val="24"/>
-          <w:lang w:val="en-GB"/>
-        </w:rPr>
-        <w:t xml:space="preserve"> </w:t>
-      </w:r>
-      <w:proofErr w:type="spellStart"/>
-      <w:r>
-        <w:rPr>
-          <w:rFonts w:ascii="Times New Roman" w:hAnsi="Times New Roman" w:cs="Times New Roman"/>
-          <w:i/>
-          <w:sz w:val="24"/>
-          <w:szCs w:val="24"/>
-          <w:lang w:val="en-GB"/>
-        </w:rPr>
-        <w:t>militaires</w:t>
-      </w:r>
-      <w:proofErr w:type="spellEnd"/>
-      <w:r>
-        <w:rPr>
-          <w:rFonts w:ascii="Times New Roman" w:hAnsi="Times New Roman" w:cs="Times New Roman"/>
-          <w:sz w:val="24"/>
-          <w:szCs w:val="24"/>
-          <w:lang w:val="en-GB"/>
-        </w:rPr>
-        <w:t>, Paris 1918;</w:t>
-      </w:r>
-      <w:r>
-        <w:rPr>
-          <w:rFonts w:ascii="Times New Roman" w:hAnsi="Times New Roman" w:cs="Times New Roman"/>
-          <w:sz w:val="24"/>
-          <w:szCs w:val="24"/>
-          <w:lang w:val="en-GB"/>
-        </w:rPr>
-        <w:t xml:space="preserve"> </w:t>
-      </w:r>
-      <w:r>
-        <w:rPr>
-          <w:rFonts w:ascii="Times New Roman" w:hAnsi="Times New Roman" w:cs="Times New Roman"/>
-          <w:i/>
-          <w:sz w:val="24"/>
-          <w:szCs w:val="24"/>
-          <w:lang w:val="en-GB"/>
-        </w:rPr>
-        <w:t xml:space="preserve">La </w:t>
-      </w:r>
-      <w:proofErr w:type="spellStart"/>
-      <w:r>
-        <w:rPr>
-          <w:rFonts w:ascii="Times New Roman" w:hAnsi="Times New Roman" w:cs="Times New Roman"/>
-          <w:i/>
-          <w:sz w:val="24"/>
-          <w:szCs w:val="24"/>
-          <w:lang w:val="en-GB"/>
-        </w:rPr>
-        <w:t>coop</w:t>
-      </w:r>
-      <w:r>
-        <w:rPr>
-          <w:rFonts w:ascii="Times New Roman" w:hAnsi="Times New Roman" w:cs="Times New Roman"/>
-          <w:i/>
-          <w:sz w:val="24"/>
-          <w:szCs w:val="24"/>
-          <w:lang w:val="en-GB"/>
-        </w:rPr>
-        <w:t>é</w:t>
-      </w:r>
-      <w:r>
-        <w:rPr>
-          <w:rFonts w:ascii="Times New Roman" w:hAnsi="Times New Roman" w:cs="Times New Roman"/>
-          <w:i/>
-          <w:sz w:val="24"/>
-          <w:szCs w:val="24"/>
-          <w:lang w:val="en-GB"/>
-        </w:rPr>
-        <w:t>ration</w:t>
-      </w:r>
-      <w:proofErr w:type="spellEnd"/>
-      <w:r>
-        <w:rPr>
-          <w:rFonts w:ascii="Times New Roman" w:hAnsi="Times New Roman" w:cs="Times New Roman"/>
-          <w:i/>
-          <w:sz w:val="24"/>
-          <w:szCs w:val="24"/>
-          <w:lang w:val="en-GB"/>
-        </w:rPr>
-        <w:t xml:space="preserve"> et les </w:t>
-      </w:r>
-      <w:proofErr w:type="spellStart"/>
-      <w:r>
-        <w:rPr>
-          <w:rFonts w:ascii="Times New Roman" w:hAnsi="Times New Roman" w:cs="Times New Roman"/>
-          <w:i/>
-          <w:sz w:val="24"/>
-          <w:szCs w:val="24"/>
-          <w:lang w:val="en-GB"/>
-        </w:rPr>
-        <w:t>usines</w:t>
-      </w:r>
-      <w:proofErr w:type="spellEnd"/>
-      <w:r>
-        <w:rPr>
-          <w:rFonts w:ascii="Times New Roman" w:hAnsi="Times New Roman" w:cs="Times New Roman"/>
-          <w:i/>
-          <w:sz w:val="24"/>
-          <w:szCs w:val="24"/>
-          <w:lang w:val="en-GB"/>
-        </w:rPr>
-        <w:t xml:space="preserve"> de guerre</w:t>
-      </w:r>
-      <w:r>
-        <w:rPr>
-          <w:rFonts w:ascii="Times New Roman" w:hAnsi="Times New Roman" w:cs="Times New Roman"/>
-          <w:sz w:val="24"/>
-          <w:szCs w:val="24"/>
-          <w:lang w:val="en-GB"/>
-        </w:rPr>
-        <w:t xml:space="preserve">, Paris 1919; </w:t>
-      </w:r>
-      <w:proofErr w:type="spellStart"/>
-      <w:r>
-        <w:rPr>
-          <w:rFonts w:ascii="Times New Roman" w:hAnsi="Times New Roman" w:cs="Times New Roman"/>
-          <w:i/>
-          <w:sz w:val="24"/>
-          <w:szCs w:val="24"/>
-          <w:lang w:val="en-GB"/>
-        </w:rPr>
-        <w:t>Bolchévisme</w:t>
-      </w:r>
-      <w:proofErr w:type="spellEnd"/>
-      <w:r>
-        <w:rPr>
-          <w:rFonts w:ascii="Times New Roman" w:hAnsi="Times New Roman" w:cs="Times New Roman"/>
-          <w:i/>
-          <w:sz w:val="24"/>
-          <w:szCs w:val="24"/>
-          <w:lang w:val="en-GB"/>
-        </w:rPr>
-        <w:t xml:space="preserve"> </w:t>
-      </w:r>
-      <w:proofErr w:type="spellStart"/>
-      <w:r>
-        <w:rPr>
-          <w:rFonts w:ascii="Times New Roman" w:hAnsi="Times New Roman" w:cs="Times New Roman"/>
-          <w:i/>
-          <w:sz w:val="24"/>
-          <w:szCs w:val="24"/>
-          <w:lang w:val="en-GB"/>
-        </w:rPr>
-        <w:t>ou</w:t>
-      </w:r>
-      <w:proofErr w:type="spellEnd"/>
-      <w:r>
-        <w:rPr>
-          <w:rFonts w:ascii="Times New Roman" w:hAnsi="Times New Roman" w:cs="Times New Roman"/>
-          <w:i/>
-          <w:sz w:val="24"/>
-          <w:szCs w:val="24"/>
-          <w:lang w:val="en-GB"/>
-        </w:rPr>
-        <w:t xml:space="preserve"> </w:t>
-      </w:r>
-      <w:proofErr w:type="spellStart"/>
-      <w:r>
-        <w:rPr>
-          <w:rFonts w:ascii="Times New Roman" w:hAnsi="Times New Roman" w:cs="Times New Roman"/>
-          <w:i/>
-          <w:sz w:val="24"/>
-          <w:szCs w:val="24"/>
-          <w:lang w:val="en-GB"/>
-        </w:rPr>
-        <w:t>socialisme</w:t>
-      </w:r>
-      <w:proofErr w:type="spellEnd"/>
-      <w:r>
-        <w:rPr>
-          <w:rFonts w:ascii="Times New Roman" w:hAnsi="Times New Roman" w:cs="Times New Roman"/>
-          <w:sz w:val="24"/>
-          <w:szCs w:val="24"/>
-          <w:lang w:val="en-GB"/>
-        </w:rPr>
-        <w:t>, Paris 1919</w:t>
-      </w:r>
-      <w:r>
-        <w:rPr>
-          <w:rFonts w:ascii="Times New Roman" w:hAnsi="Times New Roman" w:cs="Times New Roman"/>
-          <w:sz w:val="24"/>
-          <w:szCs w:val="24"/>
-          <w:lang w:val="en-GB"/>
-        </w:rPr>
-        <w:t xml:space="preserve">; </w:t>
-      </w:r>
-      <w:r>
-        <w:rPr>
           <w:rFonts w:ascii="Times New Roman" w:eastAsia="Times New Roman" w:hAnsi="Times New Roman" w:cs="Times New Roman"/>
           <w:sz w:val="24"/>
           <w:szCs w:val="24"/>
           <w:lang w:val="en-GB" w:eastAsia="fr-FR"/>
         </w:rPr>
-        <w:t>‘</w:t>
-      </w:r>
-      <w:proofErr w:type="spellStart"/>
+        <w:t xml:space="preserve"> A</w:t>
+      </w:r>
       <w:r>
         <w:rPr>
           <w:rFonts w:ascii="Times New Roman" w:eastAsia="Times New Roman" w:hAnsi="Times New Roman" w:cs="Times New Roman"/>
@@ -13761,7 +14582,7 @@
           <w:szCs w:val="24"/>
           <w:lang w:val="en-GB" w:eastAsia="fr-FR"/>
         </w:rPr>
-        <w:t>L</w:t>
+        <w:t>mé</w:t>
       </w:r>
       <w:r>
         <w:rPr>
@@ -13770,981 +14591,7 @@
           <w:szCs w:val="24"/>
           <w:lang w:val="en-GB" w:eastAsia="fr-FR"/>
         </w:rPr>
-        <w:t>’</w:t>
-      </w:r>
-      <w:r>
-        <w:rPr>
-          <w:rFonts w:ascii="Times New Roman" w:eastAsia="Times New Roman" w:hAnsi="Times New Roman" w:cs="Times New Roman"/>
-          <w:sz w:val="24"/>
-          <w:szCs w:val="24"/>
-          <w:lang w:val="en-GB" w:eastAsia="fr-FR"/>
-        </w:rPr>
-        <w:t>Organisation</w:t>
-      </w:r>
-      <w:proofErr w:type="spellEnd"/>
-      <w:r>
-        <w:rPr>
-          <w:rFonts w:ascii="Times New Roman" w:eastAsia="Times New Roman" w:hAnsi="Times New Roman" w:cs="Times New Roman"/>
-          <w:sz w:val="24"/>
-          <w:szCs w:val="24"/>
-          <w:lang w:val="en-GB" w:eastAsia="fr-FR"/>
-        </w:rPr>
-        <w:t xml:space="preserve"> </w:t>
-      </w:r>
-      <w:proofErr w:type="spellStart"/>
-      <w:r>
-        <w:rPr>
-          <w:rFonts w:ascii="Times New Roman" w:eastAsia="Times New Roman" w:hAnsi="Times New Roman" w:cs="Times New Roman"/>
-          <w:sz w:val="24"/>
-          <w:szCs w:val="24"/>
-          <w:lang w:val="en-GB" w:eastAsia="fr-FR"/>
-        </w:rPr>
-        <w:t>internationale</w:t>
-      </w:r>
-      <w:proofErr w:type="spellEnd"/>
-      <w:r>
-        <w:rPr>
-          <w:rFonts w:ascii="Times New Roman" w:eastAsia="Times New Roman" w:hAnsi="Times New Roman" w:cs="Times New Roman"/>
-          <w:sz w:val="24"/>
-          <w:szCs w:val="24"/>
-          <w:lang w:val="en-GB" w:eastAsia="fr-FR"/>
-        </w:rPr>
-        <w:t xml:space="preserve"> du travail: </w:t>
-      </w:r>
-      <w:r>
-        <w:rPr>
-          <w:rFonts w:ascii="Times New Roman" w:eastAsia="Times New Roman" w:hAnsi="Times New Roman" w:cs="Times New Roman"/>
-          <w:sz w:val="24"/>
-          <w:szCs w:val="24"/>
-          <w:lang w:val="en-GB" w:eastAsia="fr-FR"/>
-        </w:rPr>
-        <w:t>O</w:t>
-      </w:r>
-      <w:r>
-        <w:rPr>
-          <w:rFonts w:ascii="Times New Roman" w:eastAsia="Times New Roman" w:hAnsi="Times New Roman" w:cs="Times New Roman"/>
-          <w:sz w:val="24"/>
-          <w:szCs w:val="24"/>
-          <w:lang w:val="en-GB" w:eastAsia="fr-FR"/>
-        </w:rPr>
-        <w:t xml:space="preserve">rigine, </w:t>
-      </w:r>
-      <w:proofErr w:type="spellStart"/>
-      <w:r>
-        <w:rPr>
-          <w:rFonts w:ascii="Times New Roman" w:eastAsia="Times New Roman" w:hAnsi="Times New Roman" w:cs="Times New Roman"/>
-          <w:sz w:val="24"/>
-          <w:szCs w:val="24"/>
-          <w:lang w:val="en-GB" w:eastAsia="fr-FR"/>
-        </w:rPr>
-        <w:t>développement</w:t>
-      </w:r>
-      <w:proofErr w:type="spellEnd"/>
-      <w:r>
-        <w:rPr>
-          <w:rFonts w:ascii="Times New Roman" w:eastAsia="Times New Roman" w:hAnsi="Times New Roman" w:cs="Times New Roman"/>
-          <w:sz w:val="24"/>
-          <w:szCs w:val="24"/>
-          <w:lang w:val="en-GB" w:eastAsia="fr-FR"/>
-        </w:rPr>
-        <w:t>, avenir</w:t>
-      </w:r>
-      <w:r>
-        <w:rPr>
-          <w:rFonts w:ascii="Times New Roman" w:eastAsia="Times New Roman" w:hAnsi="Times New Roman" w:cs="Times New Roman"/>
-          <w:sz w:val="24"/>
-          <w:szCs w:val="24"/>
-          <w:lang w:val="en-GB" w:eastAsia="fr-FR"/>
-        </w:rPr>
-        <w:t>’</w:t>
-      </w:r>
-      <w:r>
-        <w:rPr>
-          <w:rFonts w:ascii="Times New Roman" w:eastAsia="Times New Roman" w:hAnsi="Times New Roman" w:cs="Times New Roman"/>
-          <w:sz w:val="24"/>
-          <w:szCs w:val="24"/>
-          <w:lang w:val="en-GB" w:eastAsia="fr-FR"/>
-        </w:rPr>
-        <w:t xml:space="preserve"> </w:t>
-      </w:r>
-      <w:r>
-        <w:rPr>
-          <w:rFonts w:ascii="Times New Roman" w:eastAsia="Times New Roman" w:hAnsi="Times New Roman" w:cs="Times New Roman"/>
-          <w:sz w:val="24"/>
-          <w:szCs w:val="24"/>
-          <w:lang w:val="en-GB" w:eastAsia="fr-FR"/>
-        </w:rPr>
-        <w:t xml:space="preserve">in </w:t>
-      </w:r>
-      <w:r>
-        <w:rPr>
-          <w:rFonts w:ascii="Times New Roman" w:eastAsia="Times New Roman" w:hAnsi="Times New Roman" w:cs="Times New Roman"/>
-          <w:i/>
-          <w:iCs/>
-          <w:sz w:val="24"/>
-          <w:szCs w:val="24"/>
-          <w:lang w:val="en-GB" w:eastAsia="fr-FR"/>
-        </w:rPr>
-        <w:t xml:space="preserve">Revue </w:t>
-      </w:r>
-      <w:proofErr w:type="spellStart"/>
-      <w:r>
-        <w:rPr>
-          <w:rFonts w:ascii="Times New Roman" w:eastAsia="Times New Roman" w:hAnsi="Times New Roman" w:cs="Times New Roman"/>
-          <w:i/>
-          <w:iCs/>
-          <w:sz w:val="24"/>
-          <w:szCs w:val="24"/>
-          <w:lang w:val="en-GB" w:eastAsia="fr-FR"/>
-        </w:rPr>
-        <w:t>internationale</w:t>
-      </w:r>
-      <w:proofErr w:type="spellEnd"/>
-      <w:r>
-        <w:rPr>
-          <w:rFonts w:ascii="Times New Roman" w:eastAsia="Times New Roman" w:hAnsi="Times New Roman" w:cs="Times New Roman"/>
-          <w:i/>
-          <w:iCs/>
-          <w:sz w:val="24"/>
-          <w:szCs w:val="24"/>
-          <w:lang w:val="en-GB" w:eastAsia="fr-FR"/>
-        </w:rPr>
-        <w:t xml:space="preserve"> du travail</w:t>
-      </w:r>
-      <w:r>
-        <w:rPr>
-          <w:rFonts w:ascii="Times New Roman" w:eastAsia="Times New Roman" w:hAnsi="Times New Roman" w:cs="Times New Roman"/>
-          <w:sz w:val="24"/>
-          <w:szCs w:val="24"/>
-          <w:lang w:val="en-GB" w:eastAsia="fr-FR"/>
-        </w:rPr>
-        <w:t>, 1921</w:t>
-      </w:r>
-      <w:r>
-        <w:rPr>
-          <w:rFonts w:ascii="Times New Roman" w:eastAsia="Times New Roman" w:hAnsi="Times New Roman" w:cs="Times New Roman"/>
-          <w:sz w:val="24"/>
-          <w:szCs w:val="24"/>
-          <w:lang w:val="en-GB" w:eastAsia="fr-FR"/>
-        </w:rPr>
-        <w:t xml:space="preserve">, </w:t>
-      </w:r>
-      <w:r>
-        <w:rPr>
-          <w:rFonts w:ascii="Times New Roman" w:hAnsi="Times New Roman" w:cs="Times New Roman"/>
-          <w:color w:val="000000" w:themeColor="text1"/>
-          <w:sz w:val="24"/>
-          <w:szCs w:val="24"/>
-          <w:lang w:val="en-GB"/>
-        </w:rPr>
-        <w:t>5-22</w:t>
-      </w:r>
-      <w:r>
-        <w:rPr>
-          <w:rFonts w:ascii="Times New Roman" w:hAnsi="Times New Roman" w:cs="Times New Roman"/>
-          <w:color w:val="000000" w:themeColor="text1"/>
-          <w:sz w:val="24"/>
-          <w:szCs w:val="24"/>
-          <w:lang w:val="en-GB"/>
-        </w:rPr>
-        <w:t>;</w:t>
-      </w:r>
-      <w:r>
-        <w:rPr>
-          <w:rFonts w:ascii="Times New Roman" w:eastAsia="Times New Roman" w:hAnsi="Times New Roman" w:cs="Times New Roman"/>
-          <w:color w:val="000000" w:themeColor="text1"/>
-          <w:sz w:val="24"/>
-          <w:szCs w:val="24"/>
-          <w:lang w:val="en-GB" w:eastAsia="fr-FR"/>
-        </w:rPr>
-        <w:t xml:space="preserve"> </w:t>
-      </w:r>
-      <w:r>
-        <w:rPr>
-          <w:rFonts w:ascii="Times New Roman" w:eastAsia="Times New Roman" w:hAnsi="Times New Roman" w:cs="Times New Roman"/>
-          <w:i/>
-          <w:color w:val="000000" w:themeColor="text1"/>
-          <w:sz w:val="24"/>
-          <w:szCs w:val="24"/>
-          <w:lang w:val="en-GB" w:eastAsia="fr-FR"/>
-        </w:rPr>
-        <w:t xml:space="preserve">La </w:t>
-      </w:r>
-      <w:proofErr w:type="spellStart"/>
-      <w:r>
-        <w:rPr>
-          <w:rFonts w:ascii="Times New Roman" w:eastAsia="Times New Roman" w:hAnsi="Times New Roman" w:cs="Times New Roman"/>
-          <w:i/>
-          <w:color w:val="000000" w:themeColor="text1"/>
-          <w:sz w:val="24"/>
-          <w:szCs w:val="24"/>
-          <w:lang w:val="en-GB" w:eastAsia="fr-FR"/>
-        </w:rPr>
-        <w:t>lut</w:t>
-      </w:r>
-      <w:r>
-        <w:rPr>
-          <w:rFonts w:ascii="Times New Roman" w:eastAsia="Times New Roman" w:hAnsi="Times New Roman" w:cs="Times New Roman"/>
-          <w:i/>
-          <w:color w:val="000000" w:themeColor="text1"/>
-          <w:sz w:val="24"/>
-          <w:szCs w:val="24"/>
-          <w:lang w:val="en-GB" w:eastAsia="fr-FR"/>
-        </w:rPr>
-        <w:t>t</w:t>
-      </w:r>
-      <w:r>
-        <w:rPr>
-          <w:rFonts w:ascii="Times New Roman" w:eastAsia="Times New Roman" w:hAnsi="Times New Roman" w:cs="Times New Roman"/>
-          <w:i/>
-          <w:color w:val="000000" w:themeColor="text1"/>
-          <w:sz w:val="24"/>
-          <w:szCs w:val="24"/>
-          <w:lang w:val="en-GB" w:eastAsia="fr-FR"/>
-        </w:rPr>
-        <w:t>e</w:t>
-      </w:r>
-      <w:proofErr w:type="spellEnd"/>
-      <w:r>
-        <w:rPr>
-          <w:rFonts w:ascii="Times New Roman" w:eastAsia="Times New Roman" w:hAnsi="Times New Roman" w:cs="Times New Roman"/>
-          <w:i/>
-          <w:color w:val="000000" w:themeColor="text1"/>
-          <w:sz w:val="24"/>
-          <w:szCs w:val="24"/>
-          <w:lang w:val="en-GB" w:eastAsia="fr-FR"/>
-        </w:rPr>
-        <w:t xml:space="preserve"> </w:t>
-      </w:r>
-      <w:proofErr w:type="spellStart"/>
-      <w:r>
-        <w:rPr>
-          <w:rFonts w:ascii="Times New Roman" w:eastAsia="Times New Roman" w:hAnsi="Times New Roman" w:cs="Times New Roman"/>
-          <w:i/>
-          <w:color w:val="000000" w:themeColor="text1"/>
-          <w:sz w:val="24"/>
-          <w:szCs w:val="24"/>
-          <w:lang w:val="en-GB" w:eastAsia="fr-FR"/>
-        </w:rPr>
-        <w:t>contre</w:t>
-      </w:r>
-      <w:proofErr w:type="spellEnd"/>
-      <w:r>
-        <w:rPr>
-          <w:rFonts w:ascii="Times New Roman" w:eastAsia="Times New Roman" w:hAnsi="Times New Roman" w:cs="Times New Roman"/>
-          <w:i/>
-          <w:color w:val="000000" w:themeColor="text1"/>
-          <w:sz w:val="24"/>
-          <w:szCs w:val="24"/>
-          <w:lang w:val="en-GB" w:eastAsia="fr-FR"/>
-        </w:rPr>
-        <w:t xml:space="preserve"> le </w:t>
-      </w:r>
-      <w:proofErr w:type="spellStart"/>
-      <w:r>
-        <w:rPr>
-          <w:rFonts w:ascii="Times New Roman" w:eastAsia="Times New Roman" w:hAnsi="Times New Roman" w:cs="Times New Roman"/>
-          <w:i/>
-          <w:color w:val="000000" w:themeColor="text1"/>
-          <w:sz w:val="24"/>
-          <w:szCs w:val="24"/>
-          <w:lang w:val="en-GB" w:eastAsia="fr-FR"/>
-        </w:rPr>
-        <w:t>ch</w:t>
-      </w:r>
-      <w:r>
-        <w:rPr>
-          <w:rFonts w:ascii="Times New Roman" w:eastAsia="Times New Roman" w:hAnsi="Times New Roman" w:cs="Times New Roman"/>
-          <w:i/>
-          <w:color w:val="000000" w:themeColor="text1"/>
-          <w:sz w:val="24"/>
-          <w:szCs w:val="24"/>
-          <w:lang w:val="en-GB" w:eastAsia="fr-FR"/>
-        </w:rPr>
-        <w:t>ô</w:t>
-      </w:r>
-      <w:r>
-        <w:rPr>
-          <w:rFonts w:ascii="Times New Roman" w:eastAsia="Times New Roman" w:hAnsi="Times New Roman" w:cs="Times New Roman"/>
-          <w:i/>
-          <w:color w:val="000000" w:themeColor="text1"/>
-          <w:sz w:val="24"/>
-          <w:szCs w:val="24"/>
-          <w:lang w:val="en-GB" w:eastAsia="fr-FR"/>
-        </w:rPr>
-        <w:t>mage</w:t>
-      </w:r>
-      <w:proofErr w:type="spellEnd"/>
-      <w:r>
-        <w:rPr>
-          <w:rFonts w:ascii="Times New Roman" w:eastAsia="Times New Roman" w:hAnsi="Times New Roman" w:cs="Times New Roman"/>
-          <w:color w:val="000000" w:themeColor="text1"/>
-          <w:sz w:val="24"/>
-          <w:szCs w:val="24"/>
-          <w:lang w:val="en-GB" w:eastAsia="fr-FR"/>
-        </w:rPr>
-        <w:t>, Geneva 1923;</w:t>
-      </w:r>
-      <w:r>
-        <w:rPr>
-          <w:rFonts w:ascii="Times New Roman" w:hAnsi="Times New Roman" w:cs="Times New Roman"/>
-          <w:color w:val="000000" w:themeColor="text1"/>
-          <w:sz w:val="24"/>
-          <w:szCs w:val="24"/>
-          <w:lang w:val="en-GB"/>
-        </w:rPr>
-        <w:t xml:space="preserve"> </w:t>
-      </w:r>
-      <w:r>
-        <w:rPr>
-          <w:rFonts w:ascii="Times New Roman" w:eastAsia="Times New Roman" w:hAnsi="Times New Roman" w:cs="Times New Roman"/>
-          <w:color w:val="000000" w:themeColor="text1"/>
-          <w:sz w:val="24"/>
-          <w:szCs w:val="24"/>
-          <w:lang w:val="en-GB" w:eastAsia="fr-FR"/>
-        </w:rPr>
-        <w:t>‘</w:t>
-      </w:r>
-      <w:r>
-        <w:rPr>
-          <w:rFonts w:ascii="Times New Roman" w:eastAsia="Times New Roman" w:hAnsi="Times New Roman" w:cs="Times New Roman"/>
-          <w:color w:val="000000" w:themeColor="text1"/>
-          <w:sz w:val="24"/>
-          <w:szCs w:val="24"/>
-          <w:lang w:val="en-GB" w:eastAsia="fr-FR"/>
-        </w:rPr>
-        <w:t xml:space="preserve">Justice </w:t>
-      </w:r>
-      <w:proofErr w:type="spellStart"/>
-      <w:r>
-        <w:rPr>
-          <w:rFonts w:ascii="Times New Roman" w:eastAsia="Times New Roman" w:hAnsi="Times New Roman" w:cs="Times New Roman"/>
-          <w:color w:val="000000" w:themeColor="text1"/>
-          <w:sz w:val="24"/>
-          <w:szCs w:val="24"/>
-          <w:lang w:val="en-GB" w:eastAsia="fr-FR"/>
-        </w:rPr>
-        <w:t>sociale</w:t>
-      </w:r>
-      <w:proofErr w:type="spellEnd"/>
-      <w:r>
-        <w:rPr>
-          <w:rFonts w:ascii="Times New Roman" w:eastAsia="Times New Roman" w:hAnsi="Times New Roman" w:cs="Times New Roman"/>
-          <w:color w:val="000000" w:themeColor="text1"/>
-          <w:sz w:val="24"/>
-          <w:szCs w:val="24"/>
-          <w:lang w:val="en-GB" w:eastAsia="fr-FR"/>
-        </w:rPr>
-        <w:t xml:space="preserve"> et </w:t>
-      </w:r>
-      <w:proofErr w:type="spellStart"/>
-      <w:r>
-        <w:rPr>
-          <w:rFonts w:ascii="Times New Roman" w:eastAsia="Times New Roman" w:hAnsi="Times New Roman" w:cs="Times New Roman"/>
-          <w:color w:val="000000" w:themeColor="text1"/>
-          <w:sz w:val="24"/>
-          <w:szCs w:val="24"/>
-          <w:lang w:val="en-GB" w:eastAsia="fr-FR"/>
-        </w:rPr>
-        <w:t>paix</w:t>
-      </w:r>
-      <w:proofErr w:type="spellEnd"/>
-      <w:r>
-        <w:rPr>
-          <w:rFonts w:ascii="Times New Roman" w:eastAsia="Times New Roman" w:hAnsi="Times New Roman" w:cs="Times New Roman"/>
-          <w:color w:val="000000" w:themeColor="text1"/>
-          <w:sz w:val="24"/>
-          <w:szCs w:val="24"/>
-          <w:lang w:val="en-GB" w:eastAsia="fr-FR"/>
-        </w:rPr>
-        <w:t xml:space="preserve"> </w:t>
-      </w:r>
-      <w:proofErr w:type="spellStart"/>
-      <w:r>
-        <w:rPr>
-          <w:rFonts w:ascii="Times New Roman" w:eastAsia="Times New Roman" w:hAnsi="Times New Roman" w:cs="Times New Roman"/>
-          <w:color w:val="000000" w:themeColor="text1"/>
-          <w:sz w:val="24"/>
-          <w:szCs w:val="24"/>
-          <w:lang w:val="en-GB" w:eastAsia="fr-FR"/>
-        </w:rPr>
-        <w:t>universelle</w:t>
-      </w:r>
-      <w:proofErr w:type="spellEnd"/>
-      <w:r>
-        <w:rPr>
-          <w:rFonts w:ascii="Times New Roman" w:eastAsia="Times New Roman" w:hAnsi="Times New Roman" w:cs="Times New Roman"/>
-          <w:color w:val="000000" w:themeColor="text1"/>
-          <w:sz w:val="24"/>
-          <w:szCs w:val="24"/>
-          <w:lang w:val="en-GB" w:eastAsia="fr-FR"/>
-        </w:rPr>
-        <w:t xml:space="preserve">: </w:t>
-      </w:r>
-      <w:proofErr w:type="spellStart"/>
-      <w:r>
-        <w:rPr>
-          <w:rFonts w:ascii="Times New Roman" w:eastAsia="Times New Roman" w:hAnsi="Times New Roman" w:cs="Times New Roman"/>
-          <w:color w:val="000000" w:themeColor="text1"/>
-          <w:sz w:val="24"/>
-          <w:szCs w:val="24"/>
-          <w:lang w:val="en-GB" w:eastAsia="fr-FR"/>
-        </w:rPr>
-        <w:t>R</w:t>
-      </w:r>
-      <w:r>
-        <w:rPr>
-          <w:rFonts w:ascii="Times New Roman" w:eastAsia="Times New Roman" w:hAnsi="Times New Roman" w:cs="Times New Roman"/>
-          <w:color w:val="000000" w:themeColor="text1"/>
-          <w:sz w:val="24"/>
-          <w:szCs w:val="24"/>
-          <w:lang w:val="en-GB" w:eastAsia="fr-FR"/>
-        </w:rPr>
-        <w:t>éflexions</w:t>
-      </w:r>
-      <w:proofErr w:type="spellEnd"/>
-      <w:r>
-        <w:rPr>
-          <w:rFonts w:ascii="Times New Roman" w:eastAsia="Times New Roman" w:hAnsi="Times New Roman" w:cs="Times New Roman"/>
-          <w:color w:val="000000" w:themeColor="text1"/>
-          <w:sz w:val="24"/>
-          <w:szCs w:val="24"/>
-          <w:lang w:val="en-GB" w:eastAsia="fr-FR"/>
-        </w:rPr>
-        <w:t xml:space="preserve"> sur un </w:t>
-      </w:r>
-      <w:proofErr w:type="spellStart"/>
-      <w:r>
-        <w:rPr>
-          <w:rFonts w:ascii="Times New Roman" w:eastAsia="Times New Roman" w:hAnsi="Times New Roman" w:cs="Times New Roman"/>
-          <w:color w:val="000000" w:themeColor="text1"/>
-          <w:sz w:val="24"/>
-          <w:szCs w:val="24"/>
-          <w:lang w:val="en-GB" w:eastAsia="fr-FR"/>
-        </w:rPr>
-        <w:t>texte</w:t>
-      </w:r>
-      <w:proofErr w:type="spellEnd"/>
-      <w:r>
-        <w:rPr>
-          <w:rFonts w:ascii="Times New Roman" w:eastAsia="Times New Roman" w:hAnsi="Times New Roman" w:cs="Times New Roman"/>
-          <w:color w:val="000000" w:themeColor="text1"/>
-          <w:sz w:val="24"/>
-          <w:szCs w:val="24"/>
-          <w:lang w:val="en-GB" w:eastAsia="fr-FR"/>
-        </w:rPr>
-        <w:t>’</w:t>
-      </w:r>
-      <w:r>
-        <w:rPr>
-          <w:rFonts w:ascii="Times New Roman" w:eastAsia="Times New Roman" w:hAnsi="Times New Roman" w:cs="Times New Roman"/>
-          <w:color w:val="000000" w:themeColor="text1"/>
-          <w:sz w:val="24"/>
-          <w:szCs w:val="24"/>
-          <w:lang w:val="en-GB" w:eastAsia="fr-FR"/>
-        </w:rPr>
-        <w:t xml:space="preserve"> in </w:t>
-      </w:r>
-      <w:r>
-        <w:rPr>
-          <w:rFonts w:ascii="Times New Roman" w:eastAsia="Times New Roman" w:hAnsi="Times New Roman" w:cs="Times New Roman"/>
-          <w:i/>
-          <w:iCs/>
-          <w:color w:val="000000" w:themeColor="text1"/>
-          <w:sz w:val="24"/>
-          <w:szCs w:val="24"/>
-          <w:lang w:val="en-GB" w:eastAsia="fr-FR"/>
-        </w:rPr>
-        <w:t>Revue de Paris</w:t>
-      </w:r>
-      <w:r>
-        <w:rPr>
-          <w:rFonts w:ascii="Times New Roman" w:eastAsia="Times New Roman" w:hAnsi="Times New Roman" w:cs="Times New Roman"/>
-          <w:color w:val="000000" w:themeColor="text1"/>
-          <w:sz w:val="24"/>
-          <w:szCs w:val="24"/>
-          <w:lang w:val="en-GB" w:eastAsia="fr-FR"/>
-        </w:rPr>
-        <w:t xml:space="preserve">, </w:t>
-      </w:r>
-      <w:r>
-        <w:rPr>
-          <w:rFonts w:ascii="Times New Roman" w:eastAsia="Times New Roman" w:hAnsi="Times New Roman" w:cs="Times New Roman"/>
-          <w:color w:val="000000" w:themeColor="text1"/>
-          <w:sz w:val="24"/>
-          <w:szCs w:val="24"/>
-          <w:lang w:val="en-GB" w:eastAsia="fr-FR"/>
-        </w:rPr>
-        <w:t xml:space="preserve">31/2, </w:t>
-      </w:r>
-      <w:r>
-        <w:rPr>
-          <w:rFonts w:ascii="Times New Roman" w:eastAsia="Times New Roman" w:hAnsi="Times New Roman" w:cs="Times New Roman"/>
-          <w:color w:val="000000" w:themeColor="text1"/>
-          <w:sz w:val="24"/>
-          <w:szCs w:val="24"/>
-          <w:lang w:val="en-GB" w:eastAsia="fr-FR"/>
-        </w:rPr>
-        <w:t>1924</w:t>
-      </w:r>
-      <w:r>
-        <w:rPr>
-          <w:rFonts w:ascii="Times New Roman" w:eastAsia="Times New Roman" w:hAnsi="Times New Roman" w:cs="Times New Roman"/>
-          <w:color w:val="000000" w:themeColor="text1"/>
-          <w:sz w:val="24"/>
-          <w:szCs w:val="24"/>
-          <w:lang w:val="en-GB" w:eastAsia="fr-FR"/>
-        </w:rPr>
-        <w:t xml:space="preserve">, </w:t>
-      </w:r>
-      <w:r>
-        <w:rPr>
-          <w:rFonts w:ascii="Times New Roman" w:hAnsi="Times New Roman" w:cs="Times New Roman"/>
-          <w:color w:val="000000" w:themeColor="text1"/>
-          <w:sz w:val="24"/>
-          <w:szCs w:val="24"/>
-          <w:lang w:val="en-GB"/>
-        </w:rPr>
-        <w:t>241-261</w:t>
-      </w:r>
-      <w:r>
-        <w:rPr>
-          <w:rFonts w:ascii="Times New Roman" w:eastAsia="Times New Roman" w:hAnsi="Times New Roman" w:cs="Times New Roman"/>
-          <w:color w:val="000000" w:themeColor="text1"/>
-          <w:sz w:val="24"/>
-          <w:szCs w:val="24"/>
-          <w:lang w:val="en-GB" w:eastAsia="fr-FR"/>
-        </w:rPr>
-        <w:t>;</w:t>
-      </w:r>
-      <w:r>
-        <w:rPr>
-          <w:rFonts w:ascii="Times New Roman" w:eastAsia="Times New Roman" w:hAnsi="Times New Roman" w:cs="Times New Roman"/>
-          <w:color w:val="000000" w:themeColor="text1"/>
-          <w:sz w:val="24"/>
-          <w:szCs w:val="24"/>
-          <w:lang w:val="en-GB" w:eastAsia="fr-FR"/>
-        </w:rPr>
-        <w:t xml:space="preserve"> </w:t>
-      </w:r>
-      <w:r>
-        <w:rPr>
-          <w:rFonts w:ascii="Times New Roman" w:eastAsia="Times New Roman" w:hAnsi="Times New Roman" w:cs="Times New Roman"/>
-          <w:color w:val="000000" w:themeColor="text1"/>
-          <w:sz w:val="24"/>
-          <w:szCs w:val="24"/>
-          <w:lang w:val="en-GB" w:eastAsia="fr-FR"/>
-        </w:rPr>
-        <w:t>‘</w:t>
-      </w:r>
-      <w:r>
-        <w:rPr>
-          <w:rFonts w:ascii="Times New Roman" w:eastAsia="Times New Roman" w:hAnsi="Times New Roman" w:cs="Times New Roman"/>
-          <w:color w:val="000000" w:themeColor="text1"/>
-          <w:sz w:val="24"/>
-          <w:szCs w:val="24"/>
-          <w:lang w:val="en-GB" w:eastAsia="fr-FR"/>
-        </w:rPr>
-        <w:t xml:space="preserve">Pour </w:t>
-      </w:r>
-      <w:proofErr w:type="spellStart"/>
-      <w:r>
-        <w:rPr>
-          <w:rFonts w:ascii="Times New Roman" w:eastAsia="Times New Roman" w:hAnsi="Times New Roman" w:cs="Times New Roman"/>
-          <w:color w:val="000000" w:themeColor="text1"/>
-          <w:sz w:val="24"/>
-          <w:szCs w:val="24"/>
-          <w:lang w:val="en-GB" w:eastAsia="fr-FR"/>
-        </w:rPr>
-        <w:t>une</w:t>
-      </w:r>
-      <w:proofErr w:type="spellEnd"/>
-      <w:r>
-        <w:rPr>
-          <w:rFonts w:ascii="Times New Roman" w:eastAsia="Times New Roman" w:hAnsi="Times New Roman" w:cs="Times New Roman"/>
-          <w:color w:val="000000" w:themeColor="text1"/>
-          <w:sz w:val="24"/>
-          <w:szCs w:val="24"/>
-          <w:lang w:val="en-GB" w:eastAsia="fr-FR"/>
-        </w:rPr>
-        <w:t xml:space="preserve"> </w:t>
-      </w:r>
-      <w:proofErr w:type="spellStart"/>
-      <w:r>
-        <w:rPr>
-          <w:rFonts w:ascii="Times New Roman" w:eastAsia="Times New Roman" w:hAnsi="Times New Roman" w:cs="Times New Roman"/>
-          <w:color w:val="000000" w:themeColor="text1"/>
-          <w:sz w:val="24"/>
-          <w:szCs w:val="24"/>
-          <w:lang w:val="en-GB" w:eastAsia="fr-FR"/>
-        </w:rPr>
-        <w:t>conférence</w:t>
-      </w:r>
-      <w:proofErr w:type="spellEnd"/>
-      <w:r>
-        <w:rPr>
-          <w:rFonts w:ascii="Times New Roman" w:eastAsia="Times New Roman" w:hAnsi="Times New Roman" w:cs="Times New Roman"/>
-          <w:color w:val="000000" w:themeColor="text1"/>
-          <w:sz w:val="24"/>
-          <w:szCs w:val="24"/>
-          <w:lang w:val="en-GB" w:eastAsia="fr-FR"/>
-        </w:rPr>
-        <w:t xml:space="preserve"> </w:t>
-      </w:r>
-      <w:proofErr w:type="spellStart"/>
-      <w:r>
-        <w:rPr>
-          <w:rFonts w:ascii="Times New Roman" w:eastAsia="Times New Roman" w:hAnsi="Times New Roman" w:cs="Times New Roman"/>
-          <w:color w:val="000000" w:themeColor="text1"/>
-          <w:sz w:val="24"/>
-          <w:szCs w:val="24"/>
-          <w:lang w:val="en-GB" w:eastAsia="fr-FR"/>
-        </w:rPr>
-        <w:t>économique</w:t>
-      </w:r>
-      <w:proofErr w:type="spellEnd"/>
-      <w:r>
-        <w:rPr>
-          <w:rFonts w:ascii="Times New Roman" w:eastAsia="Times New Roman" w:hAnsi="Times New Roman" w:cs="Times New Roman"/>
-          <w:color w:val="000000" w:themeColor="text1"/>
-          <w:sz w:val="24"/>
-          <w:szCs w:val="24"/>
-          <w:lang w:val="en-GB" w:eastAsia="fr-FR"/>
-        </w:rPr>
-        <w:t xml:space="preserve">: </w:t>
-      </w:r>
-      <w:r>
-        <w:rPr>
-          <w:rFonts w:ascii="Times New Roman" w:eastAsia="Times New Roman" w:hAnsi="Times New Roman" w:cs="Times New Roman"/>
-          <w:color w:val="000000" w:themeColor="text1"/>
-          <w:sz w:val="24"/>
-          <w:szCs w:val="24"/>
-          <w:lang w:val="en-GB" w:eastAsia="fr-FR"/>
-        </w:rPr>
-        <w:t>P</w:t>
-      </w:r>
-      <w:r>
-        <w:rPr>
-          <w:rFonts w:ascii="Times New Roman" w:eastAsia="Times New Roman" w:hAnsi="Times New Roman" w:cs="Times New Roman"/>
-          <w:color w:val="000000" w:themeColor="text1"/>
-          <w:sz w:val="24"/>
-          <w:szCs w:val="24"/>
-          <w:lang w:val="en-GB" w:eastAsia="fr-FR"/>
-        </w:rPr>
-        <w:t xml:space="preserve">our que la </w:t>
-      </w:r>
-      <w:proofErr w:type="spellStart"/>
-      <w:r>
-        <w:rPr>
-          <w:rFonts w:ascii="Times New Roman" w:eastAsia="Times New Roman" w:hAnsi="Times New Roman" w:cs="Times New Roman"/>
-          <w:color w:val="000000" w:themeColor="text1"/>
-          <w:sz w:val="24"/>
-          <w:szCs w:val="24"/>
-          <w:lang w:val="en-GB" w:eastAsia="fr-FR"/>
-        </w:rPr>
-        <w:t>Conférence</w:t>
-      </w:r>
-      <w:proofErr w:type="spellEnd"/>
-      <w:r>
-        <w:rPr>
-          <w:rFonts w:ascii="Times New Roman" w:eastAsia="Times New Roman" w:hAnsi="Times New Roman" w:cs="Times New Roman"/>
-          <w:color w:val="000000" w:themeColor="text1"/>
-          <w:sz w:val="24"/>
-          <w:szCs w:val="24"/>
-          <w:lang w:val="en-GB" w:eastAsia="fr-FR"/>
-        </w:rPr>
-        <w:t xml:space="preserve"> </w:t>
-      </w:r>
-      <w:proofErr w:type="spellStart"/>
-      <w:r>
-        <w:rPr>
-          <w:rFonts w:ascii="Times New Roman" w:eastAsia="Times New Roman" w:hAnsi="Times New Roman" w:cs="Times New Roman"/>
-          <w:color w:val="000000" w:themeColor="text1"/>
-          <w:sz w:val="24"/>
-          <w:szCs w:val="24"/>
-          <w:lang w:val="en-GB" w:eastAsia="fr-FR"/>
-        </w:rPr>
-        <w:t>internationale</w:t>
-      </w:r>
-      <w:proofErr w:type="spellEnd"/>
-      <w:r>
-        <w:rPr>
-          <w:rFonts w:ascii="Times New Roman" w:eastAsia="Times New Roman" w:hAnsi="Times New Roman" w:cs="Times New Roman"/>
-          <w:color w:val="000000" w:themeColor="text1"/>
-          <w:sz w:val="24"/>
-          <w:szCs w:val="24"/>
-          <w:lang w:val="en-GB" w:eastAsia="fr-FR"/>
-        </w:rPr>
-        <w:t xml:space="preserve"> </w:t>
-      </w:r>
-      <w:proofErr w:type="spellStart"/>
-      <w:r>
-        <w:rPr>
-          <w:rFonts w:ascii="Times New Roman" w:eastAsia="Times New Roman" w:hAnsi="Times New Roman" w:cs="Times New Roman"/>
-          <w:color w:val="000000" w:themeColor="text1"/>
-          <w:sz w:val="24"/>
-          <w:szCs w:val="24"/>
-          <w:lang w:val="en-GB" w:eastAsia="fr-FR"/>
-        </w:rPr>
-        <w:t>réussisse</w:t>
-      </w:r>
-      <w:proofErr w:type="spellEnd"/>
-      <w:r>
-        <w:rPr>
-          <w:rFonts w:ascii="Times New Roman" w:eastAsia="Times New Roman" w:hAnsi="Times New Roman" w:cs="Times New Roman"/>
-          <w:color w:val="000000" w:themeColor="text1"/>
-          <w:sz w:val="24"/>
-          <w:szCs w:val="24"/>
-          <w:lang w:val="en-GB" w:eastAsia="fr-FR"/>
-        </w:rPr>
-        <w:t>’</w:t>
-      </w:r>
-      <w:r>
-        <w:rPr>
-          <w:rFonts w:ascii="Times New Roman" w:eastAsia="Times New Roman" w:hAnsi="Times New Roman" w:cs="Times New Roman"/>
-          <w:color w:val="000000" w:themeColor="text1"/>
-          <w:sz w:val="24"/>
-          <w:szCs w:val="24"/>
-          <w:lang w:val="en-GB" w:eastAsia="fr-FR"/>
-        </w:rPr>
-        <w:t xml:space="preserve"> in </w:t>
-      </w:r>
-      <w:proofErr w:type="spellStart"/>
-      <w:r>
-        <w:rPr>
-          <w:rFonts w:ascii="Times New Roman" w:eastAsia="Times New Roman" w:hAnsi="Times New Roman" w:cs="Times New Roman"/>
-          <w:i/>
-          <w:iCs/>
-          <w:color w:val="000000" w:themeColor="text1"/>
-          <w:sz w:val="24"/>
-          <w:szCs w:val="24"/>
-          <w:lang w:val="en-GB" w:eastAsia="fr-FR"/>
-        </w:rPr>
-        <w:t>L</w:t>
-      </w:r>
-      <w:r>
-        <w:rPr>
-          <w:rFonts w:ascii="Times New Roman" w:eastAsia="Times New Roman" w:hAnsi="Times New Roman" w:cs="Times New Roman"/>
-          <w:i/>
-          <w:iCs/>
-          <w:color w:val="000000" w:themeColor="text1"/>
-          <w:sz w:val="24"/>
-          <w:szCs w:val="24"/>
-          <w:lang w:val="en-GB" w:eastAsia="fr-FR"/>
-        </w:rPr>
-        <w:t>’</w:t>
-      </w:r>
-      <w:r>
-        <w:rPr>
-          <w:rFonts w:ascii="Times New Roman" w:eastAsia="Times New Roman" w:hAnsi="Times New Roman" w:cs="Times New Roman"/>
-          <w:i/>
-          <w:iCs/>
-          <w:color w:val="000000" w:themeColor="text1"/>
-          <w:sz w:val="24"/>
-          <w:szCs w:val="24"/>
-          <w:lang w:val="en-GB" w:eastAsia="fr-FR"/>
-        </w:rPr>
-        <w:t>Europe</w:t>
-      </w:r>
-      <w:proofErr w:type="spellEnd"/>
-      <w:r>
-        <w:rPr>
-          <w:rFonts w:ascii="Times New Roman" w:eastAsia="Times New Roman" w:hAnsi="Times New Roman" w:cs="Times New Roman"/>
-          <w:i/>
-          <w:iCs/>
-          <w:color w:val="000000" w:themeColor="text1"/>
-          <w:sz w:val="24"/>
-          <w:szCs w:val="24"/>
-          <w:lang w:val="en-GB" w:eastAsia="fr-FR"/>
-        </w:rPr>
-        <w:t xml:space="preserve"> nouvelle</w:t>
-      </w:r>
-      <w:r>
-        <w:rPr>
-          <w:rFonts w:ascii="Times New Roman" w:eastAsia="Times New Roman" w:hAnsi="Times New Roman" w:cs="Times New Roman"/>
-          <w:color w:val="000000" w:themeColor="text1"/>
-          <w:sz w:val="24"/>
-          <w:szCs w:val="24"/>
-          <w:lang w:val="en-GB" w:eastAsia="fr-FR"/>
-        </w:rPr>
-        <w:t xml:space="preserve">, </w:t>
-      </w:r>
-      <w:r>
-        <w:rPr>
-          <w:rFonts w:ascii="Times New Roman" w:eastAsia="Times New Roman" w:hAnsi="Times New Roman" w:cs="Times New Roman"/>
-          <w:color w:val="000000" w:themeColor="text1"/>
-          <w:sz w:val="24"/>
-          <w:szCs w:val="24"/>
-          <w:lang w:val="en-GB" w:eastAsia="fr-FR"/>
-        </w:rPr>
-        <w:t xml:space="preserve">Nr. </w:t>
-      </w:r>
-      <w:r>
-        <w:rPr>
-          <w:rFonts w:ascii="Times New Roman" w:eastAsia="Times New Roman" w:hAnsi="Times New Roman" w:cs="Times New Roman"/>
-          <w:color w:val="000000" w:themeColor="text1"/>
-          <w:sz w:val="24"/>
-          <w:szCs w:val="24"/>
-          <w:lang w:val="en-GB" w:eastAsia="fr-FR"/>
-        </w:rPr>
-        <w:t>397</w:t>
-      </w:r>
-      <w:r>
-        <w:rPr>
-          <w:rFonts w:ascii="Times New Roman" w:eastAsia="Times New Roman" w:hAnsi="Times New Roman" w:cs="Times New Roman"/>
-          <w:color w:val="000000" w:themeColor="text1"/>
-          <w:sz w:val="24"/>
-          <w:szCs w:val="24"/>
-          <w:lang w:val="en-GB" w:eastAsia="fr-FR"/>
-        </w:rPr>
-        <w:t xml:space="preserve">, </w:t>
-      </w:r>
-      <w:r>
-        <w:rPr>
-          <w:rFonts w:ascii="Times New Roman" w:eastAsia="Times New Roman" w:hAnsi="Times New Roman" w:cs="Times New Roman"/>
-          <w:color w:val="000000" w:themeColor="text1"/>
-          <w:sz w:val="24"/>
-          <w:szCs w:val="24"/>
-          <w:lang w:val="en-GB" w:eastAsia="fr-FR"/>
-        </w:rPr>
-        <w:t>1925</w:t>
-      </w:r>
-      <w:r>
-        <w:rPr>
-          <w:rFonts w:ascii="Times New Roman" w:eastAsia="Times New Roman" w:hAnsi="Times New Roman" w:cs="Times New Roman"/>
-          <w:color w:val="000000" w:themeColor="text1"/>
-          <w:sz w:val="24"/>
-          <w:szCs w:val="24"/>
-          <w:lang w:val="en-GB" w:eastAsia="fr-FR"/>
-        </w:rPr>
-        <w:t xml:space="preserve">, </w:t>
-      </w:r>
-      <w:r>
-        <w:rPr>
-          <w:rFonts w:ascii="Times New Roman" w:hAnsi="Times New Roman" w:cs="Times New Roman"/>
-          <w:color w:val="000000" w:themeColor="text1"/>
-          <w:sz w:val="24"/>
-          <w:szCs w:val="24"/>
-          <w:lang w:val="en-GB"/>
-        </w:rPr>
-        <w:t>1275-1277</w:t>
-      </w:r>
-      <w:r>
-        <w:rPr>
-          <w:rFonts w:ascii="Times New Roman" w:hAnsi="Times New Roman" w:cs="Times New Roman"/>
-          <w:color w:val="000000" w:themeColor="text1"/>
-          <w:sz w:val="24"/>
-          <w:szCs w:val="24"/>
-          <w:lang w:val="en-GB"/>
-        </w:rPr>
-        <w:t>;</w:t>
-      </w:r>
-      <w:r>
-        <w:rPr>
-          <w:rFonts w:ascii="Times New Roman" w:hAnsi="Times New Roman" w:cs="Times New Roman"/>
-          <w:color w:val="000000" w:themeColor="text1"/>
-          <w:sz w:val="24"/>
-          <w:szCs w:val="24"/>
-          <w:lang w:val="en-GB"/>
-        </w:rPr>
-        <w:t xml:space="preserve"> </w:t>
-      </w:r>
-      <w:r>
-        <w:rPr>
-          <w:rFonts w:ascii="Times New Roman" w:eastAsia="Times New Roman" w:hAnsi="Times New Roman" w:cs="Times New Roman"/>
-          <w:color w:val="000000" w:themeColor="text1"/>
-          <w:sz w:val="24"/>
-          <w:szCs w:val="24"/>
-          <w:lang w:val="en-GB" w:eastAsia="fr-FR"/>
-        </w:rPr>
-        <w:t>‘</w:t>
-      </w:r>
-      <w:r>
-        <w:rPr>
-          <w:rFonts w:ascii="Times New Roman" w:eastAsia="Times New Roman" w:hAnsi="Times New Roman" w:cs="Times New Roman"/>
-          <w:sz w:val="24"/>
-          <w:szCs w:val="24"/>
-          <w:lang w:val="en-GB" w:eastAsia="fr-FR"/>
-        </w:rPr>
-        <w:t xml:space="preserve">Le voyage du </w:t>
-      </w:r>
-      <w:proofErr w:type="spellStart"/>
-      <w:r>
-        <w:rPr>
-          <w:rFonts w:ascii="Times New Roman" w:eastAsia="Times New Roman" w:hAnsi="Times New Roman" w:cs="Times New Roman"/>
-          <w:sz w:val="24"/>
-          <w:szCs w:val="24"/>
-          <w:lang w:val="en-GB" w:eastAsia="fr-FR"/>
-        </w:rPr>
-        <w:t>directeur</w:t>
-      </w:r>
-      <w:proofErr w:type="spellEnd"/>
-      <w:r>
-        <w:rPr>
-          <w:rFonts w:ascii="Times New Roman" w:eastAsia="Times New Roman" w:hAnsi="Times New Roman" w:cs="Times New Roman"/>
-          <w:sz w:val="24"/>
-          <w:szCs w:val="24"/>
-          <w:lang w:val="en-GB" w:eastAsia="fr-FR"/>
-        </w:rPr>
-        <w:t xml:space="preserve"> du Bureau International du Travail </w:t>
-      </w:r>
-      <w:proofErr w:type="spellStart"/>
-      <w:r>
-        <w:rPr>
-          <w:rFonts w:ascii="Times New Roman" w:eastAsia="Times New Roman" w:hAnsi="Times New Roman" w:cs="Times New Roman"/>
-          <w:sz w:val="24"/>
-          <w:szCs w:val="24"/>
-          <w:lang w:val="en-GB" w:eastAsia="fr-FR"/>
-        </w:rPr>
-        <w:t>en</w:t>
-      </w:r>
-      <w:proofErr w:type="spellEnd"/>
-      <w:r>
-        <w:rPr>
-          <w:rFonts w:ascii="Times New Roman" w:eastAsia="Times New Roman" w:hAnsi="Times New Roman" w:cs="Times New Roman"/>
-          <w:sz w:val="24"/>
-          <w:szCs w:val="24"/>
-          <w:lang w:val="en-GB" w:eastAsia="fr-FR"/>
-        </w:rPr>
-        <w:t xml:space="preserve"> </w:t>
-      </w:r>
-      <w:proofErr w:type="spellStart"/>
-      <w:r>
-        <w:rPr>
-          <w:rFonts w:ascii="Times New Roman" w:eastAsia="Times New Roman" w:hAnsi="Times New Roman" w:cs="Times New Roman"/>
-          <w:sz w:val="24"/>
-          <w:szCs w:val="24"/>
-          <w:lang w:val="en-GB" w:eastAsia="fr-FR"/>
-        </w:rPr>
-        <w:t>A</w:t>
-      </w:r>
-      <w:r>
-        <w:rPr>
-          <w:rFonts w:ascii="Times New Roman" w:eastAsia="Times New Roman" w:hAnsi="Times New Roman" w:cs="Times New Roman"/>
-          <w:sz w:val="24"/>
-          <w:szCs w:val="24"/>
-          <w:lang w:val="en-GB" w:eastAsia="fr-FR"/>
-        </w:rPr>
-        <w:t>mé</w:t>
-      </w:r>
-      <w:r>
-        <w:rPr>
-          <w:rFonts w:ascii="Times New Roman" w:eastAsia="Times New Roman" w:hAnsi="Times New Roman" w:cs="Times New Roman"/>
-          <w:sz w:val="24"/>
-          <w:szCs w:val="24"/>
-          <w:lang w:val="en-GB" w:eastAsia="fr-FR"/>
-        </w:rPr>
-        <w:t>rique</w:t>
-      </w:r>
-      <w:proofErr w:type="spellEnd"/>
-      <w:r>
-        <w:rPr>
-          <w:rFonts w:ascii="Times New Roman" w:eastAsia="Times New Roman" w:hAnsi="Times New Roman" w:cs="Times New Roman"/>
-          <w:sz w:val="24"/>
-          <w:szCs w:val="24"/>
-          <w:lang w:val="en-GB" w:eastAsia="fr-FR"/>
-        </w:rPr>
-        <w:t xml:space="preserve"> du Sud</w:t>
+        <w:t>rique du Sud</w:t>
       </w:r>
       <w:r>
         <w:rPr>
@@ -16423,18 +16270,154 @@
           <w:szCs w:val="24"/>
           <w:lang w:val="en-GB"/>
         </w:rPr>
-        <w:t xml:space="preserve">Société des Amis </w:t>
+        <w:t>Société des Amis d</w:t>
+      </w:r>
+      <w:r>
+        <w:rPr>
+          <w:rFonts w:ascii="Times New Roman" w:hAnsi="Times New Roman" w:cs="Times New Roman"/>
+          <w:sz w:val="24"/>
+          <w:szCs w:val="24"/>
+          <w:lang w:val="en-GB"/>
+        </w:rPr>
+        <w:t>’</w:t>
+      </w:r>
+      <w:r>
+        <w:rPr>
+          <w:rFonts w:ascii="Times New Roman" w:hAnsi="Times New Roman" w:cs="Times New Roman"/>
+          <w:sz w:val="24"/>
+          <w:szCs w:val="24"/>
+          <w:lang w:val="en-GB"/>
+        </w:rPr>
+        <w:t xml:space="preserve">Albert Thomas, </w:t>
+      </w:r>
+      <w:r>
+        <w:rPr>
+          <w:rFonts w:ascii="Times New Roman" w:hAnsi="Times New Roman" w:cs="Times New Roman"/>
+          <w:i/>
+          <w:iCs/>
+          <w:sz w:val="24"/>
+          <w:szCs w:val="24"/>
+          <w:lang w:val="en-GB"/>
+        </w:rPr>
+        <w:t xml:space="preserve">Albert Thomas vivant: </w:t>
+      </w:r>
+      <w:r>
+        <w:rPr>
+          <w:rFonts w:ascii="Times New Roman" w:hAnsi="Times New Roman" w:cs="Times New Roman"/>
+          <w:i/>
+          <w:iCs/>
+          <w:sz w:val="24"/>
+          <w:szCs w:val="24"/>
+          <w:lang w:val="en-GB"/>
+        </w:rPr>
+        <w:t>U</w:t>
+      </w:r>
+      <w:r>
+        <w:rPr>
+          <w:rFonts w:ascii="Times New Roman" w:hAnsi="Times New Roman" w:cs="Times New Roman"/>
+          <w:i/>
+          <w:iCs/>
+          <w:sz w:val="24"/>
+          <w:szCs w:val="24"/>
+          <w:lang w:val="en-GB"/>
+        </w:rPr>
+        <w:t xml:space="preserve">n grand </w:t>
       </w:r>
       <w:proofErr w:type="spellStart"/>
       <w:r>
         <w:rPr>
           <w:rFonts w:ascii="Times New Roman" w:hAnsi="Times New Roman" w:cs="Times New Roman"/>
-          <w:sz w:val="24"/>
-          <w:szCs w:val="24"/>
-          <w:lang w:val="en-GB"/>
-        </w:rPr>
-        <w:t>d</w:t>
-      </w:r>
+          <w:i/>
+          <w:iCs/>
+          <w:sz w:val="24"/>
+          <w:szCs w:val="24"/>
+          <w:lang w:val="en-GB"/>
+        </w:rPr>
+        <w:t>citoyen</w:t>
+      </w:r>
+      <w:proofErr w:type="spellEnd"/>
+      <w:r>
+        <w:rPr>
+          <w:rFonts w:ascii="Times New Roman" w:hAnsi="Times New Roman" w:cs="Times New Roman"/>
+          <w:i/>
+          <w:iCs/>
+          <w:sz w:val="24"/>
+          <w:szCs w:val="24"/>
+          <w:lang w:val="en-GB"/>
+        </w:rPr>
+        <w:t xml:space="preserve"> du monde, études, </w:t>
+      </w:r>
+      <w:proofErr w:type="spellStart"/>
+      <w:r>
+        <w:rPr>
+          <w:rFonts w:ascii="Times New Roman" w:hAnsi="Times New Roman" w:cs="Times New Roman"/>
+          <w:i/>
+          <w:iCs/>
+          <w:sz w:val="24"/>
+          <w:szCs w:val="24"/>
+          <w:lang w:val="en-GB"/>
+        </w:rPr>
+        <w:t>témoignages</w:t>
+      </w:r>
+      <w:proofErr w:type="spellEnd"/>
+      <w:r>
+        <w:rPr>
+          <w:rFonts w:ascii="Times New Roman" w:hAnsi="Times New Roman" w:cs="Times New Roman"/>
+          <w:i/>
+          <w:iCs/>
+          <w:sz w:val="24"/>
+          <w:szCs w:val="24"/>
+          <w:lang w:val="en-GB"/>
+        </w:rPr>
+        <w:t>, souvenirs</w:t>
+      </w:r>
+      <w:r>
+        <w:rPr>
+          <w:rFonts w:ascii="Times New Roman" w:hAnsi="Times New Roman" w:cs="Times New Roman"/>
+          <w:sz w:val="24"/>
+          <w:szCs w:val="24"/>
+          <w:lang w:val="en-GB"/>
+        </w:rPr>
+        <w:t xml:space="preserve">, Geneva 1957; </w:t>
+      </w:r>
+      <w:r>
+        <w:rPr>
+          <w:rFonts w:ascii="Times New Roman" w:hAnsi="Times New Roman" w:cs="Times New Roman"/>
+          <w:sz w:val="24"/>
+          <w:szCs w:val="24"/>
+          <w:lang w:val="en-GB"/>
+        </w:rPr>
+        <w:t xml:space="preserve">G. de Lusignan, </w:t>
+      </w:r>
+      <w:r>
+        <w:rPr>
+          <w:rFonts w:ascii="Times New Roman" w:hAnsi="Times New Roman" w:cs="Times New Roman"/>
+          <w:sz w:val="24"/>
+          <w:szCs w:val="24"/>
+          <w:lang w:val="en-GB"/>
+        </w:rPr>
+        <w:t>‘</w:t>
+      </w:r>
+      <w:r>
+        <w:rPr>
+          <w:rFonts w:ascii="Times New Roman" w:hAnsi="Times New Roman" w:cs="Times New Roman"/>
+          <w:sz w:val="24"/>
+          <w:szCs w:val="24"/>
+          <w:lang w:val="en-GB"/>
+        </w:rPr>
+        <w:t xml:space="preserve">Albert Thomas et la justice </w:t>
+      </w:r>
+      <w:proofErr w:type="spellStart"/>
+      <w:r>
+        <w:rPr>
+          <w:rFonts w:ascii="Times New Roman" w:hAnsi="Times New Roman" w:cs="Times New Roman"/>
+          <w:sz w:val="24"/>
+          <w:szCs w:val="24"/>
+          <w:lang w:val="en-GB"/>
+        </w:rPr>
+        <w:t>sociale</w:t>
+      </w:r>
+      <w:proofErr w:type="spellEnd"/>
       <w:r>
         <w:rPr>
           <w:rFonts w:ascii="Times New Roman" w:hAnsi="Times New Roman" w:cs="Times New Roman"/>
@@ -16451,17 +16434,127 @@
           <w:szCs w:val="24"/>
           <w:lang w:val="en-GB"/>
         </w:rPr>
-        <w:t>Albert</w:t>
+        <w:t xml:space="preserve"> in </w:t>
+      </w:r>
+      <w:proofErr w:type="spellStart"/>
+      <w:r>
+        <w:rPr>
+          <w:rFonts w:ascii="Times New Roman" w:hAnsi="Times New Roman" w:cs="Times New Roman"/>
+          <w:i/>
+          <w:sz w:val="24"/>
+          <w:szCs w:val="24"/>
+          <w:lang w:val="en-GB"/>
+        </w:rPr>
+        <w:t>L</w:t>
+      </w:r>
+      <w:r>
+        <w:rPr>
+          <w:rFonts w:ascii="Times New Roman" w:hAnsi="Times New Roman" w:cs="Times New Roman"/>
+          <w:i/>
+          <w:sz w:val="24"/>
+          <w:szCs w:val="24"/>
+          <w:lang w:val="en-GB"/>
+        </w:rPr>
+        <w:t>’</w:t>
+      </w:r>
+      <w:r>
+        <w:rPr>
+          <w:rFonts w:ascii="Times New Roman" w:hAnsi="Times New Roman" w:cs="Times New Roman"/>
+          <w:i/>
+          <w:sz w:val="24"/>
+          <w:szCs w:val="24"/>
+          <w:lang w:val="en-GB"/>
+        </w:rPr>
+        <w:t>actualité</w:t>
       </w:r>
       <w:proofErr w:type="spellEnd"/>
       <w:r>
         <w:rPr>
           <w:rFonts w:ascii="Times New Roman" w:hAnsi="Times New Roman" w:cs="Times New Roman"/>
-          <w:sz w:val="24"/>
-          <w:szCs w:val="24"/>
-          <w:lang w:val="en-GB"/>
-        </w:rPr>
-        <w:t xml:space="preserve"> Thomas, </w:t>
+          <w:i/>
+          <w:sz w:val="24"/>
+          <w:szCs w:val="24"/>
+          <w:lang w:val="en-GB"/>
+        </w:rPr>
+        <w:t xml:space="preserve"> de </w:t>
+      </w:r>
+      <w:proofErr w:type="spellStart"/>
+      <w:r>
+        <w:rPr>
+          <w:rFonts w:ascii="Times New Roman" w:hAnsi="Times New Roman" w:cs="Times New Roman"/>
+          <w:i/>
+          <w:sz w:val="24"/>
+          <w:szCs w:val="24"/>
+          <w:lang w:val="en-GB"/>
+        </w:rPr>
+        <w:t>l</w:t>
+      </w:r>
+      <w:r>
+        <w:rPr>
+          <w:rFonts w:ascii="Times New Roman" w:hAnsi="Times New Roman" w:cs="Times New Roman"/>
+          <w:i/>
+          <w:sz w:val="24"/>
+          <w:szCs w:val="24"/>
+          <w:lang w:val="en-GB"/>
+        </w:rPr>
+        <w:t>’</w:t>
+      </w:r>
+      <w:r>
+        <w:rPr>
+          <w:rFonts w:ascii="Times New Roman" w:hAnsi="Times New Roman" w:cs="Times New Roman"/>
+          <w:i/>
+          <w:sz w:val="24"/>
+          <w:szCs w:val="24"/>
+          <w:lang w:val="en-GB"/>
+        </w:rPr>
+        <w:t>histoire</w:t>
+      </w:r>
+      <w:proofErr w:type="spellEnd"/>
+      <w:r>
+        <w:rPr>
+          <w:rFonts w:ascii="Times New Roman" w:hAnsi="Times New Roman" w:cs="Times New Roman"/>
+          <w:sz w:val="24"/>
+          <w:szCs w:val="24"/>
+          <w:lang w:val="en-GB"/>
+        </w:rPr>
+        <w:t>, 24, July-September 1958, 2-18;</w:t>
+      </w:r>
+      <w:r>
+        <w:rPr>
+          <w:rFonts w:ascii="Times New Roman" w:hAnsi="Times New Roman" w:cs="Times New Roman"/>
+          <w:color w:val="FF0000"/>
+          <w:sz w:val="24"/>
+          <w:szCs w:val="24"/>
+          <w:lang w:val="en-GB"/>
+        </w:rPr>
+        <w:t xml:space="preserve"> </w:t>
+      </w:r>
+      <w:r>
+        <w:rPr>
+          <w:rFonts w:ascii="Times New Roman" w:hAnsi="Times New Roman" w:cs="Times New Roman"/>
+          <w:sz w:val="24"/>
+          <w:szCs w:val="24"/>
+          <w:lang w:val="en-GB"/>
+        </w:rPr>
+        <w:t>Société des Amis d</w:t>
+      </w:r>
+      <w:r>
+        <w:rPr>
+          <w:rFonts w:ascii="Times New Roman" w:hAnsi="Times New Roman" w:cs="Times New Roman"/>
+          <w:sz w:val="24"/>
+          <w:szCs w:val="24"/>
+          <w:lang w:val="en-GB"/>
+        </w:rPr>
+        <w:t>’</w:t>
+      </w:r>
+      <w:r>
+        <w:rPr>
+          <w:rFonts w:ascii="Times New Roman" w:hAnsi="Times New Roman" w:cs="Times New Roman"/>
+          <w:sz w:val="24"/>
+          <w:szCs w:val="24"/>
+          <w:lang w:val="en-GB"/>
+        </w:rPr>
+        <w:t xml:space="preserve">Albert Thomas, </w:t>
       </w:r>
       <w:r>
         <w:rPr>
@@ -16472,7 +16565,7 @@
           <w:szCs w:val="24"/>
           <w:lang w:val="en-GB"/>
         </w:rPr>
-        <w:t xml:space="preserve">Albert Thomas vivant: </w:t>
+        <w:t>À</w:t>
       </w:r>
       <w:r>
         <w:rPr>
@@ -16483,8 +16576,9 @@
           <w:szCs w:val="24"/>
           <w:lang w:val="en-GB"/>
         </w:rPr>
-        <w:t>U</w:t>
-      </w:r>
+        <w:t xml:space="preserve"> la rencontre de </w:t>
+      </w:r>
+      <w:proofErr w:type="spellStart"/>
       <w:r>
         <w:rPr>
           <w:rFonts w:ascii="Times New Roman" w:hAnsi="Times New Roman" w:cs="Times New Roman"/>
@@ -16494,19 +16588,278 @@
           <w:szCs w:val="24"/>
           <w:lang w:val="en-GB"/>
         </w:rPr>
-        <w:t xml:space="preserve">n grand </w:t>
+        <w:t>l</w:t>
+      </w:r>
+      <w:r>
+        <w:rPr>
+          <w:rFonts w:ascii="Times New Roman" w:hAnsi="Times New Roman" w:cs="Times New Roman"/>
+          <w:i/>
+          <w:iCs/>
+          <w:sz w:val="24"/>
+          <w:szCs w:val="24"/>
+          <w:lang w:val="en-GB"/>
+        </w:rPr>
+        <w:t>’</w:t>
+      </w:r>
+      <w:r>
+        <w:rPr>
+          <w:rFonts w:ascii="Times New Roman" w:hAnsi="Times New Roman" w:cs="Times New Roman"/>
+          <w:i/>
+          <w:iCs/>
+          <w:sz w:val="24"/>
+          <w:szCs w:val="24"/>
+          <w:lang w:val="en-GB"/>
+        </w:rPr>
+        <w:t>Orient</w:t>
+      </w:r>
+      <w:proofErr w:type="spellEnd"/>
+      <w:r>
+        <w:rPr>
+          <w:rFonts w:ascii="Times New Roman" w:hAnsi="Times New Roman" w:cs="Times New Roman"/>
+          <w:i/>
+          <w:iCs/>
+          <w:sz w:val="24"/>
+          <w:szCs w:val="24"/>
+          <w:lang w:val="en-GB"/>
+        </w:rPr>
+        <w:t>, notes de voyage 1928-1929</w:t>
+      </w:r>
+      <w:r>
+        <w:rPr>
+          <w:rFonts w:ascii="Times New Roman" w:hAnsi="Times New Roman" w:cs="Times New Roman"/>
+          <w:sz w:val="24"/>
+          <w:szCs w:val="24"/>
+          <w:lang w:val="en-GB"/>
+        </w:rPr>
+        <w:t>, Geneva 1959</w:t>
+      </w:r>
+      <w:r>
+        <w:rPr>
+          <w:rFonts w:ascii="Times New Roman" w:hAnsi="Times New Roman" w:cs="Times New Roman"/>
+          <w:sz w:val="24"/>
+          <w:szCs w:val="24"/>
+          <w:lang w:val="en-GB"/>
+        </w:rPr>
+        <w:t>;</w:t>
+      </w:r>
+      <w:r>
+        <w:rPr>
+          <w:rFonts w:ascii="Times New Roman" w:hAnsi="Times New Roman" w:cs="Times New Roman"/>
+          <w:sz w:val="24"/>
+          <w:szCs w:val="24"/>
+          <w:lang w:val="en-GB"/>
+        </w:rPr>
+        <w:t xml:space="preserve"> </w:t>
+      </w:r>
+      <w:r>
+        <w:rPr>
+          <w:rFonts w:ascii="Times New Roman" w:hAnsi="Times New Roman" w:cs="Times New Roman"/>
+          <w:sz w:val="24"/>
+          <w:szCs w:val="24"/>
+          <w:lang w:val="en-GB"/>
+        </w:rPr>
+        <w:t xml:space="preserve">D.P. Moynihan, </w:t>
+      </w:r>
+      <w:r>
+        <w:rPr>
+          <w:rFonts w:ascii="Times New Roman" w:hAnsi="Times New Roman" w:cs="Times New Roman"/>
+          <w:i/>
+          <w:sz w:val="24"/>
+          <w:szCs w:val="24"/>
+          <w:lang w:val="en-GB"/>
+        </w:rPr>
+        <w:t>The United States and the International Labor Organization 1889-934</w:t>
+      </w:r>
+      <w:r>
+        <w:rPr>
+          <w:rFonts w:ascii="Times New Roman" w:hAnsi="Times New Roman" w:cs="Times New Roman"/>
+          <w:sz w:val="24"/>
+          <w:szCs w:val="24"/>
+          <w:lang w:val="en-GB"/>
+        </w:rPr>
+        <w:t xml:space="preserve">, Medford 1960 (dissertation Fletcher School of Law and Diplomacy); </w:t>
+      </w:r>
+      <w:r>
+        <w:rPr>
+          <w:rFonts w:ascii="Times New Roman" w:hAnsi="Times New Roman" w:cs="Times New Roman"/>
+          <w:sz w:val="24"/>
+          <w:szCs w:val="24"/>
+          <w:lang w:val="en-GB"/>
+        </w:rPr>
+        <w:t>A.</w:t>
+      </w:r>
+      <w:r>
+        <w:rPr>
+          <w:rFonts w:ascii="Times New Roman" w:hAnsi="Times New Roman" w:cs="Times New Roman"/>
+          <w:sz w:val="24"/>
+          <w:szCs w:val="24"/>
+          <w:lang w:val="en-GB"/>
+        </w:rPr>
+        <w:t xml:space="preserve"> </w:t>
+      </w:r>
+      <w:r>
+        <w:rPr>
+          <w:rFonts w:ascii="Times New Roman" w:hAnsi="Times New Roman" w:cs="Times New Roman"/>
+          <w:sz w:val="24"/>
+          <w:szCs w:val="24"/>
+          <w:lang w:val="en-GB"/>
+        </w:rPr>
+        <w:t xml:space="preserve">Alcock, </w:t>
+      </w:r>
+      <w:r>
+        <w:rPr>
+          <w:rFonts w:ascii="Times New Roman" w:hAnsi="Times New Roman" w:cs="Times New Roman"/>
+          <w:i/>
+          <w:iCs/>
+          <w:sz w:val="24"/>
+          <w:szCs w:val="24"/>
+          <w:lang w:val="en-GB"/>
+        </w:rPr>
+        <w:t>History of the International Labour Organisation</w:t>
+      </w:r>
+      <w:r>
+        <w:rPr>
+          <w:rFonts w:ascii="Times New Roman" w:hAnsi="Times New Roman" w:cs="Times New Roman"/>
+          <w:sz w:val="24"/>
+          <w:szCs w:val="24"/>
+          <w:lang w:val="en-GB"/>
+        </w:rPr>
+        <w:t xml:space="preserve">, London 1971; </w:t>
+      </w:r>
+      <w:r>
+        <w:rPr>
+          <w:rFonts w:ascii="Times New Roman" w:hAnsi="Times New Roman" w:cs="Times New Roman"/>
+          <w:sz w:val="24"/>
+          <w:szCs w:val="24"/>
+          <w:lang w:val="en-GB"/>
+        </w:rPr>
+        <w:t>P.</w:t>
+      </w:r>
+      <w:r>
+        <w:rPr>
+          <w:rFonts w:ascii="Times New Roman" w:hAnsi="Times New Roman" w:cs="Times New Roman"/>
+          <w:sz w:val="24"/>
+          <w:szCs w:val="24"/>
+          <w:lang w:val="en-GB"/>
+        </w:rPr>
+        <w:t xml:space="preserve"> </w:t>
+      </w:r>
+      <w:r>
+        <w:rPr>
+          <w:rFonts w:ascii="Times New Roman" w:hAnsi="Times New Roman" w:cs="Times New Roman"/>
+          <w:sz w:val="24"/>
+          <w:szCs w:val="24"/>
+          <w:lang w:val="en-GB"/>
+        </w:rPr>
+        <w:t>Fridenson, M.</w:t>
+      </w:r>
+      <w:r>
+        <w:rPr>
+          <w:rFonts w:ascii="Times New Roman" w:hAnsi="Times New Roman" w:cs="Times New Roman"/>
+          <w:sz w:val="24"/>
+          <w:szCs w:val="24"/>
+          <w:lang w:val="en-GB"/>
+        </w:rPr>
+        <w:t xml:space="preserve"> </w:t>
       </w:r>
       <w:proofErr w:type="spellStart"/>
       <w:r>
         <w:rPr>
           <w:rFonts w:ascii="Times New Roman" w:hAnsi="Times New Roman" w:cs="Times New Roman"/>
+          <w:sz w:val="24"/>
+          <w:szCs w:val="24"/>
+          <w:lang w:val="en-GB"/>
+        </w:rPr>
+        <w:t>Rebérioux</w:t>
+      </w:r>
+      <w:proofErr w:type="spellEnd"/>
+      <w:r>
+        <w:rPr>
+          <w:rFonts w:ascii="Times New Roman" w:hAnsi="Times New Roman" w:cs="Times New Roman"/>
+          <w:sz w:val="24"/>
+          <w:szCs w:val="24"/>
+          <w:lang w:val="en-GB"/>
+        </w:rPr>
+        <w:t xml:space="preserve">, </w:t>
+      </w:r>
+      <w:r>
+        <w:rPr>
+          <w:rFonts w:ascii="Times New Roman" w:hAnsi="Times New Roman" w:cs="Times New Roman"/>
+          <w:sz w:val="24"/>
+          <w:szCs w:val="24"/>
+          <w:lang w:val="en-GB"/>
+        </w:rPr>
+        <w:t>‘</w:t>
+      </w:r>
+      <w:r>
+        <w:rPr>
+          <w:rFonts w:ascii="Times New Roman" w:hAnsi="Times New Roman" w:cs="Times New Roman"/>
+          <w:sz w:val="24"/>
+          <w:szCs w:val="24"/>
+          <w:lang w:val="en-GB"/>
+        </w:rPr>
+        <w:t xml:space="preserve">Albert Thomas, pivot du </w:t>
+      </w:r>
+      <w:proofErr w:type="spellStart"/>
+      <w:r>
+        <w:rPr>
+          <w:rFonts w:ascii="Times New Roman" w:hAnsi="Times New Roman" w:cs="Times New Roman"/>
+          <w:sz w:val="24"/>
+          <w:szCs w:val="24"/>
+          <w:lang w:val="en-GB"/>
+        </w:rPr>
+        <w:t>réformisme</w:t>
+      </w:r>
+      <w:proofErr w:type="spellEnd"/>
+      <w:r>
+        <w:rPr>
+          <w:rFonts w:ascii="Times New Roman" w:hAnsi="Times New Roman" w:cs="Times New Roman"/>
+          <w:sz w:val="24"/>
+          <w:szCs w:val="24"/>
+          <w:lang w:val="en-GB"/>
+        </w:rPr>
+        <w:t xml:space="preserve"> français</w:t>
+      </w:r>
+      <w:r>
+        <w:rPr>
+          <w:rFonts w:ascii="Times New Roman" w:hAnsi="Times New Roman" w:cs="Times New Roman"/>
+          <w:sz w:val="24"/>
+          <w:szCs w:val="24"/>
+          <w:lang w:val="en-GB"/>
+        </w:rPr>
+        <w:t>’ in</w:t>
+      </w:r>
+      <w:r>
+        <w:rPr>
+          <w:rFonts w:ascii="Times New Roman" w:hAnsi="Times New Roman" w:cs="Times New Roman"/>
+          <w:sz w:val="24"/>
+          <w:szCs w:val="24"/>
+          <w:lang w:val="en-GB"/>
+        </w:rPr>
+        <w:t xml:space="preserve"> </w:t>
+      </w:r>
+      <w:r>
+        <w:rPr>
+          <w:rFonts w:ascii="Times New Roman" w:hAnsi="Times New Roman" w:cs="Times New Roman"/>
           <w:i/>
           <w:iCs/>
           <w:sz w:val="24"/>
           <w:szCs w:val="24"/>
           <w:lang w:val="en-GB"/>
         </w:rPr>
-        <w:t>citoyen</w:t>
+        <w:t xml:space="preserve">Le </w:t>
+      </w:r>
+      <w:proofErr w:type="spellStart"/>
+      <w:r>
+        <w:rPr>
+          <w:rFonts w:ascii="Times New Roman" w:hAnsi="Times New Roman" w:cs="Times New Roman"/>
+          <w:i/>
+          <w:iCs/>
+          <w:sz w:val="24"/>
+          <w:szCs w:val="24"/>
+          <w:lang w:val="en-GB"/>
+        </w:rPr>
+        <w:t>Mouvement</w:t>
       </w:r>
       <w:proofErr w:type="spellEnd"/>
       <w:r>
@@ -16518,19 +16871,379 @@
           <w:szCs w:val="24"/>
           <w:lang w:val="en-GB"/>
         </w:rPr>
-        <w:t xml:space="preserve"> du monde, études, </w:t>
+        <w:t xml:space="preserve"> social</w:t>
+      </w:r>
+      <w:r>
+        <w:rPr>
+          <w:rFonts w:ascii="Times New Roman" w:hAnsi="Times New Roman" w:cs="Times New Roman"/>
+          <w:sz w:val="24"/>
+          <w:szCs w:val="24"/>
+          <w:lang w:val="en-GB"/>
+        </w:rPr>
+        <w:t xml:space="preserve">, </w:t>
+      </w:r>
+      <w:r>
+        <w:rPr>
+          <w:rFonts w:ascii="Times New Roman" w:hAnsi="Times New Roman" w:cs="Times New Roman"/>
+          <w:sz w:val="24"/>
+          <w:szCs w:val="24"/>
+          <w:lang w:val="en-GB"/>
+        </w:rPr>
+        <w:t xml:space="preserve">Nr. </w:t>
+      </w:r>
+      <w:r>
+        <w:rPr>
+          <w:rFonts w:ascii="Times New Roman" w:hAnsi="Times New Roman" w:cs="Times New Roman"/>
+          <w:sz w:val="24"/>
+          <w:szCs w:val="24"/>
+          <w:lang w:val="en-GB"/>
+        </w:rPr>
+        <w:t>87, Apr</w:t>
+      </w:r>
+      <w:r>
+        <w:rPr>
+          <w:rFonts w:ascii="Times New Roman" w:hAnsi="Times New Roman" w:cs="Times New Roman"/>
+          <w:sz w:val="24"/>
+          <w:szCs w:val="24"/>
+          <w:lang w:val="en-GB"/>
+        </w:rPr>
+        <w:t>il-</w:t>
+      </w:r>
+      <w:r>
+        <w:rPr>
+          <w:rFonts w:ascii="Times New Roman" w:hAnsi="Times New Roman" w:cs="Times New Roman"/>
+          <w:sz w:val="24"/>
+          <w:szCs w:val="24"/>
+          <w:lang w:val="en-GB"/>
+        </w:rPr>
+        <w:t>Jun</w:t>
+      </w:r>
+      <w:r>
+        <w:rPr>
+          <w:rFonts w:ascii="Times New Roman" w:hAnsi="Times New Roman" w:cs="Times New Roman"/>
+          <w:sz w:val="24"/>
+          <w:szCs w:val="24"/>
+          <w:lang w:val="en-GB"/>
+        </w:rPr>
+        <w:t>e</w:t>
+      </w:r>
+      <w:r>
+        <w:rPr>
+          <w:rFonts w:ascii="Times New Roman" w:hAnsi="Times New Roman" w:cs="Times New Roman"/>
+          <w:sz w:val="24"/>
+          <w:szCs w:val="24"/>
+          <w:lang w:val="en-GB"/>
+        </w:rPr>
+        <w:t xml:space="preserve"> 1974, 85-97</w:t>
+      </w:r>
+      <w:r>
+        <w:rPr>
+          <w:rFonts w:ascii="Times New Roman" w:hAnsi="Times New Roman" w:cs="Times New Roman"/>
+          <w:sz w:val="24"/>
+          <w:szCs w:val="24"/>
+          <w:lang w:val="en-GB"/>
+        </w:rPr>
+        <w:t>;</w:t>
+      </w:r>
+      <w:r>
+        <w:rPr>
+          <w:rFonts w:ascii="Times New Roman" w:hAnsi="Times New Roman" w:cs="Times New Roman"/>
+          <w:sz w:val="24"/>
+          <w:szCs w:val="24"/>
+          <w:lang w:val="en-GB"/>
+        </w:rPr>
+        <w:t xml:space="preserve"> </w:t>
+      </w:r>
+      <w:r>
+        <w:rPr>
+          <w:rFonts w:ascii="Times New Roman" w:hAnsi="Times New Roman" w:cs="Times New Roman"/>
+          <w:sz w:val="24"/>
+          <w:szCs w:val="24"/>
+          <w:lang w:val="en-GB"/>
+        </w:rPr>
+        <w:t xml:space="preserve">P. </w:t>
       </w:r>
       <w:proofErr w:type="spellStart"/>
       <w:r>
         <w:rPr>
           <w:rFonts w:ascii="Times New Roman" w:hAnsi="Times New Roman" w:cs="Times New Roman"/>
+          <w:sz w:val="24"/>
+          <w:szCs w:val="24"/>
+          <w:lang w:val="en-GB"/>
+        </w:rPr>
+        <w:t>Waline</w:t>
+      </w:r>
+      <w:proofErr w:type="spellEnd"/>
+      <w:r>
+        <w:rPr>
+          <w:rFonts w:ascii="Times New Roman" w:hAnsi="Times New Roman" w:cs="Times New Roman"/>
+          <w:sz w:val="24"/>
+          <w:szCs w:val="24"/>
+          <w:lang w:val="en-GB"/>
+        </w:rPr>
+        <w:t xml:space="preserve">, </w:t>
+      </w:r>
+      <w:r>
+        <w:rPr>
+          <w:rFonts w:ascii="Times New Roman" w:hAnsi="Times New Roman" w:cs="Times New Roman"/>
           <w:i/>
           <w:iCs/>
           <w:sz w:val="24"/>
           <w:szCs w:val="24"/>
           <w:lang w:val="en-GB"/>
         </w:rPr>
-        <w:t>témoignages</w:t>
+        <w:t xml:space="preserve">Un patron au Bureau international du </w:t>
+      </w:r>
+      <w:r>
+        <w:rPr>
+          <w:rFonts w:ascii="Times New Roman" w:hAnsi="Times New Roman" w:cs="Times New Roman"/>
+          <w:i/>
+          <w:iCs/>
+          <w:sz w:val="24"/>
+          <w:szCs w:val="24"/>
+          <w:lang w:val="en-GB"/>
+        </w:rPr>
+        <w:t>t</w:t>
+      </w:r>
+      <w:r>
+        <w:rPr>
+          <w:rFonts w:ascii="Times New Roman" w:hAnsi="Times New Roman" w:cs="Times New Roman"/>
+          <w:i/>
+          <w:iCs/>
+          <w:sz w:val="24"/>
+          <w:szCs w:val="24"/>
+          <w:lang w:val="en-GB"/>
+        </w:rPr>
+        <w:t>ravail</w:t>
+      </w:r>
+      <w:r>
+        <w:rPr>
+          <w:rFonts w:ascii="Times New Roman" w:hAnsi="Times New Roman" w:cs="Times New Roman"/>
+          <w:sz w:val="24"/>
+          <w:szCs w:val="24"/>
+          <w:lang w:val="en-GB"/>
+        </w:rPr>
+        <w:t>, Paris 1976</w:t>
+      </w:r>
+      <w:r>
+        <w:rPr>
+          <w:rFonts w:ascii="Times New Roman" w:hAnsi="Times New Roman" w:cs="Times New Roman"/>
+          <w:sz w:val="24"/>
+          <w:szCs w:val="24"/>
+          <w:lang w:val="en-GB"/>
+        </w:rPr>
+        <w:t>;</w:t>
+      </w:r>
+      <w:r>
+        <w:rPr>
+          <w:rFonts w:ascii="Times New Roman" w:hAnsi="Times New Roman" w:cs="Times New Roman"/>
+          <w:sz w:val="24"/>
+          <w:szCs w:val="24"/>
+          <w:lang w:val="en-GB"/>
+        </w:rPr>
+        <w:t xml:space="preserve"> M. Fine, </w:t>
+      </w:r>
+      <w:r>
+        <w:rPr>
+          <w:rFonts w:ascii="Times New Roman" w:hAnsi="Times New Roman" w:cs="Times New Roman"/>
+          <w:sz w:val="24"/>
+          <w:szCs w:val="24"/>
+          <w:lang w:val="en-GB"/>
+        </w:rPr>
+        <w:t>‘</w:t>
+      </w:r>
+      <w:r>
+        <w:rPr>
+          <w:rFonts w:ascii="Times New Roman" w:hAnsi="Times New Roman" w:cs="Times New Roman"/>
+          <w:sz w:val="24"/>
+          <w:szCs w:val="24"/>
+          <w:lang w:val="en-GB"/>
+        </w:rPr>
+        <w:t xml:space="preserve">Albert Thomas: A </w:t>
+      </w:r>
+      <w:r>
+        <w:rPr>
+          <w:rFonts w:ascii="Times New Roman" w:hAnsi="Times New Roman" w:cs="Times New Roman"/>
+          <w:sz w:val="24"/>
+          <w:szCs w:val="24"/>
+          <w:lang w:val="en-GB"/>
+        </w:rPr>
+        <w:t>R</w:t>
+      </w:r>
+      <w:r>
+        <w:rPr>
+          <w:rFonts w:ascii="Times New Roman" w:hAnsi="Times New Roman" w:cs="Times New Roman"/>
+          <w:sz w:val="24"/>
+          <w:szCs w:val="24"/>
+          <w:lang w:val="en-GB"/>
+        </w:rPr>
+        <w:t>eformer</w:t>
+      </w:r>
+      <w:r>
+        <w:rPr>
+          <w:rFonts w:ascii="Times New Roman" w:hAnsi="Times New Roman" w:cs="Times New Roman"/>
+          <w:sz w:val="24"/>
+          <w:szCs w:val="24"/>
+          <w:lang w:val="en-GB"/>
+        </w:rPr>
+        <w:t>’</w:t>
+      </w:r>
+      <w:r>
+        <w:rPr>
+          <w:rFonts w:ascii="Times New Roman" w:hAnsi="Times New Roman" w:cs="Times New Roman"/>
+          <w:sz w:val="24"/>
+          <w:szCs w:val="24"/>
+          <w:lang w:val="en-GB"/>
+        </w:rPr>
+        <w:t>s Vision of Modernization, 1914-1932</w:t>
+      </w:r>
+      <w:r>
+        <w:rPr>
+          <w:rFonts w:ascii="Times New Roman" w:hAnsi="Times New Roman" w:cs="Times New Roman"/>
+          <w:sz w:val="24"/>
+          <w:szCs w:val="24"/>
+          <w:lang w:val="en-GB"/>
+        </w:rPr>
+        <w:t>’</w:t>
+      </w:r>
+      <w:r>
+        <w:rPr>
+          <w:rFonts w:ascii="Times New Roman" w:hAnsi="Times New Roman" w:cs="Times New Roman"/>
+          <w:sz w:val="24"/>
+          <w:szCs w:val="24"/>
+          <w:lang w:val="en-GB"/>
+        </w:rPr>
+        <w:t xml:space="preserve"> in </w:t>
+      </w:r>
+      <w:r>
+        <w:rPr>
+          <w:rFonts w:ascii="Times New Roman" w:hAnsi="Times New Roman" w:cs="Times New Roman"/>
+          <w:i/>
+          <w:iCs/>
+          <w:sz w:val="24"/>
+          <w:szCs w:val="24"/>
+          <w:lang w:val="en-GB"/>
+        </w:rPr>
+        <w:t>Journal of Contemporary History</w:t>
+      </w:r>
+      <w:r>
+        <w:rPr>
+          <w:rFonts w:ascii="Times New Roman" w:hAnsi="Times New Roman" w:cs="Times New Roman"/>
+          <w:sz w:val="24"/>
+          <w:szCs w:val="24"/>
+          <w:lang w:val="en-GB"/>
+        </w:rPr>
+        <w:t xml:space="preserve">, </w:t>
+      </w:r>
+      <w:r>
+        <w:rPr>
+          <w:rFonts w:ascii="Times New Roman" w:eastAsia="Times New Roman" w:hAnsi="Times New Roman" w:cs="Times New Roman"/>
+          <w:color w:val="000000" w:themeColor="text1"/>
+          <w:sz w:val="24"/>
+          <w:szCs w:val="24"/>
+          <w:lang w:val="en-GB" w:eastAsia="fr-FR"/>
+        </w:rPr>
+        <w:t>12/3</w:t>
+      </w:r>
+      <w:r>
+        <w:rPr>
+          <w:rFonts w:ascii="Times New Roman" w:eastAsia="Times New Roman" w:hAnsi="Times New Roman" w:cs="Times New Roman"/>
+          <w:color w:val="000000" w:themeColor="text1"/>
+          <w:sz w:val="24"/>
+          <w:szCs w:val="24"/>
+          <w:lang w:val="en-GB" w:eastAsia="fr-FR"/>
+        </w:rPr>
+        <w:t xml:space="preserve">, </w:t>
+      </w:r>
+      <w:r>
+        <w:rPr>
+          <w:rFonts w:ascii="Times New Roman" w:hAnsi="Times New Roman" w:cs="Times New Roman"/>
+          <w:color w:val="000000" w:themeColor="text1"/>
+          <w:sz w:val="24"/>
+          <w:szCs w:val="24"/>
+          <w:lang w:val="en-GB"/>
+        </w:rPr>
+        <w:t>1977</w:t>
+      </w:r>
+      <w:r>
+        <w:rPr>
+          <w:rFonts w:ascii="Times New Roman" w:hAnsi="Times New Roman" w:cs="Times New Roman"/>
+          <w:color w:val="000000" w:themeColor="text1"/>
+          <w:sz w:val="24"/>
+          <w:szCs w:val="24"/>
+          <w:lang w:val="en-GB"/>
+        </w:rPr>
+        <w:t xml:space="preserve">, </w:t>
+      </w:r>
+      <w:r>
+        <w:rPr>
+          <w:rFonts w:ascii="Times New Roman" w:hAnsi="Times New Roman" w:cs="Times New Roman"/>
+          <w:color w:val="000000" w:themeColor="text1"/>
+          <w:sz w:val="24"/>
+          <w:szCs w:val="24"/>
+          <w:lang w:val="en-GB"/>
+        </w:rPr>
+        <w:t>545-</w:t>
+      </w:r>
+      <w:r>
+        <w:rPr>
+          <w:rFonts w:ascii="Times New Roman" w:hAnsi="Times New Roman" w:cs="Times New Roman"/>
+          <w:color w:val="000000" w:themeColor="text1"/>
+          <w:sz w:val="24"/>
+          <w:szCs w:val="24"/>
+          <w:lang w:val="en-GB"/>
+        </w:rPr>
+        <w:t>564</w:t>
+      </w:r>
+      <w:r>
+        <w:rPr>
+          <w:rFonts w:ascii="Times New Roman" w:hAnsi="Times New Roman" w:cs="Times New Roman"/>
+          <w:sz w:val="24"/>
+          <w:szCs w:val="24"/>
+          <w:lang w:val="en-GB"/>
+        </w:rPr>
+        <w:t>; M.</w:t>
+      </w:r>
+      <w:r>
+        <w:rPr>
+          <w:rFonts w:ascii="Times New Roman" w:hAnsi="Times New Roman" w:cs="Times New Roman"/>
+          <w:sz w:val="24"/>
+          <w:szCs w:val="24"/>
+          <w:lang w:val="en-GB"/>
+        </w:rPr>
+        <w:t xml:space="preserve"> </w:t>
+      </w:r>
+      <w:r>
+        <w:rPr>
+          <w:rFonts w:ascii="Times New Roman" w:hAnsi="Times New Roman" w:cs="Times New Roman"/>
+          <w:sz w:val="24"/>
+          <w:szCs w:val="24"/>
+          <w:lang w:val="en-GB"/>
+        </w:rPr>
+        <w:t xml:space="preserve">Tortora, </w:t>
+      </w:r>
+      <w:r>
+        <w:rPr>
+          <w:rFonts w:ascii="Times New Roman" w:hAnsi="Times New Roman" w:cs="Times New Roman"/>
+          <w:i/>
+          <w:iCs/>
+          <w:sz w:val="24"/>
+          <w:szCs w:val="24"/>
+          <w:lang w:val="en-GB"/>
+        </w:rPr>
+        <w:t xml:space="preserve">Institution </w:t>
+      </w:r>
+      <w:proofErr w:type="spellStart"/>
+      <w:r>
+        <w:rPr>
+          <w:rFonts w:ascii="Times New Roman" w:hAnsi="Times New Roman" w:cs="Times New Roman"/>
+          <w:i/>
+          <w:iCs/>
+          <w:sz w:val="24"/>
+          <w:szCs w:val="24"/>
+          <w:lang w:val="en-GB"/>
+        </w:rPr>
+        <w:t>spécialisée</w:t>
       </w:r>
       <w:proofErr w:type="spellEnd"/>
       <w:r>
@@ -16542,25 +17255,183 @@
           <w:szCs w:val="24"/>
           <w:lang w:val="en-GB"/>
         </w:rPr>
-        <w:t>, souvenirs</w:t>
-      </w:r>
-      <w:r>
-        <w:rPr>
-          <w:rFonts w:ascii="Times New Roman" w:hAnsi="Times New Roman" w:cs="Times New Roman"/>
-          <w:sz w:val="24"/>
-          <w:szCs w:val="24"/>
-          <w:lang w:val="en-GB"/>
-        </w:rPr>
-        <w:t xml:space="preserve">, Geneva 1957; </w:t>
-      </w:r>
-      <w:r>
-        <w:rPr>
-          <w:rFonts w:ascii="Times New Roman" w:hAnsi="Times New Roman" w:cs="Times New Roman"/>
-          <w:sz w:val="24"/>
-          <w:szCs w:val="24"/>
-          <w:lang w:val="en-GB"/>
-        </w:rPr>
-        <w:t xml:space="preserve">G. de Lusignan, </w:t>
+        <w:t xml:space="preserve"> et organisation </w:t>
+      </w:r>
+      <w:proofErr w:type="spellStart"/>
+      <w:r>
+        <w:rPr>
+          <w:rFonts w:ascii="Times New Roman" w:hAnsi="Times New Roman" w:cs="Times New Roman"/>
+          <w:i/>
+          <w:iCs/>
+          <w:sz w:val="24"/>
+          <w:szCs w:val="24"/>
+          <w:lang w:val="en-GB"/>
+        </w:rPr>
+        <w:t>mondiale</w:t>
+      </w:r>
+      <w:proofErr w:type="spellEnd"/>
+      <w:r>
+        <w:rPr>
+          <w:rFonts w:ascii="Times New Roman" w:hAnsi="Times New Roman" w:cs="Times New Roman"/>
+          <w:i/>
+          <w:iCs/>
+          <w:sz w:val="24"/>
+          <w:szCs w:val="24"/>
+          <w:lang w:val="en-GB"/>
+        </w:rPr>
+        <w:t>.</w:t>
+      </w:r>
+      <w:r>
+        <w:rPr>
+          <w:rFonts w:ascii="Times New Roman" w:hAnsi="Times New Roman" w:cs="Times New Roman"/>
+          <w:i/>
+          <w:iCs/>
+          <w:sz w:val="24"/>
+          <w:szCs w:val="24"/>
+          <w:lang w:val="en-GB"/>
+        </w:rPr>
+        <w:t xml:space="preserve"> </w:t>
+      </w:r>
+      <w:r>
+        <w:rPr>
+          <w:rFonts w:ascii="Times New Roman" w:hAnsi="Times New Roman" w:cs="Times New Roman"/>
+          <w:i/>
+          <w:iCs/>
+          <w:sz w:val="24"/>
+          <w:szCs w:val="24"/>
+          <w:lang w:val="en-GB"/>
+        </w:rPr>
+        <w:t>É</w:t>
+      </w:r>
+      <w:r>
+        <w:rPr>
+          <w:rFonts w:ascii="Times New Roman" w:hAnsi="Times New Roman" w:cs="Times New Roman"/>
+          <w:i/>
+          <w:iCs/>
+          <w:sz w:val="24"/>
+          <w:szCs w:val="24"/>
+          <w:lang w:val="en-GB"/>
+        </w:rPr>
+        <w:t xml:space="preserve">tude des relations de </w:t>
+      </w:r>
+      <w:proofErr w:type="spellStart"/>
+      <w:r>
+        <w:rPr>
+          <w:rFonts w:ascii="Times New Roman" w:hAnsi="Times New Roman" w:cs="Times New Roman"/>
+          <w:i/>
+          <w:iCs/>
+          <w:sz w:val="24"/>
+          <w:szCs w:val="24"/>
+          <w:lang w:val="en-GB"/>
+        </w:rPr>
+        <w:t>l</w:t>
+      </w:r>
+      <w:r>
+        <w:rPr>
+          <w:rFonts w:ascii="Times New Roman" w:hAnsi="Times New Roman" w:cs="Times New Roman"/>
+          <w:i/>
+          <w:iCs/>
+          <w:sz w:val="24"/>
+          <w:szCs w:val="24"/>
+          <w:lang w:val="en-GB"/>
+        </w:rPr>
+        <w:t>’</w:t>
+      </w:r>
+      <w:r>
+        <w:rPr>
+          <w:rFonts w:ascii="Times New Roman" w:hAnsi="Times New Roman" w:cs="Times New Roman"/>
+          <w:i/>
+          <w:iCs/>
+          <w:sz w:val="24"/>
+          <w:szCs w:val="24"/>
+          <w:lang w:val="en-GB"/>
+        </w:rPr>
+        <w:t>OIT</w:t>
+      </w:r>
+      <w:proofErr w:type="spellEnd"/>
+      <w:r>
+        <w:rPr>
+          <w:rFonts w:ascii="Times New Roman" w:hAnsi="Times New Roman" w:cs="Times New Roman"/>
+          <w:i/>
+          <w:iCs/>
+          <w:sz w:val="24"/>
+          <w:szCs w:val="24"/>
+          <w:lang w:val="en-GB"/>
+        </w:rPr>
+        <w:t xml:space="preserve"> avec la SDN et </w:t>
+      </w:r>
+      <w:proofErr w:type="spellStart"/>
+      <w:r>
+        <w:rPr>
+          <w:rFonts w:ascii="Times New Roman" w:hAnsi="Times New Roman" w:cs="Times New Roman"/>
+          <w:i/>
+          <w:iCs/>
+          <w:sz w:val="24"/>
+          <w:szCs w:val="24"/>
+          <w:lang w:val="en-GB"/>
+        </w:rPr>
+        <w:t>l</w:t>
+      </w:r>
+      <w:r>
+        <w:rPr>
+          <w:rFonts w:ascii="Times New Roman" w:hAnsi="Times New Roman" w:cs="Times New Roman"/>
+          <w:i/>
+          <w:iCs/>
+          <w:sz w:val="24"/>
+          <w:szCs w:val="24"/>
+          <w:lang w:val="en-GB"/>
+        </w:rPr>
+        <w:t>’</w:t>
+      </w:r>
+      <w:r>
+        <w:rPr>
+          <w:rFonts w:ascii="Times New Roman" w:hAnsi="Times New Roman" w:cs="Times New Roman"/>
+          <w:i/>
+          <w:iCs/>
+          <w:sz w:val="24"/>
+          <w:szCs w:val="24"/>
+          <w:lang w:val="en-GB"/>
+        </w:rPr>
+        <w:t>ONU</w:t>
+      </w:r>
+      <w:proofErr w:type="spellEnd"/>
+      <w:r>
+        <w:rPr>
+          <w:rFonts w:ascii="Times New Roman" w:hAnsi="Times New Roman" w:cs="Times New Roman"/>
+          <w:sz w:val="24"/>
+          <w:szCs w:val="24"/>
+          <w:lang w:val="en-GB"/>
+        </w:rPr>
+        <w:t xml:space="preserve">, Brussels 1980; </w:t>
+      </w:r>
+      <w:r>
+        <w:rPr>
+          <w:rFonts w:ascii="Times New Roman" w:hAnsi="Times New Roman" w:cs="Times New Roman"/>
+          <w:sz w:val="24"/>
+          <w:szCs w:val="24"/>
+          <w:lang w:val="en-GB"/>
+        </w:rPr>
+        <w:t xml:space="preserve">G. </w:t>
+      </w:r>
+      <w:proofErr w:type="spellStart"/>
+      <w:r>
+        <w:rPr>
+          <w:rFonts w:ascii="Times New Roman" w:hAnsi="Times New Roman" w:cs="Times New Roman"/>
+          <w:sz w:val="24"/>
+          <w:szCs w:val="24"/>
+          <w:lang w:val="en-GB"/>
+        </w:rPr>
+        <w:t>Koulischer</w:t>
+      </w:r>
+      <w:proofErr w:type="spellEnd"/>
+      <w:r>
+        <w:rPr>
+          <w:rFonts w:ascii="Times New Roman" w:hAnsi="Times New Roman" w:cs="Times New Roman"/>
+          <w:sz w:val="24"/>
+          <w:szCs w:val="24"/>
+          <w:lang w:val="en-GB"/>
+        </w:rPr>
+        <w:t xml:space="preserve">, </w:t>
       </w:r>
       <w:r>
         <w:rPr>
@@ -16578,7 +17449,63 @@
           <w:szCs w:val="24"/>
           <w:lang w:val="en-GB"/>
         </w:rPr>
-        <w:t xml:space="preserve">Albert Thomas et la justice </w:t>
+        <w:t>Thomas, Albert</w:t>
+      </w:r>
+      <w:r>
+        <w:rPr>
+          <w:rFonts w:ascii="Times New Roman" w:hAnsi="Times New Roman" w:cs="Times New Roman"/>
+          <w:sz w:val="24"/>
+          <w:szCs w:val="24"/>
+          <w:lang w:val="en-GB"/>
+        </w:rPr>
+        <w:t>’</w:t>
+      </w:r>
+      <w:r>
+        <w:rPr>
+          <w:rFonts w:ascii="Times New Roman" w:hAnsi="Times New Roman" w:cs="Times New Roman"/>
+          <w:sz w:val="24"/>
+          <w:szCs w:val="24"/>
+          <w:lang w:val="en-GB"/>
+        </w:rPr>
+        <w:t xml:space="preserve"> in W.F. Kuehl (Ed.), </w:t>
+      </w:r>
+      <w:r>
+        <w:rPr>
+          <w:rFonts w:ascii="Times New Roman" w:hAnsi="Times New Roman" w:cs="Times New Roman"/>
+          <w:i/>
+          <w:sz w:val="24"/>
+          <w:szCs w:val="24"/>
+          <w:lang w:val="en-GB"/>
+        </w:rPr>
+        <w:t xml:space="preserve">Biographical Dictionary of </w:t>
+      </w:r>
+      <w:r>
+        <w:rPr>
+          <w:rFonts w:ascii="Times New Roman" w:hAnsi="Times New Roman" w:cs="Times New Roman"/>
+          <w:i/>
+          <w:sz w:val="24"/>
+          <w:szCs w:val="24"/>
+          <w:lang w:val="en-GB"/>
+        </w:rPr>
+        <w:t>Internationalists</w:t>
+      </w:r>
+      <w:r>
+        <w:rPr>
+          <w:rFonts w:ascii="Times New Roman" w:hAnsi="Times New Roman" w:cs="Times New Roman"/>
+          <w:sz w:val="24"/>
+          <w:szCs w:val="24"/>
+          <w:lang w:val="en-GB"/>
+        </w:rPr>
+        <w:t xml:space="preserve">, Westport 1983, 713-715; </w:t>
+      </w:r>
+      <w:r>
+        <w:rPr>
+          <w:rFonts w:ascii="Times New Roman" w:hAnsi="Times New Roman" w:cs="Times New Roman"/>
+          <w:sz w:val="24"/>
+          <w:szCs w:val="24"/>
+          <w:lang w:val="en-GB"/>
+        </w:rPr>
+        <w:t xml:space="preserve">V.-Y. </w:t>
       </w:r>
       <w:proofErr w:type="spellStart"/>
       <w:r>
@@ -16588,7 +17515,7 @@
           <w:szCs w:val="24"/>
           <w:lang w:val="en-GB"/>
         </w:rPr>
-        <w:t>sociale</w:t>
+        <w:t>Ghebali</w:t>
       </w:r>
       <w:proofErr w:type="spellEnd"/>
       <w:r>
@@ -16598,11 +17525,509 @@
           <w:szCs w:val="24"/>
           <w:lang w:val="en-GB"/>
         </w:rPr>
+        <w:t xml:space="preserve">, </w:t>
+      </w:r>
+      <w:r>
+        <w:rPr>
+          <w:rFonts w:ascii="Times New Roman" w:hAnsi="Times New Roman" w:cs="Times New Roman"/>
+          <w:i/>
+          <w:iCs/>
+          <w:sz w:val="24"/>
+          <w:szCs w:val="24"/>
+          <w:lang w:val="en-GB"/>
+        </w:rPr>
+        <w:t>The International Labour Organisation: A Case Study on the Evolution of U.N. Specialized Agencies</w:t>
+      </w:r>
+      <w:r>
+        <w:rPr>
+          <w:rFonts w:ascii="Times New Roman" w:hAnsi="Times New Roman" w:cs="Times New Roman"/>
+          <w:sz w:val="24"/>
+          <w:szCs w:val="24"/>
+          <w:lang w:val="en-GB"/>
+        </w:rPr>
+        <w:t>, Dordrecht 1989; D</w:t>
+      </w:r>
+      <w:r>
+        <w:rPr>
+          <w:rFonts w:ascii="Times New Roman" w:hAnsi="Times New Roman" w:cs="Times New Roman"/>
+          <w:sz w:val="24"/>
+          <w:szCs w:val="24"/>
+          <w:lang w:val="en-GB"/>
+        </w:rPr>
+        <w:t>.</w:t>
+      </w:r>
+      <w:r>
+        <w:rPr>
+          <w:rFonts w:ascii="Times New Roman" w:hAnsi="Times New Roman" w:cs="Times New Roman"/>
+          <w:sz w:val="24"/>
+          <w:szCs w:val="24"/>
+          <w:lang w:val="en-GB"/>
+        </w:rPr>
+        <w:t xml:space="preserve"> Guérin, </w:t>
+      </w:r>
+      <w:r>
+        <w:rPr>
+          <w:rFonts w:ascii="Times New Roman" w:hAnsi="Times New Roman" w:cs="Times New Roman"/>
+          <w:i/>
+          <w:iCs/>
+          <w:sz w:val="24"/>
+          <w:szCs w:val="24"/>
+          <w:lang w:val="en-GB"/>
+        </w:rPr>
+        <w:t xml:space="preserve">Albert Thomas au BIT: </w:t>
+      </w:r>
+      <w:r>
+        <w:rPr>
+          <w:rFonts w:ascii="Times New Roman" w:hAnsi="Times New Roman" w:cs="Times New Roman"/>
+          <w:i/>
+          <w:iCs/>
+          <w:sz w:val="24"/>
+          <w:szCs w:val="24"/>
+          <w:lang w:val="en-GB"/>
+        </w:rPr>
+        <w:t>D</w:t>
+      </w:r>
+      <w:r>
+        <w:rPr>
+          <w:rFonts w:ascii="Times New Roman" w:hAnsi="Times New Roman" w:cs="Times New Roman"/>
+          <w:i/>
+          <w:iCs/>
+          <w:sz w:val="24"/>
+          <w:szCs w:val="24"/>
+          <w:lang w:val="en-GB"/>
+        </w:rPr>
+        <w:t xml:space="preserve">e </w:t>
+      </w:r>
+      <w:proofErr w:type="spellStart"/>
+      <w:r>
+        <w:rPr>
+          <w:rFonts w:ascii="Times New Roman" w:hAnsi="Times New Roman" w:cs="Times New Roman"/>
+          <w:i/>
+          <w:iCs/>
+          <w:sz w:val="24"/>
+          <w:szCs w:val="24"/>
+          <w:lang w:val="en-GB"/>
+        </w:rPr>
+        <w:t>l</w:t>
+      </w:r>
+      <w:r>
+        <w:rPr>
+          <w:rFonts w:ascii="Times New Roman" w:hAnsi="Times New Roman" w:cs="Times New Roman"/>
+          <w:i/>
+          <w:iCs/>
+          <w:sz w:val="24"/>
+          <w:szCs w:val="24"/>
+          <w:lang w:val="en-GB"/>
+        </w:rPr>
         <w:t>’</w:t>
       </w:r>
       <w:r>
         <w:rPr>
           <w:rFonts w:ascii="Times New Roman" w:hAnsi="Times New Roman" w:cs="Times New Roman"/>
+          <w:i/>
+          <w:iCs/>
+          <w:sz w:val="24"/>
+          <w:szCs w:val="24"/>
+          <w:lang w:val="en-GB"/>
+        </w:rPr>
+        <w:t>internationalisme</w:t>
+      </w:r>
+      <w:proofErr w:type="spellEnd"/>
+      <w:r>
+        <w:rPr>
+          <w:rFonts w:ascii="Times New Roman" w:hAnsi="Times New Roman" w:cs="Times New Roman"/>
+          <w:i/>
+          <w:iCs/>
+          <w:sz w:val="24"/>
+          <w:szCs w:val="24"/>
+          <w:lang w:val="en-GB"/>
+        </w:rPr>
+        <w:t xml:space="preserve"> à </w:t>
+      </w:r>
+      <w:proofErr w:type="spellStart"/>
+      <w:r>
+        <w:rPr>
+          <w:rFonts w:ascii="Times New Roman" w:hAnsi="Times New Roman" w:cs="Times New Roman"/>
+          <w:i/>
+          <w:iCs/>
+          <w:sz w:val="24"/>
+          <w:szCs w:val="24"/>
+          <w:lang w:val="en-GB"/>
+        </w:rPr>
+        <w:t>l</w:t>
+      </w:r>
+      <w:r>
+        <w:rPr>
+          <w:rFonts w:ascii="Times New Roman" w:hAnsi="Times New Roman" w:cs="Times New Roman"/>
+          <w:i/>
+          <w:iCs/>
+          <w:sz w:val="24"/>
+          <w:szCs w:val="24"/>
+          <w:lang w:val="en-GB"/>
+        </w:rPr>
+        <w:t>’</w:t>
+      </w:r>
+      <w:r>
+        <w:rPr>
+          <w:rFonts w:ascii="Times New Roman" w:hAnsi="Times New Roman" w:cs="Times New Roman"/>
+          <w:i/>
+          <w:iCs/>
+          <w:sz w:val="24"/>
+          <w:szCs w:val="24"/>
+          <w:lang w:val="en-GB"/>
+        </w:rPr>
+        <w:t>Europe</w:t>
+      </w:r>
+      <w:proofErr w:type="spellEnd"/>
+      <w:r>
+        <w:rPr>
+          <w:rFonts w:ascii="Times New Roman" w:hAnsi="Times New Roman" w:cs="Times New Roman"/>
+          <w:sz w:val="24"/>
+          <w:szCs w:val="24"/>
+          <w:lang w:val="en-GB"/>
+        </w:rPr>
+        <w:t xml:space="preserve">, Geneva 1996; A. </w:t>
+      </w:r>
+      <w:proofErr w:type="spellStart"/>
+      <w:r>
+        <w:rPr>
+          <w:rFonts w:ascii="Times New Roman" w:hAnsi="Times New Roman" w:cs="Times New Roman"/>
+          <w:sz w:val="24"/>
+          <w:szCs w:val="24"/>
+          <w:lang w:val="en-GB"/>
+        </w:rPr>
+        <w:t>Aglan</w:t>
+      </w:r>
+      <w:proofErr w:type="spellEnd"/>
+      <w:r>
+        <w:rPr>
+          <w:rFonts w:ascii="Times New Roman" w:hAnsi="Times New Roman" w:cs="Times New Roman"/>
+          <w:sz w:val="24"/>
+          <w:szCs w:val="24"/>
+          <w:lang w:val="en-GB"/>
+        </w:rPr>
+        <w:t>, O. Feiertag</w:t>
+      </w:r>
+      <w:r>
+        <w:rPr>
+          <w:rFonts w:ascii="Times New Roman" w:hAnsi="Times New Roman" w:cs="Times New Roman"/>
+          <w:sz w:val="24"/>
+          <w:szCs w:val="24"/>
+          <w:lang w:val="en-GB"/>
+        </w:rPr>
+        <w:t xml:space="preserve"> and D. </w:t>
+      </w:r>
+      <w:proofErr w:type="spellStart"/>
+      <w:r>
+        <w:rPr>
+          <w:rFonts w:ascii="Times New Roman" w:hAnsi="Times New Roman" w:cs="Times New Roman"/>
+          <w:sz w:val="24"/>
+          <w:szCs w:val="24"/>
+          <w:lang w:val="en-GB"/>
+        </w:rPr>
+        <w:t>Kevonian</w:t>
+      </w:r>
+      <w:proofErr w:type="spellEnd"/>
+      <w:r>
+        <w:rPr>
+          <w:rFonts w:ascii="Times New Roman" w:hAnsi="Times New Roman" w:cs="Times New Roman"/>
+          <w:sz w:val="24"/>
+          <w:szCs w:val="24"/>
+          <w:lang w:val="en-GB"/>
+        </w:rPr>
+        <w:t xml:space="preserve"> (Eds), </w:t>
+      </w:r>
+      <w:r>
+        <w:rPr>
+          <w:rFonts w:ascii="Times New Roman" w:hAnsi="Times New Roman" w:cs="Times New Roman"/>
+          <w:sz w:val="24"/>
+          <w:szCs w:val="24"/>
+          <w:lang w:val="en-GB"/>
+        </w:rPr>
+        <w:t>‘</w:t>
+      </w:r>
+      <w:r>
+        <w:rPr>
+          <w:rFonts w:ascii="Times New Roman" w:hAnsi="Times New Roman" w:cs="Times New Roman"/>
+          <w:sz w:val="24"/>
+          <w:szCs w:val="24"/>
+          <w:lang w:val="en-GB"/>
+        </w:rPr>
+        <w:t xml:space="preserve">Albert Thomas, société </w:t>
+      </w:r>
+      <w:proofErr w:type="spellStart"/>
+      <w:r>
+        <w:rPr>
+          <w:rFonts w:ascii="Times New Roman" w:hAnsi="Times New Roman" w:cs="Times New Roman"/>
+          <w:sz w:val="24"/>
+          <w:szCs w:val="24"/>
+          <w:lang w:val="en-GB"/>
+        </w:rPr>
+        <w:t>mondiale</w:t>
+      </w:r>
+      <w:proofErr w:type="spellEnd"/>
+      <w:r>
+        <w:rPr>
+          <w:rFonts w:ascii="Times New Roman" w:hAnsi="Times New Roman" w:cs="Times New Roman"/>
+          <w:sz w:val="24"/>
+          <w:szCs w:val="24"/>
+          <w:lang w:val="en-GB"/>
+        </w:rPr>
+        <w:t xml:space="preserve"> et </w:t>
+      </w:r>
+      <w:proofErr w:type="spellStart"/>
+      <w:r>
+        <w:rPr>
+          <w:rFonts w:ascii="Times New Roman" w:hAnsi="Times New Roman" w:cs="Times New Roman"/>
+          <w:sz w:val="24"/>
+          <w:szCs w:val="24"/>
+          <w:lang w:val="en-GB"/>
+        </w:rPr>
+        <w:t>internationalisme</w:t>
+      </w:r>
+      <w:proofErr w:type="spellEnd"/>
+      <w:r>
+        <w:rPr>
+          <w:rFonts w:ascii="Times New Roman" w:hAnsi="Times New Roman" w:cs="Times New Roman"/>
+          <w:sz w:val="24"/>
+          <w:szCs w:val="24"/>
+          <w:lang w:val="en-GB"/>
+        </w:rPr>
+        <w:t xml:space="preserve">. Réseaux et institutions des </w:t>
+      </w:r>
+      <w:proofErr w:type="spellStart"/>
+      <w:r>
+        <w:rPr>
+          <w:rFonts w:ascii="Times New Roman" w:hAnsi="Times New Roman" w:cs="Times New Roman"/>
+          <w:sz w:val="24"/>
+          <w:szCs w:val="24"/>
+          <w:lang w:val="en-GB"/>
+        </w:rPr>
+        <w:t>années</w:t>
+      </w:r>
+      <w:proofErr w:type="spellEnd"/>
+      <w:r>
+        <w:rPr>
+          <w:rFonts w:ascii="Times New Roman" w:hAnsi="Times New Roman" w:cs="Times New Roman"/>
+          <w:sz w:val="24"/>
+          <w:szCs w:val="24"/>
+          <w:lang w:val="en-GB"/>
+        </w:rPr>
+        <w:t xml:space="preserve"> 1890 aux </w:t>
+      </w:r>
+      <w:proofErr w:type="spellStart"/>
+      <w:r>
+        <w:rPr>
+          <w:rFonts w:ascii="Times New Roman" w:hAnsi="Times New Roman" w:cs="Times New Roman"/>
+          <w:sz w:val="24"/>
+          <w:szCs w:val="24"/>
+          <w:lang w:val="en-GB"/>
+        </w:rPr>
+        <w:t>années</w:t>
+      </w:r>
+      <w:proofErr w:type="spellEnd"/>
+      <w:r>
+        <w:rPr>
+          <w:rFonts w:ascii="Times New Roman" w:hAnsi="Times New Roman" w:cs="Times New Roman"/>
+          <w:sz w:val="24"/>
+          <w:szCs w:val="24"/>
+          <w:lang w:val="en-GB"/>
+        </w:rPr>
+        <w:t xml:space="preserve"> 1930</w:t>
+      </w:r>
+      <w:r>
+        <w:rPr>
+          <w:rFonts w:ascii="Times New Roman" w:hAnsi="Times New Roman" w:cs="Times New Roman"/>
+          <w:sz w:val="24"/>
+          <w:szCs w:val="24"/>
+          <w:lang w:val="en-GB"/>
+        </w:rPr>
+        <w:t>’</w:t>
+      </w:r>
+      <w:r>
+        <w:rPr>
+          <w:rFonts w:ascii="Times New Roman" w:hAnsi="Times New Roman" w:cs="Times New Roman"/>
+          <w:sz w:val="24"/>
+          <w:szCs w:val="24"/>
+          <w:lang w:val="en-GB"/>
+        </w:rPr>
+        <w:t xml:space="preserve"> in</w:t>
+      </w:r>
+      <w:r>
+        <w:rPr>
+          <w:rFonts w:ascii="Times New Roman" w:hAnsi="Times New Roman" w:cs="Times New Roman"/>
+          <w:sz w:val="24"/>
+          <w:szCs w:val="24"/>
+          <w:lang w:val="en-GB"/>
+        </w:rPr>
+        <w:t xml:space="preserve"> </w:t>
+      </w:r>
+      <w:r>
+        <w:rPr>
+          <w:rFonts w:ascii="Times New Roman" w:hAnsi="Times New Roman" w:cs="Times New Roman"/>
+          <w:i/>
+          <w:iCs/>
+          <w:sz w:val="24"/>
+          <w:szCs w:val="24"/>
+          <w:lang w:val="en-GB"/>
+        </w:rPr>
+        <w:t xml:space="preserve">Les cahiers </w:t>
+      </w:r>
+      <w:proofErr w:type="spellStart"/>
+      <w:r>
+        <w:rPr>
+          <w:rFonts w:ascii="Times New Roman" w:hAnsi="Times New Roman" w:cs="Times New Roman"/>
+          <w:i/>
+          <w:iCs/>
+          <w:sz w:val="24"/>
+          <w:szCs w:val="24"/>
+          <w:lang w:val="en-GB"/>
+        </w:rPr>
+        <w:t>Irice</w:t>
+      </w:r>
+      <w:proofErr w:type="spellEnd"/>
+      <w:r>
+        <w:rPr>
+          <w:rFonts w:ascii="Times New Roman" w:hAnsi="Times New Roman" w:cs="Times New Roman"/>
+          <w:sz w:val="24"/>
+          <w:szCs w:val="24"/>
+          <w:lang w:val="en-GB"/>
+        </w:rPr>
+        <w:t xml:space="preserve">, </w:t>
+      </w:r>
+      <w:r>
+        <w:rPr>
+          <w:rFonts w:ascii="Times New Roman" w:hAnsi="Times New Roman" w:cs="Times New Roman"/>
+          <w:sz w:val="24"/>
+          <w:szCs w:val="24"/>
+          <w:lang w:val="en-GB"/>
+        </w:rPr>
+        <w:t>N</w:t>
+      </w:r>
+      <w:r>
+        <w:rPr>
+          <w:rFonts w:ascii="Times New Roman" w:hAnsi="Times New Roman" w:cs="Times New Roman"/>
+          <w:sz w:val="24"/>
+          <w:szCs w:val="24"/>
+          <w:lang w:val="en-GB"/>
+        </w:rPr>
+        <w:t>r. 2,</w:t>
+      </w:r>
+      <w:r>
+        <w:rPr>
+          <w:rFonts w:ascii="Times New Roman" w:hAnsi="Times New Roman" w:cs="Times New Roman"/>
+          <w:sz w:val="24"/>
+          <w:szCs w:val="24"/>
+          <w:lang w:val="en-GB"/>
+        </w:rPr>
+        <w:t xml:space="preserve"> 2008</w:t>
+      </w:r>
+      <w:r>
+        <w:rPr>
+          <w:rFonts w:ascii="Times New Roman" w:hAnsi="Times New Roman" w:cs="Times New Roman"/>
+          <w:sz w:val="24"/>
+          <w:szCs w:val="24"/>
+          <w:lang w:val="en-GB"/>
+        </w:rPr>
+        <w:t xml:space="preserve"> (special issue)</w:t>
+      </w:r>
+      <w:r>
+        <w:rPr>
+          <w:rFonts w:ascii="Times New Roman" w:hAnsi="Times New Roman" w:cs="Times New Roman"/>
+          <w:sz w:val="24"/>
+          <w:szCs w:val="24"/>
+          <w:lang w:val="en-GB"/>
+        </w:rPr>
+        <w:t xml:space="preserve">; S. Kott, </w:t>
+      </w:r>
+      <w:r>
+        <w:rPr>
+          <w:rFonts w:ascii="Times New Roman" w:hAnsi="Times New Roman" w:cs="Times New Roman"/>
+          <w:sz w:val="24"/>
+          <w:szCs w:val="24"/>
+          <w:lang w:val="en-GB"/>
+        </w:rPr>
+        <w:t>‘</w:t>
+      </w:r>
+      <w:r>
+        <w:rPr>
+          <w:rFonts w:ascii="Times New Roman" w:hAnsi="Times New Roman" w:cs="Times New Roman"/>
+          <w:sz w:val="24"/>
+          <w:szCs w:val="24"/>
+          <w:lang w:val="en-GB"/>
+        </w:rPr>
+        <w:t xml:space="preserve">Une </w:t>
+      </w:r>
+      <w:r>
+        <w:rPr>
+          <w:rFonts w:ascii="Times New Roman" w:hAnsi="Times New Roman" w:cs="Times New Roman"/>
+          <w:sz w:val="24"/>
+          <w:szCs w:val="24"/>
+          <w:lang w:val="en-GB"/>
+        </w:rPr>
+        <w:t>“</w:t>
+      </w:r>
+      <w:proofErr w:type="spellStart"/>
+      <w:r>
+        <w:rPr>
+          <w:rFonts w:ascii="Times New Roman" w:hAnsi="Times New Roman" w:cs="Times New Roman"/>
+          <w:sz w:val="24"/>
+          <w:szCs w:val="24"/>
+          <w:lang w:val="en-GB"/>
+        </w:rPr>
+        <w:t>communauté</w:t>
+      </w:r>
+      <w:proofErr w:type="spellEnd"/>
+      <w:r>
+        <w:rPr>
+          <w:rFonts w:ascii="Times New Roman" w:hAnsi="Times New Roman" w:cs="Times New Roman"/>
+          <w:sz w:val="24"/>
+          <w:szCs w:val="24"/>
+          <w:lang w:val="en-GB"/>
+        </w:rPr>
+        <w:t xml:space="preserve"> </w:t>
+      </w:r>
+      <w:proofErr w:type="spellStart"/>
+      <w:r>
+        <w:rPr>
+          <w:rFonts w:ascii="Times New Roman" w:hAnsi="Times New Roman" w:cs="Times New Roman"/>
+          <w:sz w:val="24"/>
+          <w:szCs w:val="24"/>
+          <w:lang w:val="en-GB"/>
+        </w:rPr>
+        <w:t>épistémique</w:t>
+      </w:r>
+      <w:proofErr w:type="spellEnd"/>
+      <w:r>
+        <w:rPr>
+          <w:rFonts w:ascii="Times New Roman" w:hAnsi="Times New Roman" w:cs="Times New Roman"/>
+          <w:sz w:val="24"/>
+          <w:szCs w:val="24"/>
+          <w:lang w:val="en-GB"/>
+        </w:rPr>
+        <w:t>”</w:t>
+      </w:r>
+      <w:r>
+        <w:rPr>
+          <w:rFonts w:ascii="Times New Roman" w:hAnsi="Times New Roman" w:cs="Times New Roman"/>
+          <w:sz w:val="24"/>
+          <w:szCs w:val="24"/>
+          <w:lang w:val="en-GB"/>
+        </w:rPr>
+        <w:t xml:space="preserve"> du social</w:t>
+      </w:r>
+      <w:r>
+        <w:rPr>
+          <w:rFonts w:ascii="Times New Roman" w:hAnsi="Times New Roman" w:cs="Times New Roman"/>
+          <w:sz w:val="24"/>
+          <w:szCs w:val="24"/>
+          <w:lang w:val="en-GB"/>
+        </w:rPr>
+        <w:t>’</w:t>
+      </w:r>
+      <w:r>
+        <w:rPr>
+          <w:rFonts w:ascii="Times New Roman" w:hAnsi="Times New Roman" w:cs="Times New Roman"/>
           <w:sz w:val="24"/>
           <w:szCs w:val="24"/>
           <w:lang w:val="en-GB"/>
@@ -16614,6 +18039,211 @@
         <w:rPr>
           <w:rFonts w:ascii="Times New Roman" w:hAnsi="Times New Roman" w:cs="Times New Roman"/>
           <w:i/>
+          <w:iCs/>
+          <w:sz w:val="24"/>
+          <w:szCs w:val="24"/>
+          <w:lang w:val="en-GB"/>
+        </w:rPr>
+        <w:t>Genèses</w:t>
+      </w:r>
+      <w:proofErr w:type="spellEnd"/>
+      <w:r>
+        <w:rPr>
+          <w:rFonts w:ascii="Times New Roman" w:hAnsi="Times New Roman" w:cs="Times New Roman"/>
+          <w:i/>
+          <w:iCs/>
+          <w:sz w:val="24"/>
+          <w:szCs w:val="24"/>
+          <w:lang w:val="en-GB"/>
+        </w:rPr>
+        <w:t>.</w:t>
+      </w:r>
+      <w:r>
+        <w:rPr>
+          <w:rFonts w:ascii="Times New Roman" w:hAnsi="Times New Roman" w:cs="Times New Roman"/>
+          <w:i/>
+          <w:iCs/>
+          <w:sz w:val="24"/>
+          <w:szCs w:val="24"/>
+          <w:lang w:val="en-GB"/>
+        </w:rPr>
+        <w:t xml:space="preserve"> Sciences </w:t>
+      </w:r>
+      <w:proofErr w:type="spellStart"/>
+      <w:r>
+        <w:rPr>
+          <w:rFonts w:ascii="Times New Roman" w:hAnsi="Times New Roman" w:cs="Times New Roman"/>
+          <w:i/>
+          <w:iCs/>
+          <w:sz w:val="24"/>
+          <w:szCs w:val="24"/>
+          <w:lang w:val="en-GB"/>
+        </w:rPr>
+        <w:t>sociales</w:t>
+      </w:r>
+      <w:proofErr w:type="spellEnd"/>
+      <w:r>
+        <w:rPr>
+          <w:rFonts w:ascii="Times New Roman" w:hAnsi="Times New Roman" w:cs="Times New Roman"/>
+          <w:i/>
+          <w:iCs/>
+          <w:sz w:val="24"/>
+          <w:szCs w:val="24"/>
+          <w:lang w:val="en-GB"/>
+        </w:rPr>
+        <w:t xml:space="preserve"> et histoire</w:t>
+      </w:r>
+      <w:r>
+        <w:rPr>
+          <w:rFonts w:ascii="Times New Roman" w:hAnsi="Times New Roman" w:cs="Times New Roman"/>
+          <w:sz w:val="24"/>
+          <w:szCs w:val="24"/>
+          <w:lang w:val="en-GB"/>
+        </w:rPr>
+        <w:t xml:space="preserve">, </w:t>
+      </w:r>
+      <w:r>
+        <w:rPr>
+          <w:rFonts w:ascii="Times New Roman" w:hAnsi="Times New Roman" w:cs="Times New Roman"/>
+          <w:sz w:val="24"/>
+          <w:szCs w:val="24"/>
+          <w:lang w:val="en-GB"/>
+        </w:rPr>
+        <w:t xml:space="preserve">71/2, </w:t>
+      </w:r>
+      <w:r>
+        <w:rPr>
+          <w:rFonts w:ascii="Times New Roman" w:hAnsi="Times New Roman" w:cs="Times New Roman"/>
+          <w:sz w:val="24"/>
+          <w:szCs w:val="24"/>
+          <w:lang w:val="en-GB"/>
+        </w:rPr>
+        <w:t>2008</w:t>
+      </w:r>
+      <w:r>
+        <w:rPr>
+          <w:rFonts w:ascii="Times New Roman" w:hAnsi="Times New Roman" w:cs="Times New Roman"/>
+          <w:sz w:val="24"/>
+          <w:szCs w:val="24"/>
+          <w:lang w:val="en-GB"/>
+        </w:rPr>
+        <w:t>, 26-46</w:t>
+      </w:r>
+      <w:r>
+        <w:rPr>
+          <w:rFonts w:ascii="Times New Roman" w:hAnsi="Times New Roman" w:cs="Times New Roman"/>
+          <w:sz w:val="24"/>
+          <w:szCs w:val="24"/>
+          <w:lang w:val="en-GB"/>
+        </w:rPr>
+        <w:t xml:space="preserve">; </w:t>
+      </w:r>
+      <w:r>
+        <w:rPr>
+          <w:rFonts w:ascii="Times New Roman" w:hAnsi="Times New Roman" w:cs="Times New Roman"/>
+          <w:i/>
+          <w:sz w:val="24"/>
+          <w:szCs w:val="24"/>
+          <w:lang w:val="en-GB"/>
+        </w:rPr>
+        <w:t>Edward Phelan and the ILO: The Life and Views of an International Social Actor</w:t>
+      </w:r>
+      <w:r>
+        <w:rPr>
+          <w:rFonts w:ascii="Times New Roman" w:hAnsi="Times New Roman" w:cs="Times New Roman"/>
+          <w:sz w:val="24"/>
+          <w:szCs w:val="24"/>
+          <w:lang w:val="en-GB"/>
+        </w:rPr>
+        <w:t>, Geneva 2009;</w:t>
+      </w:r>
+      <w:r>
+        <w:rPr>
+          <w:rFonts w:ascii="Times New Roman" w:hAnsi="Times New Roman" w:cs="Times New Roman"/>
+          <w:color w:val="FF0000"/>
+          <w:sz w:val="24"/>
+          <w:szCs w:val="24"/>
+          <w:lang w:val="en-GB"/>
+        </w:rPr>
+        <w:t xml:space="preserve"> </w:t>
+      </w:r>
+      <w:r>
+        <w:rPr>
+          <w:rFonts w:ascii="Times New Roman" w:hAnsi="Times New Roman" w:cs="Times New Roman"/>
+          <w:sz w:val="24"/>
+          <w:szCs w:val="24"/>
+          <w:lang w:val="en-GB"/>
+        </w:rPr>
+        <w:t xml:space="preserve">J. Van Daele et al. (Eds), </w:t>
+      </w:r>
+      <w:r>
+        <w:rPr>
+          <w:rFonts w:ascii="Times New Roman" w:hAnsi="Times New Roman" w:cs="Times New Roman"/>
+          <w:i/>
+          <w:iCs/>
+          <w:sz w:val="24"/>
+          <w:szCs w:val="24"/>
+          <w:lang w:val="en-GB"/>
+        </w:rPr>
+        <w:t>ILO Histories</w:t>
+      </w:r>
+      <w:r>
+        <w:rPr>
+          <w:rFonts w:ascii="Times New Roman" w:hAnsi="Times New Roman" w:cs="Times New Roman"/>
+          <w:i/>
+          <w:iCs/>
+          <w:sz w:val="24"/>
+          <w:szCs w:val="24"/>
+          <w:lang w:val="en-GB"/>
+        </w:rPr>
+        <w:t>:</w:t>
+      </w:r>
+      <w:r>
+        <w:rPr>
+          <w:rFonts w:ascii="Times New Roman" w:hAnsi="Times New Roman" w:cs="Times New Roman"/>
+          <w:i/>
+          <w:iCs/>
+          <w:sz w:val="24"/>
+          <w:szCs w:val="24"/>
+          <w:lang w:val="en-GB"/>
+        </w:rPr>
+        <w:t xml:space="preserve"> Essays on the International Labour Organization and Its Impact on the World During the Twentieth Century</w:t>
+      </w:r>
+      <w:r>
+        <w:rPr>
+          <w:rFonts w:ascii="Times New Roman" w:hAnsi="Times New Roman" w:cs="Times New Roman"/>
+          <w:sz w:val="24"/>
+          <w:szCs w:val="24"/>
+          <w:lang w:val="en-GB"/>
+        </w:rPr>
+        <w:t xml:space="preserve">, Bern 2010, 313-340; I. </w:t>
+      </w:r>
+      <w:proofErr w:type="spellStart"/>
+      <w:r>
+        <w:rPr>
+          <w:rFonts w:ascii="Times New Roman" w:hAnsi="Times New Roman" w:cs="Times New Roman"/>
+          <w:sz w:val="24"/>
+          <w:szCs w:val="24"/>
+          <w:lang w:val="en-GB"/>
+        </w:rPr>
+        <w:t>Lespinet</w:t>
+      </w:r>
+      <w:proofErr w:type="spellEnd"/>
+      <w:r>
+        <w:rPr>
+          <w:rFonts w:ascii="Times New Roman" w:hAnsi="Times New Roman" w:cs="Times New Roman"/>
+          <w:sz w:val="24"/>
+          <w:szCs w:val="24"/>
+          <w:lang w:val="en-GB"/>
+        </w:rPr>
+        <w:t xml:space="preserve">-Moret and V. Viet, </w:t>
+      </w:r>
+      <w:proofErr w:type="spellStart"/>
+      <w:r>
+        <w:rPr>
+          <w:rFonts w:ascii="Times New Roman" w:hAnsi="Times New Roman" w:cs="Times New Roman"/>
+          <w:i/>
+          <w:iCs/>
           <w:sz w:val="24"/>
           <w:szCs w:val="24"/>
           <w:lang w:val="en-GB"/>
@@ -16624,6 +18254,7 @@
         <w:rPr>
           <w:rFonts w:ascii="Times New Roman" w:hAnsi="Times New Roman" w:cs="Times New Roman"/>
           <w:i/>
+          <w:iCs/>
           <w:sz w:val="24"/>
           <w:szCs w:val="24"/>
           <w:lang w:val="en-GB"/>
@@ -16634,28 +18265,223 @@
         <w:rPr>
           <w:rFonts w:ascii="Times New Roman" w:hAnsi="Times New Roman" w:cs="Times New Roman"/>
           <w:i/>
-          <w:sz w:val="24"/>
-          <w:szCs w:val="24"/>
-          <w:lang w:val="en-GB"/>
-        </w:rPr>
-        <w:t>actualité</w:t>
+          <w:iCs/>
+          <w:sz w:val="24"/>
+          <w:szCs w:val="24"/>
+          <w:lang w:val="en-GB"/>
+        </w:rPr>
+        <w:t>Organisation</w:t>
       </w:r>
       <w:proofErr w:type="spellEnd"/>
       <w:r>
         <w:rPr>
           <w:rFonts w:ascii="Times New Roman" w:hAnsi="Times New Roman" w:cs="Times New Roman"/>
           <w:i/>
-          <w:sz w:val="24"/>
-          <w:szCs w:val="24"/>
-          <w:lang w:val="en-GB"/>
-        </w:rPr>
-        <w:t xml:space="preserve"> de </w:t>
+          <w:iCs/>
+          <w:sz w:val="24"/>
+          <w:szCs w:val="24"/>
+          <w:lang w:val="en-GB"/>
+        </w:rPr>
+        <w:t xml:space="preserve"> </w:t>
       </w:r>
       <w:proofErr w:type="spellStart"/>
       <w:r>
         <w:rPr>
           <w:rFonts w:ascii="Times New Roman" w:hAnsi="Times New Roman" w:cs="Times New Roman"/>
           <w:i/>
+          <w:iCs/>
+          <w:sz w:val="24"/>
+          <w:szCs w:val="24"/>
+          <w:lang w:val="en-GB"/>
+        </w:rPr>
+        <w:t>internationale</w:t>
+      </w:r>
+      <w:proofErr w:type="spellEnd"/>
+      <w:r>
+        <w:rPr>
+          <w:rFonts w:ascii="Times New Roman" w:hAnsi="Times New Roman" w:cs="Times New Roman"/>
+          <w:i/>
+          <w:iCs/>
+          <w:sz w:val="24"/>
+          <w:szCs w:val="24"/>
+          <w:lang w:val="en-GB"/>
+        </w:rPr>
+        <w:t xml:space="preserve"> du travail</w:t>
+      </w:r>
+      <w:r>
+        <w:rPr>
+          <w:rFonts w:ascii="Times New Roman" w:hAnsi="Times New Roman" w:cs="Times New Roman"/>
+          <w:i/>
+          <w:iCs/>
+          <w:sz w:val="24"/>
+          <w:szCs w:val="24"/>
+          <w:lang w:val="en-GB"/>
+        </w:rPr>
+        <w:t>.</w:t>
+      </w:r>
+      <w:r>
+        <w:rPr>
+          <w:rFonts w:ascii="Times New Roman" w:hAnsi="Times New Roman" w:cs="Times New Roman"/>
+          <w:i/>
+          <w:iCs/>
+          <w:sz w:val="24"/>
+          <w:szCs w:val="24"/>
+          <w:lang w:val="en-GB"/>
+        </w:rPr>
+        <w:t xml:space="preserve"> </w:t>
+      </w:r>
+      <w:r>
+        <w:rPr>
+          <w:rFonts w:ascii="Times New Roman" w:hAnsi="Times New Roman" w:cs="Times New Roman"/>
+          <w:i/>
+          <w:iCs/>
+          <w:sz w:val="24"/>
+          <w:szCs w:val="24"/>
+          <w:lang w:val="en-GB"/>
+        </w:rPr>
+        <w:t>O</w:t>
+      </w:r>
+      <w:r>
+        <w:rPr>
+          <w:rFonts w:ascii="Times New Roman" w:hAnsi="Times New Roman" w:cs="Times New Roman"/>
+          <w:i/>
+          <w:iCs/>
+          <w:sz w:val="24"/>
+          <w:szCs w:val="24"/>
+          <w:lang w:val="en-GB"/>
+        </w:rPr>
+        <w:t xml:space="preserve">rigine, </w:t>
+      </w:r>
+      <w:proofErr w:type="spellStart"/>
+      <w:r>
+        <w:rPr>
+          <w:rFonts w:ascii="Times New Roman" w:hAnsi="Times New Roman" w:cs="Times New Roman"/>
+          <w:i/>
+          <w:iCs/>
+          <w:sz w:val="24"/>
+          <w:szCs w:val="24"/>
+          <w:lang w:val="en-GB"/>
+        </w:rPr>
+        <w:t>développement</w:t>
+      </w:r>
+      <w:proofErr w:type="spellEnd"/>
+      <w:r>
+        <w:rPr>
+          <w:rFonts w:ascii="Times New Roman" w:hAnsi="Times New Roman" w:cs="Times New Roman"/>
+          <w:i/>
+          <w:iCs/>
+          <w:sz w:val="24"/>
+          <w:szCs w:val="24"/>
+          <w:lang w:val="en-GB"/>
+        </w:rPr>
+        <w:t>, avenir</w:t>
+      </w:r>
+      <w:r>
+        <w:rPr>
+          <w:rFonts w:ascii="Times New Roman" w:hAnsi="Times New Roman" w:cs="Times New Roman"/>
+          <w:sz w:val="24"/>
+          <w:szCs w:val="24"/>
+          <w:lang w:val="en-GB"/>
+        </w:rPr>
+        <w:t xml:space="preserve">, Rennes 2011; S. Kott and J. </w:t>
+      </w:r>
+      <w:proofErr w:type="spellStart"/>
+      <w:r>
+        <w:rPr>
+          <w:rFonts w:ascii="Times New Roman" w:hAnsi="Times New Roman" w:cs="Times New Roman"/>
+          <w:sz w:val="24"/>
+          <w:szCs w:val="24"/>
+          <w:lang w:val="en-GB"/>
+        </w:rPr>
+        <w:t>Droux</w:t>
+      </w:r>
+      <w:proofErr w:type="spellEnd"/>
+      <w:r>
+        <w:rPr>
+          <w:rFonts w:ascii="Times New Roman" w:hAnsi="Times New Roman" w:cs="Times New Roman"/>
+          <w:sz w:val="24"/>
+          <w:szCs w:val="24"/>
+          <w:lang w:val="en-GB"/>
+        </w:rPr>
+        <w:t xml:space="preserve"> (Eds), </w:t>
+      </w:r>
+      <w:r>
+        <w:rPr>
+          <w:rFonts w:ascii="Times New Roman" w:hAnsi="Times New Roman" w:cs="Times New Roman"/>
+          <w:i/>
+          <w:iCs/>
+          <w:sz w:val="24"/>
+          <w:szCs w:val="24"/>
+          <w:lang w:val="en-GB"/>
+        </w:rPr>
+        <w:t>Globalizing Social Rights: The International Labour Organization and Beyond</w:t>
+      </w:r>
+      <w:r>
+        <w:rPr>
+          <w:rFonts w:ascii="Times New Roman" w:hAnsi="Times New Roman" w:cs="Times New Roman"/>
+          <w:sz w:val="24"/>
+          <w:szCs w:val="24"/>
+          <w:lang w:val="en-GB"/>
+        </w:rPr>
+        <w:t xml:space="preserve">, </w:t>
+      </w:r>
+      <w:proofErr w:type="spellStart"/>
+      <w:r>
+        <w:rPr>
+          <w:rFonts w:ascii="Times New Roman" w:hAnsi="Times New Roman" w:cs="Times New Roman"/>
+          <w:sz w:val="24"/>
+          <w:szCs w:val="24"/>
+          <w:lang w:val="en-GB"/>
+        </w:rPr>
+        <w:t>Houndmills</w:t>
+      </w:r>
+      <w:proofErr w:type="spellEnd"/>
+      <w:r>
+        <w:rPr>
+          <w:rFonts w:ascii="Times New Roman" w:hAnsi="Times New Roman" w:cs="Times New Roman"/>
+          <w:sz w:val="24"/>
+          <w:szCs w:val="24"/>
+          <w:lang w:val="en-GB"/>
+        </w:rPr>
+        <w:t xml:space="preserve"> 2013; S. Kott et D. </w:t>
+      </w:r>
+      <w:proofErr w:type="spellStart"/>
+      <w:r>
+        <w:rPr>
+          <w:rFonts w:ascii="Times New Roman" w:hAnsi="Times New Roman" w:cs="Times New Roman"/>
+          <w:sz w:val="24"/>
+          <w:szCs w:val="24"/>
+          <w:lang w:val="en-GB"/>
+        </w:rPr>
+        <w:t>Hoethker</w:t>
+      </w:r>
+      <w:proofErr w:type="spellEnd"/>
+      <w:r>
+        <w:rPr>
+          <w:rFonts w:ascii="Times New Roman" w:hAnsi="Times New Roman" w:cs="Times New Roman"/>
+          <w:sz w:val="24"/>
+          <w:szCs w:val="24"/>
+          <w:lang w:val="en-GB"/>
+        </w:rPr>
+        <w:t xml:space="preserve">, </w:t>
+      </w:r>
+      <w:r>
+        <w:rPr>
+          <w:rFonts w:ascii="Times New Roman" w:hAnsi="Times New Roman" w:cs="Times New Roman"/>
+          <w:i/>
+          <w:iCs/>
+          <w:sz w:val="24"/>
+          <w:szCs w:val="24"/>
+          <w:lang w:val="en-GB"/>
+        </w:rPr>
+        <w:t xml:space="preserve">Albert Thomas. A la rencontre de </w:t>
+      </w:r>
+      <w:proofErr w:type="spellStart"/>
+      <w:r>
+        <w:rPr>
+          <w:rFonts w:ascii="Times New Roman" w:hAnsi="Times New Roman" w:cs="Times New Roman"/>
+          <w:i/>
+          <w:iCs/>
           <w:sz w:val="24"/>
           <w:szCs w:val="24"/>
           <w:lang w:val="en-GB"/>
@@ -16666,6 +18492,7 @@
         <w:rPr>
           <w:rFonts w:ascii="Times New Roman" w:hAnsi="Times New Roman" w:cs="Times New Roman"/>
           <w:i/>
+          <w:iCs/>
           <w:sz w:val="24"/>
           <w:szCs w:val="24"/>
           <w:lang w:val="en-GB"/>
@@ -16676,26 +18503,61 @@
         <w:rPr>
           <w:rFonts w:ascii="Times New Roman" w:hAnsi="Times New Roman" w:cs="Times New Roman"/>
           <w:i/>
-          <w:sz w:val="24"/>
-          <w:szCs w:val="24"/>
-          <w:lang w:val="en-GB"/>
-        </w:rPr>
-        <w:t>histoire</w:t>
+          <w:iCs/>
+          <w:sz w:val="24"/>
+          <w:szCs w:val="24"/>
+          <w:lang w:val="en-GB"/>
+        </w:rPr>
+        <w:t>Europe</w:t>
       </w:r>
       <w:proofErr w:type="spellEnd"/>
       <w:r>
         <w:rPr>
           <w:rFonts w:ascii="Times New Roman" w:hAnsi="Times New Roman" w:cs="Times New Roman"/>
-          <w:sz w:val="24"/>
-          <w:szCs w:val="24"/>
-          <w:lang w:val="en-GB"/>
-        </w:rPr>
-        <w:t>, 24, July-September 1958, 2-18;</w:t>
-      </w:r>
-      <w:r>
-        <w:rPr>
-          <w:rFonts w:ascii="Times New Roman" w:hAnsi="Times New Roman" w:cs="Times New Roman"/>
-          <w:color w:val="FF0000"/>
+          <w:i/>
+          <w:iCs/>
+          <w:sz w:val="24"/>
+          <w:szCs w:val="24"/>
+          <w:lang w:val="en-GB"/>
+        </w:rPr>
+        <w:t xml:space="preserve"> au travail</w:t>
+      </w:r>
+      <w:r>
+        <w:rPr>
+          <w:rFonts w:ascii="Times New Roman" w:hAnsi="Times New Roman" w:cs="Times New Roman"/>
+          <w:sz w:val="24"/>
+          <w:szCs w:val="24"/>
+          <w:lang w:val="en-GB"/>
+        </w:rPr>
+        <w:t xml:space="preserve">, Geneva 2015; A. Blaszkiewicz-Maison, </w:t>
+      </w:r>
+      <w:r>
+        <w:rPr>
+          <w:rFonts w:ascii="Times New Roman" w:hAnsi="Times New Roman" w:cs="Times New Roman"/>
+          <w:i/>
+          <w:iCs/>
+          <w:sz w:val="24"/>
+          <w:szCs w:val="24"/>
+          <w:lang w:val="en-GB"/>
+        </w:rPr>
+        <w:t>Albert Thomas</w:t>
+      </w:r>
+      <w:r>
+        <w:rPr>
+          <w:rFonts w:ascii="Times New Roman" w:hAnsi="Times New Roman" w:cs="Times New Roman"/>
+          <w:i/>
+          <w:iCs/>
+          <w:sz w:val="24"/>
+          <w:szCs w:val="24"/>
+          <w:lang w:val="en-GB"/>
+        </w:rPr>
+        <w:t>.</w:t>
+      </w:r>
+      <w:r>
+        <w:rPr>
+          <w:rFonts w:ascii="Times New Roman" w:hAnsi="Times New Roman" w:cs="Times New Roman"/>
+          <w:i/>
+          <w:iCs/>
           <w:sz w:val="24"/>
           <w:szCs w:val="24"/>
           <w:lang w:val="en-GB"/>
@@ -16705,2122 +18567,24 @@
       <w:r>
         <w:rPr>
           <w:rFonts w:ascii="Times New Roman" w:hAnsi="Times New Roman" w:cs="Times New Roman"/>
-          <w:sz w:val="24"/>
-          <w:szCs w:val="24"/>
-          <w:lang w:val="en-GB"/>
-        </w:rPr>
-        <w:t xml:space="preserve">Société des Amis </w:t>
+          <w:i/>
+          <w:iCs/>
+          <w:sz w:val="24"/>
+          <w:szCs w:val="24"/>
+          <w:lang w:val="nl-NL"/>
+        </w:rPr>
+        <w:t xml:space="preserve">Le socialisme en </w:t>
       </w:r>
       <w:proofErr w:type="spellStart"/>
       <w:r>
         <w:rPr>
           <w:rFonts w:ascii="Times New Roman" w:hAnsi="Times New Roman" w:cs="Times New Roman"/>
-          <w:sz w:val="24"/>
-          <w:szCs w:val="24"/>
-          <w:lang w:val="en-GB"/>
-        </w:rPr>
-        <w:t>d</w:t>
-      </w:r>
-      <w:r>
-        <w:rPr>
-          <w:rFonts w:ascii="Times New Roman" w:hAnsi="Times New Roman" w:cs="Times New Roman"/>
-          <w:sz w:val="24"/>
-          <w:szCs w:val="24"/>
-          <w:lang w:val="en-GB"/>
-        </w:rPr>
-        <w:t>’</w:t>
-      </w:r>
-      <w:r>
-        <w:rPr>
-          <w:rFonts w:ascii="Times New Roman" w:hAnsi="Times New Roman" w:cs="Times New Roman"/>
-          <w:sz w:val="24"/>
-          <w:szCs w:val="24"/>
-          <w:lang w:val="en-GB"/>
-        </w:rPr>
-        <w:t>Albert</w:t>
-      </w:r>
-      <w:proofErr w:type="spellEnd"/>
-      <w:r>
-        <w:rPr>
-          <w:rFonts w:ascii="Times New Roman" w:hAnsi="Times New Roman" w:cs="Times New Roman"/>
-          <w:sz w:val="24"/>
-          <w:szCs w:val="24"/>
-          <w:lang w:val="en-GB"/>
-        </w:rPr>
-        <w:t xml:space="preserve"> Thomas, </w:t>
-      </w:r>
-      <w:r>
-        <w:rPr>
-          <w:rFonts w:ascii="Times New Roman" w:hAnsi="Times New Roman" w:cs="Times New Roman"/>
           <w:i/>
           <w:iCs/>
           <w:sz w:val="24"/>
           <w:szCs w:val="24"/>
-          <w:lang w:val="en-GB"/>
-        </w:rPr>
-        <w:t>À</w:t>
-      </w:r>
-      <w:r>
-        <w:rPr>
-          <w:rFonts w:ascii="Times New Roman" w:hAnsi="Times New Roman" w:cs="Times New Roman"/>
-          <w:i/>
-          <w:iCs/>
-          <w:sz w:val="24"/>
-          <w:szCs w:val="24"/>
-          <w:lang w:val="en-GB"/>
-        </w:rPr>
-        <w:t xml:space="preserve"> la rencontre de </w:t>
-      </w:r>
-      <w:proofErr w:type="spellStart"/>
-      <w:r>
-        <w:rPr>
-          <w:rFonts w:ascii="Times New Roman" w:hAnsi="Times New Roman" w:cs="Times New Roman"/>
-          <w:i/>
-          <w:iCs/>
-          <w:sz w:val="24"/>
-          <w:szCs w:val="24"/>
-          <w:lang w:val="en-GB"/>
-        </w:rPr>
-        <w:t>l</w:t>
-      </w:r>
-      <w:r>
-        <w:rPr>
-          <w:rFonts w:ascii="Times New Roman" w:hAnsi="Times New Roman" w:cs="Times New Roman"/>
-          <w:i/>
-          <w:iCs/>
-          <w:sz w:val="24"/>
-          <w:szCs w:val="24"/>
-          <w:lang w:val="en-GB"/>
-        </w:rPr>
-        <w:t>’</w:t>
-      </w:r>
-      <w:r>
-        <w:rPr>
-          <w:rFonts w:ascii="Times New Roman" w:hAnsi="Times New Roman" w:cs="Times New Roman"/>
-          <w:i/>
-          <w:iCs/>
-          <w:sz w:val="24"/>
-          <w:szCs w:val="24"/>
-          <w:lang w:val="en-GB"/>
-        </w:rPr>
-        <w:t>Orient</w:t>
-      </w:r>
-      <w:proofErr w:type="spellEnd"/>
-      <w:r>
-        <w:rPr>
-          <w:rFonts w:ascii="Times New Roman" w:hAnsi="Times New Roman" w:cs="Times New Roman"/>
-          <w:i/>
-          <w:iCs/>
-          <w:sz w:val="24"/>
-          <w:szCs w:val="24"/>
-          <w:lang w:val="en-GB"/>
-        </w:rPr>
-        <w:t>, notes de voyage 1928-1929</w:t>
-      </w:r>
-      <w:r>
-        <w:rPr>
-          <w:rFonts w:ascii="Times New Roman" w:hAnsi="Times New Roman" w:cs="Times New Roman"/>
-          <w:sz w:val="24"/>
-          <w:szCs w:val="24"/>
-          <w:lang w:val="en-GB"/>
-        </w:rPr>
-        <w:t>, Geneva 1959</w:t>
-      </w:r>
-      <w:r>
-        <w:rPr>
-          <w:rFonts w:ascii="Times New Roman" w:hAnsi="Times New Roman" w:cs="Times New Roman"/>
-          <w:sz w:val="24"/>
-          <w:szCs w:val="24"/>
-          <w:lang w:val="en-GB"/>
-        </w:rPr>
-        <w:t>;</w:t>
-      </w:r>
-      <w:r>
-        <w:rPr>
-          <w:rFonts w:ascii="Times New Roman" w:hAnsi="Times New Roman" w:cs="Times New Roman"/>
-          <w:sz w:val="24"/>
-          <w:szCs w:val="24"/>
-          <w:lang w:val="en-GB"/>
-        </w:rPr>
-        <w:t xml:space="preserve"> </w:t>
-      </w:r>
-      <w:r>
-        <w:rPr>
-          <w:rFonts w:ascii="Times New Roman" w:hAnsi="Times New Roman" w:cs="Times New Roman"/>
-          <w:sz w:val="24"/>
-          <w:szCs w:val="24"/>
-          <w:lang w:val="en-GB"/>
-        </w:rPr>
-        <w:t xml:space="preserve">D.P. Moynihan, </w:t>
-      </w:r>
-      <w:r>
-        <w:rPr>
-          <w:rFonts w:ascii="Times New Roman" w:hAnsi="Times New Roman" w:cs="Times New Roman"/>
-          <w:i/>
-          <w:sz w:val="24"/>
-          <w:szCs w:val="24"/>
-          <w:lang w:val="en-GB"/>
-        </w:rPr>
-        <w:t>The United States and the International Labor Organization 1889-934</w:t>
-      </w:r>
-      <w:r>
-        <w:rPr>
-          <w:rFonts w:ascii="Times New Roman" w:hAnsi="Times New Roman" w:cs="Times New Roman"/>
-          <w:sz w:val="24"/>
-          <w:szCs w:val="24"/>
-          <w:lang w:val="en-GB"/>
-        </w:rPr>
-        <w:t xml:space="preserve">, Medford 1960 (dissertation Fletcher School of Law and Diplomacy); </w:t>
-      </w:r>
-      <w:r>
-        <w:rPr>
-          <w:rFonts w:ascii="Times New Roman" w:hAnsi="Times New Roman" w:cs="Times New Roman"/>
-          <w:sz w:val="24"/>
-          <w:szCs w:val="24"/>
-          <w:lang w:val="en-GB"/>
-        </w:rPr>
-        <w:t>A.</w:t>
-      </w:r>
-      <w:r>
-        <w:rPr>
-          <w:rFonts w:ascii="Times New Roman" w:hAnsi="Times New Roman" w:cs="Times New Roman"/>
-          <w:sz w:val="24"/>
-          <w:szCs w:val="24"/>
-          <w:lang w:val="en-GB"/>
-        </w:rPr>
-        <w:t xml:space="preserve"> </w:t>
-      </w:r>
-      <w:r>
-        <w:rPr>
-          <w:rFonts w:ascii="Times New Roman" w:hAnsi="Times New Roman" w:cs="Times New Roman"/>
-          <w:sz w:val="24"/>
-          <w:szCs w:val="24"/>
-          <w:lang w:val="en-GB"/>
-        </w:rPr>
-        <w:t xml:space="preserve">Alcock, </w:t>
-      </w:r>
-      <w:r>
-        <w:rPr>
-          <w:rFonts w:ascii="Times New Roman" w:hAnsi="Times New Roman" w:cs="Times New Roman"/>
-          <w:i/>
-          <w:iCs/>
-          <w:sz w:val="24"/>
-          <w:szCs w:val="24"/>
-          <w:lang w:val="en-GB"/>
-        </w:rPr>
-        <w:t>History of the International Labour Organisation</w:t>
-      </w:r>
-      <w:r>
-        <w:rPr>
-          <w:rFonts w:ascii="Times New Roman" w:hAnsi="Times New Roman" w:cs="Times New Roman"/>
-          <w:sz w:val="24"/>
-          <w:szCs w:val="24"/>
-          <w:lang w:val="en-GB"/>
-        </w:rPr>
-        <w:t xml:space="preserve">, London 1971; </w:t>
-      </w:r>
-      <w:r>
-        <w:rPr>
-          <w:rFonts w:ascii="Times New Roman" w:hAnsi="Times New Roman" w:cs="Times New Roman"/>
-          <w:sz w:val="24"/>
-          <w:szCs w:val="24"/>
-          <w:lang w:val="en-GB"/>
-        </w:rPr>
-        <w:t>P.</w:t>
-      </w:r>
-      <w:r>
-        <w:rPr>
-          <w:rFonts w:ascii="Times New Roman" w:hAnsi="Times New Roman" w:cs="Times New Roman"/>
-          <w:sz w:val="24"/>
-          <w:szCs w:val="24"/>
-          <w:lang w:val="en-GB"/>
-        </w:rPr>
-        <w:t xml:space="preserve"> </w:t>
-      </w:r>
-      <w:proofErr w:type="spellStart"/>
-      <w:r>
-        <w:rPr>
-          <w:rFonts w:ascii="Times New Roman" w:hAnsi="Times New Roman" w:cs="Times New Roman"/>
-          <w:sz w:val="24"/>
-          <w:szCs w:val="24"/>
-          <w:lang w:val="en-GB"/>
-        </w:rPr>
-        <w:t>Fridenson</w:t>
-      </w:r>
-      <w:proofErr w:type="spellEnd"/>
-      <w:r>
-        <w:rPr>
-          <w:rFonts w:ascii="Times New Roman" w:hAnsi="Times New Roman" w:cs="Times New Roman"/>
-          <w:sz w:val="24"/>
-          <w:szCs w:val="24"/>
-          <w:lang w:val="en-GB"/>
-        </w:rPr>
-        <w:t>, M.</w:t>
-      </w:r>
-      <w:r>
-        <w:rPr>
-          <w:rFonts w:ascii="Times New Roman" w:hAnsi="Times New Roman" w:cs="Times New Roman"/>
-          <w:sz w:val="24"/>
-          <w:szCs w:val="24"/>
-          <w:lang w:val="en-GB"/>
-        </w:rPr>
-        <w:t xml:space="preserve"> </w:t>
-      </w:r>
-      <w:proofErr w:type="spellStart"/>
-      <w:r>
-        <w:rPr>
-          <w:rFonts w:ascii="Times New Roman" w:hAnsi="Times New Roman" w:cs="Times New Roman"/>
-          <w:sz w:val="24"/>
-          <w:szCs w:val="24"/>
-          <w:lang w:val="en-GB"/>
-        </w:rPr>
-        <w:t>Rebérioux</w:t>
-      </w:r>
-      <w:proofErr w:type="spellEnd"/>
-      <w:r>
-        <w:rPr>
-          <w:rFonts w:ascii="Times New Roman" w:hAnsi="Times New Roman" w:cs="Times New Roman"/>
-          <w:sz w:val="24"/>
-          <w:szCs w:val="24"/>
-          <w:lang w:val="en-GB"/>
-        </w:rPr>
-        <w:t xml:space="preserve">, </w:t>
-      </w:r>
-      <w:r>
-        <w:rPr>
-          <w:rFonts w:ascii="Times New Roman" w:hAnsi="Times New Roman" w:cs="Times New Roman"/>
-          <w:sz w:val="24"/>
-          <w:szCs w:val="24"/>
-          <w:lang w:val="en-GB"/>
-        </w:rPr>
-        <w:t>‘</w:t>
-      </w:r>
-      <w:r>
-        <w:rPr>
-          <w:rFonts w:ascii="Times New Roman" w:hAnsi="Times New Roman" w:cs="Times New Roman"/>
-          <w:sz w:val="24"/>
-          <w:szCs w:val="24"/>
-          <w:lang w:val="en-GB"/>
-        </w:rPr>
-        <w:t xml:space="preserve">Albert Thomas, pivot du </w:t>
-      </w:r>
-      <w:proofErr w:type="spellStart"/>
-      <w:r>
-        <w:rPr>
-          <w:rFonts w:ascii="Times New Roman" w:hAnsi="Times New Roman" w:cs="Times New Roman"/>
-          <w:sz w:val="24"/>
-          <w:szCs w:val="24"/>
-          <w:lang w:val="en-GB"/>
-        </w:rPr>
-        <w:t>réformisme</w:t>
-      </w:r>
-      <w:proofErr w:type="spellEnd"/>
-      <w:r>
-        <w:rPr>
-          <w:rFonts w:ascii="Times New Roman" w:hAnsi="Times New Roman" w:cs="Times New Roman"/>
-          <w:sz w:val="24"/>
-          <w:szCs w:val="24"/>
-          <w:lang w:val="en-GB"/>
-        </w:rPr>
-        <w:t xml:space="preserve"> français</w:t>
-      </w:r>
-      <w:r>
-        <w:rPr>
-          <w:rFonts w:ascii="Times New Roman" w:hAnsi="Times New Roman" w:cs="Times New Roman"/>
-          <w:sz w:val="24"/>
-          <w:szCs w:val="24"/>
-          <w:lang w:val="en-GB"/>
-        </w:rPr>
-        <w:t>’ in</w:t>
-      </w:r>
-      <w:r>
-        <w:rPr>
-          <w:rFonts w:ascii="Times New Roman" w:hAnsi="Times New Roman" w:cs="Times New Roman"/>
-          <w:sz w:val="24"/>
-          <w:szCs w:val="24"/>
-          <w:lang w:val="en-GB"/>
-        </w:rPr>
-        <w:t xml:space="preserve"> </w:t>
-      </w:r>
-      <w:r>
-        <w:rPr>
-          <w:rFonts w:ascii="Times New Roman" w:hAnsi="Times New Roman" w:cs="Times New Roman"/>
-          <w:i/>
-          <w:iCs/>
-          <w:sz w:val="24"/>
-          <w:szCs w:val="24"/>
-          <w:lang w:val="en-GB"/>
-        </w:rPr>
-        <w:t xml:space="preserve">Le </w:t>
-      </w:r>
-      <w:proofErr w:type="spellStart"/>
-      <w:r>
-        <w:rPr>
-          <w:rFonts w:ascii="Times New Roman" w:hAnsi="Times New Roman" w:cs="Times New Roman"/>
-          <w:i/>
-          <w:iCs/>
-          <w:sz w:val="24"/>
-          <w:szCs w:val="24"/>
-          <w:lang w:val="en-GB"/>
-        </w:rPr>
-        <w:t>Mouvement</w:t>
-      </w:r>
-      <w:proofErr w:type="spellEnd"/>
-      <w:r>
-        <w:rPr>
-          <w:rFonts w:ascii="Times New Roman" w:hAnsi="Times New Roman" w:cs="Times New Roman"/>
-          <w:i/>
-          <w:iCs/>
-          <w:sz w:val="24"/>
-          <w:szCs w:val="24"/>
-          <w:lang w:val="en-GB"/>
-        </w:rPr>
-        <w:t xml:space="preserve"> social</w:t>
-      </w:r>
-      <w:r>
-        <w:rPr>
-          <w:rFonts w:ascii="Times New Roman" w:hAnsi="Times New Roman" w:cs="Times New Roman"/>
-          <w:sz w:val="24"/>
-          <w:szCs w:val="24"/>
-          <w:lang w:val="en-GB"/>
-        </w:rPr>
-        <w:t xml:space="preserve">, </w:t>
-      </w:r>
-      <w:r>
-        <w:rPr>
-          <w:rFonts w:ascii="Times New Roman" w:hAnsi="Times New Roman" w:cs="Times New Roman"/>
-          <w:sz w:val="24"/>
-          <w:szCs w:val="24"/>
-          <w:lang w:val="en-GB"/>
-        </w:rPr>
-        <w:t xml:space="preserve">Nr. </w:t>
-      </w:r>
-      <w:r>
-        <w:rPr>
-          <w:rFonts w:ascii="Times New Roman" w:hAnsi="Times New Roman" w:cs="Times New Roman"/>
-          <w:sz w:val="24"/>
-          <w:szCs w:val="24"/>
-          <w:lang w:val="en-GB"/>
-        </w:rPr>
-        <w:t>87, Apr</w:t>
-      </w:r>
-      <w:r>
-        <w:rPr>
-          <w:rFonts w:ascii="Times New Roman" w:hAnsi="Times New Roman" w:cs="Times New Roman"/>
-          <w:sz w:val="24"/>
-          <w:szCs w:val="24"/>
-          <w:lang w:val="en-GB"/>
-        </w:rPr>
-        <w:t>il-</w:t>
-      </w:r>
-      <w:r>
-        <w:rPr>
-          <w:rFonts w:ascii="Times New Roman" w:hAnsi="Times New Roman" w:cs="Times New Roman"/>
-          <w:sz w:val="24"/>
-          <w:szCs w:val="24"/>
-          <w:lang w:val="en-GB"/>
-        </w:rPr>
-        <w:t>Jun</w:t>
-      </w:r>
-      <w:r>
-        <w:rPr>
-          <w:rFonts w:ascii="Times New Roman" w:hAnsi="Times New Roman" w:cs="Times New Roman"/>
-          <w:sz w:val="24"/>
-          <w:szCs w:val="24"/>
-          <w:lang w:val="en-GB"/>
-        </w:rPr>
-        <w:t>e</w:t>
-      </w:r>
-      <w:r>
-        <w:rPr>
-          <w:rFonts w:ascii="Times New Roman" w:hAnsi="Times New Roman" w:cs="Times New Roman"/>
-          <w:sz w:val="24"/>
-          <w:szCs w:val="24"/>
-          <w:lang w:val="en-GB"/>
-        </w:rPr>
-        <w:t xml:space="preserve"> 1974, 85-97</w:t>
-      </w:r>
-      <w:r>
-        <w:rPr>
-          <w:rFonts w:ascii="Times New Roman" w:hAnsi="Times New Roman" w:cs="Times New Roman"/>
-          <w:sz w:val="24"/>
-          <w:szCs w:val="24"/>
-          <w:lang w:val="en-GB"/>
-        </w:rPr>
-        <w:t>;</w:t>
-      </w:r>
-      <w:r>
-        <w:rPr>
-          <w:rFonts w:ascii="Times New Roman" w:hAnsi="Times New Roman" w:cs="Times New Roman"/>
-          <w:sz w:val="24"/>
-          <w:szCs w:val="24"/>
-          <w:lang w:val="en-GB"/>
-        </w:rPr>
-        <w:t xml:space="preserve"> </w:t>
-      </w:r>
-      <w:r>
-        <w:rPr>
-          <w:rFonts w:ascii="Times New Roman" w:hAnsi="Times New Roman" w:cs="Times New Roman"/>
-          <w:sz w:val="24"/>
-          <w:szCs w:val="24"/>
-          <w:lang w:val="en-GB"/>
-        </w:rPr>
-        <w:t xml:space="preserve">P. </w:t>
-      </w:r>
-      <w:proofErr w:type="spellStart"/>
-      <w:r>
-        <w:rPr>
-          <w:rFonts w:ascii="Times New Roman" w:hAnsi="Times New Roman" w:cs="Times New Roman"/>
-          <w:sz w:val="24"/>
-          <w:szCs w:val="24"/>
-          <w:lang w:val="en-GB"/>
-        </w:rPr>
-        <w:t>Waline</w:t>
-      </w:r>
-      <w:proofErr w:type="spellEnd"/>
-      <w:r>
-        <w:rPr>
-          <w:rFonts w:ascii="Times New Roman" w:hAnsi="Times New Roman" w:cs="Times New Roman"/>
-          <w:sz w:val="24"/>
-          <w:szCs w:val="24"/>
-          <w:lang w:val="en-GB"/>
-        </w:rPr>
-        <w:t xml:space="preserve">, </w:t>
-      </w:r>
-      <w:r>
-        <w:rPr>
-          <w:rFonts w:ascii="Times New Roman" w:hAnsi="Times New Roman" w:cs="Times New Roman"/>
-          <w:i/>
-          <w:iCs/>
-          <w:sz w:val="24"/>
-          <w:szCs w:val="24"/>
-          <w:lang w:val="en-GB"/>
-        </w:rPr>
-        <w:t xml:space="preserve">Un patron au Bureau international du </w:t>
-      </w:r>
-      <w:r>
-        <w:rPr>
-          <w:rFonts w:ascii="Times New Roman" w:hAnsi="Times New Roman" w:cs="Times New Roman"/>
-          <w:i/>
-          <w:iCs/>
-          <w:sz w:val="24"/>
-          <w:szCs w:val="24"/>
-          <w:lang w:val="en-GB"/>
-        </w:rPr>
-        <w:t>t</w:t>
-      </w:r>
-      <w:r>
-        <w:rPr>
-          <w:rFonts w:ascii="Times New Roman" w:hAnsi="Times New Roman" w:cs="Times New Roman"/>
-          <w:i/>
-          <w:iCs/>
-          <w:sz w:val="24"/>
-          <w:szCs w:val="24"/>
-          <w:lang w:val="en-GB"/>
-        </w:rPr>
-        <w:t>ravail</w:t>
-      </w:r>
-      <w:r>
-        <w:rPr>
-          <w:rFonts w:ascii="Times New Roman" w:hAnsi="Times New Roman" w:cs="Times New Roman"/>
-          <w:sz w:val="24"/>
-          <w:szCs w:val="24"/>
-          <w:lang w:val="en-GB"/>
-        </w:rPr>
-        <w:t>, Paris 1976</w:t>
-      </w:r>
-      <w:r>
-        <w:rPr>
-          <w:rFonts w:ascii="Times New Roman" w:hAnsi="Times New Roman" w:cs="Times New Roman"/>
-          <w:sz w:val="24"/>
-          <w:szCs w:val="24"/>
-          <w:lang w:val="en-GB"/>
-        </w:rPr>
-        <w:t>;</w:t>
-      </w:r>
-      <w:r>
-        <w:rPr>
-          <w:rFonts w:ascii="Times New Roman" w:hAnsi="Times New Roman" w:cs="Times New Roman"/>
-          <w:sz w:val="24"/>
-          <w:szCs w:val="24"/>
-          <w:lang w:val="en-GB"/>
-        </w:rPr>
-        <w:t xml:space="preserve"> M. Fine, </w:t>
-      </w:r>
-      <w:r>
-        <w:rPr>
-          <w:rFonts w:ascii="Times New Roman" w:hAnsi="Times New Roman" w:cs="Times New Roman"/>
-          <w:sz w:val="24"/>
-          <w:szCs w:val="24"/>
-          <w:lang w:val="en-GB"/>
-        </w:rPr>
-        <w:t>‘</w:t>
-      </w:r>
-      <w:r>
-        <w:rPr>
-          <w:rFonts w:ascii="Times New Roman" w:hAnsi="Times New Roman" w:cs="Times New Roman"/>
-          <w:sz w:val="24"/>
-          <w:szCs w:val="24"/>
-          <w:lang w:val="en-GB"/>
-        </w:rPr>
-        <w:t xml:space="preserve">Albert Thomas: A </w:t>
-      </w:r>
-      <w:r>
-        <w:rPr>
-          <w:rFonts w:ascii="Times New Roman" w:hAnsi="Times New Roman" w:cs="Times New Roman"/>
-          <w:sz w:val="24"/>
-          <w:szCs w:val="24"/>
-          <w:lang w:val="en-GB"/>
-        </w:rPr>
-        <w:t>R</w:t>
-      </w:r>
-      <w:r>
-        <w:rPr>
-          <w:rFonts w:ascii="Times New Roman" w:hAnsi="Times New Roman" w:cs="Times New Roman"/>
-          <w:sz w:val="24"/>
-          <w:szCs w:val="24"/>
-          <w:lang w:val="en-GB"/>
-        </w:rPr>
-        <w:t>eformer</w:t>
-      </w:r>
-      <w:r>
-        <w:rPr>
-          <w:rFonts w:ascii="Times New Roman" w:hAnsi="Times New Roman" w:cs="Times New Roman"/>
-          <w:sz w:val="24"/>
-          <w:szCs w:val="24"/>
-          <w:lang w:val="en-GB"/>
-        </w:rPr>
-        <w:t>’</w:t>
-      </w:r>
-      <w:r>
-        <w:rPr>
-          <w:rFonts w:ascii="Times New Roman" w:hAnsi="Times New Roman" w:cs="Times New Roman"/>
-          <w:sz w:val="24"/>
-          <w:szCs w:val="24"/>
-          <w:lang w:val="en-GB"/>
-        </w:rPr>
-        <w:t>s Vision of Modernization, 1914-1932</w:t>
-      </w:r>
-      <w:r>
-        <w:rPr>
-          <w:rFonts w:ascii="Times New Roman" w:hAnsi="Times New Roman" w:cs="Times New Roman"/>
-          <w:sz w:val="24"/>
-          <w:szCs w:val="24"/>
-          <w:lang w:val="en-GB"/>
-        </w:rPr>
-        <w:t>’</w:t>
-      </w:r>
-      <w:r>
-        <w:rPr>
-          <w:rFonts w:ascii="Times New Roman" w:hAnsi="Times New Roman" w:cs="Times New Roman"/>
-          <w:sz w:val="24"/>
-          <w:szCs w:val="24"/>
-          <w:lang w:val="en-GB"/>
-        </w:rPr>
-        <w:t xml:space="preserve"> in </w:t>
-      </w:r>
-      <w:r>
-        <w:rPr>
-          <w:rFonts w:ascii="Times New Roman" w:hAnsi="Times New Roman" w:cs="Times New Roman"/>
-          <w:i/>
-          <w:iCs/>
-          <w:sz w:val="24"/>
-          <w:szCs w:val="24"/>
-          <w:lang w:val="en-GB"/>
-        </w:rPr>
-        <w:t>Journal of Contemporary History</w:t>
-      </w:r>
-      <w:r>
-        <w:rPr>
-          <w:rFonts w:ascii="Times New Roman" w:hAnsi="Times New Roman" w:cs="Times New Roman"/>
-          <w:sz w:val="24"/>
-          <w:szCs w:val="24"/>
-          <w:lang w:val="en-GB"/>
-        </w:rPr>
-        <w:t xml:space="preserve">, </w:t>
-      </w:r>
-      <w:r>
-        <w:rPr>
-          <w:rFonts w:ascii="Times New Roman" w:eastAsia="Times New Roman" w:hAnsi="Times New Roman" w:cs="Times New Roman"/>
-          <w:color w:val="000000" w:themeColor="text1"/>
-          <w:sz w:val="24"/>
-          <w:szCs w:val="24"/>
-          <w:lang w:val="en-GB" w:eastAsia="fr-FR"/>
-        </w:rPr>
-        <w:t>12/3</w:t>
-      </w:r>
-      <w:r>
-        <w:rPr>
-          <w:rFonts w:ascii="Times New Roman" w:eastAsia="Times New Roman" w:hAnsi="Times New Roman" w:cs="Times New Roman"/>
-          <w:color w:val="000000" w:themeColor="text1"/>
-          <w:sz w:val="24"/>
-          <w:szCs w:val="24"/>
-          <w:lang w:val="en-GB" w:eastAsia="fr-FR"/>
-        </w:rPr>
-        <w:t xml:space="preserve">, </w:t>
-      </w:r>
-      <w:r>
-        <w:rPr>
-          <w:rFonts w:ascii="Times New Roman" w:hAnsi="Times New Roman" w:cs="Times New Roman"/>
-          <w:color w:val="000000" w:themeColor="text1"/>
-          <w:sz w:val="24"/>
-          <w:szCs w:val="24"/>
-          <w:lang w:val="en-GB"/>
-        </w:rPr>
-        <w:t>1977</w:t>
-      </w:r>
-      <w:r>
-        <w:rPr>
-          <w:rFonts w:ascii="Times New Roman" w:hAnsi="Times New Roman" w:cs="Times New Roman"/>
-          <w:color w:val="000000" w:themeColor="text1"/>
-          <w:sz w:val="24"/>
-          <w:szCs w:val="24"/>
-          <w:lang w:val="en-GB"/>
-        </w:rPr>
-        <w:t xml:space="preserve">, </w:t>
-      </w:r>
-      <w:r>
-        <w:rPr>
-          <w:rFonts w:ascii="Times New Roman" w:hAnsi="Times New Roman" w:cs="Times New Roman"/>
-          <w:color w:val="000000" w:themeColor="text1"/>
-          <w:sz w:val="24"/>
-          <w:szCs w:val="24"/>
-          <w:lang w:val="en-GB"/>
-        </w:rPr>
-        <w:t>545-</w:t>
-      </w:r>
-      <w:r>
-        <w:rPr>
-          <w:rFonts w:ascii="Times New Roman" w:hAnsi="Times New Roman" w:cs="Times New Roman"/>
-          <w:color w:val="000000" w:themeColor="text1"/>
-          <w:sz w:val="24"/>
-          <w:szCs w:val="24"/>
-          <w:lang w:val="en-GB"/>
-        </w:rPr>
-        <w:t>564</w:t>
-      </w:r>
-      <w:r>
-        <w:rPr>
-          <w:rFonts w:ascii="Times New Roman" w:hAnsi="Times New Roman" w:cs="Times New Roman"/>
-          <w:sz w:val="24"/>
-          <w:szCs w:val="24"/>
-          <w:lang w:val="en-GB"/>
-        </w:rPr>
-        <w:t>; M.</w:t>
-      </w:r>
-      <w:r>
-        <w:rPr>
-          <w:rFonts w:ascii="Times New Roman" w:hAnsi="Times New Roman" w:cs="Times New Roman"/>
-          <w:sz w:val="24"/>
-          <w:szCs w:val="24"/>
-          <w:lang w:val="en-GB"/>
-        </w:rPr>
-        <w:t xml:space="preserve"> </w:t>
-      </w:r>
-      <w:r>
-        <w:rPr>
-          <w:rFonts w:ascii="Times New Roman" w:hAnsi="Times New Roman" w:cs="Times New Roman"/>
-          <w:sz w:val="24"/>
-          <w:szCs w:val="24"/>
-          <w:lang w:val="en-GB"/>
-        </w:rPr>
-        <w:t xml:space="preserve">Tortora, </w:t>
-      </w:r>
-      <w:r>
-        <w:rPr>
-          <w:rFonts w:ascii="Times New Roman" w:hAnsi="Times New Roman" w:cs="Times New Roman"/>
-          <w:i/>
-          <w:iCs/>
-          <w:sz w:val="24"/>
-          <w:szCs w:val="24"/>
-          <w:lang w:val="en-GB"/>
-        </w:rPr>
-        <w:t xml:space="preserve">Institution </w:t>
-      </w:r>
-      <w:proofErr w:type="spellStart"/>
-      <w:r>
-        <w:rPr>
-          <w:rFonts w:ascii="Times New Roman" w:hAnsi="Times New Roman" w:cs="Times New Roman"/>
-          <w:i/>
-          <w:iCs/>
-          <w:sz w:val="24"/>
-          <w:szCs w:val="24"/>
-          <w:lang w:val="en-GB"/>
-        </w:rPr>
-        <w:t>spécialisée</w:t>
-      </w:r>
-      <w:proofErr w:type="spellEnd"/>
-      <w:r>
-        <w:rPr>
-          <w:rFonts w:ascii="Times New Roman" w:hAnsi="Times New Roman" w:cs="Times New Roman"/>
-          <w:i/>
-          <w:iCs/>
-          <w:sz w:val="24"/>
-          <w:szCs w:val="24"/>
-          <w:lang w:val="en-GB"/>
-        </w:rPr>
-        <w:t xml:space="preserve"> et organisation </w:t>
-      </w:r>
-      <w:proofErr w:type="spellStart"/>
-      <w:r>
-        <w:rPr>
-          <w:rFonts w:ascii="Times New Roman" w:hAnsi="Times New Roman" w:cs="Times New Roman"/>
-          <w:i/>
-          <w:iCs/>
-          <w:sz w:val="24"/>
-          <w:szCs w:val="24"/>
-          <w:lang w:val="en-GB"/>
-        </w:rPr>
-        <w:t>mondiale</w:t>
-      </w:r>
-      <w:proofErr w:type="spellEnd"/>
-      <w:r>
-        <w:rPr>
-          <w:rFonts w:ascii="Times New Roman" w:hAnsi="Times New Roman" w:cs="Times New Roman"/>
-          <w:i/>
-          <w:iCs/>
-          <w:sz w:val="24"/>
-          <w:szCs w:val="24"/>
-          <w:lang w:val="en-GB"/>
-        </w:rPr>
-        <w:t>.</w:t>
-      </w:r>
-      <w:r>
-        <w:rPr>
-          <w:rFonts w:ascii="Times New Roman" w:hAnsi="Times New Roman" w:cs="Times New Roman"/>
-          <w:i/>
-          <w:iCs/>
-          <w:sz w:val="24"/>
-          <w:szCs w:val="24"/>
-          <w:lang w:val="en-GB"/>
-        </w:rPr>
-        <w:t xml:space="preserve"> </w:t>
-      </w:r>
-      <w:r>
-        <w:rPr>
-          <w:rFonts w:ascii="Times New Roman" w:hAnsi="Times New Roman" w:cs="Times New Roman"/>
-          <w:i/>
-          <w:iCs/>
-          <w:sz w:val="24"/>
-          <w:szCs w:val="24"/>
-          <w:lang w:val="en-GB"/>
-        </w:rPr>
-        <w:t>É</w:t>
-      </w:r>
-      <w:r>
-        <w:rPr>
-          <w:rFonts w:ascii="Times New Roman" w:hAnsi="Times New Roman" w:cs="Times New Roman"/>
-          <w:i/>
-          <w:iCs/>
-          <w:sz w:val="24"/>
-          <w:szCs w:val="24"/>
-          <w:lang w:val="en-GB"/>
-        </w:rPr>
-        <w:t xml:space="preserve">tude des relations de </w:t>
-      </w:r>
-      <w:proofErr w:type="spellStart"/>
-      <w:r>
-        <w:rPr>
-          <w:rFonts w:ascii="Times New Roman" w:hAnsi="Times New Roman" w:cs="Times New Roman"/>
-          <w:i/>
-          <w:iCs/>
-          <w:sz w:val="24"/>
-          <w:szCs w:val="24"/>
-          <w:lang w:val="en-GB"/>
-        </w:rPr>
-        <w:t>l</w:t>
-      </w:r>
-      <w:r>
-        <w:rPr>
-          <w:rFonts w:ascii="Times New Roman" w:hAnsi="Times New Roman" w:cs="Times New Roman"/>
-          <w:i/>
-          <w:iCs/>
-          <w:sz w:val="24"/>
-          <w:szCs w:val="24"/>
-          <w:lang w:val="en-GB"/>
-        </w:rPr>
-        <w:t>’</w:t>
-      </w:r>
-      <w:r>
-        <w:rPr>
-          <w:rFonts w:ascii="Times New Roman" w:hAnsi="Times New Roman" w:cs="Times New Roman"/>
-          <w:i/>
-          <w:iCs/>
-          <w:sz w:val="24"/>
-          <w:szCs w:val="24"/>
-          <w:lang w:val="en-GB"/>
-        </w:rPr>
-        <w:t>OIT</w:t>
-      </w:r>
-      <w:proofErr w:type="spellEnd"/>
-      <w:r>
-        <w:rPr>
-          <w:rFonts w:ascii="Times New Roman" w:hAnsi="Times New Roman" w:cs="Times New Roman"/>
-          <w:i/>
-          <w:iCs/>
-          <w:sz w:val="24"/>
-          <w:szCs w:val="24"/>
-          <w:lang w:val="en-GB"/>
-        </w:rPr>
-        <w:t xml:space="preserve"> avec la SDN et </w:t>
-      </w:r>
-      <w:proofErr w:type="spellStart"/>
-      <w:r>
-        <w:rPr>
-          <w:rFonts w:ascii="Times New Roman" w:hAnsi="Times New Roman" w:cs="Times New Roman"/>
-          <w:i/>
-          <w:iCs/>
-          <w:sz w:val="24"/>
-          <w:szCs w:val="24"/>
-          <w:lang w:val="en-GB"/>
-        </w:rPr>
-        <w:t>l</w:t>
-      </w:r>
-      <w:r>
-        <w:rPr>
-          <w:rFonts w:ascii="Times New Roman" w:hAnsi="Times New Roman" w:cs="Times New Roman"/>
-          <w:i/>
-          <w:iCs/>
-          <w:sz w:val="24"/>
-          <w:szCs w:val="24"/>
-          <w:lang w:val="en-GB"/>
-        </w:rPr>
-        <w:t>’</w:t>
-      </w:r>
-      <w:r>
-        <w:rPr>
-          <w:rFonts w:ascii="Times New Roman" w:hAnsi="Times New Roman" w:cs="Times New Roman"/>
-          <w:i/>
-          <w:iCs/>
-          <w:sz w:val="24"/>
-          <w:szCs w:val="24"/>
-          <w:lang w:val="en-GB"/>
-        </w:rPr>
-        <w:t>ONU</w:t>
-      </w:r>
-      <w:proofErr w:type="spellEnd"/>
-      <w:r>
-        <w:rPr>
-          <w:rFonts w:ascii="Times New Roman" w:hAnsi="Times New Roman" w:cs="Times New Roman"/>
-          <w:sz w:val="24"/>
-          <w:szCs w:val="24"/>
-          <w:lang w:val="en-GB"/>
-        </w:rPr>
-        <w:t xml:space="preserve">, Brussels 1980; </w:t>
-      </w:r>
-      <w:r>
-        <w:rPr>
-          <w:rFonts w:ascii="Times New Roman" w:hAnsi="Times New Roman" w:cs="Times New Roman"/>
-          <w:sz w:val="24"/>
-          <w:szCs w:val="24"/>
-          <w:lang w:val="en-GB"/>
-        </w:rPr>
-        <w:t xml:space="preserve">G. </w:t>
-      </w:r>
-      <w:proofErr w:type="spellStart"/>
-      <w:r>
-        <w:rPr>
-          <w:rFonts w:ascii="Times New Roman" w:hAnsi="Times New Roman" w:cs="Times New Roman"/>
-          <w:sz w:val="24"/>
-          <w:szCs w:val="24"/>
-          <w:lang w:val="en-GB"/>
-        </w:rPr>
-        <w:t>Koulischer</w:t>
-      </w:r>
-      <w:proofErr w:type="spellEnd"/>
-      <w:r>
-        <w:rPr>
-          <w:rFonts w:ascii="Times New Roman" w:hAnsi="Times New Roman" w:cs="Times New Roman"/>
-          <w:sz w:val="24"/>
-          <w:szCs w:val="24"/>
-          <w:lang w:val="en-GB"/>
-        </w:rPr>
-        <w:t xml:space="preserve">, </w:t>
-      </w:r>
-      <w:r>
-        <w:rPr>
-          <w:rFonts w:ascii="Times New Roman" w:hAnsi="Times New Roman" w:cs="Times New Roman"/>
-          <w:sz w:val="24"/>
-          <w:szCs w:val="24"/>
-          <w:lang w:val="en-GB"/>
-        </w:rPr>
-        <w:t>‘</w:t>
-      </w:r>
-      <w:r>
-        <w:rPr>
-          <w:rFonts w:ascii="Times New Roman" w:hAnsi="Times New Roman" w:cs="Times New Roman"/>
-          <w:sz w:val="24"/>
-          <w:szCs w:val="24"/>
-          <w:lang w:val="en-GB"/>
-        </w:rPr>
-        <w:t>Thomas, Albert</w:t>
-      </w:r>
-      <w:r>
-        <w:rPr>
-          <w:rFonts w:ascii="Times New Roman" w:hAnsi="Times New Roman" w:cs="Times New Roman"/>
-          <w:sz w:val="24"/>
-          <w:szCs w:val="24"/>
-          <w:lang w:val="en-GB"/>
-        </w:rPr>
-        <w:t>’</w:t>
-      </w:r>
-      <w:r>
-        <w:rPr>
-          <w:rFonts w:ascii="Times New Roman" w:hAnsi="Times New Roman" w:cs="Times New Roman"/>
-          <w:sz w:val="24"/>
-          <w:szCs w:val="24"/>
-          <w:lang w:val="en-GB"/>
-        </w:rPr>
-        <w:t xml:space="preserve"> in W.F. Kuehl (Ed.), </w:t>
-      </w:r>
-      <w:r>
-        <w:rPr>
-          <w:rFonts w:ascii="Times New Roman" w:hAnsi="Times New Roman" w:cs="Times New Roman"/>
-          <w:i/>
-          <w:sz w:val="24"/>
-          <w:szCs w:val="24"/>
-          <w:lang w:val="en-GB"/>
-        </w:rPr>
-        <w:t xml:space="preserve">Biographical Dictionary of </w:t>
-      </w:r>
-      <w:r>
-        <w:rPr>
-          <w:rFonts w:ascii="Times New Roman" w:hAnsi="Times New Roman" w:cs="Times New Roman"/>
-          <w:i/>
-          <w:sz w:val="24"/>
-          <w:szCs w:val="24"/>
-          <w:lang w:val="en-GB"/>
-        </w:rPr>
-        <w:t>Internationalists</w:t>
-      </w:r>
-      <w:r>
-        <w:rPr>
-          <w:rFonts w:ascii="Times New Roman" w:hAnsi="Times New Roman" w:cs="Times New Roman"/>
-          <w:sz w:val="24"/>
-          <w:szCs w:val="24"/>
-          <w:lang w:val="en-GB"/>
-        </w:rPr>
-        <w:t xml:space="preserve">, Westport 1983, 713-715; </w:t>
-      </w:r>
-      <w:r>
-        <w:rPr>
-          <w:rFonts w:ascii="Times New Roman" w:hAnsi="Times New Roman" w:cs="Times New Roman"/>
-          <w:sz w:val="24"/>
-          <w:szCs w:val="24"/>
-          <w:lang w:val="en-GB"/>
-        </w:rPr>
-        <w:t xml:space="preserve">V.-Y. </w:t>
-      </w:r>
-      <w:proofErr w:type="spellStart"/>
-      <w:r>
-        <w:rPr>
-          <w:rFonts w:ascii="Times New Roman" w:hAnsi="Times New Roman" w:cs="Times New Roman"/>
-          <w:sz w:val="24"/>
-          <w:szCs w:val="24"/>
-          <w:lang w:val="en-GB"/>
-        </w:rPr>
-        <w:t>Ghebali</w:t>
-      </w:r>
-      <w:proofErr w:type="spellEnd"/>
-      <w:r>
-        <w:rPr>
-          <w:rFonts w:ascii="Times New Roman" w:hAnsi="Times New Roman" w:cs="Times New Roman"/>
-          <w:sz w:val="24"/>
-          <w:szCs w:val="24"/>
-          <w:lang w:val="en-GB"/>
-        </w:rPr>
-        <w:t xml:space="preserve">, </w:t>
-      </w:r>
-      <w:r>
-        <w:rPr>
-          <w:rFonts w:ascii="Times New Roman" w:hAnsi="Times New Roman" w:cs="Times New Roman"/>
-          <w:i/>
-          <w:iCs/>
-          <w:sz w:val="24"/>
-          <w:szCs w:val="24"/>
-          <w:lang w:val="en-GB"/>
-        </w:rPr>
-        <w:t>The International Labour Organisation: A Case Study on the Evolution of U.N. Specialized Agencies</w:t>
-      </w:r>
-      <w:r>
-        <w:rPr>
-          <w:rFonts w:ascii="Times New Roman" w:hAnsi="Times New Roman" w:cs="Times New Roman"/>
-          <w:sz w:val="24"/>
-          <w:szCs w:val="24"/>
-          <w:lang w:val="en-GB"/>
-        </w:rPr>
-        <w:t>, Dordrecht 1989; D</w:t>
-      </w:r>
-      <w:r>
-        <w:rPr>
-          <w:rFonts w:ascii="Times New Roman" w:hAnsi="Times New Roman" w:cs="Times New Roman"/>
-          <w:sz w:val="24"/>
-          <w:szCs w:val="24"/>
-          <w:lang w:val="en-GB"/>
-        </w:rPr>
-        <w:t>.</w:t>
-      </w:r>
-      <w:r>
-        <w:rPr>
-          <w:rFonts w:ascii="Times New Roman" w:hAnsi="Times New Roman" w:cs="Times New Roman"/>
-          <w:sz w:val="24"/>
-          <w:szCs w:val="24"/>
-          <w:lang w:val="en-GB"/>
-        </w:rPr>
-        <w:t xml:space="preserve"> Guérin, </w:t>
-      </w:r>
-      <w:r>
-        <w:rPr>
-          <w:rFonts w:ascii="Times New Roman" w:hAnsi="Times New Roman" w:cs="Times New Roman"/>
-          <w:i/>
-          <w:iCs/>
-          <w:sz w:val="24"/>
-          <w:szCs w:val="24"/>
-          <w:lang w:val="en-GB"/>
-        </w:rPr>
-        <w:t xml:space="preserve">Albert Thomas au BIT: </w:t>
-      </w:r>
-      <w:r>
-        <w:rPr>
-          <w:rFonts w:ascii="Times New Roman" w:hAnsi="Times New Roman" w:cs="Times New Roman"/>
-          <w:i/>
-          <w:iCs/>
-          <w:sz w:val="24"/>
-          <w:szCs w:val="24"/>
-          <w:lang w:val="en-GB"/>
-        </w:rPr>
-        <w:t>D</w:t>
-      </w:r>
-      <w:r>
-        <w:rPr>
-          <w:rFonts w:ascii="Times New Roman" w:hAnsi="Times New Roman" w:cs="Times New Roman"/>
-          <w:i/>
-          <w:iCs/>
-          <w:sz w:val="24"/>
-          <w:szCs w:val="24"/>
-          <w:lang w:val="en-GB"/>
-        </w:rPr>
-        <w:t xml:space="preserve">e </w:t>
-      </w:r>
-      <w:proofErr w:type="spellStart"/>
-      <w:r>
-        <w:rPr>
-          <w:rFonts w:ascii="Times New Roman" w:hAnsi="Times New Roman" w:cs="Times New Roman"/>
-          <w:i/>
-          <w:iCs/>
-          <w:sz w:val="24"/>
-          <w:szCs w:val="24"/>
-          <w:lang w:val="en-GB"/>
-        </w:rPr>
-        <w:t>l</w:t>
-      </w:r>
-      <w:r>
-        <w:rPr>
-          <w:rFonts w:ascii="Times New Roman" w:hAnsi="Times New Roman" w:cs="Times New Roman"/>
-          <w:i/>
-          <w:iCs/>
-          <w:sz w:val="24"/>
-          <w:szCs w:val="24"/>
-          <w:lang w:val="en-GB"/>
-        </w:rPr>
-        <w:t>’</w:t>
-      </w:r>
-      <w:r>
-        <w:rPr>
-          <w:rFonts w:ascii="Times New Roman" w:hAnsi="Times New Roman" w:cs="Times New Roman"/>
-          <w:i/>
-          <w:iCs/>
-          <w:sz w:val="24"/>
-          <w:szCs w:val="24"/>
-          <w:lang w:val="en-GB"/>
-        </w:rPr>
-        <w:t>internationalisme</w:t>
-      </w:r>
-      <w:proofErr w:type="spellEnd"/>
-      <w:r>
-        <w:rPr>
-          <w:rFonts w:ascii="Times New Roman" w:hAnsi="Times New Roman" w:cs="Times New Roman"/>
-          <w:i/>
-          <w:iCs/>
-          <w:sz w:val="24"/>
-          <w:szCs w:val="24"/>
-          <w:lang w:val="en-GB"/>
-        </w:rPr>
-        <w:t xml:space="preserve"> à </w:t>
-      </w:r>
-      <w:proofErr w:type="spellStart"/>
-      <w:r>
-        <w:rPr>
-          <w:rFonts w:ascii="Times New Roman" w:hAnsi="Times New Roman" w:cs="Times New Roman"/>
-          <w:i/>
-          <w:iCs/>
-          <w:sz w:val="24"/>
-          <w:szCs w:val="24"/>
-          <w:lang w:val="en-GB"/>
-        </w:rPr>
-        <w:t>l</w:t>
-      </w:r>
-      <w:r>
-        <w:rPr>
-          <w:rFonts w:ascii="Times New Roman" w:hAnsi="Times New Roman" w:cs="Times New Roman"/>
-          <w:i/>
-          <w:iCs/>
-          <w:sz w:val="24"/>
-          <w:szCs w:val="24"/>
-          <w:lang w:val="en-GB"/>
-        </w:rPr>
-        <w:t>’</w:t>
-      </w:r>
-      <w:r>
-        <w:rPr>
-          <w:rFonts w:ascii="Times New Roman" w:hAnsi="Times New Roman" w:cs="Times New Roman"/>
-          <w:i/>
-          <w:iCs/>
-          <w:sz w:val="24"/>
-          <w:szCs w:val="24"/>
-          <w:lang w:val="en-GB"/>
-        </w:rPr>
-        <w:t>Europe</w:t>
-      </w:r>
-      <w:proofErr w:type="spellEnd"/>
-      <w:r>
-        <w:rPr>
-          <w:rFonts w:ascii="Times New Roman" w:hAnsi="Times New Roman" w:cs="Times New Roman"/>
-          <w:sz w:val="24"/>
-          <w:szCs w:val="24"/>
-          <w:lang w:val="en-GB"/>
-        </w:rPr>
-        <w:t xml:space="preserve">, Geneva 1996; A. </w:t>
-      </w:r>
-      <w:proofErr w:type="spellStart"/>
-      <w:r>
-        <w:rPr>
-          <w:rFonts w:ascii="Times New Roman" w:hAnsi="Times New Roman" w:cs="Times New Roman"/>
-          <w:sz w:val="24"/>
-          <w:szCs w:val="24"/>
-          <w:lang w:val="en-GB"/>
-        </w:rPr>
-        <w:t>Aglan</w:t>
-      </w:r>
-      <w:proofErr w:type="spellEnd"/>
-      <w:r>
-        <w:rPr>
-          <w:rFonts w:ascii="Times New Roman" w:hAnsi="Times New Roman" w:cs="Times New Roman"/>
-          <w:sz w:val="24"/>
-          <w:szCs w:val="24"/>
-          <w:lang w:val="en-GB"/>
-        </w:rPr>
-        <w:t xml:space="preserve">, O. </w:t>
-      </w:r>
-      <w:proofErr w:type="spellStart"/>
-      <w:r>
-        <w:rPr>
-          <w:rFonts w:ascii="Times New Roman" w:hAnsi="Times New Roman" w:cs="Times New Roman"/>
-          <w:sz w:val="24"/>
-          <w:szCs w:val="24"/>
-          <w:lang w:val="en-GB"/>
-        </w:rPr>
-        <w:t>Feiertag</w:t>
-      </w:r>
-      <w:proofErr w:type="spellEnd"/>
-      <w:r>
-        <w:rPr>
-          <w:rFonts w:ascii="Times New Roman" w:hAnsi="Times New Roman" w:cs="Times New Roman"/>
-          <w:sz w:val="24"/>
-          <w:szCs w:val="24"/>
-          <w:lang w:val="en-GB"/>
-        </w:rPr>
-        <w:t xml:space="preserve"> and D. </w:t>
-      </w:r>
-      <w:proofErr w:type="spellStart"/>
-      <w:r>
-        <w:rPr>
-          <w:rFonts w:ascii="Times New Roman" w:hAnsi="Times New Roman" w:cs="Times New Roman"/>
-          <w:sz w:val="24"/>
-          <w:szCs w:val="24"/>
-          <w:lang w:val="en-GB"/>
-        </w:rPr>
-        <w:t>Kevonian</w:t>
-      </w:r>
-      <w:proofErr w:type="spellEnd"/>
-      <w:r>
-        <w:rPr>
-          <w:rFonts w:ascii="Times New Roman" w:hAnsi="Times New Roman" w:cs="Times New Roman"/>
-          <w:sz w:val="24"/>
-          <w:szCs w:val="24"/>
-          <w:lang w:val="en-GB"/>
-        </w:rPr>
-        <w:t xml:space="preserve"> (Eds), </w:t>
-      </w:r>
-      <w:r>
-        <w:rPr>
-          <w:rFonts w:ascii="Times New Roman" w:hAnsi="Times New Roman" w:cs="Times New Roman"/>
-          <w:sz w:val="24"/>
-          <w:szCs w:val="24"/>
-          <w:lang w:val="en-GB"/>
-        </w:rPr>
-        <w:t>‘</w:t>
-      </w:r>
-      <w:r>
-        <w:rPr>
-          <w:rFonts w:ascii="Times New Roman" w:hAnsi="Times New Roman" w:cs="Times New Roman"/>
-          <w:sz w:val="24"/>
-          <w:szCs w:val="24"/>
-          <w:lang w:val="en-GB"/>
-        </w:rPr>
-        <w:t xml:space="preserve">Albert Thomas, société </w:t>
-      </w:r>
-      <w:proofErr w:type="spellStart"/>
-      <w:r>
-        <w:rPr>
-          <w:rFonts w:ascii="Times New Roman" w:hAnsi="Times New Roman" w:cs="Times New Roman"/>
-          <w:sz w:val="24"/>
-          <w:szCs w:val="24"/>
-          <w:lang w:val="en-GB"/>
-        </w:rPr>
-        <w:t>mondiale</w:t>
-      </w:r>
-      <w:proofErr w:type="spellEnd"/>
-      <w:r>
-        <w:rPr>
-          <w:rFonts w:ascii="Times New Roman" w:hAnsi="Times New Roman" w:cs="Times New Roman"/>
-          <w:sz w:val="24"/>
-          <w:szCs w:val="24"/>
-          <w:lang w:val="en-GB"/>
-        </w:rPr>
-        <w:t xml:space="preserve"> et </w:t>
-      </w:r>
-      <w:proofErr w:type="spellStart"/>
-      <w:r>
-        <w:rPr>
-          <w:rFonts w:ascii="Times New Roman" w:hAnsi="Times New Roman" w:cs="Times New Roman"/>
-          <w:sz w:val="24"/>
-          <w:szCs w:val="24"/>
-          <w:lang w:val="en-GB"/>
-        </w:rPr>
-        <w:t>internationalisme</w:t>
-      </w:r>
-      <w:proofErr w:type="spellEnd"/>
-      <w:r>
-        <w:rPr>
-          <w:rFonts w:ascii="Times New Roman" w:hAnsi="Times New Roman" w:cs="Times New Roman"/>
-          <w:sz w:val="24"/>
-          <w:szCs w:val="24"/>
-          <w:lang w:val="en-GB"/>
-        </w:rPr>
-        <w:t xml:space="preserve">. Réseaux et institutions des </w:t>
-      </w:r>
-      <w:proofErr w:type="spellStart"/>
-      <w:r>
-        <w:rPr>
-          <w:rFonts w:ascii="Times New Roman" w:hAnsi="Times New Roman" w:cs="Times New Roman"/>
-          <w:sz w:val="24"/>
-          <w:szCs w:val="24"/>
-          <w:lang w:val="en-GB"/>
-        </w:rPr>
-        <w:t>années</w:t>
-      </w:r>
-      <w:proofErr w:type="spellEnd"/>
-      <w:r>
-        <w:rPr>
-          <w:rFonts w:ascii="Times New Roman" w:hAnsi="Times New Roman" w:cs="Times New Roman"/>
-          <w:sz w:val="24"/>
-          <w:szCs w:val="24"/>
-          <w:lang w:val="en-GB"/>
-        </w:rPr>
-        <w:t xml:space="preserve"> 1890 aux </w:t>
-      </w:r>
-      <w:proofErr w:type="spellStart"/>
-      <w:r>
-        <w:rPr>
-          <w:rFonts w:ascii="Times New Roman" w:hAnsi="Times New Roman" w:cs="Times New Roman"/>
-          <w:sz w:val="24"/>
-          <w:szCs w:val="24"/>
-          <w:lang w:val="en-GB"/>
-        </w:rPr>
-        <w:t>années</w:t>
-      </w:r>
-      <w:proofErr w:type="spellEnd"/>
-      <w:r>
-        <w:rPr>
-          <w:rFonts w:ascii="Times New Roman" w:hAnsi="Times New Roman" w:cs="Times New Roman"/>
-          <w:sz w:val="24"/>
-          <w:szCs w:val="24"/>
-          <w:lang w:val="en-GB"/>
-        </w:rPr>
-        <w:t xml:space="preserve"> 1930</w:t>
-      </w:r>
-      <w:r>
-        <w:rPr>
-          <w:rFonts w:ascii="Times New Roman" w:hAnsi="Times New Roman" w:cs="Times New Roman"/>
-          <w:sz w:val="24"/>
-          <w:szCs w:val="24"/>
-          <w:lang w:val="en-GB"/>
-        </w:rPr>
-        <w:t>’</w:t>
-      </w:r>
-      <w:r>
-        <w:rPr>
-          <w:rFonts w:ascii="Times New Roman" w:hAnsi="Times New Roman" w:cs="Times New Roman"/>
-          <w:sz w:val="24"/>
-          <w:szCs w:val="24"/>
-          <w:lang w:val="en-GB"/>
-        </w:rPr>
-        <w:t xml:space="preserve"> in</w:t>
-      </w:r>
-      <w:r>
-        <w:rPr>
-          <w:rFonts w:ascii="Times New Roman" w:hAnsi="Times New Roman" w:cs="Times New Roman"/>
-          <w:sz w:val="24"/>
-          <w:szCs w:val="24"/>
-          <w:lang w:val="en-GB"/>
-        </w:rPr>
-        <w:t xml:space="preserve"> </w:t>
-      </w:r>
-      <w:r>
-        <w:rPr>
-          <w:rFonts w:ascii="Times New Roman" w:hAnsi="Times New Roman" w:cs="Times New Roman"/>
-          <w:i/>
-          <w:iCs/>
-          <w:sz w:val="24"/>
-          <w:szCs w:val="24"/>
-          <w:lang w:val="en-GB"/>
-        </w:rPr>
-        <w:t xml:space="preserve">Les cahiers </w:t>
-      </w:r>
-      <w:proofErr w:type="spellStart"/>
-      <w:r>
-        <w:rPr>
-          <w:rFonts w:ascii="Times New Roman" w:hAnsi="Times New Roman" w:cs="Times New Roman"/>
-          <w:i/>
-          <w:iCs/>
-          <w:sz w:val="24"/>
-          <w:szCs w:val="24"/>
-          <w:lang w:val="en-GB"/>
-        </w:rPr>
-        <w:t>Irice</w:t>
-      </w:r>
-      <w:proofErr w:type="spellEnd"/>
-      <w:r>
-        <w:rPr>
-          <w:rFonts w:ascii="Times New Roman" w:hAnsi="Times New Roman" w:cs="Times New Roman"/>
-          <w:sz w:val="24"/>
-          <w:szCs w:val="24"/>
-          <w:lang w:val="en-GB"/>
-        </w:rPr>
-        <w:t xml:space="preserve">, </w:t>
-      </w:r>
-      <w:r>
-        <w:rPr>
-          <w:rFonts w:ascii="Times New Roman" w:hAnsi="Times New Roman" w:cs="Times New Roman"/>
-          <w:sz w:val="24"/>
-          <w:szCs w:val="24"/>
-          <w:lang w:val="en-GB"/>
-        </w:rPr>
-        <w:t>N</w:t>
-      </w:r>
-      <w:r>
-        <w:rPr>
-          <w:rFonts w:ascii="Times New Roman" w:hAnsi="Times New Roman" w:cs="Times New Roman"/>
-          <w:sz w:val="24"/>
-          <w:szCs w:val="24"/>
-          <w:lang w:val="en-GB"/>
-        </w:rPr>
-        <w:t>r. 2,</w:t>
-      </w:r>
-      <w:r>
-        <w:rPr>
-          <w:rFonts w:ascii="Times New Roman" w:hAnsi="Times New Roman" w:cs="Times New Roman"/>
-          <w:sz w:val="24"/>
-          <w:szCs w:val="24"/>
-          <w:lang w:val="en-GB"/>
-        </w:rPr>
-        <w:t xml:space="preserve"> 2008</w:t>
-      </w:r>
-      <w:r>
-        <w:rPr>
-          <w:rFonts w:ascii="Times New Roman" w:hAnsi="Times New Roman" w:cs="Times New Roman"/>
-          <w:sz w:val="24"/>
-          <w:szCs w:val="24"/>
-          <w:lang w:val="en-GB"/>
-        </w:rPr>
-        <w:t xml:space="preserve"> (special issue)</w:t>
-      </w:r>
-      <w:r>
-        <w:rPr>
-          <w:rFonts w:ascii="Times New Roman" w:hAnsi="Times New Roman" w:cs="Times New Roman"/>
-          <w:sz w:val="24"/>
-          <w:szCs w:val="24"/>
-          <w:lang w:val="en-GB"/>
-        </w:rPr>
-        <w:t xml:space="preserve">; S. Kott, </w:t>
-      </w:r>
-      <w:r>
-        <w:rPr>
-          <w:rFonts w:ascii="Times New Roman" w:hAnsi="Times New Roman" w:cs="Times New Roman"/>
-          <w:sz w:val="24"/>
-          <w:szCs w:val="24"/>
-          <w:lang w:val="en-GB"/>
-        </w:rPr>
-        <w:t>‘</w:t>
-      </w:r>
-      <w:r>
-        <w:rPr>
-          <w:rFonts w:ascii="Times New Roman" w:hAnsi="Times New Roman" w:cs="Times New Roman"/>
-          <w:sz w:val="24"/>
-          <w:szCs w:val="24"/>
-          <w:lang w:val="en-GB"/>
-        </w:rPr>
-        <w:t xml:space="preserve">Une </w:t>
-      </w:r>
-      <w:r>
-        <w:rPr>
-          <w:rFonts w:ascii="Times New Roman" w:hAnsi="Times New Roman" w:cs="Times New Roman"/>
-          <w:sz w:val="24"/>
-          <w:szCs w:val="24"/>
-          <w:lang w:val="en-GB"/>
-        </w:rPr>
-        <w:t>“</w:t>
-      </w:r>
-      <w:proofErr w:type="spellStart"/>
-      <w:r>
-        <w:rPr>
-          <w:rFonts w:ascii="Times New Roman" w:hAnsi="Times New Roman" w:cs="Times New Roman"/>
-          <w:sz w:val="24"/>
-          <w:szCs w:val="24"/>
-          <w:lang w:val="en-GB"/>
-        </w:rPr>
-        <w:t>communauté</w:t>
-      </w:r>
-      <w:proofErr w:type="spellEnd"/>
-      <w:r>
-        <w:rPr>
-          <w:rFonts w:ascii="Times New Roman" w:hAnsi="Times New Roman" w:cs="Times New Roman"/>
-          <w:sz w:val="24"/>
-          <w:szCs w:val="24"/>
-          <w:lang w:val="en-GB"/>
-        </w:rPr>
-        <w:t xml:space="preserve"> </w:t>
-      </w:r>
-      <w:proofErr w:type="spellStart"/>
-      <w:r>
-        <w:rPr>
-          <w:rFonts w:ascii="Times New Roman" w:hAnsi="Times New Roman" w:cs="Times New Roman"/>
-          <w:sz w:val="24"/>
-          <w:szCs w:val="24"/>
-          <w:lang w:val="en-GB"/>
-        </w:rPr>
-        <w:t>épistémique</w:t>
-      </w:r>
-      <w:proofErr w:type="spellEnd"/>
-      <w:r>
-        <w:rPr>
-          <w:rFonts w:ascii="Times New Roman" w:hAnsi="Times New Roman" w:cs="Times New Roman"/>
-          <w:sz w:val="24"/>
-          <w:szCs w:val="24"/>
-          <w:lang w:val="en-GB"/>
-        </w:rPr>
-        <w:t>”</w:t>
-      </w:r>
-      <w:r>
-        <w:rPr>
-          <w:rFonts w:ascii="Times New Roman" w:hAnsi="Times New Roman" w:cs="Times New Roman"/>
-          <w:sz w:val="24"/>
-          <w:szCs w:val="24"/>
-          <w:lang w:val="en-GB"/>
-        </w:rPr>
-        <w:t xml:space="preserve"> du social</w:t>
-      </w:r>
-      <w:r>
-        <w:rPr>
-          <w:rFonts w:ascii="Times New Roman" w:hAnsi="Times New Roman" w:cs="Times New Roman"/>
-          <w:sz w:val="24"/>
-          <w:szCs w:val="24"/>
-          <w:lang w:val="en-GB"/>
-        </w:rPr>
-        <w:t>’</w:t>
-      </w:r>
-      <w:r>
-        <w:rPr>
-          <w:rFonts w:ascii="Times New Roman" w:hAnsi="Times New Roman" w:cs="Times New Roman"/>
-          <w:sz w:val="24"/>
-          <w:szCs w:val="24"/>
-          <w:lang w:val="en-GB"/>
-        </w:rPr>
-        <w:t xml:space="preserve"> in </w:t>
-      </w:r>
-      <w:proofErr w:type="spellStart"/>
-      <w:r>
-        <w:rPr>
-          <w:rFonts w:ascii="Times New Roman" w:hAnsi="Times New Roman" w:cs="Times New Roman"/>
-          <w:i/>
-          <w:iCs/>
-          <w:sz w:val="24"/>
-          <w:szCs w:val="24"/>
-          <w:lang w:val="en-GB"/>
-        </w:rPr>
-        <w:t>Genèses</w:t>
-      </w:r>
-      <w:proofErr w:type="spellEnd"/>
-      <w:r>
-        <w:rPr>
-          <w:rFonts w:ascii="Times New Roman" w:hAnsi="Times New Roman" w:cs="Times New Roman"/>
-          <w:i/>
-          <w:iCs/>
-          <w:sz w:val="24"/>
-          <w:szCs w:val="24"/>
-          <w:lang w:val="en-GB"/>
-        </w:rPr>
-        <w:t>.</w:t>
-      </w:r>
-      <w:r>
-        <w:rPr>
-          <w:rFonts w:ascii="Times New Roman" w:hAnsi="Times New Roman" w:cs="Times New Roman"/>
-          <w:i/>
-          <w:iCs/>
-          <w:sz w:val="24"/>
-          <w:szCs w:val="24"/>
-          <w:lang w:val="en-GB"/>
-        </w:rPr>
-        <w:t xml:space="preserve"> Sciences </w:t>
-      </w:r>
-      <w:proofErr w:type="spellStart"/>
-      <w:r>
-        <w:rPr>
-          <w:rFonts w:ascii="Times New Roman" w:hAnsi="Times New Roman" w:cs="Times New Roman"/>
-          <w:i/>
-          <w:iCs/>
-          <w:sz w:val="24"/>
-          <w:szCs w:val="24"/>
-          <w:lang w:val="en-GB"/>
-        </w:rPr>
-        <w:t>sociales</w:t>
-      </w:r>
-      <w:proofErr w:type="spellEnd"/>
-      <w:r>
-        <w:rPr>
-          <w:rFonts w:ascii="Times New Roman" w:hAnsi="Times New Roman" w:cs="Times New Roman"/>
-          <w:i/>
-          <w:iCs/>
-          <w:sz w:val="24"/>
-          <w:szCs w:val="24"/>
-          <w:lang w:val="en-GB"/>
-        </w:rPr>
-        <w:t xml:space="preserve"> et histoire</w:t>
-      </w:r>
-      <w:r>
-        <w:rPr>
-          <w:rFonts w:ascii="Times New Roman" w:hAnsi="Times New Roman" w:cs="Times New Roman"/>
-          <w:sz w:val="24"/>
-          <w:szCs w:val="24"/>
-          <w:lang w:val="en-GB"/>
-        </w:rPr>
-        <w:t xml:space="preserve">, </w:t>
-      </w:r>
-      <w:r>
-        <w:rPr>
-          <w:rFonts w:ascii="Times New Roman" w:hAnsi="Times New Roman" w:cs="Times New Roman"/>
-          <w:sz w:val="24"/>
-          <w:szCs w:val="24"/>
-          <w:lang w:val="en-GB"/>
-        </w:rPr>
-        <w:t xml:space="preserve">71/2, </w:t>
-      </w:r>
-      <w:r>
-        <w:rPr>
-          <w:rFonts w:ascii="Times New Roman" w:hAnsi="Times New Roman" w:cs="Times New Roman"/>
-          <w:sz w:val="24"/>
-          <w:szCs w:val="24"/>
-          <w:lang w:val="en-GB"/>
-        </w:rPr>
-        <w:t>2008</w:t>
-      </w:r>
-      <w:r>
-        <w:rPr>
-          <w:rFonts w:ascii="Times New Roman" w:hAnsi="Times New Roman" w:cs="Times New Roman"/>
-          <w:sz w:val="24"/>
-          <w:szCs w:val="24"/>
-          <w:lang w:val="en-GB"/>
-        </w:rPr>
-        <w:t>, 26-46</w:t>
-      </w:r>
-      <w:r>
-        <w:rPr>
-          <w:rFonts w:ascii="Times New Roman" w:hAnsi="Times New Roman" w:cs="Times New Roman"/>
-          <w:sz w:val="24"/>
-          <w:szCs w:val="24"/>
-          <w:lang w:val="en-GB"/>
-        </w:rPr>
-        <w:t xml:space="preserve">; </w:t>
-      </w:r>
-      <w:r>
-        <w:rPr>
-          <w:rFonts w:ascii="Times New Roman" w:hAnsi="Times New Roman" w:cs="Times New Roman"/>
-          <w:i/>
-          <w:sz w:val="24"/>
-          <w:szCs w:val="24"/>
-          <w:lang w:val="en-GB"/>
-        </w:rPr>
-        <w:t>Edward Phelan and the ILO: The Life and Views of an International Social Actor</w:t>
-      </w:r>
-      <w:r>
-        <w:rPr>
-          <w:rFonts w:ascii="Times New Roman" w:hAnsi="Times New Roman" w:cs="Times New Roman"/>
-          <w:sz w:val="24"/>
-          <w:szCs w:val="24"/>
-          <w:lang w:val="en-GB"/>
-        </w:rPr>
-        <w:t>, Geneva 2009;</w:t>
-      </w:r>
-      <w:r>
-        <w:rPr>
-          <w:rFonts w:ascii="Times New Roman" w:hAnsi="Times New Roman" w:cs="Times New Roman"/>
-          <w:color w:val="FF0000"/>
-          <w:sz w:val="24"/>
-          <w:szCs w:val="24"/>
-          <w:lang w:val="en-GB"/>
-        </w:rPr>
-        <w:t xml:space="preserve"> </w:t>
-      </w:r>
-      <w:r>
-        <w:rPr>
-          <w:rFonts w:ascii="Times New Roman" w:hAnsi="Times New Roman" w:cs="Times New Roman"/>
-          <w:sz w:val="24"/>
-          <w:szCs w:val="24"/>
-          <w:lang w:val="en-GB"/>
-        </w:rPr>
-        <w:t xml:space="preserve">J. Van Daele et al. (Eds), </w:t>
-      </w:r>
-      <w:r>
-        <w:rPr>
-          <w:rFonts w:ascii="Times New Roman" w:hAnsi="Times New Roman" w:cs="Times New Roman"/>
-          <w:i/>
-          <w:iCs/>
-          <w:sz w:val="24"/>
-          <w:szCs w:val="24"/>
-          <w:lang w:val="en-GB"/>
-        </w:rPr>
-        <w:t>ILO Histories</w:t>
-      </w:r>
-      <w:r>
-        <w:rPr>
-          <w:rFonts w:ascii="Times New Roman" w:hAnsi="Times New Roman" w:cs="Times New Roman"/>
-          <w:i/>
-          <w:iCs/>
-          <w:sz w:val="24"/>
-          <w:szCs w:val="24"/>
-          <w:lang w:val="en-GB"/>
-        </w:rPr>
-        <w:t>:</w:t>
-      </w:r>
-      <w:r>
-        <w:rPr>
-          <w:rFonts w:ascii="Times New Roman" w:hAnsi="Times New Roman" w:cs="Times New Roman"/>
-          <w:i/>
-          <w:iCs/>
-          <w:sz w:val="24"/>
-          <w:szCs w:val="24"/>
-          <w:lang w:val="en-GB"/>
-        </w:rPr>
-        <w:t xml:space="preserve"> Essays on the International Labour Organization and Its Impact on the World During the Twentieth Century</w:t>
-      </w:r>
-      <w:r>
-        <w:rPr>
-          <w:rFonts w:ascii="Times New Roman" w:hAnsi="Times New Roman" w:cs="Times New Roman"/>
-          <w:sz w:val="24"/>
-          <w:szCs w:val="24"/>
-          <w:lang w:val="en-GB"/>
-        </w:rPr>
-        <w:t xml:space="preserve">, Bern 2010, 313-340; I. </w:t>
-      </w:r>
-      <w:proofErr w:type="spellStart"/>
-      <w:r>
-        <w:rPr>
-          <w:rFonts w:ascii="Times New Roman" w:hAnsi="Times New Roman" w:cs="Times New Roman"/>
-          <w:sz w:val="24"/>
-          <w:szCs w:val="24"/>
-          <w:lang w:val="en-GB"/>
-        </w:rPr>
-        <w:t>Lespinet</w:t>
-      </w:r>
-      <w:proofErr w:type="spellEnd"/>
-      <w:r>
-        <w:rPr>
-          <w:rFonts w:ascii="Times New Roman" w:hAnsi="Times New Roman" w:cs="Times New Roman"/>
-          <w:sz w:val="24"/>
-          <w:szCs w:val="24"/>
-          <w:lang w:val="en-GB"/>
-        </w:rPr>
-        <w:t xml:space="preserve">-Moret and V. Viet, </w:t>
-      </w:r>
-      <w:proofErr w:type="spellStart"/>
-      <w:r>
-        <w:rPr>
-          <w:rFonts w:ascii="Times New Roman" w:hAnsi="Times New Roman" w:cs="Times New Roman"/>
-          <w:i/>
-          <w:iCs/>
-          <w:sz w:val="24"/>
-          <w:szCs w:val="24"/>
-          <w:lang w:val="en-GB"/>
-        </w:rPr>
-        <w:t>L</w:t>
-      </w:r>
-      <w:r>
-        <w:rPr>
-          <w:rFonts w:ascii="Times New Roman" w:hAnsi="Times New Roman" w:cs="Times New Roman"/>
-          <w:i/>
-          <w:iCs/>
-          <w:sz w:val="24"/>
-          <w:szCs w:val="24"/>
-          <w:lang w:val="en-GB"/>
-        </w:rPr>
-        <w:t>’</w:t>
-      </w:r>
-      <w:r>
-        <w:rPr>
-          <w:rFonts w:ascii="Times New Roman" w:hAnsi="Times New Roman" w:cs="Times New Roman"/>
-          <w:i/>
-          <w:iCs/>
-          <w:sz w:val="24"/>
-          <w:szCs w:val="24"/>
-          <w:lang w:val="en-GB"/>
-        </w:rPr>
-        <w:t>Organisation</w:t>
-      </w:r>
-      <w:proofErr w:type="spellEnd"/>
-      <w:r>
-        <w:rPr>
-          <w:rFonts w:ascii="Times New Roman" w:hAnsi="Times New Roman" w:cs="Times New Roman"/>
-          <w:i/>
-          <w:iCs/>
-          <w:sz w:val="24"/>
-          <w:szCs w:val="24"/>
-          <w:lang w:val="en-GB"/>
-        </w:rPr>
-        <w:t xml:space="preserve"> </w:t>
-      </w:r>
-      <w:proofErr w:type="spellStart"/>
-      <w:r>
-        <w:rPr>
-          <w:rFonts w:ascii="Times New Roman" w:hAnsi="Times New Roman" w:cs="Times New Roman"/>
-          <w:i/>
-          <w:iCs/>
-          <w:sz w:val="24"/>
-          <w:szCs w:val="24"/>
-          <w:lang w:val="en-GB"/>
-        </w:rPr>
-        <w:t>internationale</w:t>
-      </w:r>
-      <w:proofErr w:type="spellEnd"/>
-      <w:r>
-        <w:rPr>
-          <w:rFonts w:ascii="Times New Roman" w:hAnsi="Times New Roman" w:cs="Times New Roman"/>
-          <w:i/>
-          <w:iCs/>
-          <w:sz w:val="24"/>
-          <w:szCs w:val="24"/>
-          <w:lang w:val="en-GB"/>
-        </w:rPr>
-        <w:t xml:space="preserve"> du travail</w:t>
-      </w:r>
-      <w:r>
-        <w:rPr>
-          <w:rFonts w:ascii="Times New Roman" w:hAnsi="Times New Roman" w:cs="Times New Roman"/>
-          <w:i/>
-          <w:iCs/>
-          <w:sz w:val="24"/>
-          <w:szCs w:val="24"/>
-          <w:lang w:val="en-GB"/>
-        </w:rPr>
-        <w:t>.</w:t>
-      </w:r>
-      <w:r>
-        <w:rPr>
-          <w:rFonts w:ascii="Times New Roman" w:hAnsi="Times New Roman" w:cs="Times New Roman"/>
-          <w:i/>
-          <w:iCs/>
-          <w:sz w:val="24"/>
-          <w:szCs w:val="24"/>
-          <w:lang w:val="en-GB"/>
-        </w:rPr>
-        <w:t xml:space="preserve"> </w:t>
-      </w:r>
-      <w:r>
-        <w:rPr>
-          <w:rFonts w:ascii="Times New Roman" w:hAnsi="Times New Roman" w:cs="Times New Roman"/>
-          <w:i/>
-          <w:iCs/>
-          <w:sz w:val="24"/>
-          <w:szCs w:val="24"/>
-          <w:lang w:val="en-GB"/>
-        </w:rPr>
-        <w:t>O</w:t>
-      </w:r>
-      <w:r>
-        <w:rPr>
-          <w:rFonts w:ascii="Times New Roman" w:hAnsi="Times New Roman" w:cs="Times New Roman"/>
-          <w:i/>
-          <w:iCs/>
-          <w:sz w:val="24"/>
-          <w:szCs w:val="24"/>
-          <w:lang w:val="en-GB"/>
-        </w:rPr>
-        <w:t xml:space="preserve">rigine, </w:t>
-      </w:r>
-      <w:proofErr w:type="spellStart"/>
-      <w:r>
-        <w:rPr>
-          <w:rFonts w:ascii="Times New Roman" w:hAnsi="Times New Roman" w:cs="Times New Roman"/>
-          <w:i/>
-          <w:iCs/>
-          <w:sz w:val="24"/>
-          <w:szCs w:val="24"/>
-          <w:lang w:val="en-GB"/>
-        </w:rPr>
-        <w:t>développement</w:t>
-      </w:r>
-      <w:proofErr w:type="spellEnd"/>
-      <w:r>
-        <w:rPr>
-          <w:rFonts w:ascii="Times New Roman" w:hAnsi="Times New Roman" w:cs="Times New Roman"/>
-          <w:i/>
-          <w:iCs/>
-          <w:sz w:val="24"/>
-          <w:szCs w:val="24"/>
-          <w:lang w:val="en-GB"/>
-        </w:rPr>
-        <w:t>, avenir</w:t>
-      </w:r>
-      <w:r>
-        <w:rPr>
-          <w:rFonts w:ascii="Times New Roman" w:hAnsi="Times New Roman" w:cs="Times New Roman"/>
-          <w:sz w:val="24"/>
-          <w:szCs w:val="24"/>
-          <w:lang w:val="en-GB"/>
-        </w:rPr>
-        <w:t xml:space="preserve">, Rennes 2011; S. Kott and J. </w:t>
-      </w:r>
-      <w:proofErr w:type="spellStart"/>
-      <w:r>
-        <w:rPr>
-          <w:rFonts w:ascii="Times New Roman" w:hAnsi="Times New Roman" w:cs="Times New Roman"/>
-          <w:sz w:val="24"/>
-          <w:szCs w:val="24"/>
-          <w:lang w:val="en-GB"/>
-        </w:rPr>
-        <w:t>Droux</w:t>
-      </w:r>
-      <w:proofErr w:type="spellEnd"/>
-      <w:r>
-        <w:rPr>
-          <w:rFonts w:ascii="Times New Roman" w:hAnsi="Times New Roman" w:cs="Times New Roman"/>
-          <w:sz w:val="24"/>
-          <w:szCs w:val="24"/>
-          <w:lang w:val="en-GB"/>
-        </w:rPr>
-        <w:t xml:space="preserve"> (Eds), </w:t>
-      </w:r>
-      <w:r>
-        <w:rPr>
-          <w:rFonts w:ascii="Times New Roman" w:hAnsi="Times New Roman" w:cs="Times New Roman"/>
-          <w:i/>
-          <w:iCs/>
-          <w:sz w:val="24"/>
-          <w:szCs w:val="24"/>
-          <w:lang w:val="en-GB"/>
-        </w:rPr>
-        <w:t>Globalizing Social Rights: The International Labour Organization and Beyond</w:t>
-      </w:r>
-      <w:r>
-        <w:rPr>
-          <w:rFonts w:ascii="Times New Roman" w:hAnsi="Times New Roman" w:cs="Times New Roman"/>
-          <w:sz w:val="24"/>
-          <w:szCs w:val="24"/>
-          <w:lang w:val="en-GB"/>
-        </w:rPr>
-        <w:t xml:space="preserve">, </w:t>
-      </w:r>
-      <w:proofErr w:type="spellStart"/>
-      <w:r>
-        <w:rPr>
-          <w:rFonts w:ascii="Times New Roman" w:hAnsi="Times New Roman" w:cs="Times New Roman"/>
-          <w:sz w:val="24"/>
-          <w:szCs w:val="24"/>
-          <w:lang w:val="en-GB"/>
-        </w:rPr>
-        <w:t>Houndmills</w:t>
-      </w:r>
-      <w:proofErr w:type="spellEnd"/>
-      <w:r>
-        <w:rPr>
-          <w:rFonts w:ascii="Times New Roman" w:hAnsi="Times New Roman" w:cs="Times New Roman"/>
-          <w:sz w:val="24"/>
-          <w:szCs w:val="24"/>
-          <w:lang w:val="en-GB"/>
-        </w:rPr>
-        <w:t xml:space="preserve"> 2013; S. Kott et D. </w:t>
-      </w:r>
-      <w:proofErr w:type="spellStart"/>
-      <w:r>
-        <w:rPr>
-          <w:rFonts w:ascii="Times New Roman" w:hAnsi="Times New Roman" w:cs="Times New Roman"/>
-          <w:sz w:val="24"/>
-          <w:szCs w:val="24"/>
-          <w:lang w:val="en-GB"/>
-        </w:rPr>
-        <w:t>Hoethker</w:t>
-      </w:r>
-      <w:proofErr w:type="spellEnd"/>
-      <w:r>
-        <w:rPr>
-          <w:rFonts w:ascii="Times New Roman" w:hAnsi="Times New Roman" w:cs="Times New Roman"/>
-          <w:sz w:val="24"/>
-          <w:szCs w:val="24"/>
-          <w:lang w:val="en-GB"/>
-        </w:rPr>
-        <w:t xml:space="preserve">, </w:t>
-      </w:r>
-      <w:r>
-        <w:rPr>
-          <w:rFonts w:ascii="Times New Roman" w:hAnsi="Times New Roman" w:cs="Times New Roman"/>
-          <w:i/>
-          <w:iCs/>
-          <w:sz w:val="24"/>
-          <w:szCs w:val="24"/>
-          <w:lang w:val="en-GB"/>
-        </w:rPr>
-        <w:t xml:space="preserve">Albert Thomas. A la rencontre de </w:t>
-      </w:r>
-      <w:proofErr w:type="spellStart"/>
-      <w:r>
-        <w:rPr>
-          <w:rFonts w:ascii="Times New Roman" w:hAnsi="Times New Roman" w:cs="Times New Roman"/>
-          <w:i/>
-          <w:iCs/>
-          <w:sz w:val="24"/>
-          <w:szCs w:val="24"/>
-          <w:lang w:val="en-GB"/>
-        </w:rPr>
-        <w:t>l</w:t>
-      </w:r>
-      <w:r>
-        <w:rPr>
-          <w:rFonts w:ascii="Times New Roman" w:hAnsi="Times New Roman" w:cs="Times New Roman"/>
-          <w:i/>
-          <w:iCs/>
-          <w:sz w:val="24"/>
-          <w:szCs w:val="24"/>
-          <w:lang w:val="en-GB"/>
-        </w:rPr>
-        <w:t>’</w:t>
-      </w:r>
-      <w:r>
-        <w:rPr>
-          <w:rFonts w:ascii="Times New Roman" w:hAnsi="Times New Roman" w:cs="Times New Roman"/>
-          <w:i/>
-          <w:iCs/>
-          <w:sz w:val="24"/>
-          <w:szCs w:val="24"/>
-          <w:lang w:val="en-GB"/>
-        </w:rPr>
-        <w:t>Europe</w:t>
-      </w:r>
-      <w:proofErr w:type="spellEnd"/>
-      <w:r>
-        <w:rPr>
-          <w:rFonts w:ascii="Times New Roman" w:hAnsi="Times New Roman" w:cs="Times New Roman"/>
-          <w:i/>
-          <w:iCs/>
-          <w:sz w:val="24"/>
-          <w:szCs w:val="24"/>
-          <w:lang w:val="en-GB"/>
-        </w:rPr>
-        <w:t xml:space="preserve"> au travail</w:t>
-      </w:r>
-      <w:r>
-        <w:rPr>
-          <w:rFonts w:ascii="Times New Roman" w:hAnsi="Times New Roman" w:cs="Times New Roman"/>
-          <w:sz w:val="24"/>
-          <w:szCs w:val="24"/>
-          <w:lang w:val="en-GB"/>
-        </w:rPr>
-        <w:t xml:space="preserve">, Geneva 2015; A. </w:t>
-      </w:r>
-      <w:proofErr w:type="spellStart"/>
-      <w:r>
-        <w:rPr>
-          <w:rFonts w:ascii="Times New Roman" w:hAnsi="Times New Roman" w:cs="Times New Roman"/>
-          <w:sz w:val="24"/>
-          <w:szCs w:val="24"/>
-          <w:lang w:val="en-GB"/>
-        </w:rPr>
-        <w:t>Blaszkiewicz</w:t>
-      </w:r>
-      <w:proofErr w:type="spellEnd"/>
-      <w:r>
-        <w:rPr>
-          <w:rFonts w:ascii="Times New Roman" w:hAnsi="Times New Roman" w:cs="Times New Roman"/>
-          <w:sz w:val="24"/>
-          <w:szCs w:val="24"/>
-          <w:lang w:val="en-GB"/>
-        </w:rPr>
-        <w:t xml:space="preserve">-Maison, </w:t>
-      </w:r>
-      <w:r>
-        <w:rPr>
-          <w:rFonts w:ascii="Times New Roman" w:hAnsi="Times New Roman" w:cs="Times New Roman"/>
-          <w:i/>
-          <w:iCs/>
-          <w:sz w:val="24"/>
-          <w:szCs w:val="24"/>
-          <w:lang w:val="en-GB"/>
-        </w:rPr>
-        <w:t>Albert Thomas</w:t>
-      </w:r>
-      <w:r>
-        <w:rPr>
-          <w:rFonts w:ascii="Times New Roman" w:hAnsi="Times New Roman" w:cs="Times New Roman"/>
-          <w:i/>
-          <w:iCs/>
-          <w:sz w:val="24"/>
-          <w:szCs w:val="24"/>
-          <w:lang w:val="en-GB"/>
-        </w:rPr>
-        <w:t>.</w:t>
-      </w:r>
-      <w:r>
-        <w:rPr>
-          <w:rFonts w:ascii="Times New Roman" w:hAnsi="Times New Roman" w:cs="Times New Roman"/>
-          <w:i/>
-          <w:iCs/>
-          <w:sz w:val="24"/>
-          <w:szCs w:val="24"/>
-          <w:lang w:val="en-GB"/>
-        </w:rPr>
-        <w:t xml:space="preserve"> </w:t>
-      </w:r>
-      <w:r>
-        <w:rPr>
-          <w:rFonts w:ascii="Times New Roman" w:hAnsi="Times New Roman" w:cs="Times New Roman"/>
-          <w:i/>
-          <w:iCs/>
-          <w:sz w:val="24"/>
-          <w:szCs w:val="24"/>
           <w:lang w:val="nl-NL"/>
         </w:rPr>
-        <w:t xml:space="preserve">Le socialisme en </w:t>
-      </w:r>
-      <w:proofErr w:type="spellStart"/>
-      <w:r>
-        <w:rPr>
-          <w:rFonts w:ascii="Times New Roman" w:hAnsi="Times New Roman" w:cs="Times New Roman"/>
-          <w:i/>
-          <w:iCs/>
-          <w:sz w:val="24"/>
-          <w:szCs w:val="24"/>
-          <w:lang w:val="nl-NL"/>
-        </w:rPr>
-        <w:lastRenderedPageBreak/>
         <w:t>guerre</w:t>
       </w:r>
       <w:proofErr w:type="spellEnd"/>
@@ -19149,15 +18913,6 @@
           <w:szCs w:val="24"/>
           <w:lang w:val="en-GB"/>
         </w:rPr>
-        <w:t xml:space="preserve"> (special issue);</w:t>
-      </w:r>
-      <w:r>
-        <w:rPr>
-          <w:rFonts w:ascii="Times New Roman" w:hAnsi="Times New Roman" w:cs="Times New Roman"/>
-          <w:sz w:val="24"/>
-          <w:szCs w:val="24"/>
-          <w:lang w:val="en-GB"/>
-        </w:rPr>
         <w:t xml:space="preserve"> </w:t>
       </w:r>
       <w:r>
@@ -19167,6 +18922,25 @@
           <w:szCs w:val="24"/>
           <w:lang w:val="en-GB"/>
         </w:rPr>
+        <w:lastRenderedPageBreak/>
+        <w:t>(special issue);</w:t>
+      </w:r>
+      <w:r>
+        <w:rPr>
+          <w:rFonts w:ascii="Times New Roman" w:hAnsi="Times New Roman" w:cs="Times New Roman"/>
+          <w:sz w:val="24"/>
+          <w:szCs w:val="24"/>
+          <w:lang w:val="en-GB"/>
+        </w:rPr>
+        <w:t xml:space="preserve"> </w:t>
+      </w:r>
+      <w:r>
+        <w:rPr>
+          <w:rFonts w:ascii="Times New Roman" w:hAnsi="Times New Roman" w:cs="Times New Roman"/>
+          <w:sz w:val="24"/>
+          <w:szCs w:val="24"/>
+          <w:lang w:val="en-GB"/>
+        </w:rPr>
         <w:t>‘</w:t>
       </w:r>
       <w:r>
@@ -19196,7 +18970,7 @@
         </w:rPr>
         <w:t xml:space="preserve"> at </w:t>
       </w:r>
-      <w:hyperlink r:id="rId9" w:history="1">
+      <w:hyperlink r:id="rId8" w:history="1">
         <w:r>
           <w:rPr>
             <w:rStyle w:val="Hyperlink"/>
@@ -19280,21 +19054,8 @@
           <w:szCs w:val="24"/>
           <w:lang w:val="en-GB"/>
         </w:rPr>
-        <w:t xml:space="preserve">Adeline </w:t>
-      </w:r>
-      <w:proofErr w:type="spellStart"/>
-      <w:r>
-        <w:rPr>
-          <w:rFonts w:ascii="Times New Roman" w:hAnsi="Times New Roman" w:cs="Times New Roman"/>
-          <w:b/>
-          <w:bCs/>
-          <w:sz w:val="24"/>
-          <w:szCs w:val="24"/>
-          <w:lang w:val="en-GB"/>
-        </w:rPr>
-        <w:t>Blaszkiewicz</w:t>
-      </w:r>
-      <w:proofErr w:type="spellEnd"/>
+        <w:t>Adeline Blaszkiewicz</w:t>
+      </w:r>
     </w:p>
     <w:p>
       <w:pPr>
@@ -19491,27 +19252,7 @@
           <w:szCs w:val="24"/>
           <w:lang w:val="en-GB"/>
         </w:rPr>
-        <w:t xml:space="preserve">Adeline </w:t>
-      </w:r>
-      <w:proofErr w:type="spellStart"/>
-      <w:r>
-        <w:rPr>
-          <w:rFonts w:ascii="Times New Roman" w:hAnsi="Times New Roman" w:cs="Times New Roman"/>
-          <w:sz w:val="24"/>
-          <w:szCs w:val="24"/>
-          <w:lang w:val="en-GB"/>
-        </w:rPr>
-        <w:t>Blaszkiewicz</w:t>
-      </w:r>
-      <w:proofErr w:type="spellEnd"/>
-      <w:r>
-        <w:rPr>
-          <w:rFonts w:ascii="Times New Roman" w:hAnsi="Times New Roman" w:cs="Times New Roman"/>
-          <w:sz w:val="24"/>
-          <w:szCs w:val="24"/>
-          <w:lang w:val="en-GB"/>
-        </w:rPr>
-        <w:t>, ‘</w:t>
+        <w:t>Adeline Blaszkiewicz, ‘</w:t>
       </w:r>
       <w:r>
         <w:rPr>
@@ -19569,7 +19310,7 @@
         </w:rPr>
         <w:t xml:space="preserve">Eisenberg, </w:t>
       </w:r>
-      <w:hyperlink r:id="rId10" w:history="1">
+      <w:hyperlink r:id="rId9" w:history="1">
         <w:r>
           <w:rPr>
             <w:rStyle w:val="Hyperlink"/>
@@ -19593,9 +19334,9 @@
       </w:r>
     </w:p>
     <w:sectPr>
-      <w:headerReference w:type="even" r:id="rId11"/>
-      <w:headerReference w:type="default" r:id="rId12"/>
-      <w:footerReference w:type="default" r:id="rId13"/>
+      <w:headerReference w:type="even" r:id="rId10"/>
+      <w:headerReference w:type="default" r:id="rId11"/>
+      <w:footerReference w:type="default" r:id="rId12"/>
       <w:pgSz w:w="11906" w:h="16838"/>
       <w:pgMar w:top="1418" w:right="1418" w:bottom="1418" w:left="1418" w:header="709" w:footer="709" w:gutter="0"/>
       <w:cols w:space="708"/>
@@ -19606,7 +19347,7 @@
 </file>
 
 <file path=word/endnotes.xml><?xml version="1.0" encoding="utf-8"?>
-<w:endnotes xmlns:wpc="http://schemas.microsoft.com/office/word/2010/wordprocessingCanvas" xmlns:cx="http://schemas.microsoft.com/office/drawing/2014/chartex" xmlns:cx1="http://schemas.microsoft.com/office/drawing/2015/9/8/chartex" xmlns:cx2="http://schemas.microsoft.com/office/drawing/2015/10/21/chartex" xmlns:cx3="http://schemas.microsoft.com/office/drawing/2016/5/9/chartex" xmlns:cx4="http://schemas.microsoft.com/office/drawing/2016/5/10/chartex" xmlns:cx5="http://schemas.microsoft.com/office/drawing/2016/5/11/chartex" xmlns:cx6="http://schemas.microsoft.com/office/drawing/2016/5/12/chartex" xmlns:cx7="http://schemas.microsoft.com/office/drawing/2016/5/13/chartex" xmlns:cx8="http://schemas.microsoft.com/office/drawing/2016/5/14/chartex" xmlns:mc="http://schemas.openxmlformats.org/markup-compatibility/2006" xmlns:aink="http://schemas.microsoft.com/office/drawing/2016/ink" xmlns:am3d="http://schemas.microsoft.com/office/drawing/2017/model3d" xmlns:o="urn:schemas-microsoft-com:office:office" xmlns:oel="http://schemas.microsoft.com/office/2019/extlst" xmlns:r="http://schemas.openxmlformats.org/officeDocument/2006/relationships" xmlns:m="http://schemas.openxmlformats.org/officeDocument/2006/math" xmlns:v="urn:schemas-microsoft-com:vml" xmlns:wp14="http://schemas.microsoft.com/office/word/2010/wordprocessingDrawing" xmlns:wp="http://schemas.openxmlformats.org/drawingml/2006/wordprocessingDrawing" xmlns:w10="urn:schemas-microsoft-com:office:word" xmlns:w="http://schemas.openxmlformats.org/wordprocessingml/2006/main" xmlns:w14="http://schemas.microsoft.com/office/word/2010/wordml" xmlns:w15="http://schemas.microsoft.com/office/word/2012/wordml" xmlns:w16cex="http://schemas.microsoft.com/office/word/2018/wordml/cex" xmlns:w16cid="http://schemas.microsoft.com/office/word/2016/wordml/cid" xmlns:w16="http://schemas.microsoft.com/office/word/2018/wordml" xmlns:w16du="http://schemas.microsoft.com/office/word/2023/wordml/word16du" xmlns:w16sdtdh="http://schemas.microsoft.com/office/word/2020/wordml/sdtdatahash" xmlns:w16sdtfl="http://schemas.microsoft.com/office/word/2024/wordml/sdtformatlock" xmlns:w16se="http://schemas.microsoft.com/office/word/2015/wordml/symex" xmlns:wpg="http://schemas.microsoft.com/office/word/2010/wordprocessingGroup" xmlns:wpi="http://schemas.microsoft.com/office/word/2010/wordprocessingInk" xmlns:wne="http://schemas.microsoft.com/office/word/2006/wordml" xmlns:wps="http://schemas.microsoft.com/office/word/2010/wordprocessingShape" mc:Ignorable="w14 w15 w16se w16cid w16 w16cex w16sdtdh w16sdtfl w16du wp14">
+<w:endnotes xmlns:wpc="http://schemas.microsoft.com/office/word/2010/wordprocessingCanvas" xmlns:cx="http://schemas.microsoft.com/office/drawing/2014/chartex" xmlns:cx1="http://schemas.microsoft.com/office/drawing/2015/9/8/chartex" xmlns:cx2="http://schemas.microsoft.com/office/drawing/2015/10/21/chartex" xmlns:cx3="http://schemas.microsoft.com/office/drawing/2016/5/9/chartex" xmlns:cx4="http://schemas.microsoft.com/office/drawing/2016/5/10/chartex" xmlns:cx5="http://schemas.microsoft.com/office/drawing/2016/5/11/chartex" xmlns:cx6="http://schemas.microsoft.com/office/drawing/2016/5/12/chartex" xmlns:cx7="http://schemas.microsoft.com/office/drawing/2016/5/13/chartex" xmlns:cx8="http://schemas.microsoft.com/office/drawing/2016/5/14/chartex" xmlns:mc="http://schemas.openxmlformats.org/markup-compatibility/2006" xmlns:m="http://schemas.openxmlformats.org/officeDocument/2006/math" xmlns:aink="http://schemas.microsoft.com/office/drawing/2016/ink" xmlns:am3d="http://schemas.microsoft.com/office/drawing/2017/model3d" xmlns:oel="http://schemas.microsoft.com/office/2019/extlst" xmlns:r="http://schemas.openxmlformats.org/officeDocument/2006/relationships" xmlns:wp14="http://schemas.microsoft.com/office/word/2010/wordprocessingDrawing" xmlns:wp="http://schemas.openxmlformats.org/drawingml/2006/wordprocessingDrawing" xmlns:wpg="http://schemas.microsoft.com/office/word/2010/wordprocessingGroup" xmlns:wpi="http://schemas.microsoft.com/office/word/2010/wordprocessingInk" xmlns:wps="http://schemas.microsoft.com/office/word/2010/wordprocessingShape" xmlns:o="urn:schemas-microsoft-com:office:office" xmlns:v="urn:schemas-microsoft-com:vml" xmlns:w10="urn:schemas-microsoft-com:office:word" xmlns:w="http://schemas.openxmlformats.org/wordprocessingml/2006/main" xmlns:w14="http://schemas.microsoft.com/office/word/2010/wordml" xmlns:w15="http://schemas.microsoft.com/office/word/2012/wordml" xmlns:w16cei="http://schemas.microsoft.com/office/word/2026/wordml/cei" xmlns:w16cex="http://schemas.microsoft.com/office/word/2018/wordml/cex" xmlns:w16cid="http://schemas.microsoft.com/office/word/2016/wordml/cid" xmlns:w16="http://schemas.microsoft.com/office/word/2018/wordml" xmlns:w16sdtdh="http://schemas.microsoft.com/office/word/2020/wordml/sdtdatahash" xmlns:w16sdtfl="http://schemas.microsoft.com/office/word/2024/wordml/sdtformatlock" xmlns:w16se="http://schemas.microsoft.com/office/word/2015/wordml/symex" xmlns:w16du="http://schemas.microsoft.com/office/word/2023/wordml/word16du" xmlns:wne="http://schemas.microsoft.com/office/word/2006/wordml" mc:Ignorable="w14 w15 w16se w16cid w16 w16cex w16sdtdh w16sdtfl w16du wp14">
   <w:endnote w:type="separator" w:id="-1">
     <w:p>
       <w:pPr>
@@ -19631,7 +19372,7 @@
 </file>
 
 <file path=word/footer1.xml><?xml version="1.0" encoding="utf-8"?>
-<w:ftr xmlns:wpc="http://schemas.microsoft.com/office/word/2010/wordprocessingCanvas" xmlns:cx="http://schemas.microsoft.com/office/drawing/2014/chartex" xmlns:cx1="http://schemas.microsoft.com/office/drawing/2015/9/8/chartex" xmlns:cx2="http://schemas.microsoft.com/office/drawing/2015/10/21/chartex" xmlns:cx3="http://schemas.microsoft.com/office/drawing/2016/5/9/chartex" xmlns:cx4="http://schemas.microsoft.com/office/drawing/2016/5/10/chartex" xmlns:cx5="http://schemas.microsoft.com/office/drawing/2016/5/11/chartex" xmlns:cx6="http://schemas.microsoft.com/office/drawing/2016/5/12/chartex" xmlns:cx7="http://schemas.microsoft.com/office/drawing/2016/5/13/chartex" xmlns:cx8="http://schemas.microsoft.com/office/drawing/2016/5/14/chartex" xmlns:mc="http://schemas.openxmlformats.org/markup-compatibility/2006" xmlns:aink="http://schemas.microsoft.com/office/drawing/2016/ink" xmlns:am3d="http://schemas.microsoft.com/office/drawing/2017/model3d" xmlns:o="urn:schemas-microsoft-com:office:office" xmlns:oel="http://schemas.microsoft.com/office/2019/extlst" xmlns:r="http://schemas.openxmlformats.org/officeDocument/2006/relationships" xmlns:m="http://schemas.openxmlformats.org/officeDocument/2006/math" xmlns:v="urn:schemas-microsoft-com:vml" xmlns:wp14="http://schemas.microsoft.com/office/word/2010/wordprocessingDrawing" xmlns:wp="http://schemas.openxmlformats.org/drawingml/2006/wordprocessingDrawing" xmlns:w10="urn:schemas-microsoft-com:office:word" xmlns:w="http://schemas.openxmlformats.org/wordprocessingml/2006/main" xmlns:w14="http://schemas.microsoft.com/office/word/2010/wordml" xmlns:w15="http://schemas.microsoft.com/office/word/2012/wordml" xmlns:w16cex="http://schemas.microsoft.com/office/word/2018/wordml/cex" xmlns:w16cid="http://schemas.microsoft.com/office/word/2016/wordml/cid" xmlns:w16="http://schemas.microsoft.com/office/word/2018/wordml" xmlns:w16du="http://schemas.microsoft.com/office/word/2023/wordml/word16du" xmlns:w16sdtdh="http://schemas.microsoft.com/office/word/2020/wordml/sdtdatahash" xmlns:w16sdtfl="http://schemas.microsoft.com/office/word/2024/wordml/sdtformatlock" xmlns:w16se="http://schemas.microsoft.com/office/word/2015/wordml/symex" xmlns:wpg="http://schemas.microsoft.com/office/word/2010/wordprocessingGroup" xmlns:wpi="http://schemas.microsoft.com/office/word/2010/wordprocessingInk" xmlns:wne="http://schemas.microsoft.com/office/word/2006/wordml" xmlns:wps="http://schemas.microsoft.com/office/word/2010/wordprocessingShape" mc:Ignorable="w14 w15 w16se w16cid w16 w16cex w16sdtdh w16sdtfl w16du wp14">
+<w:ftr xmlns:wpc="http://schemas.microsoft.com/office/word/2010/wordprocessingCanvas" xmlns:cx="http://schemas.microsoft.com/office/drawing/2014/chartex" xmlns:cx1="http://schemas.microsoft.com/office/drawing/2015/9/8/chartex" xmlns:cx2="http://schemas.microsoft.com/office/drawing/2015/10/21/chartex" xmlns:cx3="http://schemas.microsoft.com/office/drawing/2016/5/9/chartex" xmlns:cx4="http://schemas.microsoft.com/office/drawing/2016/5/10/chartex" xmlns:cx5="http://schemas.microsoft.com/office/drawing/2016/5/11/chartex" xmlns:cx6="http://schemas.microsoft.com/office/drawing/2016/5/12/chartex" xmlns:cx7="http://schemas.microsoft.com/office/drawing/2016/5/13/chartex" xmlns:cx8="http://schemas.microsoft.com/office/drawing/2016/5/14/chartex" xmlns:mc="http://schemas.openxmlformats.org/markup-compatibility/2006" xmlns:m="http://schemas.openxmlformats.org/officeDocument/2006/math" xmlns:aink="http://schemas.microsoft.com/office/drawing/2016/ink" xmlns:am3d="http://schemas.microsoft.com/office/drawing/2017/model3d" xmlns:oel="http://schemas.microsoft.com/office/2019/extlst" xmlns:r="http://schemas.openxmlformats.org/officeDocument/2006/relationships" xmlns:wp14="http://schemas.microsoft.com/office/word/2010/wordprocessingDrawing" xmlns:wp="http://schemas.openxmlformats.org/drawingml/2006/wordprocessingDrawing" xmlns:wpg="http://schemas.microsoft.com/office/word/2010/wordprocessingGroup" xmlns:wpi="http://schemas.microsoft.com/office/word/2010/wordprocessingInk" xmlns:wps="http://schemas.microsoft.com/office/word/2010/wordprocessingShape" xmlns:o="urn:schemas-microsoft-com:office:office" xmlns:v="urn:schemas-microsoft-com:vml" xmlns:w10="urn:schemas-microsoft-com:office:word" xmlns:w="http://schemas.openxmlformats.org/wordprocessingml/2006/main" xmlns:w14="http://schemas.microsoft.com/office/word/2010/wordml" xmlns:w15="http://schemas.microsoft.com/office/word/2012/wordml" xmlns:w16cei="http://schemas.microsoft.com/office/word/2026/wordml/cei" xmlns:w16cex="http://schemas.microsoft.com/office/word/2018/wordml/cex" xmlns:w16cid="http://schemas.microsoft.com/office/word/2016/wordml/cid" xmlns:w16="http://schemas.microsoft.com/office/word/2018/wordml" xmlns:w16sdtdh="http://schemas.microsoft.com/office/word/2020/wordml/sdtdatahash" xmlns:w16sdtfl="http://schemas.microsoft.com/office/word/2024/wordml/sdtformatlock" xmlns:w16se="http://schemas.microsoft.com/office/word/2015/wordml/symex" xmlns:w16du="http://schemas.microsoft.com/office/word/2023/wordml/word16du" xmlns:wne="http://schemas.microsoft.com/office/word/2006/wordml" mc:Ignorable="w14 w15 w16se w16cid w16 w16cex w16sdtdh w16sdtfl w16du wp14">
   <w:p>
     <w:pPr>
       <w:pStyle w:val="Voettekst"/>
@@ -19686,7 +19427,7 @@
 </file>
 
 <file path=word/footnotes.xml><?xml version="1.0" encoding="utf-8"?>
-<w:footnotes xmlns:wpc="http://schemas.microsoft.com/office/word/2010/wordprocessingCanvas" xmlns:cx="http://schemas.microsoft.com/office/drawing/2014/chartex" xmlns:cx1="http://schemas.microsoft.com/office/drawing/2015/9/8/chartex" xmlns:cx2="http://schemas.microsoft.com/office/drawing/2015/10/21/chartex" xmlns:cx3="http://schemas.microsoft.com/office/drawing/2016/5/9/chartex" xmlns:cx4="http://schemas.microsoft.com/office/drawing/2016/5/10/chartex" xmlns:cx5="http://schemas.microsoft.com/office/drawing/2016/5/11/chartex" xmlns:cx6="http://schemas.microsoft.com/office/drawing/2016/5/12/chartex" xmlns:cx7="http://schemas.microsoft.com/office/drawing/2016/5/13/chartex" xmlns:cx8="http://schemas.microsoft.com/office/drawing/2016/5/14/chartex" xmlns:mc="http://schemas.openxmlformats.org/markup-compatibility/2006" xmlns:aink="http://schemas.microsoft.com/office/drawing/2016/ink" xmlns:am3d="http://schemas.microsoft.com/office/drawing/2017/model3d" xmlns:o="urn:schemas-microsoft-com:office:office" xmlns:oel="http://schemas.microsoft.com/office/2019/extlst" xmlns:r="http://schemas.openxmlformats.org/officeDocument/2006/relationships" xmlns:m="http://schemas.openxmlformats.org/officeDocument/2006/math" xmlns:v="urn:schemas-microsoft-com:vml" xmlns:wp14="http://schemas.microsoft.com/office/word/2010/wordprocessingDrawing" xmlns:wp="http://schemas.openxmlformats.org/drawingml/2006/wordprocessingDrawing" xmlns:w10="urn:schemas-microsoft-com:office:word" xmlns:w="http://schemas.openxmlformats.org/wordprocessingml/2006/main" xmlns:w14="http://schemas.microsoft.com/office/word/2010/wordml" xmlns:w15="http://schemas.microsoft.com/office/word/2012/wordml" xmlns:w16cex="http://schemas.microsoft.com/office/word/2018/wordml/cex" xmlns:w16cid="http://schemas.microsoft.com/office/word/2016/wordml/cid" xmlns:w16="http://schemas.microsoft.com/office/word/2018/wordml" xmlns:w16du="http://schemas.microsoft.com/office/word/2023/wordml/word16du" xmlns:w16sdtdh="http://schemas.microsoft.com/office/word/2020/wordml/sdtdatahash" xmlns:w16sdtfl="http://schemas.microsoft.com/office/word/2024/wordml/sdtformatlock" xmlns:w16se="http://schemas.microsoft.com/office/word/2015/wordml/symex" xmlns:wpg="http://schemas.microsoft.com/office/word/2010/wordprocessingGroup" xmlns:wpi="http://schemas.microsoft.com/office/word/2010/wordprocessingInk" xmlns:wne="http://schemas.microsoft.com/office/word/2006/wordml" xmlns:wps="http://schemas.microsoft.com/office/word/2010/wordprocessingShape" mc:Ignorable="w14 w15 w16se w16cid w16 w16cex w16sdtdh w16sdtfl w16du wp14">
+<w:footnotes xmlns:wpc="http://schemas.microsoft.com/office/word/2010/wordprocessingCanvas" xmlns:cx="http://schemas.microsoft.com/office/drawing/2014/chartex" xmlns:cx1="http://schemas.microsoft.com/office/drawing/2015/9/8/chartex" xmlns:cx2="http://schemas.microsoft.com/office/drawing/2015/10/21/chartex" xmlns:cx3="http://schemas.microsoft.com/office/drawing/2016/5/9/chartex" xmlns:cx4="http://schemas.microsoft.com/office/drawing/2016/5/10/chartex" xmlns:cx5="http://schemas.microsoft.com/office/drawing/2016/5/11/chartex" xmlns:cx6="http://schemas.microsoft.com/office/drawing/2016/5/12/chartex" xmlns:cx7="http://schemas.microsoft.com/office/drawing/2016/5/13/chartex" xmlns:cx8="http://schemas.microsoft.com/office/drawing/2016/5/14/chartex" xmlns:mc="http://schemas.openxmlformats.org/markup-compatibility/2006" xmlns:m="http://schemas.openxmlformats.org/officeDocument/2006/math" xmlns:aink="http://schemas.microsoft.com/office/drawing/2016/ink" xmlns:am3d="http://schemas.microsoft.com/office/drawing/2017/model3d" xmlns:oel="http://schemas.microsoft.com/office/2019/extlst" xmlns:r="http://schemas.openxmlformats.org/officeDocument/2006/relationships" xmlns:wp14="http://schemas.microsoft.com/office/word/2010/wordprocessingDrawing" xmlns:wp="http://schemas.openxmlformats.org/drawingml/2006/wordprocessingDrawing" xmlns:wpg="http://schemas.microsoft.com/office/word/2010/wordprocessingGroup" xmlns:wpi="http://schemas.microsoft.com/office/word/2010/wordprocessingInk" xmlns:wps="http://schemas.microsoft.com/office/word/2010/wordprocessingShape" xmlns:o="urn:schemas-microsoft-com:office:office" xmlns:v="urn:schemas-microsoft-com:vml" xmlns:w10="urn:schemas-microsoft-com:office:word" xmlns:w="http://schemas.openxmlformats.org/wordprocessingml/2006/main" xmlns:w14="http://schemas.microsoft.com/office/word/2010/wordml" xmlns:w15="http://schemas.microsoft.com/office/word/2012/wordml" xmlns:w16cei="http://schemas.microsoft.com/office/word/2026/wordml/cei" xmlns:w16cex="http://schemas.microsoft.com/office/word/2018/wordml/cex" xmlns:w16cid="http://schemas.microsoft.com/office/word/2016/wordml/cid" xmlns:w16="http://schemas.microsoft.com/office/word/2018/wordml" xmlns:w16sdtdh="http://schemas.microsoft.com/office/word/2020/wordml/sdtdatahash" xmlns:w16sdtfl="http://schemas.microsoft.com/office/word/2024/wordml/sdtformatlock" xmlns:w16se="http://schemas.microsoft.com/office/word/2015/wordml/symex" xmlns:w16du="http://schemas.microsoft.com/office/word/2023/wordml/word16du" xmlns:wne="http://schemas.microsoft.com/office/word/2006/wordml" mc:Ignorable="w14 w15 w16se w16cid w16 w16cex w16sdtdh w16sdtfl w16du wp14">
   <w:footnote w:type="separator" w:id="-1">
     <w:p>
       <w:pPr>
@@ -19711,7 +19452,7 @@
 </file>
 
 <file path=word/header1.xml><?xml version="1.0" encoding="utf-8"?>
-<w:hdr xmlns:wpc="http://schemas.microsoft.com/office/word/2010/wordprocessingCanvas" xmlns:cx="http://schemas.microsoft.com/office/drawing/2014/chartex" xmlns:cx1="http://schemas.microsoft.com/office/drawing/2015/9/8/chartex" xmlns:cx2="http://schemas.microsoft.com/office/drawing/2015/10/21/chartex" xmlns:cx3="http://schemas.microsoft.com/office/drawing/2016/5/9/chartex" xmlns:cx4="http://schemas.microsoft.com/office/drawing/2016/5/10/chartex" xmlns:cx5="http://schemas.microsoft.com/office/drawing/2016/5/11/chartex" xmlns:cx6="http://schemas.microsoft.com/office/drawing/2016/5/12/chartex" xmlns:cx7="http://schemas.microsoft.com/office/drawing/2016/5/13/chartex" xmlns:cx8="http://schemas.microsoft.com/office/drawing/2016/5/14/chartex" xmlns:mc="http://schemas.openxmlformats.org/markup-compatibility/2006" xmlns:aink="http://schemas.microsoft.com/office/drawing/2016/ink" xmlns:am3d="http://schemas.microsoft.com/office/drawing/2017/model3d" xmlns:o="urn:schemas-microsoft-com:office:office" xmlns:oel="http://schemas.microsoft.com/office/2019/extlst" xmlns:r="http://schemas.openxmlformats.org/officeDocument/2006/relationships" xmlns:m="http://schemas.openxmlformats.org/officeDocument/2006/math" xmlns:v="urn:schemas-microsoft-com:vml" xmlns:wp14="http://schemas.microsoft.com/office/word/2010/wordprocessingDrawing" xmlns:wp="http://schemas.openxmlformats.org/drawingml/2006/wordprocessingDrawing" xmlns:w10="urn:schemas-microsoft-com:office:word" xmlns:w="http://schemas.openxmlformats.org/wordprocessingml/2006/main" xmlns:w14="http://schemas.microsoft.com/office/word/2010/wordml" xmlns:w15="http://schemas.microsoft.com/office/word/2012/wordml" xmlns:w16cex="http://schemas.microsoft.com/office/word/2018/wordml/cex" xmlns:w16cid="http://schemas.microsoft.com/office/word/2016/wordml/cid" xmlns:w16="http://schemas.microsoft.com/office/word/2018/wordml" xmlns:w16du="http://schemas.microsoft.com/office/word/2023/wordml/word16du" xmlns:w16sdtdh="http://schemas.microsoft.com/office/word/2020/wordml/sdtdatahash" xmlns:w16sdtfl="http://schemas.microsoft.com/office/word/2024/wordml/sdtformatlock" xmlns:w16se="http://schemas.microsoft.com/office/word/2015/wordml/symex" xmlns:wpg="http://schemas.microsoft.com/office/word/2010/wordprocessingGroup" xmlns:wpi="http://schemas.microsoft.com/office/word/2010/wordprocessingInk" xmlns:wne="http://schemas.microsoft.com/office/word/2006/wordml" xmlns:wps="http://schemas.microsoft.com/office/word/2010/wordprocessingShape" mc:Ignorable="w14 w15 w16se w16cid w16 w16cex w16sdtdh w16sdtfl w16du wp14">
+<w:hdr xmlns:wpc="http://schemas.microsoft.com/office/word/2010/wordprocessingCanvas" xmlns:cx="http://schemas.microsoft.com/office/drawing/2014/chartex" xmlns:cx1="http://schemas.microsoft.com/office/drawing/2015/9/8/chartex" xmlns:cx2="http://schemas.microsoft.com/office/drawing/2015/10/21/chartex" xmlns:cx3="http://schemas.microsoft.com/office/drawing/2016/5/9/chartex" xmlns:cx4="http://schemas.microsoft.com/office/drawing/2016/5/10/chartex" xmlns:cx5="http://schemas.microsoft.com/office/drawing/2016/5/11/chartex" xmlns:cx6="http://schemas.microsoft.com/office/drawing/2016/5/12/chartex" xmlns:cx7="http://schemas.microsoft.com/office/drawing/2016/5/13/chartex" xmlns:cx8="http://schemas.microsoft.com/office/drawing/2016/5/14/chartex" xmlns:mc="http://schemas.openxmlformats.org/markup-compatibility/2006" xmlns:m="http://schemas.openxmlformats.org/officeDocument/2006/math" xmlns:aink="http://schemas.microsoft.com/office/drawing/2016/ink" xmlns:am3d="http://schemas.microsoft.com/office/drawing/2017/model3d" xmlns:oel="http://schemas.microsoft.com/office/2019/extlst" xmlns:r="http://schemas.openxmlformats.org/officeDocument/2006/relationships" xmlns:wp14="http://schemas.microsoft.com/office/word/2010/wordprocessingDrawing" xmlns:wp="http://schemas.openxmlformats.org/drawingml/2006/wordprocessingDrawing" xmlns:wpg="http://schemas.microsoft.com/office/word/2010/wordprocessingGroup" xmlns:wpi="http://schemas.microsoft.com/office/word/2010/wordprocessingInk" xmlns:wps="http://schemas.microsoft.com/office/word/2010/wordprocessingShape" xmlns:o="urn:schemas-microsoft-com:office:office" xmlns:v="urn:schemas-microsoft-com:vml" xmlns:w10="urn:schemas-microsoft-com:office:word" xmlns:w="http://schemas.openxmlformats.org/wordprocessingml/2006/main" xmlns:w14="http://schemas.microsoft.com/office/word/2010/wordml" xmlns:w15="http://schemas.microsoft.com/office/word/2012/wordml" xmlns:w16cei="http://schemas.microsoft.com/office/word/2026/wordml/cei" xmlns:w16cex="http://schemas.microsoft.com/office/word/2018/wordml/cex" xmlns:w16cid="http://schemas.microsoft.com/office/word/2016/wordml/cid" xmlns:w16="http://schemas.microsoft.com/office/word/2018/wordml" xmlns:w16sdtdh="http://schemas.microsoft.com/office/word/2020/wordml/sdtdatahash" xmlns:w16sdtfl="http://schemas.microsoft.com/office/word/2024/wordml/sdtformatlock" xmlns:w16se="http://schemas.microsoft.com/office/word/2015/wordml/symex" xmlns:w16du="http://schemas.microsoft.com/office/word/2023/wordml/word16du" xmlns:wne="http://schemas.microsoft.com/office/word/2006/wordml" mc:Ignorable="w14 w15 w16se w16cid w16 w16cex w16sdtdh w16sdtfl w16du wp14">
   <w:sdt>
     <w:sdtPr>
       <w:rPr>
@@ -19763,7 +19504,7 @@
 </file>
 
 <file path=word/header2.xml><?xml version="1.0" encoding="utf-8"?>
-<w:hdr xmlns:wpc="http://schemas.microsoft.com/office/word/2010/wordprocessingCanvas" xmlns:cx="http://schemas.microsoft.com/office/drawing/2014/chartex" xmlns:cx1="http://schemas.microsoft.com/office/drawing/2015/9/8/chartex" xmlns:cx2="http://schemas.microsoft.com/office/drawing/2015/10/21/chartex" xmlns:cx3="http://schemas.microsoft.com/office/drawing/2016/5/9/chartex" xmlns:cx4="http://schemas.microsoft.com/office/drawing/2016/5/10/chartex" xmlns:cx5="http://schemas.microsoft.com/office/drawing/2016/5/11/chartex" xmlns:cx6="http://schemas.microsoft.com/office/drawing/2016/5/12/chartex" xmlns:cx7="http://schemas.microsoft.com/office/drawing/2016/5/13/chartex" xmlns:cx8="http://schemas.microsoft.com/office/drawing/2016/5/14/chartex" xmlns:mc="http://schemas.openxmlformats.org/markup-compatibility/2006" xmlns:aink="http://schemas.microsoft.com/office/drawing/2016/ink" xmlns:am3d="http://schemas.microsoft.com/office/drawing/2017/model3d" xmlns:o="urn:schemas-microsoft-com:office:office" xmlns:oel="http://schemas.microsoft.com/office/2019/extlst" xmlns:r="http://schemas.openxmlformats.org/officeDocument/2006/relationships" xmlns:m="http://schemas.openxmlformats.org/officeDocument/2006/math" xmlns:v="urn:schemas-microsoft-com:vml" xmlns:wp14="http://schemas.microsoft.com/office/word/2010/wordprocessingDrawing" xmlns:wp="http://schemas.openxmlformats.org/drawingml/2006/wordprocessingDrawing" xmlns:w10="urn:schemas-microsoft-com:office:word" xmlns:w="http://schemas.openxmlformats.org/wordprocessingml/2006/main" xmlns:w14="http://schemas.microsoft.com/office/word/2010/wordml" xmlns:w15="http://schemas.microsoft.com/office/word/2012/wordml" xmlns:w16cex="http://schemas.microsoft.com/office/word/2018/wordml/cex" xmlns:w16cid="http://schemas.microsoft.com/office/word/2016/wordml/cid" xmlns:w16="http://schemas.microsoft.com/office/word/2018/wordml" xmlns:w16du="http://schemas.microsoft.com/office/word/2023/wordml/word16du" xmlns:w16sdtdh="http://schemas.microsoft.com/office/word/2020/wordml/sdtdatahash" xmlns:w16sdtfl="http://schemas.microsoft.com/office/word/2024/wordml/sdtformatlock" xmlns:w16se="http://schemas.microsoft.com/office/word/2015/wordml/symex" xmlns:wpg="http://schemas.microsoft.com/office/word/2010/wordprocessingGroup" xmlns:wpi="http://schemas.microsoft.com/office/word/2010/wordprocessingInk" xmlns:wne="http://schemas.microsoft.com/office/word/2006/wordml" xmlns:wps="http://schemas.microsoft.com/office/word/2010/wordprocessingShape" mc:Ignorable="w14 w15 w16se w16cid w16 w16cex w16sdtdh w16sdtfl w16du wp14">
+<w:hdr xmlns:wpc="http://schemas.microsoft.com/office/word/2010/wordprocessingCanvas" xmlns:cx="http://schemas.microsoft.com/office/drawing/2014/chartex" xmlns:cx1="http://schemas.microsoft.com/office/drawing/2015/9/8/chartex" xmlns:cx2="http://schemas.microsoft.com/office/drawing/2015/10/21/chartex" xmlns:cx3="http://schemas.microsoft.com/office/drawing/2016/5/9/chartex" xmlns:cx4="http://schemas.microsoft.com/office/drawing/2016/5/10/chartex" xmlns:cx5="http://schemas.microsoft.com/office/drawing/2016/5/11/chartex" xmlns:cx6="http://schemas.microsoft.com/office/drawing/2016/5/12/chartex" xmlns:cx7="http://schemas.microsoft.com/office/drawing/2016/5/13/chartex" xmlns:cx8="http://schemas.microsoft.com/office/drawing/2016/5/14/chartex" xmlns:mc="http://schemas.openxmlformats.org/markup-compatibility/2006" xmlns:m="http://schemas.openxmlformats.org/officeDocument/2006/math" xmlns:aink="http://schemas.microsoft.com/office/drawing/2016/ink" xmlns:am3d="http://schemas.microsoft.com/office/drawing/2017/model3d" xmlns:oel="http://schemas.microsoft.com/office/2019/extlst" xmlns:r="http://schemas.openxmlformats.org/officeDocument/2006/relationships" xmlns:wp14="http://schemas.microsoft.com/office/word/2010/wordprocessingDrawing" xmlns:wp="http://schemas.openxmlformats.org/drawingml/2006/wordprocessingDrawing" xmlns:wpg="http://schemas.microsoft.com/office/word/2010/wordprocessingGroup" xmlns:wpi="http://schemas.microsoft.com/office/word/2010/wordprocessingInk" xmlns:wps="http://schemas.microsoft.com/office/word/2010/wordprocessingShape" xmlns:o="urn:schemas-microsoft-com:office:office" xmlns:v="urn:schemas-microsoft-com:vml" xmlns:w10="urn:schemas-microsoft-com:office:word" xmlns:w="http://schemas.openxmlformats.org/wordprocessingml/2006/main" xmlns:w14="http://schemas.microsoft.com/office/word/2010/wordml" xmlns:w15="http://schemas.microsoft.com/office/word/2012/wordml" xmlns:w16cei="http://schemas.microsoft.com/office/word/2026/wordml/cei" xmlns:w16cex="http://schemas.microsoft.com/office/word/2018/wordml/cex" xmlns:w16cid="http://schemas.microsoft.com/office/word/2016/wordml/cid" xmlns:w16="http://schemas.microsoft.com/office/word/2018/wordml" xmlns:w16sdtdh="http://schemas.microsoft.com/office/word/2020/wordml/sdtdatahash" xmlns:w16sdtfl="http://schemas.microsoft.com/office/word/2024/wordml/sdtformatlock" xmlns:w16se="http://schemas.microsoft.com/office/word/2015/wordml/symex" xmlns:w16du="http://schemas.microsoft.com/office/word/2023/wordml/word16du" xmlns:wne="http://schemas.microsoft.com/office/word/2006/wordml" mc:Ignorable="w14 w15 w16se w16cid w16 w16cex w16sdtdh w16sdtfl w16du wp14">
   <w:sdt>
     <w:sdtPr>
       <w:rPr>
@@ -19843,7 +19584,7 @@
 </file>
 
 <file path=word/styles.xml><?xml version="1.0" encoding="utf-8"?>
-<w:styles xmlns:mc="http://schemas.openxmlformats.org/markup-compatibility/2006" xmlns:r="http://schemas.openxmlformats.org/officeDocument/2006/relationships" xmlns:w="http://schemas.openxmlformats.org/wordprocessingml/2006/main" xmlns:w14="http://schemas.microsoft.com/office/word/2010/wordml" xmlns:w15="http://schemas.microsoft.com/office/word/2012/wordml" xmlns:w16cex="http://schemas.microsoft.com/office/word/2018/wordml/cex" xmlns:w16cid="http://schemas.microsoft.com/office/word/2016/wordml/cid" xmlns:w16="http://schemas.microsoft.com/office/word/2018/wordml" xmlns:w16du="http://schemas.microsoft.com/office/word/2023/wordml/word16du" xmlns:w16sdtdh="http://schemas.microsoft.com/office/word/2020/wordml/sdtdatahash" xmlns:w16sdtfl="http://schemas.microsoft.com/office/word/2024/wordml/sdtformatlock" xmlns:w16se="http://schemas.microsoft.com/office/word/2015/wordml/symex" mc:Ignorable="w14 w15 w16se w16cid w16 w16cex w16sdtdh w16sdtfl w16du">
+<w:styles xmlns:mc="http://schemas.openxmlformats.org/markup-compatibility/2006" xmlns:r="http://schemas.openxmlformats.org/officeDocument/2006/relationships" xmlns:w="http://schemas.openxmlformats.org/wordprocessingml/2006/main" xmlns:w14="http://schemas.microsoft.com/office/word/2010/wordml" xmlns:w15="http://schemas.microsoft.com/office/word/2012/wordml" xmlns:w16cex="http://schemas.microsoft.com/office/word/2018/wordml/cex" xmlns:w16cid="http://schemas.microsoft.com/office/word/2016/wordml/cid" xmlns:w16="http://schemas.microsoft.com/office/word/2018/wordml" xmlns:w16sdtdh="http://schemas.microsoft.com/office/word/2020/wordml/sdtdatahash" xmlns:w16sdtfl="http://schemas.microsoft.com/office/word/2024/wordml/sdtformatlock" xmlns:w16se="http://schemas.microsoft.com/office/word/2015/wordml/symex" xmlns:w16du="http://schemas.microsoft.com/office/word/2023/wordml/word16du" mc:Ignorable="w14 w15 w16se w16cid w16 w16cex w16sdtdh w16sdtfl w16du">
   <w:docDefaults>
     <w:rPrDefault>
       <w:rPr>

--- a/src/content/bios/Thomas-AA 2020.docx
+++ b/src/content/bios/Thomas-AA 2020.docx
@@ -388,9 +388,9 @@
           <w:noProof/>
         </w:rPr>
         <w:drawing>
-          <wp:inline distT="0" distB="0" distL="0" distR="0" wp14:anchorId="434DED40" wp14:editId="17069F51">
-            <wp:extent cx="2923750" cy="1644650"/>
-            <wp:effectExtent l="0" t="0" r="0" b="0"/>
+          <wp:inline distT="0" distB="0" distL="0" distR="0" wp14:anchorId="434DED40" wp14:editId="10ED0426">
+            <wp:extent cx="4007456" cy="2254250"/>
+            <wp:effectExtent l="0" t="0" r="6350" b="0"/>
             <wp:docPr id="959457787" name="Afbeelding 1"/>
             <wp:cNvGraphicFramePr>
               <a:graphicFrameLocks xmlns:a="http://schemas.openxmlformats.org/drawingml/2006/main" noChangeAspect="1"/>
@@ -420,7 +420,7 @@
                   <pic:spPr bwMode="auto">
                     <a:xfrm>
                       <a:off x="0" y="0"/>
-                      <a:ext cx="2969096" cy="1670158"/>
+                      <a:ext cx="4113221" cy="2313744"/>
                     </a:xfrm>
                     <a:prstGeom prst="rect">
                       <a:avLst/>
@@ -2166,6 +2166,7 @@
           <w:szCs w:val="24"/>
           <w:lang w:val="en-GB"/>
         </w:rPr>
+        <w:lastRenderedPageBreak/>
         <w:t>A</w:t>
       </w:r>
       <w:r>
@@ -2383,18 +2384,7 @@
           <w:szCs w:val="24"/>
           <w:lang w:val="en-GB"/>
         </w:rPr>
-        <w:t xml:space="preserve">played an important role in the International Association of Labour </w:t>
-      </w:r>
-      <w:r>
-        <w:rPr>
-          <w:rFonts w:ascii="Times New Roman" w:hAnsi="Times New Roman" w:cs="Times New Roman"/>
-          <w:color w:val="000000" w:themeColor="text1"/>
-          <w:sz w:val="24"/>
-          <w:szCs w:val="24"/>
-          <w:lang w:val="en-GB"/>
-        </w:rPr>
-        <w:lastRenderedPageBreak/>
-        <w:t>Legislation, founded in 1900</w:t>
+        <w:t>played an important role in the International Association of Labour Legislation, founded in 1900</w:t>
       </w:r>
       <w:r>
         <w:rPr>
@@ -5482,7 +5472,17 @@
           <w:szCs w:val="24"/>
           <w:lang w:val="en-GB"/>
         </w:rPr>
-        <w:t xml:space="preserve"> that would have slowed down industrial production, Thomas was also in </w:t>
+        <w:t xml:space="preserve"> that </w:t>
+      </w:r>
+      <w:r>
+        <w:rPr>
+          <w:rFonts w:ascii="Times New Roman" w:hAnsi="Times New Roman" w:cs="Times New Roman"/>
+          <w:sz w:val="24"/>
+          <w:szCs w:val="24"/>
+          <w:lang w:val="en-GB"/>
+        </w:rPr>
+        <w:lastRenderedPageBreak/>
+        <w:t xml:space="preserve">would have slowed down industrial production, Thomas was also in </w:t>
       </w:r>
       <w:r>
         <w:rPr>
@@ -5630,7 +5630,6 @@
           <w:szCs w:val="24"/>
           <w:lang w:val="en-GB"/>
         </w:rPr>
-        <w:lastRenderedPageBreak/>
         <w:t>Thomas paid special attention to inter-</w:t>
       </w:r>
       <w:r>
@@ -8405,7 +8404,18 @@
           <w:szCs w:val="24"/>
           <w:lang w:val="en-GB"/>
         </w:rPr>
-        <w:t>initiative in social policies</w:t>
+        <w:t xml:space="preserve">initiative </w:t>
+      </w:r>
+      <w:r>
+        <w:rPr>
+          <w:rFonts w:ascii="Times New Roman" w:hAnsi="Times New Roman" w:cs="Times New Roman"/>
+          <w:color w:val="000000" w:themeColor="text1"/>
+          <w:sz w:val="24"/>
+          <w:szCs w:val="24"/>
+          <w:lang w:val="en-GB"/>
+        </w:rPr>
+        <w:lastRenderedPageBreak/>
+        <w:t>in social policies</w:t>
       </w:r>
       <w:r>
         <w:rPr>
@@ -8467,18 +8477,7 @@
           <w:szCs w:val="24"/>
           <w:lang w:val="en-GB"/>
         </w:rPr>
-        <w:t xml:space="preserve">joined together as blocs and discussed the issues on </w:t>
-      </w:r>
-      <w:r>
-        <w:rPr>
-          <w:rFonts w:ascii="Times New Roman" w:hAnsi="Times New Roman" w:cs="Times New Roman"/>
-          <w:color w:val="000000" w:themeColor="text1"/>
-          <w:sz w:val="24"/>
-          <w:szCs w:val="24"/>
-          <w:lang w:val="en-GB"/>
-        </w:rPr>
-        <w:lastRenderedPageBreak/>
-        <w:t xml:space="preserve">the agenda from a functional rather than national perspective, which enhanced </w:t>
+        <w:t xml:space="preserve">joined together as blocs and discussed the issues on the agenda from a functional rather than national perspective, which enhanced </w:t>
       </w:r>
       <w:r>
         <w:rPr>
@@ -10734,7 +10733,17 @@
           <w:szCs w:val="24"/>
           <w:lang w:val="en-GB"/>
         </w:rPr>
-        <w:t xml:space="preserve"> major industrialized states challeng</w:t>
+        <w:t xml:space="preserve"> major industrialized </w:t>
+      </w:r>
+      <w:r>
+        <w:rPr>
+          <w:rFonts w:ascii="Times New Roman" w:hAnsi="Times New Roman" w:cs="Times New Roman"/>
+          <w:sz w:val="24"/>
+          <w:szCs w:val="24"/>
+          <w:lang w:val="en-GB"/>
+        </w:rPr>
+        <w:lastRenderedPageBreak/>
+        <w:t>states challeng</w:t>
       </w:r>
       <w:r>
         <w:rPr>
@@ -10815,17 +10824,7 @@
           <w:szCs w:val="24"/>
           <w:lang w:val="en-GB"/>
         </w:rPr>
-        <w:t xml:space="preserve"> forced to develop new tools to adapt to the diversity of the political, economic and social </w:t>
-      </w:r>
-      <w:r>
-        <w:rPr>
-          <w:rFonts w:ascii="Times New Roman" w:hAnsi="Times New Roman" w:cs="Times New Roman"/>
-          <w:sz w:val="24"/>
-          <w:szCs w:val="24"/>
-          <w:lang w:val="en-GB"/>
-        </w:rPr>
-        <w:lastRenderedPageBreak/>
-        <w:t xml:space="preserve">contexts </w:t>
+        <w:t xml:space="preserve"> forced to develop new tools to adapt to the diversity of the political, economic and social contexts </w:t>
       </w:r>
       <w:r>
         <w:rPr>
@@ -13089,7 +13088,18 @@
           <w:szCs w:val="24"/>
           <w:lang w:val="en-GB"/>
         </w:rPr>
-        <w:t>, Volume XI, London 1909, chapters X (</w:t>
+        <w:t xml:space="preserve">, Volume XI, London 1909, </w:t>
+      </w:r>
+      <w:r>
+        <w:rPr>
+          <w:rFonts w:ascii="Times New Roman" w:hAnsi="Times New Roman" w:cs="Times New Roman"/>
+          <w:color w:val="000000" w:themeColor="text1"/>
+          <w:sz w:val="24"/>
+          <w:szCs w:val="24"/>
+          <w:lang w:val="en-GB"/>
+        </w:rPr>
+        <w:lastRenderedPageBreak/>
+        <w:t>chapters X (</w:t>
       </w:r>
       <w:r>
         <w:rPr>
@@ -13369,19 +13379,7 @@
           <w:szCs w:val="24"/>
           <w:lang w:val="en-GB"/>
         </w:rPr>
-        <w:t xml:space="preserve"> et les compagnies </w:t>
-      </w:r>
-      <w:r>
-        <w:rPr>
-          <w:rFonts w:ascii="Times New Roman" w:hAnsi="Times New Roman" w:cs="Times New Roman"/>
-          <w:i/>
-          <w:iCs/>
-          <w:sz w:val="24"/>
-          <w:szCs w:val="24"/>
-          <w:lang w:val="en-GB"/>
-        </w:rPr>
-        <w:lastRenderedPageBreak/>
-        <w:t>de chemins de fer</w:t>
+        <w:t xml:space="preserve"> et les compagnies de chemins de fer</w:t>
       </w:r>
       <w:r>
         <w:rPr>
@@ -18585,6 +18583,7 @@
           <w:szCs w:val="24"/>
           <w:lang w:val="nl-NL"/>
         </w:rPr>
+        <w:lastRenderedPageBreak/>
         <w:t>guerre</w:t>
       </w:r>
       <w:proofErr w:type="spellEnd"/>
@@ -18913,17 +18912,7 @@
           <w:szCs w:val="24"/>
           <w:lang w:val="en-GB"/>
         </w:rPr>
-        <w:t xml:space="preserve"> </w:t>
-      </w:r>
-      <w:r>
-        <w:rPr>
-          <w:rFonts w:ascii="Times New Roman" w:hAnsi="Times New Roman" w:cs="Times New Roman"/>
-          <w:sz w:val="24"/>
-          <w:szCs w:val="24"/>
-          <w:lang w:val="en-GB"/>
-        </w:rPr>
-        <w:lastRenderedPageBreak/>
-        <w:t>(special issue);</w:t>
+        <w:t xml:space="preserve"> (special issue);</w:t>
       </w:r>
       <w:r>
         <w:rPr>
